--- a/platform_realvalues/Syntaxis.docx
+++ b/platform_realvalues/Syntaxis.docx
@@ -81,17 +81,8 @@
           <w:rFonts w:ascii="Courier New" w:hAnsi="Courier New" w:cs="Courier New"/>
           <w:b/>
         </w:rPr>
-        <w:t xml:space="preserve"> </w:t>
+        <w:t xml:space="preserve"> param</w:t>
       </w:r>
-      <w:proofErr w:type="spellStart"/>
-      <w:r>
-        <w:rPr>
-          <w:rFonts w:ascii="Courier New" w:hAnsi="Courier New" w:cs="Courier New"/>
-          <w:b/>
-        </w:rPr>
-        <w:t>param</w:t>
-      </w:r>
-      <w:proofErr w:type="spellEnd"/>
     </w:p>
     <w:p>
       <w:pPr>
@@ -122,7 +113,6 @@
                 <w:b/>
               </w:rPr>
             </w:pPr>
-            <w:proofErr w:type="spellStart"/>
             <w:r>
               <w:rPr>
                 <w:rFonts w:ascii="Courier New" w:hAnsi="Courier New" w:cs="Courier New"/>
@@ -130,7 +120,6 @@
               </w:rPr>
               <w:t>KeyWord</w:t>
             </w:r>
-            <w:proofErr w:type="spellEnd"/>
           </w:p>
         </w:tc>
         <w:tc>
@@ -470,7 +459,6 @@
                 <w:b/>
               </w:rPr>
             </w:pPr>
-            <w:proofErr w:type="spellStart"/>
             <w:r>
               <w:rPr>
                 <w:rFonts w:ascii="Courier New" w:hAnsi="Courier New" w:cs="Courier New"/>
@@ -478,7 +466,6 @@
               </w:rPr>
               <w:t>param</w:t>
             </w:r>
-            <w:proofErr w:type="spellEnd"/>
           </w:p>
         </w:tc>
         <w:tc>
@@ -1272,8 +1259,6 @@
               </w:rPr>
               <w:t>inal</w:t>
             </w:r>
-            <w:bookmarkStart w:id="0" w:name="_GoBack"/>
-            <w:bookmarkEnd w:id="0"/>
             <w:proofErr w:type="spellEnd"/>
           </w:p>
           <w:p>
@@ -1658,19 +1643,11 @@
                 <w:rFonts w:ascii="Courier New" w:hAnsi="Courier New" w:cs="Courier New"/>
               </w:rPr>
             </w:pPr>
-            <w:proofErr w:type="spellStart"/>
-            <w:r>
-              <w:rPr>
-                <w:rFonts w:ascii="Courier New" w:hAnsi="Courier New" w:cs="Courier New"/>
-              </w:rPr>
-              <w:t>param</w:t>
-            </w:r>
-            <w:proofErr w:type="spellEnd"/>
-            <w:r>
-              <w:rPr>
-                <w:rFonts w:ascii="Courier New" w:hAnsi="Courier New" w:cs="Courier New"/>
-              </w:rPr>
-              <w:t xml:space="preserve"> </w:t>
+            <w:r>
+              <w:rPr>
+                <w:rFonts w:ascii="Courier New" w:hAnsi="Courier New" w:cs="Courier New"/>
+              </w:rPr>
+              <w:t xml:space="preserve">param </w:t>
             </w:r>
             <w:proofErr w:type="gramStart"/>
             <w:r>
@@ -1915,19 +1892,11 @@
                 <w:rFonts w:ascii="Courier New" w:hAnsi="Courier New" w:cs="Courier New"/>
               </w:rPr>
             </w:pPr>
-            <w:proofErr w:type="spellStart"/>
-            <w:r>
-              <w:rPr>
-                <w:rFonts w:ascii="Courier New" w:hAnsi="Courier New" w:cs="Courier New"/>
-              </w:rPr>
-              <w:t>Tret</w:t>
-            </w:r>
-            <w:proofErr w:type="spellEnd"/>
-            <w:r>
-              <w:rPr>
-                <w:rFonts w:ascii="Courier New" w:hAnsi="Courier New" w:cs="Courier New"/>
-              </w:rPr>
-              <w:t xml:space="preserve"> </w:t>
+            <w:r>
+              <w:rPr>
+                <w:rFonts w:ascii="Courier New" w:hAnsi="Courier New" w:cs="Courier New"/>
+              </w:rPr>
+              <w:t xml:space="preserve">Tret </w:t>
             </w:r>
             <w:proofErr w:type="gramStart"/>
             <w:r>
@@ -2077,19 +2046,11 @@
                 <w:rFonts w:ascii="Courier New" w:hAnsi="Courier New" w:cs="Courier New"/>
               </w:rPr>
             </w:pPr>
-            <w:proofErr w:type="spellStart"/>
-            <w:r>
-              <w:rPr>
-                <w:rFonts w:ascii="Courier New" w:hAnsi="Courier New" w:cs="Courier New"/>
-              </w:rPr>
-              <w:t>param</w:t>
-            </w:r>
-            <w:proofErr w:type="spellEnd"/>
-            <w:r>
-              <w:rPr>
-                <w:rFonts w:ascii="Courier New" w:hAnsi="Courier New" w:cs="Courier New"/>
-              </w:rPr>
-              <w:t xml:space="preserve"> </w:t>
+            <w:r>
+              <w:rPr>
+                <w:rFonts w:ascii="Courier New" w:hAnsi="Courier New" w:cs="Courier New"/>
+              </w:rPr>
+              <w:t xml:space="preserve">param </w:t>
             </w:r>
             <w:proofErr w:type="gramStart"/>
             <w:r>
@@ -2162,23 +2123,39 @@
                 <w:rFonts w:ascii="Courier New" w:hAnsi="Courier New" w:cs="Courier New"/>
                 <w:b/>
               </w:rPr>
+              <w:t>site Tret branch IM</w:t>
+            </w:r>
+          </w:p>
+          <w:p>
+            <w:pPr>
+              <w:pStyle w:val="Prrafodelista"/>
+              <w:numPr>
+                <w:ilvl w:val="0"/>
+                <w:numId w:val="21"/>
+              </w:numPr>
+              <w:rPr>
+                <w:rFonts w:ascii="Courier New" w:hAnsi="Courier New" w:cs="Courier New"/>
+              </w:rPr>
+            </w:pPr>
+            <w:r>
+              <w:rPr>
+                <w:rFonts w:ascii="Courier New" w:hAnsi="Courier New" w:cs="Courier New"/>
+              </w:rPr>
               <w:t xml:space="preserve">site </w:t>
             </w:r>
-            <w:proofErr w:type="spellStart"/>
-            <w:r>
-              <w:rPr>
-                <w:rFonts w:ascii="Courier New" w:hAnsi="Courier New" w:cs="Courier New"/>
-                <w:b/>
-              </w:rPr>
-              <w:t>Tret</w:t>
-            </w:r>
-            <w:proofErr w:type="spellEnd"/>
-            <w:r>
-              <w:rPr>
-                <w:rFonts w:ascii="Courier New" w:hAnsi="Courier New" w:cs="Courier New"/>
-                <w:b/>
-              </w:rPr>
-              <w:t xml:space="preserve"> branch IM</w:t>
+            <w:proofErr w:type="gramStart"/>
+            <w:r>
+              <w:rPr>
+                <w:rFonts w:ascii="Courier New" w:hAnsi="Courier New" w:cs="Courier New"/>
+              </w:rPr>
+              <w:t xml:space="preserve">  :</w:t>
+            </w:r>
+            <w:proofErr w:type="gramEnd"/>
+            <w:r>
+              <w:rPr>
+                <w:rFonts w:ascii="Courier New" w:hAnsi="Courier New" w:cs="Courier New"/>
+              </w:rPr>
+              <w:t xml:space="preserve"> site number as listed in Option 6</w:t>
             </w:r>
           </w:p>
           <w:p>
@@ -2196,47 +2173,7 @@
               <w:rPr>
                 <w:rFonts w:ascii="Courier New" w:hAnsi="Courier New" w:cs="Courier New"/>
               </w:rPr>
-              <w:t xml:space="preserve">site </w:t>
-            </w:r>
-            <w:proofErr w:type="gramStart"/>
-            <w:r>
-              <w:rPr>
-                <w:rFonts w:ascii="Courier New" w:hAnsi="Courier New" w:cs="Courier New"/>
-              </w:rPr>
-              <w:t xml:space="preserve">  :</w:t>
-            </w:r>
-            <w:proofErr w:type="gramEnd"/>
-            <w:r>
-              <w:rPr>
-                <w:rFonts w:ascii="Courier New" w:hAnsi="Courier New" w:cs="Courier New"/>
-              </w:rPr>
-              <w:t xml:space="preserve"> site number as listed in Option 6</w:t>
-            </w:r>
-          </w:p>
-          <w:p>
-            <w:pPr>
-              <w:pStyle w:val="Prrafodelista"/>
-              <w:numPr>
-                <w:ilvl w:val="0"/>
-                <w:numId w:val="21"/>
-              </w:numPr>
-              <w:rPr>
-                <w:rFonts w:ascii="Courier New" w:hAnsi="Courier New" w:cs="Courier New"/>
-              </w:rPr>
-            </w:pPr>
-            <w:proofErr w:type="spellStart"/>
-            <w:r>
-              <w:rPr>
-                <w:rFonts w:ascii="Courier New" w:hAnsi="Courier New" w:cs="Courier New"/>
-              </w:rPr>
-              <w:t>Tret</w:t>
-            </w:r>
-            <w:proofErr w:type="spellEnd"/>
-            <w:r>
-              <w:rPr>
-                <w:rFonts w:ascii="Courier New" w:hAnsi="Courier New" w:cs="Courier New"/>
-              </w:rPr>
-              <w:t xml:space="preserve"> </w:t>
+              <w:t xml:space="preserve">Tret </w:t>
             </w:r>
             <w:proofErr w:type="gramStart"/>
             <w:r>
@@ -2371,15 +2308,16 @@
                 <w:sz w:val="16"/>
                 <w:szCs w:val="16"/>
               </w:rPr>
-              <w:t xml:space="preserve">point1 </w:t>
-            </w:r>
+              <w:t>point</w:t>
+            </w:r>
+            <w:proofErr w:type="gramStart"/>
             <w:r>
               <w:rPr>
                 <w:rFonts w:ascii="Courier New" w:hAnsi="Courier New" w:cs="Courier New"/>
                 <w:sz w:val="16"/>
                 <w:szCs w:val="16"/>
               </w:rPr>
-              <w:t xml:space="preserve"> </w:t>
+              <w:t xml:space="preserve">1 </w:t>
             </w:r>
             <w:r>
               <w:rPr>
@@ -2387,25 +2325,24 @@
                 <w:sz w:val="16"/>
                 <w:szCs w:val="16"/>
               </w:rPr>
-              <w:t xml:space="preserve">label </w:t>
-            </w:r>
-            <w:proofErr w:type="spellStart"/>
+              <w:t xml:space="preserve"> </w:t>
+            </w:r>
             <w:r>
               <w:rPr>
                 <w:rFonts w:ascii="Courier New" w:hAnsi="Courier New" w:cs="Courier New"/>
                 <w:sz w:val="16"/>
                 <w:szCs w:val="16"/>
               </w:rPr>
-              <w:t>mech</w:t>
-            </w:r>
-            <w:proofErr w:type="spellEnd"/>
+              <w:t>label</w:t>
+            </w:r>
+            <w:proofErr w:type="gramEnd"/>
             <w:r>
               <w:rPr>
                 <w:rFonts w:ascii="Courier New" w:hAnsi="Courier New" w:cs="Courier New"/>
                 <w:sz w:val="16"/>
                 <w:szCs w:val="16"/>
               </w:rPr>
-              <w:t xml:space="preserve"> style RA </w:t>
+              <w:t xml:space="preserve"> </w:t>
             </w:r>
             <w:proofErr w:type="spellStart"/>
             <w:r>
@@ -2414,7 +2351,7 @@
                 <w:sz w:val="16"/>
                 <w:szCs w:val="16"/>
               </w:rPr>
-              <w:t>sRA</w:t>
+              <w:t>mech</w:t>
             </w:r>
             <w:proofErr w:type="spellEnd"/>
             <w:r>
@@ -2423,7 +2360,7 @@
                 <w:sz w:val="16"/>
                 <w:szCs w:val="16"/>
               </w:rPr>
-              <w:t xml:space="preserve"> </w:t>
+              <w:t xml:space="preserve"> style RA </w:t>
             </w:r>
             <w:proofErr w:type="spellStart"/>
             <w:r>
@@ -2432,7 +2369,7 @@
                 <w:sz w:val="16"/>
                 <w:szCs w:val="16"/>
               </w:rPr>
-              <w:t>gmmptr</w:t>
+              <w:t>sRA</w:t>
             </w:r>
             <w:proofErr w:type="spellEnd"/>
             <w:r>
@@ -2441,65 +2378,67 @@
                 <w:sz w:val="16"/>
                 <w:szCs w:val="16"/>
               </w:rPr>
-              <w:t xml:space="preserve"> strike dip </w:t>
-            </w:r>
+              <w:t xml:space="preserve"> </w:t>
+            </w:r>
+            <w:proofErr w:type="spellStart"/>
             <w:r>
               <w:rPr>
                 <w:rFonts w:ascii="Courier New" w:hAnsi="Courier New" w:cs="Courier New"/>
                 <w:sz w:val="16"/>
                 <w:szCs w:val="16"/>
               </w:rPr>
-              <w:t xml:space="preserve">                   </w:t>
-            </w:r>
+              <w:t>gmmptr</w:t>
+            </w:r>
+            <w:proofErr w:type="spellEnd"/>
             <w:r>
               <w:rPr>
                 <w:rFonts w:ascii="Courier New" w:hAnsi="Courier New" w:cs="Courier New"/>
                 <w:sz w:val="16"/>
                 <w:szCs w:val="16"/>
               </w:rPr>
-              <w:t>vertices</w:t>
-            </w:r>
-          </w:p>
-          <w:p>
-            <w:pPr>
+              <w:t xml:space="preserve"> strike dip </w:t>
+            </w:r>
+            <w:r>
               <w:rPr>
                 <w:rFonts w:ascii="Courier New" w:hAnsi="Courier New" w:cs="Courier New"/>
                 <w:sz w:val="16"/>
                 <w:szCs w:val="16"/>
               </w:rPr>
-            </w:pPr>
+              <w:t xml:space="preserve">                   </w:t>
+            </w:r>
             <w:r>
               <w:rPr>
                 <w:rFonts w:ascii="Courier New" w:hAnsi="Courier New" w:cs="Courier New"/>
                 <w:sz w:val="16"/>
                 <w:szCs w:val="16"/>
               </w:rPr>
-              <w:t xml:space="preserve">line1 </w:t>
-            </w:r>
-            <w:r>
+              <w:t>vertices</w:t>
+            </w:r>
+          </w:p>
+          <w:p>
+            <w:pPr>
               <w:rPr>
                 <w:rFonts w:ascii="Courier New" w:hAnsi="Courier New" w:cs="Courier New"/>
                 <w:sz w:val="16"/>
                 <w:szCs w:val="16"/>
               </w:rPr>
-              <w:t xml:space="preserve">  </w:t>
-            </w:r>
+            </w:pPr>
             <w:r>
               <w:rPr>
                 <w:rFonts w:ascii="Courier New" w:hAnsi="Courier New" w:cs="Courier New"/>
                 <w:sz w:val="16"/>
                 <w:szCs w:val="16"/>
               </w:rPr>
-              <w:t xml:space="preserve">label </w:t>
-            </w:r>
-            <w:proofErr w:type="spellStart"/>
+              <w:t>point</w:t>
+            </w:r>
+            <w:proofErr w:type="gramStart"/>
             <w:r>
               <w:rPr>
                 <w:rFonts w:ascii="Courier New" w:hAnsi="Courier New" w:cs="Courier New"/>
                 <w:sz w:val="16"/>
                 <w:szCs w:val="16"/>
               </w:rPr>
-              <w:t>m</w:t>
+              <w:t>2</w:t>
             </w:r>
             <w:r>
               <w:rPr>
@@ -2507,27 +2446,25 @@
                 <w:sz w:val="16"/>
                 <w:szCs w:val="16"/>
               </w:rPr>
-              <w:t>cha</w:t>
-            </w:r>
-            <w:proofErr w:type="spellEnd"/>
+              <w:t xml:space="preserve"> </w:t>
+            </w:r>
             <w:r>
               <w:rPr>
                 <w:rFonts w:ascii="Courier New" w:hAnsi="Courier New" w:cs="Courier New"/>
                 <w:sz w:val="16"/>
                 <w:szCs w:val="16"/>
               </w:rPr>
-              <w:t xml:space="preserve"> style RA </w:t>
-            </w:r>
-            <w:proofErr w:type="spellStart"/>
+              <w:t xml:space="preserve"> </w:t>
+            </w:r>
             <w:r>
               <w:rPr>
                 <w:rFonts w:ascii="Courier New" w:hAnsi="Courier New" w:cs="Courier New"/>
                 <w:sz w:val="16"/>
                 <w:szCs w:val="16"/>
               </w:rPr>
-              <w:t>sRA</w:t>
-            </w:r>
-            <w:proofErr w:type="spellEnd"/>
+              <w:t>label</w:t>
+            </w:r>
+            <w:proofErr w:type="gramEnd"/>
             <w:r>
               <w:rPr>
                 <w:rFonts w:ascii="Courier New" w:hAnsi="Courier New" w:cs="Courier New"/>
@@ -2543,7 +2480,7 @@
                 <w:sz w:val="16"/>
                 <w:szCs w:val="16"/>
               </w:rPr>
-              <w:t>gmmptr</w:t>
+              <w:t>mech</w:t>
             </w:r>
             <w:proofErr w:type="spellEnd"/>
             <w:r>
@@ -2552,43 +2489,41 @@
                 <w:sz w:val="16"/>
                 <w:szCs w:val="16"/>
               </w:rPr>
-              <w:t xml:space="preserve"> dip </w:t>
-            </w:r>
-            <w:proofErr w:type="spellStart"/>
+              <w:t xml:space="preserve"> style </w:t>
+            </w:r>
             <w:r>
               <w:rPr>
                 <w:rFonts w:ascii="Courier New" w:hAnsi="Courier New" w:cs="Courier New"/>
                 <w:sz w:val="16"/>
                 <w:szCs w:val="16"/>
               </w:rPr>
-              <w:t>lmax</w:t>
-            </w:r>
-            <w:proofErr w:type="spellEnd"/>
+              <w:t xml:space="preserve">       </w:t>
+            </w:r>
+            <w:proofErr w:type="spellStart"/>
             <w:r>
               <w:rPr>
                 <w:rFonts w:ascii="Courier New" w:hAnsi="Courier New" w:cs="Courier New"/>
                 <w:sz w:val="16"/>
                 <w:szCs w:val="16"/>
               </w:rPr>
-              <w:t xml:space="preserve"> </w:t>
-            </w:r>
-            <w:proofErr w:type="spellStart"/>
+              <w:t>gmmptr</w:t>
+            </w:r>
+            <w:proofErr w:type="spellEnd"/>
             <w:r>
               <w:rPr>
                 <w:rFonts w:ascii="Courier New" w:hAnsi="Courier New" w:cs="Courier New"/>
                 <w:sz w:val="16"/>
                 <w:szCs w:val="16"/>
               </w:rPr>
-              <w:t>nref</w:t>
-            </w:r>
-            <w:proofErr w:type="spellEnd"/>
+              <w:t xml:space="preserve"> </w:t>
+            </w:r>
             <w:r>
               <w:rPr>
                 <w:rFonts w:ascii="Courier New" w:hAnsi="Courier New" w:cs="Courier New"/>
                 <w:sz w:val="16"/>
                 <w:szCs w:val="16"/>
               </w:rPr>
-              <w:t xml:space="preserve"> </w:t>
+              <w:t xml:space="preserve">hypocenter                    </w:t>
             </w:r>
             <w:r>
               <w:rPr>
@@ -2596,16 +2531,17 @@
                 <w:sz w:val="16"/>
                 <w:szCs w:val="16"/>
               </w:rPr>
-              <w:t xml:space="preserve">                </w:t>
-            </w:r>
-            <w:r>
+              <w:t>vertices</w:t>
+            </w:r>
+          </w:p>
+          <w:p>
+            <w:pPr>
               <w:rPr>
                 <w:rFonts w:ascii="Courier New" w:hAnsi="Courier New" w:cs="Courier New"/>
                 <w:sz w:val="16"/>
                 <w:szCs w:val="16"/>
               </w:rPr>
-              <w:t>vertices</w:t>
-            </w:r>
+            </w:pPr>
           </w:p>
           <w:p>
             <w:pPr>
@@ -2615,22 +2551,21 @@
                 <w:szCs w:val="16"/>
               </w:rPr>
             </w:pPr>
-          </w:p>
-          <w:p>
-            <w:pPr>
+            <w:r>
               <w:rPr>
                 <w:rFonts w:ascii="Courier New" w:hAnsi="Courier New" w:cs="Courier New"/>
                 <w:sz w:val="16"/>
                 <w:szCs w:val="16"/>
               </w:rPr>
-            </w:pPr>
+              <w:t xml:space="preserve">line1 </w:t>
+            </w:r>
             <w:r>
               <w:rPr>
                 <w:rFonts w:ascii="Courier New" w:hAnsi="Courier New" w:cs="Courier New"/>
                 <w:sz w:val="16"/>
                 <w:szCs w:val="16"/>
               </w:rPr>
-              <w:t xml:space="preserve">area1 </w:t>
+              <w:t xml:space="preserve">  </w:t>
             </w:r>
             <w:r>
               <w:rPr>
@@ -2638,24 +2573,24 @@
                 <w:sz w:val="16"/>
                 <w:szCs w:val="16"/>
               </w:rPr>
-              <w:t xml:space="preserve">  </w:t>
-            </w:r>
+              <w:t xml:space="preserve">label </w:t>
+            </w:r>
+            <w:proofErr w:type="spellStart"/>
             <w:r>
               <w:rPr>
                 <w:rFonts w:ascii="Courier New" w:hAnsi="Courier New" w:cs="Courier New"/>
                 <w:sz w:val="16"/>
                 <w:szCs w:val="16"/>
               </w:rPr>
-              <w:t xml:space="preserve">label </w:t>
-            </w:r>
-            <w:proofErr w:type="spellStart"/>
+              <w:t>m</w:t>
+            </w:r>
             <w:r>
               <w:rPr>
                 <w:rFonts w:ascii="Courier New" w:hAnsi="Courier New" w:cs="Courier New"/>
                 <w:sz w:val="16"/>
                 <w:szCs w:val="16"/>
               </w:rPr>
-              <w:t>mech</w:t>
+              <w:t>cha</w:t>
             </w:r>
             <w:proofErr w:type="spellEnd"/>
             <w:r>
@@ -2700,401 +2635,400 @@
                 <w:sz w:val="16"/>
                 <w:szCs w:val="16"/>
               </w:rPr>
-              <w:t xml:space="preserve"> </w:t>
-            </w:r>
+              <w:t xml:space="preserve"> dip </w:t>
+            </w:r>
+            <w:proofErr w:type="spellStart"/>
             <w:r>
               <w:rPr>
                 <w:rFonts w:ascii="Courier New" w:hAnsi="Courier New" w:cs="Courier New"/>
                 <w:sz w:val="16"/>
                 <w:szCs w:val="16"/>
               </w:rPr>
-              <w:t>len</w:t>
-            </w:r>
+              <w:t>lmax</w:t>
+            </w:r>
+            <w:proofErr w:type="spellEnd"/>
             <w:r>
               <w:rPr>
                 <w:rFonts w:ascii="Courier New" w:hAnsi="Courier New" w:cs="Courier New"/>
                 <w:sz w:val="16"/>
                 <w:szCs w:val="16"/>
               </w:rPr>
-              <w:t>gth</w:t>
-            </w:r>
+              <w:t xml:space="preserve"> </w:t>
+            </w:r>
+            <w:proofErr w:type="spellStart"/>
             <w:r>
               <w:rPr>
                 <w:rFonts w:ascii="Courier New" w:hAnsi="Courier New" w:cs="Courier New"/>
                 <w:sz w:val="16"/>
                 <w:szCs w:val="16"/>
               </w:rPr>
-              <w:t xml:space="preserve">    </w:t>
-            </w:r>
+              <w:t>nref</w:t>
+            </w:r>
+            <w:proofErr w:type="spellEnd"/>
             <w:r>
               <w:rPr>
                 <w:rFonts w:ascii="Courier New" w:hAnsi="Courier New" w:cs="Courier New"/>
                 <w:sz w:val="16"/>
                 <w:szCs w:val="16"/>
               </w:rPr>
-              <w:t xml:space="preserve">  </w:t>
-            </w:r>
-            <w:proofErr w:type="spellStart"/>
+              <w:t xml:space="preserve"> </w:t>
+            </w:r>
             <w:r>
               <w:rPr>
                 <w:rFonts w:ascii="Courier New" w:hAnsi="Courier New" w:cs="Courier New"/>
                 <w:sz w:val="16"/>
                 <w:szCs w:val="16"/>
               </w:rPr>
-              <w:t>lmax</w:t>
-            </w:r>
-            <w:proofErr w:type="spellEnd"/>
+              <w:t xml:space="preserve">                </w:t>
+            </w:r>
             <w:r>
               <w:rPr>
                 <w:rFonts w:ascii="Courier New" w:hAnsi="Courier New" w:cs="Courier New"/>
                 <w:sz w:val="16"/>
                 <w:szCs w:val="16"/>
               </w:rPr>
-              <w:t xml:space="preserve"> </w:t>
-            </w:r>
-            <w:proofErr w:type="spellStart"/>
-            <w:r>
+              <w:t>vertices</w:t>
+            </w:r>
+          </w:p>
+          <w:p>
+            <w:pPr>
               <w:rPr>
                 <w:rFonts w:ascii="Courier New" w:hAnsi="Courier New" w:cs="Courier New"/>
                 <w:sz w:val="16"/>
                 <w:szCs w:val="16"/>
               </w:rPr>
-              <w:t>nref</w:t>
-            </w:r>
-            <w:proofErr w:type="spellEnd"/>
-            <w:r>
+            </w:pPr>
+          </w:p>
+          <w:p>
+            <w:pPr>
               <w:rPr>
                 <w:rFonts w:ascii="Courier New" w:hAnsi="Courier New" w:cs="Courier New"/>
                 <w:sz w:val="16"/>
                 <w:szCs w:val="16"/>
               </w:rPr>
-              <w:t xml:space="preserve"> </w:t>
-            </w:r>
-            <w:proofErr w:type="spellStart"/>
+            </w:pPr>
             <w:r>
               <w:rPr>
                 <w:rFonts w:ascii="Courier New" w:hAnsi="Courier New" w:cs="Courier New"/>
                 <w:sz w:val="16"/>
                 <w:szCs w:val="16"/>
               </w:rPr>
-              <w:t>davg</w:t>
-            </w:r>
-            <w:proofErr w:type="spellEnd"/>
+              <w:t xml:space="preserve">area1 </w:t>
+            </w:r>
             <w:r>
               <w:rPr>
                 <w:rFonts w:ascii="Courier New" w:hAnsi="Courier New" w:cs="Courier New"/>
                 <w:sz w:val="16"/>
                 <w:szCs w:val="16"/>
               </w:rPr>
-              <w:t xml:space="preserve"> </w:t>
-            </w:r>
-            <w:proofErr w:type="spellStart"/>
+              <w:t xml:space="preserve">  </w:t>
+            </w:r>
             <w:r>
               <w:rPr>
                 <w:rFonts w:ascii="Courier New" w:hAnsi="Courier New" w:cs="Courier New"/>
                 <w:sz w:val="16"/>
                 <w:szCs w:val="16"/>
               </w:rPr>
-              <w:t>bc</w:t>
-            </w:r>
-            <w:proofErr w:type="spellEnd"/>
+              <w:t xml:space="preserve">label </w:t>
+            </w:r>
+            <w:proofErr w:type="spellStart"/>
             <w:r>
               <w:rPr>
                 <w:rFonts w:ascii="Courier New" w:hAnsi="Courier New" w:cs="Courier New"/>
                 <w:sz w:val="16"/>
                 <w:szCs w:val="16"/>
               </w:rPr>
-              <w:t xml:space="preserve"> vertices</w:t>
-            </w:r>
-          </w:p>
-          <w:p>
-            <w:pPr>
+              <w:t>mech</w:t>
+            </w:r>
+            <w:proofErr w:type="spellEnd"/>
+            <w:r>
               <w:rPr>
                 <w:rFonts w:ascii="Courier New" w:hAnsi="Courier New" w:cs="Courier New"/>
                 <w:sz w:val="16"/>
                 <w:szCs w:val="16"/>
               </w:rPr>
-            </w:pPr>
+              <w:t xml:space="preserve"> style RA </w:t>
+            </w:r>
+            <w:proofErr w:type="spellStart"/>
             <w:r>
               <w:rPr>
                 <w:rFonts w:ascii="Courier New" w:hAnsi="Courier New" w:cs="Courier New"/>
                 <w:sz w:val="16"/>
                 <w:szCs w:val="16"/>
               </w:rPr>
-              <w:t xml:space="preserve">area1 </w:t>
-            </w:r>
+              <w:t>sRA</w:t>
+            </w:r>
+            <w:proofErr w:type="spellEnd"/>
             <w:r>
               <w:rPr>
                 <w:rFonts w:ascii="Courier New" w:hAnsi="Courier New" w:cs="Courier New"/>
                 <w:sz w:val="16"/>
                 <w:szCs w:val="16"/>
               </w:rPr>
-              <w:t xml:space="preserve">  </w:t>
-            </w:r>
+              <w:t xml:space="preserve"> </w:t>
+            </w:r>
+            <w:proofErr w:type="spellStart"/>
             <w:r>
               <w:rPr>
                 <w:rFonts w:ascii="Courier New" w:hAnsi="Courier New" w:cs="Courier New"/>
                 <w:sz w:val="16"/>
                 <w:szCs w:val="16"/>
               </w:rPr>
-              <w:t xml:space="preserve">label </w:t>
-            </w:r>
-            <w:proofErr w:type="spellStart"/>
+              <w:t>gmmptr</w:t>
+            </w:r>
+            <w:proofErr w:type="spellEnd"/>
             <w:r>
               <w:rPr>
                 <w:rFonts w:ascii="Courier New" w:hAnsi="Courier New" w:cs="Courier New"/>
                 <w:sz w:val="16"/>
                 <w:szCs w:val="16"/>
               </w:rPr>
-              <w:t>mech</w:t>
-            </w:r>
-            <w:proofErr w:type="spellEnd"/>
+              <w:t xml:space="preserve"> </w:t>
+            </w:r>
             <w:r>
               <w:rPr>
                 <w:rFonts w:ascii="Courier New" w:hAnsi="Courier New" w:cs="Courier New"/>
                 <w:sz w:val="16"/>
                 <w:szCs w:val="16"/>
               </w:rPr>
-              <w:t xml:space="preserve"> style RA </w:t>
-            </w:r>
-            <w:proofErr w:type="spellStart"/>
+              <w:t>len</w:t>
+            </w:r>
             <w:r>
               <w:rPr>
                 <w:rFonts w:ascii="Courier New" w:hAnsi="Courier New" w:cs="Courier New"/>
                 <w:sz w:val="16"/>
                 <w:szCs w:val="16"/>
               </w:rPr>
-              <w:t>sRA</w:t>
-            </w:r>
-            <w:proofErr w:type="spellEnd"/>
+              <w:t>gth</w:t>
+            </w:r>
             <w:r>
               <w:rPr>
                 <w:rFonts w:ascii="Courier New" w:hAnsi="Courier New" w:cs="Courier New"/>
                 <w:sz w:val="16"/>
                 <w:szCs w:val="16"/>
               </w:rPr>
-              <w:t xml:space="preserve"> </w:t>
-            </w:r>
-            <w:proofErr w:type="spellStart"/>
+              <w:t xml:space="preserve">    </w:t>
+            </w:r>
             <w:r>
               <w:rPr>
                 <w:rFonts w:ascii="Courier New" w:hAnsi="Courier New" w:cs="Courier New"/>
                 <w:sz w:val="16"/>
                 <w:szCs w:val="16"/>
               </w:rPr>
-              <w:t>gmmptr</w:t>
-            </w:r>
-            <w:proofErr w:type="spellEnd"/>
+              <w:t xml:space="preserve">  </w:t>
+            </w:r>
+            <w:proofErr w:type="spellStart"/>
             <w:r>
               <w:rPr>
                 <w:rFonts w:ascii="Courier New" w:hAnsi="Courier New" w:cs="Courier New"/>
                 <w:sz w:val="16"/>
                 <w:szCs w:val="16"/>
               </w:rPr>
-              <w:t xml:space="preserve"> dip </w:t>
-            </w:r>
-            <w:proofErr w:type="spellStart"/>
+              <w:t>lmax</w:t>
+            </w:r>
+            <w:proofErr w:type="spellEnd"/>
             <w:r>
               <w:rPr>
                 <w:rFonts w:ascii="Courier New" w:hAnsi="Courier New" w:cs="Courier New"/>
                 <w:sz w:val="16"/>
                 <w:szCs w:val="16"/>
               </w:rPr>
-              <w:t>usd</w:t>
-            </w:r>
-            <w:proofErr w:type="spellEnd"/>
+              <w:t xml:space="preserve"> </w:t>
+            </w:r>
+            <w:proofErr w:type="spellStart"/>
             <w:r>
               <w:rPr>
                 <w:rFonts w:ascii="Courier New" w:hAnsi="Courier New" w:cs="Courier New"/>
                 <w:sz w:val="16"/>
                 <w:szCs w:val="16"/>
               </w:rPr>
-              <w:t xml:space="preserve"> </w:t>
-            </w:r>
-            <w:proofErr w:type="spellStart"/>
+              <w:t>nref</w:t>
+            </w:r>
+            <w:proofErr w:type="spellEnd"/>
             <w:r>
               <w:rPr>
                 <w:rFonts w:ascii="Courier New" w:hAnsi="Courier New" w:cs="Courier New"/>
                 <w:sz w:val="16"/>
                 <w:szCs w:val="16"/>
               </w:rPr>
-              <w:t>lsd</w:t>
-            </w:r>
-            <w:proofErr w:type="spellEnd"/>
+              <w:t xml:space="preserve"> </w:t>
+            </w:r>
+            <w:proofErr w:type="spellStart"/>
             <w:r>
               <w:rPr>
                 <w:rFonts w:ascii="Courier New" w:hAnsi="Courier New" w:cs="Courier New"/>
                 <w:sz w:val="16"/>
                 <w:szCs w:val="16"/>
               </w:rPr>
-              <w:t xml:space="preserve"> </w:t>
-            </w:r>
-            <w:proofErr w:type="spellStart"/>
+              <w:t>davg</w:t>
+            </w:r>
+            <w:proofErr w:type="spellEnd"/>
             <w:r>
               <w:rPr>
                 <w:rFonts w:ascii="Courier New" w:hAnsi="Courier New" w:cs="Courier New"/>
                 <w:sz w:val="16"/>
                 <w:szCs w:val="16"/>
               </w:rPr>
-              <w:t>lmax</w:t>
-            </w:r>
-            <w:proofErr w:type="spellEnd"/>
+              <w:t xml:space="preserve"> </w:t>
+            </w:r>
+            <w:proofErr w:type="spellStart"/>
             <w:r>
               <w:rPr>
                 <w:rFonts w:ascii="Courier New" w:hAnsi="Courier New" w:cs="Courier New"/>
                 <w:sz w:val="16"/>
                 <w:szCs w:val="16"/>
               </w:rPr>
-              <w:t xml:space="preserve"> </w:t>
-            </w:r>
-            <w:proofErr w:type="spellStart"/>
+              <w:t>bc</w:t>
+            </w:r>
+            <w:proofErr w:type="spellEnd"/>
             <w:r>
               <w:rPr>
                 <w:rFonts w:ascii="Courier New" w:hAnsi="Courier New" w:cs="Courier New"/>
                 <w:sz w:val="16"/>
                 <w:szCs w:val="16"/>
               </w:rPr>
-              <w:t>nref</w:t>
-            </w:r>
-            <w:proofErr w:type="spellEnd"/>
-            <w:r>
+              <w:t xml:space="preserve"> vertices</w:t>
+            </w:r>
+          </w:p>
+          <w:p>
+            <w:pPr>
               <w:rPr>
                 <w:rFonts w:ascii="Courier New" w:hAnsi="Courier New" w:cs="Courier New"/>
                 <w:sz w:val="16"/>
                 <w:szCs w:val="16"/>
               </w:rPr>
-              <w:t xml:space="preserve"> </w:t>
-            </w:r>
-            <w:proofErr w:type="spellStart"/>
+            </w:pPr>
             <w:r>
               <w:rPr>
                 <w:rFonts w:ascii="Courier New" w:hAnsi="Courier New" w:cs="Courier New"/>
                 <w:sz w:val="16"/>
                 <w:szCs w:val="16"/>
               </w:rPr>
-              <w:t>davg</w:t>
-            </w:r>
-            <w:proofErr w:type="spellEnd"/>
+              <w:t xml:space="preserve">area1 </w:t>
+            </w:r>
             <w:r>
               <w:rPr>
                 <w:rFonts w:ascii="Courier New" w:hAnsi="Courier New" w:cs="Courier New"/>
                 <w:sz w:val="16"/>
                 <w:szCs w:val="16"/>
               </w:rPr>
-              <w:t xml:space="preserve"> </w:t>
-            </w:r>
-            <w:proofErr w:type="spellStart"/>
+              <w:t xml:space="preserve">  </w:t>
+            </w:r>
             <w:r>
               <w:rPr>
                 <w:rFonts w:ascii="Courier New" w:hAnsi="Courier New" w:cs="Courier New"/>
                 <w:sz w:val="16"/>
                 <w:szCs w:val="16"/>
               </w:rPr>
-              <w:t>bc</w:t>
-            </w:r>
-            <w:proofErr w:type="spellEnd"/>
+              <w:t xml:space="preserve">label </w:t>
+            </w:r>
+            <w:proofErr w:type="spellStart"/>
             <w:r>
               <w:rPr>
                 <w:rFonts w:ascii="Courier New" w:hAnsi="Courier New" w:cs="Courier New"/>
                 <w:sz w:val="16"/>
                 <w:szCs w:val="16"/>
               </w:rPr>
-              <w:t xml:space="preserve"> vertices</w:t>
-            </w:r>
-          </w:p>
-          <w:p>
-            <w:pPr>
+              <w:t>mech</w:t>
+            </w:r>
+            <w:proofErr w:type="spellEnd"/>
+            <w:r>
               <w:rPr>
                 <w:rFonts w:ascii="Courier New" w:hAnsi="Courier New" w:cs="Courier New"/>
                 <w:sz w:val="16"/>
                 <w:szCs w:val="16"/>
               </w:rPr>
-            </w:pPr>
+              <w:t xml:space="preserve"> style RA </w:t>
+            </w:r>
+            <w:proofErr w:type="spellStart"/>
             <w:r>
               <w:rPr>
                 <w:rFonts w:ascii="Courier New" w:hAnsi="Courier New" w:cs="Courier New"/>
                 <w:sz w:val="16"/>
                 <w:szCs w:val="16"/>
               </w:rPr>
-              <w:t xml:space="preserve">area1 </w:t>
-            </w:r>
+              <w:t>sRA</w:t>
+            </w:r>
+            <w:proofErr w:type="spellEnd"/>
             <w:r>
               <w:rPr>
                 <w:rFonts w:ascii="Courier New" w:hAnsi="Courier New" w:cs="Courier New"/>
                 <w:sz w:val="16"/>
                 <w:szCs w:val="16"/>
               </w:rPr>
-              <w:t xml:space="preserve">  </w:t>
-            </w:r>
+              <w:t xml:space="preserve"> </w:t>
+            </w:r>
+            <w:proofErr w:type="spellStart"/>
             <w:r>
               <w:rPr>
                 <w:rFonts w:ascii="Courier New" w:hAnsi="Courier New" w:cs="Courier New"/>
                 <w:sz w:val="16"/>
                 <w:szCs w:val="16"/>
               </w:rPr>
-              <w:t xml:space="preserve">label </w:t>
-            </w:r>
-            <w:proofErr w:type="spellStart"/>
+              <w:t>gmmptr</w:t>
+            </w:r>
+            <w:proofErr w:type="spellEnd"/>
             <w:r>
               <w:rPr>
                 <w:rFonts w:ascii="Courier New" w:hAnsi="Courier New" w:cs="Courier New"/>
                 <w:sz w:val="16"/>
                 <w:szCs w:val="16"/>
               </w:rPr>
-              <w:t>mech</w:t>
-            </w:r>
-            <w:proofErr w:type="spellEnd"/>
+              <w:t xml:space="preserve"> dip </w:t>
+            </w:r>
+            <w:proofErr w:type="spellStart"/>
             <w:r>
               <w:rPr>
                 <w:rFonts w:ascii="Courier New" w:hAnsi="Courier New" w:cs="Courier New"/>
                 <w:sz w:val="16"/>
                 <w:szCs w:val="16"/>
               </w:rPr>
-              <w:t xml:space="preserve"> style RA </w:t>
-            </w:r>
-            <w:proofErr w:type="spellStart"/>
+              <w:t>usd</w:t>
+            </w:r>
+            <w:proofErr w:type="spellEnd"/>
             <w:r>
               <w:rPr>
                 <w:rFonts w:ascii="Courier New" w:hAnsi="Courier New" w:cs="Courier New"/>
                 <w:sz w:val="16"/>
                 <w:szCs w:val="16"/>
               </w:rPr>
-              <w:t>sRA</w:t>
-            </w:r>
-            <w:proofErr w:type="spellEnd"/>
+              <w:t xml:space="preserve"> </w:t>
+            </w:r>
+            <w:proofErr w:type="spellStart"/>
             <w:r>
               <w:rPr>
                 <w:rFonts w:ascii="Courier New" w:hAnsi="Courier New" w:cs="Courier New"/>
                 <w:sz w:val="16"/>
                 <w:szCs w:val="16"/>
               </w:rPr>
-              <w:t xml:space="preserve"> </w:t>
-            </w:r>
-            <w:proofErr w:type="spellStart"/>
+              <w:t>lsd</w:t>
+            </w:r>
+            <w:proofErr w:type="spellEnd"/>
             <w:r>
               <w:rPr>
                 <w:rFonts w:ascii="Courier New" w:hAnsi="Courier New" w:cs="Courier New"/>
                 <w:sz w:val="16"/>
                 <w:szCs w:val="16"/>
               </w:rPr>
-              <w:t>gmmptr</w:t>
-            </w:r>
-            <w:proofErr w:type="spellEnd"/>
+              <w:t xml:space="preserve"> </w:t>
+            </w:r>
+            <w:proofErr w:type="spellStart"/>
             <w:r>
               <w:rPr>
                 <w:rFonts w:ascii="Courier New" w:hAnsi="Courier New" w:cs="Courier New"/>
                 <w:sz w:val="16"/>
                 <w:szCs w:val="16"/>
               </w:rPr>
-              <w:t xml:space="preserve"> </w:t>
-            </w:r>
+              <w:t>lmax</w:t>
+            </w:r>
+            <w:proofErr w:type="spellEnd"/>
             <w:r>
               <w:rPr>
                 <w:rFonts w:ascii="Courier New" w:hAnsi="Courier New" w:cs="Courier New"/>
                 <w:sz w:val="16"/>
                 <w:szCs w:val="16"/>
               </w:rPr>
-              <w:t xml:space="preserve">                      </w:t>
+              <w:t xml:space="preserve"> </w:t>
             </w:r>
             <w:proofErr w:type="spellStart"/>
             <w:r>
@@ -3103,7 +3037,7 @@
                 <w:sz w:val="16"/>
                 <w:szCs w:val="16"/>
               </w:rPr>
-              <w:t>davg</w:t>
+              <w:t>nref</w:t>
             </w:r>
             <w:proofErr w:type="spellEnd"/>
             <w:r>
@@ -3121,7 +3055,7 @@
                 <w:sz w:val="16"/>
                 <w:szCs w:val="16"/>
               </w:rPr>
-              <w:t>bc</w:t>
+              <w:t>davg</w:t>
             </w:r>
             <w:proofErr w:type="spellEnd"/>
             <w:r>
@@ -3139,18 +3073,17 @@
                 <w:sz w:val="16"/>
                 <w:szCs w:val="16"/>
               </w:rPr>
-              <w:t>matfile</w:t>
+              <w:t>bc</w:t>
             </w:r>
             <w:proofErr w:type="spellEnd"/>
-          </w:p>
-          <w:p>
-            <w:pPr>
+            <w:r>
               <w:rPr>
                 <w:rFonts w:ascii="Courier New" w:hAnsi="Courier New" w:cs="Courier New"/>
                 <w:sz w:val="16"/>
                 <w:szCs w:val="16"/>
               </w:rPr>
-            </w:pPr>
+              <w:t xml:space="preserve"> vertices</w:t>
+            </w:r>
           </w:p>
           <w:p>
             <w:pPr>
@@ -3166,7 +3099,7 @@
                 <w:sz w:val="16"/>
                 <w:szCs w:val="16"/>
               </w:rPr>
-              <w:t>a</w:t>
+              <w:t xml:space="preserve">area1 </w:t>
             </w:r>
             <w:r>
               <w:rPr>
@@ -3174,7 +3107,7 @@
                 <w:sz w:val="16"/>
                 <w:szCs w:val="16"/>
               </w:rPr>
-              <w:t xml:space="preserve">rea2 </w:t>
+              <w:t xml:space="preserve">  </w:t>
             </w:r>
             <w:r>
               <w:rPr>
@@ -3182,69 +3115,69 @@
                 <w:sz w:val="16"/>
                 <w:szCs w:val="16"/>
               </w:rPr>
-              <w:t xml:space="preserve">  </w:t>
-            </w:r>
+              <w:t xml:space="preserve">label </w:t>
+            </w:r>
+            <w:proofErr w:type="spellStart"/>
             <w:r>
               <w:rPr>
                 <w:rFonts w:ascii="Courier New" w:hAnsi="Courier New" w:cs="Courier New"/>
                 <w:sz w:val="16"/>
                 <w:szCs w:val="16"/>
               </w:rPr>
-              <w:t xml:space="preserve">label </w:t>
-            </w:r>
-            <w:proofErr w:type="spellStart"/>
+              <w:t>mech</w:t>
+            </w:r>
+            <w:proofErr w:type="spellEnd"/>
             <w:r>
               <w:rPr>
                 <w:rFonts w:ascii="Courier New" w:hAnsi="Courier New" w:cs="Courier New"/>
                 <w:sz w:val="16"/>
                 <w:szCs w:val="16"/>
               </w:rPr>
-              <w:t>mech</w:t>
-            </w:r>
-            <w:proofErr w:type="spellEnd"/>
+              <w:t xml:space="preserve"> style RA </w:t>
+            </w:r>
+            <w:proofErr w:type="spellStart"/>
             <w:r>
               <w:rPr>
                 <w:rFonts w:ascii="Courier New" w:hAnsi="Courier New" w:cs="Courier New"/>
                 <w:sz w:val="16"/>
                 <w:szCs w:val="16"/>
               </w:rPr>
-              <w:t xml:space="preserve"> style RA </w:t>
-            </w:r>
-            <w:proofErr w:type="spellStart"/>
+              <w:t>sRA</w:t>
+            </w:r>
+            <w:proofErr w:type="spellEnd"/>
             <w:r>
               <w:rPr>
                 <w:rFonts w:ascii="Courier New" w:hAnsi="Courier New" w:cs="Courier New"/>
                 <w:sz w:val="16"/>
                 <w:szCs w:val="16"/>
               </w:rPr>
-              <w:t>sRA</w:t>
-            </w:r>
-            <w:proofErr w:type="spellEnd"/>
+              <w:t xml:space="preserve"> </w:t>
+            </w:r>
+            <w:proofErr w:type="spellStart"/>
             <w:r>
               <w:rPr>
                 <w:rFonts w:ascii="Courier New" w:hAnsi="Courier New" w:cs="Courier New"/>
                 <w:sz w:val="16"/>
                 <w:szCs w:val="16"/>
               </w:rPr>
-              <w:t xml:space="preserve"> </w:t>
-            </w:r>
-            <w:proofErr w:type="spellStart"/>
+              <w:t>gmmptr</w:t>
+            </w:r>
+            <w:proofErr w:type="spellEnd"/>
             <w:r>
               <w:rPr>
                 <w:rFonts w:ascii="Courier New" w:hAnsi="Courier New" w:cs="Courier New"/>
                 <w:sz w:val="16"/>
                 <w:szCs w:val="16"/>
               </w:rPr>
-              <w:t>gmmptr</w:t>
-            </w:r>
-            <w:proofErr w:type="spellEnd"/>
+              <w:t xml:space="preserve"> </w:t>
+            </w:r>
             <w:r>
               <w:rPr>
                 <w:rFonts w:ascii="Courier New" w:hAnsi="Courier New" w:cs="Courier New"/>
                 <w:sz w:val="16"/>
                 <w:szCs w:val="16"/>
               </w:rPr>
-              <w:t xml:space="preserve"> strike dip length width </w:t>
+              <w:t xml:space="preserve">                      </w:t>
             </w:r>
             <w:proofErr w:type="spellStart"/>
             <w:r>
@@ -3253,7 +3186,7 @@
                 <w:sz w:val="16"/>
                 <w:szCs w:val="16"/>
               </w:rPr>
-              <w:t>aratio</w:t>
+              <w:t>davg</w:t>
             </w:r>
             <w:proofErr w:type="spellEnd"/>
             <w:r>
@@ -3262,24 +3195,184 @@
                 <w:sz w:val="16"/>
                 <w:szCs w:val="16"/>
               </w:rPr>
-              <w:t xml:space="preserve"> dx </w:t>
-            </w:r>
+              <w:t xml:space="preserve"> </w:t>
+            </w:r>
+            <w:proofErr w:type="spellStart"/>
             <w:r>
               <w:rPr>
                 <w:rFonts w:ascii="Courier New" w:hAnsi="Courier New" w:cs="Courier New"/>
                 <w:sz w:val="16"/>
                 <w:szCs w:val="16"/>
               </w:rPr>
-              <w:t xml:space="preserve"> </w:t>
-            </w:r>
+              <w:t>bc</w:t>
+            </w:r>
+            <w:proofErr w:type="spellEnd"/>
             <w:r>
               <w:rPr>
                 <w:rFonts w:ascii="Courier New" w:hAnsi="Courier New" w:cs="Courier New"/>
                 <w:sz w:val="16"/>
                 <w:szCs w:val="16"/>
               </w:rPr>
+              <w:t xml:space="preserve"> </w:t>
+            </w:r>
+            <w:proofErr w:type="spellStart"/>
+            <w:r>
+              <w:rPr>
+                <w:rFonts w:ascii="Courier New" w:hAnsi="Courier New" w:cs="Courier New"/>
+                <w:sz w:val="16"/>
+                <w:szCs w:val="16"/>
+              </w:rPr>
+              <w:t>matfile</w:t>
+            </w:r>
+            <w:proofErr w:type="spellEnd"/>
+          </w:p>
+          <w:p>
+            <w:pPr>
+              <w:rPr>
+                <w:rFonts w:ascii="Courier New" w:hAnsi="Courier New" w:cs="Courier New"/>
+                <w:sz w:val="16"/>
+                <w:szCs w:val="16"/>
+              </w:rPr>
+            </w:pPr>
+          </w:p>
+          <w:p>
+            <w:pPr>
+              <w:rPr>
+                <w:rFonts w:ascii="Courier New" w:hAnsi="Courier New" w:cs="Courier New"/>
+                <w:sz w:val="16"/>
+                <w:szCs w:val="16"/>
+              </w:rPr>
+            </w:pPr>
+            <w:r>
+              <w:rPr>
+                <w:rFonts w:ascii="Courier New" w:hAnsi="Courier New" w:cs="Courier New"/>
+                <w:sz w:val="16"/>
+                <w:szCs w:val="16"/>
+              </w:rPr>
+              <w:t>a</w:t>
+            </w:r>
+            <w:r>
+              <w:rPr>
+                <w:rFonts w:ascii="Courier New" w:hAnsi="Courier New" w:cs="Courier New"/>
+                <w:sz w:val="16"/>
+                <w:szCs w:val="16"/>
+              </w:rPr>
+              <w:t xml:space="preserve">rea2 </w:t>
+            </w:r>
+            <w:r>
+              <w:rPr>
+                <w:rFonts w:ascii="Courier New" w:hAnsi="Courier New" w:cs="Courier New"/>
+                <w:sz w:val="16"/>
+                <w:szCs w:val="16"/>
+              </w:rPr>
+              <w:t xml:space="preserve">  </w:t>
+            </w:r>
+            <w:r>
+              <w:rPr>
+                <w:rFonts w:ascii="Courier New" w:hAnsi="Courier New" w:cs="Courier New"/>
+                <w:sz w:val="16"/>
+                <w:szCs w:val="16"/>
+              </w:rPr>
+              <w:t xml:space="preserve">label </w:t>
+            </w:r>
+            <w:proofErr w:type="spellStart"/>
+            <w:r>
+              <w:rPr>
+                <w:rFonts w:ascii="Courier New" w:hAnsi="Courier New" w:cs="Courier New"/>
+                <w:sz w:val="16"/>
+                <w:szCs w:val="16"/>
+              </w:rPr>
+              <w:t>mech</w:t>
+            </w:r>
+            <w:proofErr w:type="spellEnd"/>
+            <w:r>
+              <w:rPr>
+                <w:rFonts w:ascii="Courier New" w:hAnsi="Courier New" w:cs="Courier New"/>
+                <w:sz w:val="16"/>
+                <w:szCs w:val="16"/>
+              </w:rPr>
+              <w:t xml:space="preserve"> style RA </w:t>
+            </w:r>
+            <w:proofErr w:type="spellStart"/>
+            <w:r>
+              <w:rPr>
+                <w:rFonts w:ascii="Courier New" w:hAnsi="Courier New" w:cs="Courier New"/>
+                <w:sz w:val="16"/>
+                <w:szCs w:val="16"/>
+              </w:rPr>
+              <w:t>sRA</w:t>
+            </w:r>
+            <w:proofErr w:type="spellEnd"/>
+            <w:r>
+              <w:rPr>
+                <w:rFonts w:ascii="Courier New" w:hAnsi="Courier New" w:cs="Courier New"/>
+                <w:sz w:val="16"/>
+                <w:szCs w:val="16"/>
+              </w:rPr>
+              <w:t xml:space="preserve"> </w:t>
+            </w:r>
+            <w:proofErr w:type="spellStart"/>
+            <w:r>
+              <w:rPr>
+                <w:rFonts w:ascii="Courier New" w:hAnsi="Courier New" w:cs="Courier New"/>
+                <w:sz w:val="16"/>
+                <w:szCs w:val="16"/>
+              </w:rPr>
+              <w:t>gmmptr</w:t>
+            </w:r>
+            <w:proofErr w:type="spellEnd"/>
+            <w:r>
+              <w:rPr>
+                <w:rFonts w:ascii="Courier New" w:hAnsi="Courier New" w:cs="Courier New"/>
+                <w:sz w:val="16"/>
+                <w:szCs w:val="16"/>
+              </w:rPr>
+              <w:t xml:space="preserve"> strike dip length width </w:t>
+            </w:r>
+            <w:proofErr w:type="spellStart"/>
+            <w:r>
+              <w:rPr>
+                <w:rFonts w:ascii="Courier New" w:hAnsi="Courier New" w:cs="Courier New"/>
+                <w:sz w:val="16"/>
+                <w:szCs w:val="16"/>
+              </w:rPr>
+              <w:t>aratio</w:t>
+            </w:r>
+            <w:proofErr w:type="spellEnd"/>
+            <w:r>
+              <w:rPr>
+                <w:rFonts w:ascii="Courier New" w:hAnsi="Courier New" w:cs="Courier New"/>
+                <w:sz w:val="16"/>
+                <w:szCs w:val="16"/>
+              </w:rPr>
+              <w:t xml:space="preserve"> </w:t>
+            </w:r>
+            <w:proofErr w:type="gramStart"/>
+            <w:r>
+              <w:rPr>
+                <w:rFonts w:ascii="Courier New" w:hAnsi="Courier New" w:cs="Courier New"/>
+                <w:sz w:val="16"/>
+                <w:szCs w:val="16"/>
+              </w:rPr>
+              <w:t xml:space="preserve">dx </w:t>
+            </w:r>
+            <w:r>
+              <w:rPr>
+                <w:rFonts w:ascii="Courier New" w:hAnsi="Courier New" w:cs="Courier New"/>
+                <w:sz w:val="16"/>
+                <w:szCs w:val="16"/>
+              </w:rPr>
+              <w:t xml:space="preserve"> </w:t>
+            </w:r>
+            <w:r>
+              <w:rPr>
+                <w:rFonts w:ascii="Courier New" w:hAnsi="Courier New" w:cs="Courier New"/>
+                <w:sz w:val="16"/>
+                <w:szCs w:val="16"/>
+              </w:rPr>
               <w:t>vertices</w:t>
             </w:r>
+            <w:proofErr w:type="gramEnd"/>
           </w:p>
           <w:p>
             <w:pPr>
@@ -3441,7 +3534,21 @@
           <w:b/>
         </w:rPr>
         <w:lastRenderedPageBreak/>
-        <w:t>Point Source</w:t>
+        <w:t>Point</w:t>
+      </w:r>
+      <w:r>
+        <w:rPr>
+          <w:rFonts w:ascii="Courier New" w:hAnsi="Courier New" w:cs="Courier New"/>
+          <w:b/>
+        </w:rPr>
+        <w:t>1</w:t>
+      </w:r>
+      <w:r>
+        <w:rPr>
+          <w:rFonts w:ascii="Courier New" w:hAnsi="Courier New" w:cs="Courier New"/>
+          <w:b/>
+        </w:rPr>
+        <w:t xml:space="preserve"> Source</w:t>
       </w:r>
       <w:r>
         <w:rPr>
@@ -4134,6 +4241,667 @@
           <w:b/>
         </w:rPr>
         <w:lastRenderedPageBreak/>
+        <w:t>Point</w:t>
+      </w:r>
+      <w:r>
+        <w:rPr>
+          <w:rFonts w:ascii="Courier New" w:hAnsi="Courier New" w:cs="Courier New"/>
+          <w:b/>
+        </w:rPr>
+        <w:t>2</w:t>
+      </w:r>
+      <w:r>
+        <w:rPr>
+          <w:rFonts w:ascii="Courier New" w:hAnsi="Courier New" w:cs="Courier New"/>
+          <w:b/>
+        </w:rPr>
+        <w:t xml:space="preserve"> Source Object</w:t>
+      </w:r>
+      <w:r>
+        <w:rPr>
+          <w:rFonts w:ascii="Courier New" w:hAnsi="Courier New" w:cs="Courier New"/>
+        </w:rPr>
+        <w:t>: Used to concentrate the seismicity in a single point in space</w:t>
+      </w:r>
+      <w:r>
+        <w:rPr>
+          <w:rFonts w:ascii="Courier New" w:hAnsi="Courier New" w:cs="Courier New"/>
+        </w:rPr>
+        <w:t xml:space="preserve"> with a user-defined rupture plane</w:t>
+      </w:r>
+      <w:r>
+        <w:rPr>
+          <w:rFonts w:ascii="Courier New" w:hAnsi="Courier New" w:cs="Courier New"/>
+        </w:rPr>
+        <w:t>.</w:t>
+      </w:r>
+    </w:p>
+    <w:p>
+      <w:pPr>
+        <w:rPr>
+          <w:rFonts w:ascii="Courier New" w:hAnsi="Courier New" w:cs="Courier New"/>
+        </w:rPr>
+      </w:pPr>
+    </w:p>
+    <w:tbl>
+      <w:tblPr>
+        <w:tblStyle w:val="Tablaconcuadrcula"/>
+        <w:tblW w:w="0" w:type="auto"/>
+        <w:tblLook w:val="04A0" w:firstRow="1" w:lastRow="0" w:firstColumn="1" w:lastColumn="0" w:noHBand="0" w:noVBand="1"/>
+      </w:tblPr>
+      <w:tblGrid>
+        <w:gridCol w:w="1838"/>
+        <w:gridCol w:w="7512"/>
+      </w:tblGrid>
+      <w:tr>
+        <w:tc>
+          <w:tcPr>
+            <w:tcW w:w="9350" w:type="dxa"/>
+            <w:gridSpan w:val="2"/>
+            <w:shd w:val="clear" w:color="auto" w:fill="FBE4D5" w:themeFill="accent2" w:themeFillTint="33"/>
+          </w:tcPr>
+          <w:p>
+            <w:pPr>
+              <w:rPr>
+                <w:rFonts w:ascii="Courier New" w:hAnsi="Courier New" w:cs="Courier New"/>
+              </w:rPr>
+            </w:pPr>
+            <w:r>
+              <w:rPr>
+                <w:rFonts w:ascii="Courier New" w:hAnsi="Courier New" w:cs="Courier New"/>
+              </w:rPr>
+              <w:t>p</w:t>
+            </w:r>
+            <w:r>
+              <w:rPr>
+                <w:rFonts w:ascii="Courier New" w:hAnsi="Courier New" w:cs="Courier New"/>
+              </w:rPr>
+              <w:t>oint</w:t>
+            </w:r>
+            <w:r>
+              <w:rPr>
+                <w:rFonts w:ascii="Courier New" w:hAnsi="Courier New" w:cs="Courier New"/>
+              </w:rPr>
+              <w:t>2</w:t>
+            </w:r>
+            <w:r>
+              <w:rPr>
+                <w:rFonts w:ascii="Courier New" w:hAnsi="Courier New" w:cs="Courier New"/>
+              </w:rPr>
+              <w:t xml:space="preserve"> label </w:t>
+            </w:r>
+            <w:proofErr w:type="spellStart"/>
+            <w:r>
+              <w:rPr>
+                <w:rFonts w:ascii="Courier New" w:hAnsi="Courier New" w:cs="Courier New"/>
+              </w:rPr>
+              <w:t>mech</w:t>
+            </w:r>
+            <w:proofErr w:type="spellEnd"/>
+            <w:r>
+              <w:rPr>
+                <w:rFonts w:ascii="Courier New" w:hAnsi="Courier New" w:cs="Courier New"/>
+              </w:rPr>
+              <w:t xml:space="preserve"> style </w:t>
+            </w:r>
+            <w:proofErr w:type="spellStart"/>
+            <w:r>
+              <w:rPr>
+                <w:rFonts w:ascii="Courier New" w:hAnsi="Courier New" w:cs="Courier New"/>
+              </w:rPr>
+              <w:t>gmmptr</w:t>
+            </w:r>
+            <w:proofErr w:type="spellEnd"/>
+            <w:r>
+              <w:rPr>
+                <w:rFonts w:ascii="Courier New" w:hAnsi="Courier New" w:cs="Courier New"/>
+              </w:rPr>
+              <w:t xml:space="preserve"> </w:t>
+            </w:r>
+            <w:r>
+              <w:rPr>
+                <w:rFonts w:ascii="Courier New" w:hAnsi="Courier New" w:cs="Courier New"/>
+              </w:rPr>
+              <w:t>hypocenter</w:t>
+            </w:r>
+            <w:r>
+              <w:rPr>
+                <w:rFonts w:ascii="Courier New" w:hAnsi="Courier New" w:cs="Courier New"/>
+              </w:rPr>
+              <w:t xml:space="preserve"> </w:t>
+            </w:r>
+            <w:proofErr w:type="spellStart"/>
+            <w:r>
+              <w:rPr>
+                <w:rFonts w:ascii="Courier New" w:hAnsi="Courier New" w:cs="Courier New"/>
+              </w:rPr>
+              <w:t>vert_rp</w:t>
+            </w:r>
+            <w:proofErr w:type="spellEnd"/>
+          </w:p>
+        </w:tc>
+      </w:tr>
+      <w:tr>
+        <w:tc>
+          <w:tcPr>
+            <w:tcW w:w="1838" w:type="dxa"/>
+          </w:tcPr>
+          <w:p>
+            <w:pPr>
+              <w:rPr>
+                <w:rFonts w:ascii="Courier New" w:hAnsi="Courier New" w:cs="Courier New"/>
+              </w:rPr>
+            </w:pPr>
+            <w:r>
+              <w:rPr>
+                <w:rFonts w:ascii="Courier New" w:hAnsi="Courier New" w:cs="Courier New"/>
+              </w:rPr>
+              <w:t>label</w:t>
+            </w:r>
+          </w:p>
+        </w:tc>
+        <w:tc>
+          <w:tcPr>
+            <w:tcW w:w="7512" w:type="dxa"/>
+          </w:tcPr>
+          <w:p>
+            <w:pPr>
+              <w:rPr>
+                <w:rFonts w:ascii="Courier New" w:hAnsi="Courier New" w:cs="Courier New"/>
+              </w:rPr>
+            </w:pPr>
+            <w:r>
+              <w:rPr>
+                <w:rFonts w:ascii="Courier New" w:hAnsi="Courier New" w:cs="Courier New"/>
+              </w:rPr>
+              <w:t>unique source label</w:t>
+            </w:r>
+          </w:p>
+        </w:tc>
+      </w:tr>
+      <w:tr>
+        <w:tc>
+          <w:tcPr>
+            <w:tcW w:w="1838" w:type="dxa"/>
+          </w:tcPr>
+          <w:p>
+            <w:pPr>
+              <w:rPr>
+                <w:rFonts w:ascii="Courier New" w:hAnsi="Courier New" w:cs="Courier New"/>
+              </w:rPr>
+            </w:pPr>
+            <w:r>
+              <w:rPr>
+                <w:rFonts w:ascii="Courier New" w:hAnsi="Courier New" w:cs="Courier New"/>
+              </w:rPr>
+              <w:t>mechanism</w:t>
+            </w:r>
+          </w:p>
+        </w:tc>
+        <w:tc>
+          <w:tcPr>
+            <w:tcW w:w="7512" w:type="dxa"/>
+          </w:tcPr>
+          <w:p>
+            <w:pPr>
+              <w:rPr>
+                <w:rFonts w:ascii="Courier New" w:hAnsi="Courier New" w:cs="Courier New"/>
+              </w:rPr>
+            </w:pPr>
+            <w:r>
+              <w:rPr>
+                <w:rFonts w:ascii="Courier New" w:hAnsi="Courier New" w:cs="Courier New"/>
+              </w:rPr>
+              <w:t>Tectonic setting</w:t>
+            </w:r>
+          </w:p>
+          <w:p>
+            <w:pPr>
+              <w:pStyle w:val="Prrafodelista"/>
+              <w:numPr>
+                <w:ilvl w:val="0"/>
+                <w:numId w:val="2"/>
+              </w:numPr>
+              <w:rPr>
+                <w:rFonts w:ascii="Courier New" w:hAnsi="Courier New" w:cs="Courier New"/>
+              </w:rPr>
+            </w:pPr>
+            <w:r>
+              <w:rPr>
+                <w:rFonts w:ascii="Courier New" w:hAnsi="Courier New" w:cs="Courier New"/>
+              </w:rPr>
+              <w:t>I</w:t>
+            </w:r>
+            <w:r>
+              <w:rPr>
+                <w:rFonts w:ascii="Courier New" w:hAnsi="Courier New" w:cs="Courier New"/>
+              </w:rPr>
+              <w:t>nterface</w:t>
+            </w:r>
+            <w:r>
+              <w:rPr>
+                <w:rFonts w:ascii="Courier New" w:hAnsi="Courier New" w:cs="Courier New"/>
+              </w:rPr>
+              <w:t xml:space="preserve"> (1)</w:t>
+            </w:r>
+          </w:p>
+          <w:p>
+            <w:pPr>
+              <w:pStyle w:val="Prrafodelista"/>
+              <w:numPr>
+                <w:ilvl w:val="0"/>
+                <w:numId w:val="2"/>
+              </w:numPr>
+              <w:rPr>
+                <w:rFonts w:ascii="Courier New" w:hAnsi="Courier New" w:cs="Courier New"/>
+              </w:rPr>
+            </w:pPr>
+            <w:r>
+              <w:rPr>
+                <w:rFonts w:ascii="Courier New" w:hAnsi="Courier New" w:cs="Courier New"/>
+              </w:rPr>
+              <w:t>I</w:t>
+            </w:r>
+            <w:r>
+              <w:rPr>
+                <w:rFonts w:ascii="Courier New" w:hAnsi="Courier New" w:cs="Courier New"/>
+              </w:rPr>
+              <w:t>ntraslab</w:t>
+            </w:r>
+            <w:r>
+              <w:rPr>
+                <w:rFonts w:ascii="Courier New" w:hAnsi="Courier New" w:cs="Courier New"/>
+              </w:rPr>
+              <w:t xml:space="preserve"> (2)</w:t>
+            </w:r>
+          </w:p>
+          <w:p>
+            <w:pPr>
+              <w:pStyle w:val="Prrafodelista"/>
+              <w:numPr>
+                <w:ilvl w:val="0"/>
+                <w:numId w:val="2"/>
+              </w:numPr>
+              <w:rPr>
+                <w:rFonts w:ascii="Courier New" w:hAnsi="Courier New" w:cs="Courier New"/>
+              </w:rPr>
+            </w:pPr>
+            <w:r>
+              <w:rPr>
+                <w:rFonts w:ascii="Courier New" w:hAnsi="Courier New" w:cs="Courier New"/>
+              </w:rPr>
+              <w:t>C</w:t>
+            </w:r>
+            <w:r>
+              <w:rPr>
+                <w:rFonts w:ascii="Courier New" w:hAnsi="Courier New" w:cs="Courier New"/>
+              </w:rPr>
+              <w:t>rustal</w:t>
+            </w:r>
+            <w:r>
+              <w:rPr>
+                <w:rFonts w:ascii="Courier New" w:hAnsi="Courier New" w:cs="Courier New"/>
+              </w:rPr>
+              <w:t xml:space="preserve"> (3)</w:t>
+            </w:r>
+          </w:p>
+          <w:p>
+            <w:pPr>
+              <w:pStyle w:val="Prrafodelista"/>
+              <w:numPr>
+                <w:ilvl w:val="0"/>
+                <w:numId w:val="2"/>
+              </w:numPr>
+              <w:rPr>
+                <w:rFonts w:ascii="Courier New" w:hAnsi="Courier New" w:cs="Courier New"/>
+              </w:rPr>
+            </w:pPr>
+            <w:r>
+              <w:rPr>
+                <w:rFonts w:ascii="Courier New" w:hAnsi="Courier New" w:cs="Courier New"/>
+              </w:rPr>
+              <w:t>Unknown (4)</w:t>
+            </w:r>
+          </w:p>
+        </w:tc>
+      </w:tr>
+      <w:tr>
+        <w:tc>
+          <w:tcPr>
+            <w:tcW w:w="1838" w:type="dxa"/>
+          </w:tcPr>
+          <w:p>
+            <w:pPr>
+              <w:rPr>
+                <w:rFonts w:ascii="Courier New" w:hAnsi="Courier New" w:cs="Courier New"/>
+              </w:rPr>
+            </w:pPr>
+            <w:r>
+              <w:rPr>
+                <w:rFonts w:ascii="Courier New" w:hAnsi="Courier New" w:cs="Courier New"/>
+              </w:rPr>
+              <w:t>style</w:t>
+            </w:r>
+          </w:p>
+        </w:tc>
+        <w:tc>
+          <w:tcPr>
+            <w:tcW w:w="7512" w:type="dxa"/>
+          </w:tcPr>
+          <w:p>
+            <w:pPr>
+              <w:rPr>
+                <w:rFonts w:ascii="Courier New" w:hAnsi="Courier New" w:cs="Courier New"/>
+              </w:rPr>
+            </w:pPr>
+            <w:r>
+              <w:rPr>
+                <w:rFonts w:ascii="Courier New" w:hAnsi="Courier New" w:cs="Courier New"/>
+              </w:rPr>
+              <w:t>Style of faulting (integer, double or string)</w:t>
+            </w:r>
+          </w:p>
+          <w:p>
+            <w:pPr>
+              <w:pStyle w:val="Prrafodelista"/>
+              <w:numPr>
+                <w:ilvl w:val="0"/>
+                <w:numId w:val="1"/>
+              </w:numPr>
+              <w:rPr>
+                <w:rFonts w:ascii="Courier New" w:hAnsi="Courier New" w:cs="Courier New"/>
+              </w:rPr>
+            </w:pPr>
+            <w:r>
+              <w:rPr>
+                <w:rFonts w:ascii="Courier New" w:hAnsi="Courier New" w:cs="Courier New"/>
+              </w:rPr>
+              <w:t>-999 (if mechanism is unspecified)</w:t>
+            </w:r>
+          </w:p>
+          <w:p>
+            <w:pPr>
+              <w:pStyle w:val="Prrafodelista"/>
+              <w:numPr>
+                <w:ilvl w:val="0"/>
+                <w:numId w:val="1"/>
+              </w:numPr>
+              <w:rPr>
+                <w:rFonts w:ascii="Courier New" w:hAnsi="Courier New" w:cs="Courier New"/>
+              </w:rPr>
+            </w:pPr>
+            <w:r>
+              <w:rPr>
+                <w:rFonts w:ascii="Courier New" w:hAnsi="Courier New" w:cs="Courier New"/>
+              </w:rPr>
+              <w:t>rake angle (°)</w:t>
+            </w:r>
+          </w:p>
+          <w:p>
+            <w:pPr>
+              <w:pStyle w:val="Prrafodelista"/>
+              <w:numPr>
+                <w:ilvl w:val="0"/>
+                <w:numId w:val="1"/>
+              </w:numPr>
+              <w:rPr>
+                <w:rFonts w:ascii="Courier New" w:hAnsi="Courier New" w:cs="Courier New"/>
+              </w:rPr>
+            </w:pPr>
+            <w:r>
+              <w:rPr>
+                <w:rFonts w:ascii="Courier New" w:hAnsi="Courier New" w:cs="Courier New"/>
+              </w:rPr>
+              <w:t>strike-slip, reverse/oblique, reverse, normal/oblique, or normal</w:t>
+            </w:r>
+          </w:p>
+        </w:tc>
+      </w:tr>
+      <w:tr>
+        <w:tc>
+          <w:tcPr>
+            <w:tcW w:w="1838" w:type="dxa"/>
+          </w:tcPr>
+          <w:p>
+            <w:pPr>
+              <w:rPr>
+                <w:rFonts w:ascii="Courier New" w:hAnsi="Courier New" w:cs="Courier New"/>
+              </w:rPr>
+            </w:pPr>
+            <w:proofErr w:type="spellStart"/>
+            <w:r>
+              <w:rPr>
+                <w:rFonts w:ascii="Courier New" w:hAnsi="Courier New" w:cs="Courier New"/>
+              </w:rPr>
+              <w:t>gmmptr</w:t>
+            </w:r>
+            <w:proofErr w:type="spellEnd"/>
+          </w:p>
+        </w:tc>
+        <w:tc>
+          <w:tcPr>
+            <w:tcW w:w="7512" w:type="dxa"/>
+          </w:tcPr>
+          <w:p>
+            <w:pPr>
+              <w:rPr>
+                <w:rFonts w:ascii="Courier New" w:hAnsi="Courier New" w:cs="Courier New"/>
+              </w:rPr>
+            </w:pPr>
+            <w:r>
+              <w:rPr>
+                <w:rFonts w:ascii="Courier New" w:hAnsi="Courier New" w:cs="Courier New"/>
+              </w:rPr>
+              <w:t>Pointer to GMM object</w:t>
+            </w:r>
+          </w:p>
+        </w:tc>
+      </w:tr>
+      <w:tr>
+        <w:tc>
+          <w:tcPr>
+            <w:tcW w:w="1838" w:type="dxa"/>
+          </w:tcPr>
+          <w:p>
+            <w:pPr>
+              <w:rPr>
+                <w:rFonts w:ascii="Courier New" w:hAnsi="Courier New" w:cs="Courier New"/>
+              </w:rPr>
+            </w:pPr>
+            <w:r>
+              <w:rPr>
+                <w:rFonts w:ascii="Courier New" w:hAnsi="Courier New" w:cs="Courier New"/>
+              </w:rPr>
+              <w:t>hypocenter</w:t>
+            </w:r>
+          </w:p>
+        </w:tc>
+        <w:tc>
+          <w:tcPr>
+            <w:tcW w:w="7512" w:type="dxa"/>
+          </w:tcPr>
+          <w:p>
+            <w:pPr>
+              <w:rPr>
+                <w:rFonts w:ascii="Courier New" w:hAnsi="Courier New" w:cs="Courier New"/>
+              </w:rPr>
+            </w:pPr>
+            <w:r>
+              <w:rPr>
+                <w:rFonts w:ascii="Courier New" w:hAnsi="Courier New" w:cs="Courier New"/>
+              </w:rPr>
+              <w:t>Location of hypocenter</w:t>
+            </w:r>
+          </w:p>
+          <w:p>
+            <w:pPr>
+              <w:rPr>
+                <w:rFonts w:ascii="Courier New" w:hAnsi="Courier New" w:cs="Courier New"/>
+              </w:rPr>
+            </w:pPr>
+            <w:r>
+              <w:rPr>
+                <w:rFonts w:ascii="Courier New" w:hAnsi="Courier New" w:cs="Courier New"/>
+              </w:rPr>
+              <w:t>lon1 lat1 elev1 –or- X1 Y1 Z1</w:t>
+            </w:r>
+          </w:p>
+        </w:tc>
+      </w:tr>
+      <w:tr>
+        <w:tc>
+          <w:tcPr>
+            <w:tcW w:w="1838" w:type="dxa"/>
+          </w:tcPr>
+          <w:p>
+            <w:pPr>
+              <w:rPr>
+                <w:rFonts w:ascii="Courier New" w:hAnsi="Courier New" w:cs="Courier New"/>
+              </w:rPr>
+            </w:pPr>
+            <w:proofErr w:type="spellStart"/>
+            <w:r>
+              <w:rPr>
+                <w:rFonts w:ascii="Courier New" w:hAnsi="Courier New" w:cs="Courier New"/>
+              </w:rPr>
+              <w:t>Vert_rp</w:t>
+            </w:r>
+            <w:proofErr w:type="spellEnd"/>
+          </w:p>
+        </w:tc>
+        <w:tc>
+          <w:tcPr>
+            <w:tcW w:w="7512" w:type="dxa"/>
+          </w:tcPr>
+          <w:p>
+            <w:pPr>
+              <w:rPr>
+                <w:rFonts w:ascii="Courier New" w:hAnsi="Courier New" w:cs="Courier New"/>
+              </w:rPr>
+            </w:pPr>
+            <w:r>
+              <w:rPr>
+                <w:rFonts w:ascii="Courier New" w:hAnsi="Courier New" w:cs="Courier New"/>
+              </w:rPr>
+              <w:t>Location of nodes defining the rupture plane</w:t>
+            </w:r>
+          </w:p>
+          <w:p>
+            <w:pPr>
+              <w:rPr>
+                <w:rFonts w:ascii="Courier New" w:hAnsi="Courier New" w:cs="Courier New"/>
+              </w:rPr>
+            </w:pPr>
+            <w:r>
+              <w:rPr>
+                <w:rFonts w:ascii="Courier New" w:hAnsi="Courier New" w:cs="Courier New"/>
+              </w:rPr>
+              <w:t xml:space="preserve">lon1 lat1 elev1 lon2 lat2 elev2 … </w:t>
+            </w:r>
+            <w:proofErr w:type="spellStart"/>
+            <w:r>
+              <w:rPr>
+                <w:rFonts w:ascii="Courier New" w:hAnsi="Courier New" w:cs="Courier New"/>
+              </w:rPr>
+              <w:t>lon_n</w:t>
+            </w:r>
+            <w:proofErr w:type="spellEnd"/>
+            <w:r>
+              <w:rPr>
+                <w:rFonts w:ascii="Courier New" w:hAnsi="Courier New" w:cs="Courier New"/>
+              </w:rPr>
+              <w:t xml:space="preserve"> </w:t>
+            </w:r>
+            <w:proofErr w:type="spellStart"/>
+            <w:r>
+              <w:rPr>
+                <w:rFonts w:ascii="Courier New" w:hAnsi="Courier New" w:cs="Courier New"/>
+              </w:rPr>
+              <w:t>lat_n</w:t>
+            </w:r>
+            <w:proofErr w:type="spellEnd"/>
+            <w:r>
+              <w:rPr>
+                <w:rFonts w:ascii="Courier New" w:hAnsi="Courier New" w:cs="Courier New"/>
+              </w:rPr>
+              <w:t xml:space="preserve"> </w:t>
+            </w:r>
+            <w:proofErr w:type="spellStart"/>
+            <w:r>
+              <w:rPr>
+                <w:rFonts w:ascii="Courier New" w:hAnsi="Courier New" w:cs="Courier New"/>
+              </w:rPr>
+              <w:t>elev_n</w:t>
+            </w:r>
+            <w:proofErr w:type="spellEnd"/>
+            <w:r>
+              <w:rPr>
+                <w:rFonts w:ascii="Courier New" w:hAnsi="Courier New" w:cs="Courier New"/>
+              </w:rPr>
+              <w:t xml:space="preserve"> </w:t>
+            </w:r>
+          </w:p>
+          <w:p>
+            <w:pPr>
+              <w:rPr>
+                <w:rFonts w:ascii="Courier New" w:hAnsi="Courier New" w:cs="Courier New"/>
+                <w:lang w:val="es-CL"/>
+              </w:rPr>
+            </w:pPr>
+            <w:r>
+              <w:rPr>
+                <w:rFonts w:ascii="Courier New" w:hAnsi="Courier New" w:cs="Courier New"/>
+                <w:lang w:val="es-CL"/>
+              </w:rPr>
+              <w:t>-or- X1 Y1 Z1 X2 Y2 Z2 … X_n Y_n Z_n</w:t>
+            </w:r>
+            <w:r>
+              <w:rPr>
+                <w:rFonts w:ascii="Courier New" w:hAnsi="Courier New" w:cs="Courier New"/>
+                <w:lang w:val="es-CL"/>
+              </w:rPr>
+              <w:t xml:space="preserve"> </w:t>
+            </w:r>
+          </w:p>
+        </w:tc>
+      </w:tr>
+    </w:tbl>
+    <w:p>
+      <w:pPr>
+        <w:rPr>
+          <w:rFonts w:ascii="Courier New" w:hAnsi="Courier New" w:cs="Courier New"/>
+          <w:lang w:val="es-CL"/>
+        </w:rPr>
+      </w:pPr>
+    </w:p>
+    <w:p>
+      <w:pPr>
+        <w:rPr>
+          <w:rFonts w:ascii="Courier New" w:hAnsi="Courier New" w:cs="Courier New"/>
+          <w:lang w:val="es-CL"/>
+        </w:rPr>
+      </w:pPr>
+      <w:r>
+        <w:rPr>
+          <w:rFonts w:ascii="Courier New" w:hAnsi="Courier New" w:cs="Courier New"/>
+          <w:lang w:val="es-CL"/>
+        </w:rPr>
+        <w:br w:type="page"/>
+      </w:r>
+    </w:p>
+    <w:p>
+      <w:pPr>
+        <w:jc w:val="both"/>
+        <w:rPr>
+          <w:rFonts w:ascii="Courier New" w:hAnsi="Courier New" w:cs="Courier New"/>
+        </w:rPr>
+      </w:pPr>
+      <w:r>
+        <w:rPr>
+          <w:rFonts w:ascii="Courier New" w:hAnsi="Courier New" w:cs="Courier New"/>
+          <w:b/>
+        </w:rPr>
+        <w:lastRenderedPageBreak/>
         <w:t>Line</w:t>
       </w:r>
       <w:r>
@@ -4847,65 +5615,8 @@
                 <w:rFonts w:ascii="Courier New" w:hAnsi="Courier New" w:cs="Courier New"/>
                 <w:lang w:val="es-CL"/>
               </w:rPr>
-              <w:t>-</w:t>
-            </w:r>
-            <w:proofErr w:type="spellStart"/>
-            <w:r>
-              <w:rPr>
-                <w:rFonts w:ascii="Courier New" w:hAnsi="Courier New" w:cs="Courier New"/>
-                <w:lang w:val="es-CL"/>
-              </w:rPr>
-              <w:t>or</w:t>
-            </w:r>
-            <w:proofErr w:type="spellEnd"/>
-            <w:r>
-              <w:rPr>
-                <w:rFonts w:ascii="Courier New" w:hAnsi="Courier New" w:cs="Courier New"/>
-                <w:lang w:val="es-CL"/>
-              </w:rPr>
-              <w:t xml:space="preserve">- X1 Y1 Z1 X2 Y2 Z2 … </w:t>
-            </w:r>
-            <w:proofErr w:type="spellStart"/>
-            <w:r>
-              <w:rPr>
-                <w:rFonts w:ascii="Courier New" w:hAnsi="Courier New" w:cs="Courier New"/>
-                <w:lang w:val="es-CL"/>
-              </w:rPr>
-              <w:t>X_n</w:t>
-            </w:r>
-            <w:proofErr w:type="spellEnd"/>
-            <w:r>
-              <w:rPr>
-                <w:rFonts w:ascii="Courier New" w:hAnsi="Courier New" w:cs="Courier New"/>
-                <w:lang w:val="es-CL"/>
-              </w:rPr>
-              <w:t xml:space="preserve"> </w:t>
-            </w:r>
-            <w:proofErr w:type="spellStart"/>
-            <w:r>
-              <w:rPr>
-                <w:rFonts w:ascii="Courier New" w:hAnsi="Courier New" w:cs="Courier New"/>
-                <w:lang w:val="es-CL"/>
-              </w:rPr>
-              <w:t>Y_n</w:t>
-            </w:r>
-            <w:proofErr w:type="spellEnd"/>
-            <w:r>
-              <w:rPr>
-                <w:rFonts w:ascii="Courier New" w:hAnsi="Courier New" w:cs="Courier New"/>
-                <w:lang w:val="es-CL"/>
-              </w:rPr>
-              <w:t xml:space="preserve"> </w:t>
-            </w:r>
-            <w:proofErr w:type="spellStart"/>
-            <w:r>
-              <w:rPr>
-                <w:rFonts w:ascii="Courier New" w:hAnsi="Courier New" w:cs="Courier New"/>
-                <w:lang w:val="es-CL"/>
-              </w:rPr>
-              <w:t>Z_n</w:t>
-            </w:r>
-            <w:proofErr w:type="spellEnd"/>
+              <w:t>-or- X1 Y1 Z1 X2 Y2 Z2 … X_n Y_n Z_n</w:t>
+            </w:r>
           </w:p>
         </w:tc>
       </w:tr>
@@ -6152,65 +6863,8 @@
                 <w:rFonts w:ascii="Courier New" w:hAnsi="Courier New" w:cs="Courier New"/>
                 <w:lang w:val="es-CL"/>
               </w:rPr>
-              <w:t>-</w:t>
-            </w:r>
-            <w:proofErr w:type="spellStart"/>
-            <w:r>
-              <w:rPr>
-                <w:rFonts w:ascii="Courier New" w:hAnsi="Courier New" w:cs="Courier New"/>
-                <w:lang w:val="es-CL"/>
-              </w:rPr>
-              <w:t>or</w:t>
-            </w:r>
-            <w:proofErr w:type="spellEnd"/>
-            <w:r>
-              <w:rPr>
-                <w:rFonts w:ascii="Courier New" w:hAnsi="Courier New" w:cs="Courier New"/>
-                <w:lang w:val="es-CL"/>
-              </w:rPr>
-              <w:t xml:space="preserve">- X1 Y1 Z1 X2 Y2 Z2 … </w:t>
-            </w:r>
-            <w:proofErr w:type="spellStart"/>
-            <w:r>
-              <w:rPr>
-                <w:rFonts w:ascii="Courier New" w:hAnsi="Courier New" w:cs="Courier New"/>
-                <w:lang w:val="es-CL"/>
-              </w:rPr>
-              <w:t>X_n</w:t>
-            </w:r>
-            <w:proofErr w:type="spellEnd"/>
-            <w:r>
-              <w:rPr>
-                <w:rFonts w:ascii="Courier New" w:hAnsi="Courier New" w:cs="Courier New"/>
-                <w:lang w:val="es-CL"/>
-              </w:rPr>
-              <w:t xml:space="preserve"> </w:t>
-            </w:r>
-            <w:proofErr w:type="spellStart"/>
-            <w:r>
-              <w:rPr>
-                <w:rFonts w:ascii="Courier New" w:hAnsi="Courier New" w:cs="Courier New"/>
-                <w:lang w:val="es-CL"/>
-              </w:rPr>
-              <w:t>Y_n</w:t>
-            </w:r>
-            <w:proofErr w:type="spellEnd"/>
-            <w:r>
-              <w:rPr>
-                <w:rFonts w:ascii="Courier New" w:hAnsi="Courier New" w:cs="Courier New"/>
-                <w:lang w:val="es-CL"/>
-              </w:rPr>
-              <w:t xml:space="preserve"> </w:t>
-            </w:r>
-            <w:proofErr w:type="spellStart"/>
-            <w:r>
-              <w:rPr>
-                <w:rFonts w:ascii="Courier New" w:hAnsi="Courier New" w:cs="Courier New"/>
-                <w:lang w:val="es-CL"/>
-              </w:rPr>
-              <w:t>Z_n</w:t>
-            </w:r>
-            <w:proofErr w:type="spellEnd"/>
+              <w:t>-or- X1 Y1 Z1 X2 Y2 Z2 … X_n Y_n Z_n</w:t>
+            </w:r>
           </w:p>
         </w:tc>
       </w:tr>
@@ -6287,7 +6941,21 @@
               <w:rPr>
                 <w:rFonts w:ascii="Courier New" w:hAnsi="Courier New" w:cs="Courier New"/>
               </w:rPr>
-              <w:t>Upper Seismogenic Depth (km) , positive value for points below the earth surface</w:t>
+              <w:t xml:space="preserve">Upper </w:t>
+            </w:r>
+            <w:proofErr w:type="spellStart"/>
+            <w:r>
+              <w:rPr>
+                <w:rFonts w:ascii="Courier New" w:hAnsi="Courier New" w:cs="Courier New"/>
+              </w:rPr>
+              <w:t>Seismogenic</w:t>
+            </w:r>
+            <w:proofErr w:type="spellEnd"/>
+            <w:r>
+              <w:rPr>
+                <w:rFonts w:ascii="Courier New" w:hAnsi="Courier New" w:cs="Courier New"/>
+              </w:rPr>
+              <w:t xml:space="preserve"> Depth (km) , positive value for points below the earth surface</w:t>
             </w:r>
           </w:p>
         </w:tc>
@@ -6327,7 +6995,21 @@
               <w:rPr>
                 <w:rFonts w:ascii="Courier New" w:hAnsi="Courier New" w:cs="Courier New"/>
               </w:rPr>
-              <w:t>Lower Seismogenic Depth (km), positive value for points below the earth surface</w:t>
+              <w:t xml:space="preserve">Lower </w:t>
+            </w:r>
+            <w:proofErr w:type="spellStart"/>
+            <w:r>
+              <w:rPr>
+                <w:rFonts w:ascii="Courier New" w:hAnsi="Courier New" w:cs="Courier New"/>
+              </w:rPr>
+              <w:t>Seismogenic</w:t>
+            </w:r>
+            <w:proofErr w:type="spellEnd"/>
+            <w:r>
+              <w:rPr>
+                <w:rFonts w:ascii="Courier New" w:hAnsi="Courier New" w:cs="Courier New"/>
+              </w:rPr>
+              <w:t xml:space="preserve"> Depth (km), positive value for points below the earth surface</w:t>
             </w:r>
           </w:p>
         </w:tc>
@@ -6439,6 +7121,7 @@
               <w:t xml:space="preserve">    conn: [</w:t>
             </w:r>
             <w:proofErr w:type="spellStart"/>
+            <w:proofErr w:type="gramStart"/>
             <w:r>
               <w:rPr>
                 <w:rFonts w:ascii="Courier New" w:hAnsi="Courier New" w:cs="Courier New"/>
@@ -6450,7 +7133,14 @@
               <w:rPr>
                 <w:rFonts w:ascii="Courier New" w:hAnsi="Courier New" w:cs="Courier New"/>
               </w:rPr>
-              <w:t xml:space="preserve">  × 3] (element connectivity matrix)</w:t>
+              <w:t xml:space="preserve">  ×</w:t>
+            </w:r>
+            <w:proofErr w:type="gramEnd"/>
+            <w:r>
+              <w:rPr>
+                <w:rFonts w:ascii="Courier New" w:hAnsi="Courier New" w:cs="Courier New"/>
+              </w:rPr>
+              <w:t xml:space="preserve"> 3] (element connectivity matrix)</w:t>
             </w:r>
           </w:p>
           <w:p>
@@ -6521,6 +7211,7 @@
               <w:t>: [</w:t>
             </w:r>
             <w:proofErr w:type="spellStart"/>
+            <w:proofErr w:type="gramStart"/>
             <w:r>
               <w:rPr>
                 <w:rFonts w:ascii="Courier New" w:hAnsi="Courier New" w:cs="Courier New"/>
@@ -6532,7 +7223,14 @@
               <w:rPr>
                 <w:rFonts w:ascii="Courier New" w:hAnsi="Courier New" w:cs="Courier New"/>
               </w:rPr>
-              <w:t xml:space="preserve">  × 1] (area of elements)</w:t>
+              <w:t xml:space="preserve">  ×</w:t>
+            </w:r>
+            <w:proofErr w:type="gramEnd"/>
+            <w:r>
+              <w:rPr>
+                <w:rFonts w:ascii="Courier New" w:hAnsi="Courier New" w:cs="Courier New"/>
+              </w:rPr>
+              <w:t xml:space="preserve"> 1] (area of elements)</w:t>
             </w:r>
           </w:p>
           <w:p>
@@ -6563,6 +7261,7 @@
               <w:t>: [</w:t>
             </w:r>
             <w:proofErr w:type="spellStart"/>
+            <w:proofErr w:type="gramStart"/>
             <w:r>
               <w:rPr>
                 <w:rFonts w:ascii="Courier New" w:hAnsi="Courier New" w:cs="Courier New"/>
@@ -6574,7 +7273,14 @@
               <w:rPr>
                 <w:rFonts w:ascii="Courier New" w:hAnsi="Courier New" w:cs="Courier New"/>
               </w:rPr>
-              <w:t xml:space="preserve">  × 3] (centroid coordinates)</w:t>
+              <w:t xml:space="preserve">  ×</w:t>
+            </w:r>
+            <w:proofErr w:type="gramEnd"/>
+            <w:r>
+              <w:rPr>
+                <w:rFonts w:ascii="Courier New" w:hAnsi="Courier New" w:cs="Courier New"/>
+              </w:rPr>
+              <w:t xml:space="preserve"> 3] (centroid coordinates)</w:t>
             </w:r>
           </w:p>
           <w:p>
@@ -6590,6 +7296,7 @@
               <w:t xml:space="preserve">  normal: [</w:t>
             </w:r>
             <w:proofErr w:type="spellStart"/>
+            <w:proofErr w:type="gramStart"/>
             <w:r>
               <w:rPr>
                 <w:rFonts w:ascii="Courier New" w:hAnsi="Courier New" w:cs="Courier New"/>
@@ -6601,7 +7308,14 @@
               <w:rPr>
                 <w:rFonts w:ascii="Courier New" w:hAnsi="Courier New" w:cs="Courier New"/>
               </w:rPr>
-              <w:t xml:space="preserve">  × 3] (unit vector normal to each element)</w:t>
+              <w:t xml:space="preserve">  ×</w:t>
+            </w:r>
+            <w:proofErr w:type="gramEnd"/>
+            <w:r>
+              <w:rPr>
+                <w:rFonts w:ascii="Courier New" w:hAnsi="Courier New" w:cs="Courier New"/>
+              </w:rPr>
+              <w:t xml:space="preserve"> 3] (unit vector normal to each element)</w:t>
             </w:r>
           </w:p>
           <w:p>
@@ -6677,21 +7391,7 @@
               <w:rPr>
                 <w:rFonts w:ascii="Courier New" w:hAnsi="Courier New" w:cs="Courier New"/>
               </w:rPr>
-              <w:t xml:space="preserve"> is the number of nodes in the </w:t>
-            </w:r>
-            <w:proofErr w:type="spellStart"/>
-            <w:r>
-              <w:rPr>
-                <w:rFonts w:ascii="Courier New" w:hAnsi="Courier New" w:cs="Courier New"/>
-              </w:rPr>
-              <w:t>triangularization</w:t>
-            </w:r>
-            <w:proofErr w:type="spellEnd"/>
-            <w:r>
-              <w:rPr>
-                <w:rFonts w:ascii="Courier New" w:hAnsi="Courier New" w:cs="Courier New"/>
-              </w:rPr>
-              <w:t xml:space="preserve">. </w:t>
+              <w:t xml:space="preserve"> is the number of nodes in the triangularization. </w:t>
             </w:r>
           </w:p>
         </w:tc>
@@ -8433,65 +9133,8 @@
                 <w:rFonts w:ascii="Courier New" w:hAnsi="Courier New" w:cs="Courier New"/>
                 <w:lang w:val="es-CL"/>
               </w:rPr>
-              <w:t xml:space="preserve">delta </w:t>
-            </w:r>
-            <w:proofErr w:type="spellStart"/>
-            <w:r>
-              <w:rPr>
-                <w:rFonts w:ascii="Courier New" w:hAnsi="Courier New" w:cs="Courier New"/>
-                <w:lang w:val="es-CL"/>
-              </w:rPr>
-              <w:t>label</w:t>
-            </w:r>
-            <w:proofErr w:type="spellEnd"/>
-            <w:r>
-              <w:rPr>
-                <w:rFonts w:ascii="Courier New" w:hAnsi="Courier New" w:cs="Courier New"/>
-                <w:lang w:val="es-CL"/>
-              </w:rPr>
-              <w:t xml:space="preserve"> </w:t>
-            </w:r>
-            <w:proofErr w:type="spellStart"/>
-            <w:r>
-              <w:rPr>
-                <w:rFonts w:ascii="Courier New" w:hAnsi="Courier New" w:cs="Courier New"/>
-                <w:lang w:val="es-CL"/>
-              </w:rPr>
-              <w:t>stype</w:t>
-            </w:r>
-            <w:proofErr w:type="spellEnd"/>
-            <w:r>
-              <w:rPr>
-                <w:rFonts w:ascii="Courier New" w:hAnsi="Courier New" w:cs="Courier New"/>
-                <w:lang w:val="es-CL"/>
-              </w:rPr>
-              <w:t xml:space="preserve"> </w:t>
-            </w:r>
-            <w:proofErr w:type="spellStart"/>
-            <w:r>
-              <w:rPr>
-                <w:rFonts w:ascii="Courier New" w:hAnsi="Courier New" w:cs="Courier New"/>
-                <w:lang w:val="es-CL"/>
-              </w:rPr>
-              <w:t>svalue</w:t>
-            </w:r>
-            <w:proofErr w:type="spellEnd"/>
-            <w:r>
-              <w:rPr>
-                <w:rFonts w:ascii="Courier New" w:hAnsi="Courier New" w:cs="Courier New"/>
-                <w:lang w:val="es-CL"/>
-              </w:rPr>
-              <w:t xml:space="preserve"> </w:t>
-            </w:r>
-            <w:proofErr w:type="spellStart"/>
-            <w:r>
-              <w:rPr>
-                <w:rFonts w:ascii="Courier New" w:hAnsi="Courier New" w:cs="Courier New"/>
-                <w:lang w:val="es-CL"/>
-              </w:rPr>
-              <w:t>Mchar</w:t>
-            </w:r>
-            <w:proofErr w:type="spellEnd"/>
+              <w:t>delta label stype svalue Mchar</w:t>
+            </w:r>
           </w:p>
         </w:tc>
       </w:tr>
@@ -10302,6 +10945,8 @@
           <w:rFonts w:ascii="Courier New" w:hAnsi="Courier New" w:cs="Courier New"/>
         </w:rPr>
       </w:pPr>
+      <w:bookmarkStart w:id="0" w:name="_GoBack"/>
+      <w:bookmarkEnd w:id="0"/>
     </w:p>
     <w:p>
       <w:pPr>
@@ -10383,6 +11028,20 @@
               <w:t>occurrates</w:t>
             </w:r>
             <w:proofErr w:type="spellEnd"/>
+            <w:r>
+              <w:rPr>
+                <w:rFonts w:ascii="Courier New" w:hAnsi="Courier New" w:cs="Courier New"/>
+              </w:rPr>
+              <w:t xml:space="preserve">   </w:t>
+            </w:r>
+            <w:r>
+              <w:rPr>
+                <w:rFonts w:ascii="Courier New" w:hAnsi="Courier New" w:cs="Courier New"/>
+                <w:b/>
+                <w:color w:val="FF0000"/>
+              </w:rPr>
+              <w:t>DISCONTINUED</w:t>
+            </w:r>
           </w:p>
         </w:tc>
       </w:tr>
@@ -12460,7 +13119,6 @@
                 <w:lang w:eastAsia="es-CL"/>
               </w:rPr>
             </w:pPr>
-            <w:proofErr w:type="spellStart"/>
             <w:r>
               <w:rPr>
                 <w:rFonts w:ascii="Courier New" w:eastAsia="Times New Roman" w:hAnsi="Courier New" w:cs="Courier New"/>
@@ -12469,7 +13127,6 @@
               </w:rPr>
               <w:t>forearc</w:t>
             </w:r>
-            <w:proofErr w:type="spellEnd"/>
           </w:p>
           <w:p>
             <w:pPr>
@@ -13946,7 +14603,6 @@
                 <w:lang w:eastAsia="es-CL"/>
               </w:rPr>
             </w:pPr>
-            <w:proofErr w:type="spellStart"/>
             <w:r>
               <w:rPr>
                 <w:rFonts w:ascii="Courier New" w:eastAsia="Times New Roman" w:hAnsi="Courier New" w:cs="Courier New"/>
@@ -13955,7 +14611,6 @@
               </w:rPr>
               <w:t>forearc</w:t>
             </w:r>
-            <w:proofErr w:type="spellEnd"/>
           </w:p>
           <w:p>
             <w:pPr>
@@ -14553,7 +15208,6 @@
                 <w:lang w:eastAsia="es-CL"/>
               </w:rPr>
             </w:pPr>
-            <w:proofErr w:type="spellStart"/>
             <w:r>
               <w:rPr>
                 <w:rFonts w:ascii="Courier New" w:eastAsia="Times New Roman" w:hAnsi="Courier New" w:cs="Courier New"/>
@@ -14562,7 +15216,6 @@
               </w:rPr>
               <w:t>forearc</w:t>
             </w:r>
-            <w:proofErr w:type="spellEnd"/>
           </w:p>
           <w:p>
             <w:pPr>
@@ -14835,7 +15488,6 @@
                 <w:lang w:eastAsia="es-CL"/>
               </w:rPr>
             </w:pPr>
-            <w:proofErr w:type="spellStart"/>
             <w:r>
               <w:rPr>
                 <w:rFonts w:ascii="Courier New" w:eastAsia="Times New Roman" w:hAnsi="Courier New" w:cs="Courier New"/>
@@ -14844,7 +15496,6 @@
               </w:rPr>
               <w:t>forearc</w:t>
             </w:r>
-            <w:proofErr w:type="spellEnd"/>
           </w:p>
           <w:p>
             <w:pPr>
@@ -16933,7 +17584,6 @@
                 <w:lang w:eastAsia="es-CL"/>
               </w:rPr>
             </w:pPr>
-            <w:proofErr w:type="spellStart"/>
             <w:r>
               <w:rPr>
                 <w:rFonts w:ascii="Courier New" w:eastAsia="Times New Roman" w:hAnsi="Courier New" w:cs="Courier New"/>
@@ -16942,7 +17592,6 @@
               </w:rPr>
               <w:t>mainshock</w:t>
             </w:r>
-            <w:proofErr w:type="spellEnd"/>
           </w:p>
           <w:p>
             <w:pPr>
@@ -18196,7 +18845,6 @@
                 <w:lang w:eastAsia="es-CL"/>
               </w:rPr>
             </w:pPr>
-            <w:proofErr w:type="spellStart"/>
             <w:r>
               <w:rPr>
                 <w:rFonts w:ascii="Courier New" w:eastAsia="Times New Roman" w:hAnsi="Courier New" w:cs="Courier New"/>
@@ -18205,7 +18853,6 @@
               </w:rPr>
               <w:t>mainshock</w:t>
             </w:r>
-            <w:proofErr w:type="spellEnd"/>
           </w:p>
           <w:p>
             <w:pPr>
@@ -21328,7 +21975,6 @@
                 <w:lang w:eastAsia="es-CL"/>
               </w:rPr>
             </w:pPr>
-            <w:proofErr w:type="spellStart"/>
             <w:r>
               <w:rPr>
                 <w:rFonts w:ascii="Courier New" w:eastAsia="Times New Roman" w:hAnsi="Courier New" w:cs="Courier New"/>
@@ -21337,7 +21983,6 @@
               </w:rPr>
               <w:t>mainshock</w:t>
             </w:r>
-            <w:proofErr w:type="spellEnd"/>
           </w:p>
           <w:p>
             <w:pPr>
@@ -23062,7 +23707,25 @@
                 <w:color w:val="000000"/>
                 <w:lang w:eastAsia="es-CL"/>
               </w:rPr>
-              <w:t>1   Vs30 from eq(5)</w:t>
+              <w:t xml:space="preserve">1   Vs30 from </w:t>
+            </w:r>
+            <w:proofErr w:type="gramStart"/>
+            <w:r>
+              <w:rPr>
+                <w:rFonts w:ascii="Courier New" w:eastAsia="Times New Roman" w:hAnsi="Courier New" w:cs="Courier New"/>
+                <w:color w:val="000000"/>
+                <w:lang w:eastAsia="es-CL"/>
+              </w:rPr>
+              <w:t>eq(</w:t>
+            </w:r>
+            <w:proofErr w:type="gramEnd"/>
+            <w:r>
+              <w:rPr>
+                <w:rFonts w:ascii="Courier New" w:eastAsia="Times New Roman" w:hAnsi="Courier New" w:cs="Courier New"/>
+                <w:color w:val="000000"/>
+                <w:lang w:eastAsia="es-CL"/>
+              </w:rPr>
+              <w:t>5)</w:t>
             </w:r>
           </w:p>
           <w:p>
@@ -23085,7 +23748,25 @@
                 <w:color w:val="000000"/>
                 <w:lang w:eastAsia="es-CL"/>
               </w:rPr>
-              <w:t>2   Vs30 from eq(6)</w:t>
+              <w:t xml:space="preserve">2   Vs30 from </w:t>
+            </w:r>
+            <w:proofErr w:type="gramStart"/>
+            <w:r>
+              <w:rPr>
+                <w:rFonts w:ascii="Courier New" w:eastAsia="Times New Roman" w:hAnsi="Courier New" w:cs="Courier New"/>
+                <w:color w:val="000000"/>
+                <w:lang w:eastAsia="es-CL"/>
+              </w:rPr>
+              <w:t>eq(</w:t>
+            </w:r>
+            <w:proofErr w:type="gramEnd"/>
+            <w:r>
+              <w:rPr>
+                <w:rFonts w:ascii="Courier New" w:eastAsia="Times New Roman" w:hAnsi="Courier New" w:cs="Courier New"/>
+                <w:color w:val="000000"/>
+                <w:lang w:eastAsia="es-CL"/>
+              </w:rPr>
+              <w:t>6)</w:t>
             </w:r>
           </w:p>
           <w:p>
@@ -23427,61 +24108,15 @@
                 <w:color w:val="000000"/>
                 <w:lang w:val="es-CL" w:eastAsia="es-CL"/>
               </w:rPr>
-              <w:t xml:space="preserve">SGS </w:t>
-            </w:r>
-            <w:proofErr w:type="spellStart"/>
+              <w:t>SGS Site class</w:t>
+            </w:r>
             <w:r>
               <w:rPr>
                 <w:rFonts w:ascii="Courier New" w:eastAsia="Times New Roman" w:hAnsi="Courier New" w:cs="Courier New"/>
                 <w:color w:val="000000"/>
                 <w:lang w:val="es-CL" w:eastAsia="es-CL"/>
               </w:rPr>
-              <w:t>Site</w:t>
-            </w:r>
-            <w:proofErr w:type="spellEnd"/>
-            <w:r>
-              <w:rPr>
-                <w:rFonts w:ascii="Courier New" w:eastAsia="Times New Roman" w:hAnsi="Courier New" w:cs="Courier New"/>
-                <w:color w:val="000000"/>
-                <w:lang w:val="es-CL" w:eastAsia="es-CL"/>
-              </w:rPr>
-              <w:t xml:space="preserve"> </w:t>
-            </w:r>
-            <w:proofErr w:type="spellStart"/>
-            <w:r>
-              <w:rPr>
-                <w:rFonts w:ascii="Courier New" w:eastAsia="Times New Roman" w:hAnsi="Courier New" w:cs="Courier New"/>
-                <w:color w:val="000000"/>
-                <w:lang w:val="es-CL" w:eastAsia="es-CL"/>
-              </w:rPr>
-              <w:t>class</w:t>
-            </w:r>
-            <w:proofErr w:type="spellEnd"/>
-            <w:r>
-              <w:rPr>
-                <w:rFonts w:ascii="Courier New" w:eastAsia="Times New Roman" w:hAnsi="Courier New" w:cs="Courier New"/>
-                <w:color w:val="000000"/>
-                <w:lang w:val="es-CL" w:eastAsia="es-CL"/>
-              </w:rPr>
-              <w:t xml:space="preserve"> (</w:t>
-            </w:r>
-            <w:proofErr w:type="spellStart"/>
-            <w:r>
-              <w:rPr>
-                <w:rFonts w:ascii="Courier New" w:eastAsia="Times New Roman" w:hAnsi="Courier New" w:cs="Courier New"/>
-                <w:color w:val="000000"/>
-                <w:lang w:val="es-CL" w:eastAsia="es-CL"/>
-              </w:rPr>
-              <w:t>Rodriguez-Marek</w:t>
-            </w:r>
-            <w:proofErr w:type="spellEnd"/>
-            <w:r>
-              <w:rPr>
-                <w:rFonts w:ascii="Courier New" w:eastAsia="Times New Roman" w:hAnsi="Courier New" w:cs="Courier New"/>
-                <w:color w:val="000000"/>
-                <w:lang w:val="es-CL" w:eastAsia="es-CL"/>
-              </w:rPr>
-              <w:t xml:space="preserve"> et al. 2001)</w:t>
+              <w:t xml:space="preserve"> (Rodriguez-Marek et al. 2001)</w:t>
             </w:r>
           </w:p>
           <w:p>
@@ -24112,7 +24747,6 @@
                 <w:lang w:eastAsia="es-CL"/>
               </w:rPr>
             </w:pPr>
-            <w:proofErr w:type="spellStart"/>
             <w:r>
               <w:rPr>
                 <w:rFonts w:ascii="Courier New" w:eastAsia="Times New Roman" w:hAnsi="Courier New" w:cs="Courier New"/>
@@ -24121,7 +24755,6 @@
               </w:rPr>
               <w:t>forearc</w:t>
             </w:r>
-            <w:proofErr w:type="spellEnd"/>
           </w:p>
           <w:p>
             <w:pPr>
@@ -24392,61 +25025,15 @@
                 <w:color w:val="000000"/>
                 <w:lang w:val="es-CL" w:eastAsia="es-CL"/>
               </w:rPr>
-              <w:t xml:space="preserve">SGS </w:t>
-            </w:r>
-            <w:proofErr w:type="spellStart"/>
+              <w:t>SGS Site class</w:t>
+            </w:r>
             <w:r>
               <w:rPr>
                 <w:rFonts w:ascii="Courier New" w:eastAsia="Times New Roman" w:hAnsi="Courier New" w:cs="Courier New"/>
                 <w:color w:val="000000"/>
                 <w:lang w:val="es-CL" w:eastAsia="es-CL"/>
               </w:rPr>
-              <w:t>Site</w:t>
-            </w:r>
-            <w:proofErr w:type="spellEnd"/>
-            <w:r>
-              <w:rPr>
-                <w:rFonts w:ascii="Courier New" w:eastAsia="Times New Roman" w:hAnsi="Courier New" w:cs="Courier New"/>
-                <w:color w:val="000000"/>
-                <w:lang w:val="es-CL" w:eastAsia="es-CL"/>
-              </w:rPr>
-              <w:t xml:space="preserve"> </w:t>
-            </w:r>
-            <w:proofErr w:type="spellStart"/>
-            <w:r>
-              <w:rPr>
-                <w:rFonts w:ascii="Courier New" w:eastAsia="Times New Roman" w:hAnsi="Courier New" w:cs="Courier New"/>
-                <w:color w:val="000000"/>
-                <w:lang w:val="es-CL" w:eastAsia="es-CL"/>
-              </w:rPr>
-              <w:t>class</w:t>
-            </w:r>
-            <w:proofErr w:type="spellEnd"/>
-            <w:r>
-              <w:rPr>
-                <w:rFonts w:ascii="Courier New" w:eastAsia="Times New Roman" w:hAnsi="Courier New" w:cs="Courier New"/>
-                <w:color w:val="000000"/>
-                <w:lang w:val="es-CL" w:eastAsia="es-CL"/>
-              </w:rPr>
-              <w:t xml:space="preserve"> (</w:t>
-            </w:r>
-            <w:proofErr w:type="spellStart"/>
-            <w:r>
-              <w:rPr>
-                <w:rFonts w:ascii="Courier New" w:eastAsia="Times New Roman" w:hAnsi="Courier New" w:cs="Courier New"/>
-                <w:color w:val="000000"/>
-                <w:lang w:val="es-CL" w:eastAsia="es-CL"/>
-              </w:rPr>
-              <w:t>Rodriguez-Marek</w:t>
-            </w:r>
-            <w:proofErr w:type="spellEnd"/>
-            <w:r>
-              <w:rPr>
-                <w:rFonts w:ascii="Courier New" w:eastAsia="Times New Roman" w:hAnsi="Courier New" w:cs="Courier New"/>
-                <w:color w:val="000000"/>
-                <w:lang w:val="es-CL" w:eastAsia="es-CL"/>
-              </w:rPr>
-              <w:t xml:space="preserve"> et al. 2001)</w:t>
+              <w:t xml:space="preserve"> (Rodriguez-Marek et al. 2001)</w:t>
             </w:r>
           </w:p>
           <w:p>
@@ -25659,7 +26246,6 @@
               </w:rPr>
               <w:t xml:space="preserve"> SOF </w:t>
             </w:r>
-            <w:proofErr w:type="spellStart"/>
             <w:r>
               <w:rPr>
                 <w:rFonts w:ascii="Courier New" w:eastAsia="Times New Roman" w:hAnsi="Courier New" w:cs="Courier New"/>
@@ -25669,7 +26255,6 @@
               </w:rPr>
               <w:t>Database</w:t>
             </w:r>
-            <w:proofErr w:type="spellEnd"/>
           </w:p>
         </w:tc>
       </w:tr>
@@ -26920,7 +27505,6 @@
                 <w:b/>
               </w:rPr>
             </w:pPr>
-            <w:proofErr w:type="spellStart"/>
             <w:r>
               <w:rPr>
                 <w:rFonts w:ascii="Courier New" w:hAnsi="Courier New" w:cs="Courier New"/>
@@ -26928,7 +27512,6 @@
               </w:rPr>
               <w:t>Syntaxis</w:t>
             </w:r>
-            <w:proofErr w:type="spellEnd"/>
           </w:p>
         </w:tc>
         <w:tc>
@@ -27001,14 +27584,12 @@
               </w:rPr>
               <w:t xml:space="preserve"> </w:t>
             </w:r>
-            <w:proofErr w:type="spellStart"/>
             <w:r>
               <w:rPr>
                 <w:rFonts w:ascii="Courier New" w:hAnsi="Courier New" w:cs="Courier New"/>
               </w:rPr>
               <w:t>param</w:t>
             </w:r>
-            <w:proofErr w:type="spellEnd"/>
           </w:p>
         </w:tc>
         <w:tc>
@@ -27246,7 +27827,6 @@
                 <w:b/>
               </w:rPr>
             </w:pPr>
-            <w:proofErr w:type="spellStart"/>
             <w:r>
               <w:rPr>
                 <w:rFonts w:ascii="Courier New" w:hAnsi="Courier New" w:cs="Courier New"/>
@@ -27254,7 +27834,6 @@
               </w:rPr>
               <w:t>Syntaxis</w:t>
             </w:r>
-            <w:proofErr w:type="spellEnd"/>
           </w:p>
         </w:tc>
         <w:tc>
@@ -27315,14 +27894,12 @@
               </w:rPr>
               <w:t xml:space="preserve">corr_BakerCornell2006 </w:t>
             </w:r>
-            <w:proofErr w:type="spellStart"/>
             <w:r>
               <w:rPr>
                 <w:rFonts w:ascii="Courier New" w:hAnsi="Courier New" w:cs="Courier New"/>
               </w:rPr>
               <w:t>param</w:t>
             </w:r>
-            <w:proofErr w:type="spellEnd"/>
           </w:p>
         </w:tc>
         <w:tc>
@@ -27453,14 +28030,12 @@
               </w:rPr>
               <w:t xml:space="preserve">corr_JayaramBaker2011  </w:t>
             </w:r>
-            <w:proofErr w:type="spellStart"/>
             <w:r>
               <w:rPr>
                 <w:rFonts w:ascii="Courier New" w:hAnsi="Courier New" w:cs="Courier New"/>
               </w:rPr>
               <w:t>param</w:t>
             </w:r>
-            <w:proofErr w:type="spellEnd"/>
           </w:p>
         </w:tc>
         <w:tc>
@@ -27560,14 +28135,12 @@
               </w:rPr>
               <w:t xml:space="preserve">corr_Cimellaro2013 </w:t>
             </w:r>
-            <w:proofErr w:type="spellStart"/>
             <w:r>
               <w:rPr>
                 <w:rFonts w:ascii="Courier New" w:hAnsi="Courier New" w:cs="Courier New"/>
               </w:rPr>
               <w:t>param</w:t>
             </w:r>
-            <w:proofErr w:type="spellEnd"/>
             <w:r>
               <w:rPr>
                 <w:rFonts w:ascii="Courier New" w:hAnsi="Courier New" w:cs="Courier New"/>
@@ -27595,31 +28168,13 @@
                 <w:lang w:val="es-ES"/>
               </w:rPr>
             </w:pPr>
-            <w:proofErr w:type="spellStart"/>
             <w:r>
               <w:rPr>
                 <w:rFonts w:ascii="Courier New" w:hAnsi="Courier New" w:cs="Courier New"/>
                 <w:lang w:val="es-ES"/>
               </w:rPr>
-              <w:t>Component</w:t>
-            </w:r>
-            <w:proofErr w:type="spellEnd"/>
-            <w:r>
-              <w:rPr>
-                <w:rFonts w:ascii="Courier New" w:hAnsi="Courier New" w:cs="Courier New"/>
-                <w:lang w:val="es-ES"/>
-              </w:rPr>
-              <w:t xml:space="preserve"> </w:t>
-            </w:r>
-            <w:proofErr w:type="spellStart"/>
-            <w:r>
-              <w:rPr>
-                <w:rFonts w:ascii="Courier New" w:hAnsi="Courier New" w:cs="Courier New"/>
-                <w:lang w:val="es-ES"/>
-              </w:rPr>
-              <w:t>direction</w:t>
-            </w:r>
-            <w:proofErr w:type="spellEnd"/>
+              <w:t>Component direction</w:t>
+            </w:r>
           </w:p>
         </w:tc>
         <w:tc>
@@ -27688,16 +28243,8 @@
               <w:rPr>
                 <w:rFonts w:ascii="Courier New" w:hAnsi="Courier New" w:cs="Courier New"/>
               </w:rPr>
-              <w:t xml:space="preserve">rr_Abrahamson2014 </w:t>
-            </w:r>
-            <w:proofErr w:type="spellStart"/>
-            <w:r>
-              <w:rPr>
-                <w:rFonts w:ascii="Courier New" w:hAnsi="Courier New" w:cs="Courier New"/>
-              </w:rPr>
-              <w:t>param</w:t>
-            </w:r>
-            <w:proofErr w:type="spellEnd"/>
+              <w:t>rr_Abrahamson2014 param</w:t>
+            </w:r>
           </w:p>
           <w:p>
             <w:pPr>
@@ -27938,14 +28485,12 @@
               </w:rPr>
               <w:t xml:space="preserve">corr_Candia2019 </w:t>
             </w:r>
-            <w:proofErr w:type="spellStart"/>
             <w:r>
               <w:rPr>
                 <w:rFonts w:ascii="Courier New" w:hAnsi="Courier New" w:cs="Courier New"/>
               </w:rPr>
               <w:t>param</w:t>
             </w:r>
-            <w:proofErr w:type="spellEnd"/>
           </w:p>
         </w:tc>
         <w:tc>
@@ -28317,7 +28862,7 @@
         <w:noProof/>
       </w:rPr>
       <w:drawing>
-        <wp:anchor distT="0" distB="0" distL="114300" distR="114300" simplePos="0" relativeHeight="251659264" behindDoc="0" locked="0" layoutInCell="1" allowOverlap="1" wp14:anchorId="7222D0BA" wp14:editId="3CAE5DCA">
+        <wp:anchor distT="0" distB="0" distL="114300" distR="114300" simplePos="0" relativeHeight="251659264" behindDoc="0" locked="0" layoutInCell="1" allowOverlap="1" wp14:anchorId="21DF7EF8" wp14:editId="1616B7E1">
           <wp:simplePos x="0" y="0"/>
           <wp:positionH relativeFrom="column">
             <wp:posOffset>5378450</wp:posOffset>
@@ -28390,16 +28935,8 @@
       <w:rPr>
         <w:rFonts w:ascii="Times New Roman" w:hAnsi="Times New Roman" w:cs="Times New Roman"/>
       </w:rPr>
-      <w:t xml:space="preserve">Object </w:t>
+      <w:t>Object Syntaxis</w:t>
     </w:r>
-    <w:proofErr w:type="spellStart"/>
-    <w:r>
-      <w:rPr>
-        <w:rFonts w:ascii="Times New Roman" w:hAnsi="Times New Roman" w:cs="Times New Roman"/>
-      </w:rPr>
-      <w:t>Syntaxis</w:t>
-    </w:r>
-    <w:proofErr w:type="spellEnd"/>
   </w:p>
   <w:p>
     <w:pPr>

--- a/platform_realvalues/Syntaxis.docx
+++ b/platform_realvalues/Syntaxis.docx
@@ -1,6 +1,6 @@
 
 <file path=word/document.xml><?xml version="1.0" encoding="utf-8"?>
-<w:document xmlns:wpc="http://schemas.microsoft.com/office/word/2010/wordprocessingCanvas" xmlns:cx="http://schemas.microsoft.com/office/drawing/2014/chartex" xmlns:mc="http://schemas.openxmlformats.org/markup-compatibility/2006" xmlns:o="urn:schemas-microsoft-com:office:office" xmlns:r="http://schemas.openxmlformats.org/officeDocument/2006/relationships" xmlns:m="http://schemas.openxmlformats.org/officeDocument/2006/math" xmlns:v="urn:schemas-microsoft-com:vml" xmlns:wp14="http://schemas.microsoft.com/office/word/2010/wordprocessingDrawing" xmlns:wp="http://schemas.openxmlformats.org/drawingml/2006/wordprocessingDrawing" xmlns:w10="urn:schemas-microsoft-com:office:word" xmlns:w="http://schemas.openxmlformats.org/wordprocessingml/2006/main" xmlns:w14="http://schemas.microsoft.com/office/word/2010/wordml" xmlns:w15="http://schemas.microsoft.com/office/word/2012/wordml" xmlns:w16se="http://schemas.microsoft.com/office/word/2015/wordml/symex" xmlns:wpg="http://schemas.microsoft.com/office/word/2010/wordprocessingGroup" xmlns:wpi="http://schemas.microsoft.com/office/word/2010/wordprocessingInk" xmlns:wne="http://schemas.microsoft.com/office/word/2006/wordml" xmlns:wps="http://schemas.microsoft.com/office/word/2010/wordprocessingShape" mc:Ignorable="w14 w15 w16se wp14">
+<w:document xmlns:wpc="http://schemas.microsoft.com/office/word/2010/wordprocessingCanvas" xmlns:cx="http://schemas.microsoft.com/office/drawing/2014/chartex" xmlns:cx1="http://schemas.microsoft.com/office/drawing/2015/9/8/chartex" xmlns:cx2="http://schemas.microsoft.com/office/drawing/2015/10/21/chartex" xmlns:cx3="http://schemas.microsoft.com/office/drawing/2016/5/9/chartex" xmlns:cx4="http://schemas.microsoft.com/office/drawing/2016/5/10/chartex" xmlns:cx5="http://schemas.microsoft.com/office/drawing/2016/5/11/chartex" xmlns:cx6="http://schemas.microsoft.com/office/drawing/2016/5/12/chartex" xmlns:cx7="http://schemas.microsoft.com/office/drawing/2016/5/13/chartex" xmlns:cx8="http://schemas.microsoft.com/office/drawing/2016/5/14/chartex" xmlns:mc="http://schemas.openxmlformats.org/markup-compatibility/2006" xmlns:aink="http://schemas.microsoft.com/office/drawing/2016/ink" xmlns:am3d="http://schemas.microsoft.com/office/drawing/2017/model3d" xmlns:o="urn:schemas-microsoft-com:office:office" xmlns:oel="http://schemas.microsoft.com/office/2019/extlst" xmlns:r="http://schemas.openxmlformats.org/officeDocument/2006/relationships" xmlns:m="http://schemas.openxmlformats.org/officeDocument/2006/math" xmlns:v="urn:schemas-microsoft-com:vml" xmlns:wp14="http://schemas.microsoft.com/office/word/2010/wordprocessingDrawing" xmlns:wp="http://schemas.openxmlformats.org/drawingml/2006/wordprocessingDrawing" xmlns:w10="urn:schemas-microsoft-com:office:word" xmlns:w="http://schemas.openxmlformats.org/wordprocessingml/2006/main" xmlns:w14="http://schemas.microsoft.com/office/word/2010/wordml" xmlns:w15="http://schemas.microsoft.com/office/word/2012/wordml" xmlns:w16cex="http://schemas.microsoft.com/office/word/2018/wordml/cex" xmlns:w16cid="http://schemas.microsoft.com/office/word/2016/wordml/cid" xmlns:w16="http://schemas.microsoft.com/office/word/2018/wordml" xmlns:w16sdtdh="http://schemas.microsoft.com/office/word/2020/wordml/sdtdatahash" xmlns:w16se="http://schemas.microsoft.com/office/word/2015/wordml/symex" xmlns:wpg="http://schemas.microsoft.com/office/word/2010/wordprocessingGroup" xmlns:wpi="http://schemas.microsoft.com/office/word/2010/wordprocessingInk" xmlns:wne="http://schemas.microsoft.com/office/word/2006/wordml" xmlns:wps="http://schemas.microsoft.com/office/word/2010/wordprocessingShape" mc:Ignorable="w14 w15 w16se w16cid w16 w16cex w16sdtdh wp14">
   <w:body>
     <w:p>
       <w:pPr>
@@ -93,7 +93,7 @@
     </w:p>
     <w:tbl>
       <w:tblPr>
-        <w:tblStyle w:val="Tablaconcuadrcula"/>
+        <w:tblStyle w:val="TableGrid"/>
         <w:tblW w:w="0" w:type="auto"/>
         <w:tblLook w:val="04A0" w:firstRow="1" w:lastRow="0" w:firstColumn="1" w:lastColumn="0" w:noHBand="0" w:noVBand="1"/>
       </w:tblPr>
@@ -113,6 +113,7 @@
                 <w:b/>
               </w:rPr>
             </w:pPr>
+            <w:proofErr w:type="spellStart"/>
             <w:r>
               <w:rPr>
                 <w:rFonts w:ascii="Courier New" w:hAnsi="Courier New" w:cs="Courier New"/>
@@ -120,6 +121,7 @@
               </w:rPr>
               <w:t>KeyWord</w:t>
             </w:r>
+            <w:proofErr w:type="spellEnd"/>
           </w:p>
         </w:tc>
         <w:tc>
@@ -277,7 +279,7 @@
           </w:p>
           <w:p>
             <w:pPr>
-              <w:pStyle w:val="Prrafodelista"/>
+              <w:pStyle w:val="ListParagraph"/>
               <w:numPr>
                 <w:ilvl w:val="0"/>
                 <w:numId w:val="20"/>
@@ -303,7 +305,7 @@
           </w:p>
           <w:p>
             <w:pPr>
-              <w:pStyle w:val="Prrafodelista"/>
+              <w:pStyle w:val="ListParagraph"/>
               <w:numPr>
                 <w:ilvl w:val="0"/>
                 <w:numId w:val="20"/>
@@ -329,7 +331,7 @@
           </w:p>
           <w:p>
             <w:pPr>
-              <w:pStyle w:val="Prrafodelista"/>
+              <w:pStyle w:val="ListParagraph"/>
               <w:numPr>
                 <w:ilvl w:val="0"/>
                 <w:numId w:val="20"/>
@@ -355,7 +357,7 @@
           </w:p>
           <w:p>
             <w:pPr>
-              <w:pStyle w:val="Prrafodelista"/>
+              <w:pStyle w:val="ListParagraph"/>
               <w:numPr>
                 <w:ilvl w:val="0"/>
                 <w:numId w:val="20"/>
@@ -381,7 +383,7 @@
           </w:p>
           <w:p>
             <w:pPr>
-              <w:pStyle w:val="Prrafodelista"/>
+              <w:pStyle w:val="ListParagraph"/>
               <w:numPr>
                 <w:ilvl w:val="0"/>
                 <w:numId w:val="20"/>
@@ -407,7 +409,7 @@
           </w:p>
           <w:p>
             <w:pPr>
-              <w:pStyle w:val="Prrafodelista"/>
+              <w:pStyle w:val="ListParagraph"/>
               <w:numPr>
                 <w:ilvl w:val="0"/>
                 <w:numId w:val="20"/>
@@ -510,7 +512,7 @@
     </w:p>
     <w:tbl>
       <w:tblPr>
-        <w:tblStyle w:val="Tablaconcuadrcula"/>
+        <w:tblStyle w:val="TableGrid"/>
         <w:tblW w:w="0" w:type="auto"/>
         <w:tblLook w:val="04A0" w:firstRow="1" w:lastRow="0" w:firstColumn="1" w:lastColumn="0" w:noHBand="0" w:noVBand="1"/>
       </w:tblPr>
@@ -618,19 +620,24 @@
               </w:rPr>
               <w:t xml:space="preserve"> </w:t>
             </w:r>
-            <w:proofErr w:type="spellStart"/>
             <w:r>
               <w:rPr>
                 <w:rFonts w:ascii="Courier New" w:hAnsi="Courier New" w:cs="Courier New"/>
                 <w:b/>
               </w:rPr>
-              <w:t>Tlist</w:t>
-            </w:r>
-            <w:proofErr w:type="spellEnd"/>
-          </w:p>
-          <w:p>
-            <w:pPr>
-              <w:pStyle w:val="Prrafodelista"/>
+              <w:t>T</w:t>
+            </w:r>
+            <w:r>
+              <w:rPr>
+                <w:rFonts w:ascii="Courier New" w:hAnsi="Courier New" w:cs="Courier New"/>
+                <w:b/>
+              </w:rPr>
+              <w:t>ret</w:t>
+            </w:r>
+          </w:p>
+          <w:p>
+            <w:pPr>
+              <w:pStyle w:val="ListParagraph"/>
               <w:numPr>
                 <w:ilvl w:val="0"/>
                 <w:numId w:val="21"/>
@@ -639,24 +646,16 @@
                 <w:rFonts w:ascii="Courier New" w:hAnsi="Courier New" w:cs="Courier New"/>
               </w:rPr>
             </w:pPr>
-            <w:proofErr w:type="gramStart"/>
-            <w:r>
-              <w:rPr>
-                <w:rFonts w:ascii="Courier New" w:hAnsi="Courier New" w:cs="Courier New"/>
-              </w:rPr>
-              <w:t>site  :</w:t>
-            </w:r>
-            <w:proofErr w:type="gramEnd"/>
-            <w:r>
-              <w:rPr>
-                <w:rFonts w:ascii="Courier New" w:hAnsi="Courier New" w:cs="Courier New"/>
-              </w:rPr>
-              <w:t xml:space="preserve"> site number as listed in Option 6</w:t>
-            </w:r>
-          </w:p>
-          <w:p>
-            <w:pPr>
-              <w:pStyle w:val="Prrafodelista"/>
+            <w:r>
+              <w:rPr>
+                <w:rFonts w:ascii="Courier New" w:hAnsi="Courier New" w:cs="Courier New"/>
+              </w:rPr>
+              <w:t>site  : site number as listed in Option 6</w:t>
+            </w:r>
+          </w:p>
+          <w:p>
+            <w:pPr>
+              <w:pStyle w:val="ListParagraph"/>
               <w:numPr>
                 <w:ilvl w:val="0"/>
                 <w:numId w:val="21"/>
@@ -666,7 +665,6 @@
               </w:rPr>
             </w:pPr>
             <w:proofErr w:type="spellStart"/>
-            <w:proofErr w:type="gramStart"/>
             <w:r>
               <w:rPr>
                 <w:rFonts w:ascii="Courier New" w:hAnsi="Courier New" w:cs="Courier New"/>
@@ -678,14 +676,7 @@
               <w:rPr>
                 <w:rFonts w:ascii="Courier New" w:hAnsi="Courier New" w:cs="Courier New"/>
               </w:rPr>
-              <w:t xml:space="preserve"> :</w:t>
-            </w:r>
-            <w:proofErr w:type="gramEnd"/>
-            <w:r>
-              <w:rPr>
-                <w:rFonts w:ascii="Courier New" w:hAnsi="Courier New" w:cs="Courier New"/>
-              </w:rPr>
-              <w:t xml:space="preserve"> string (</w:t>
+              <w:t xml:space="preserve"> : string (</w:t>
             </w:r>
             <w:proofErr w:type="spellStart"/>
             <w:r>
@@ -752,7 +743,7 @@
           </w:p>
           <w:p>
             <w:pPr>
-              <w:pStyle w:val="Prrafodelista"/>
+              <w:pStyle w:val="ListParagraph"/>
               <w:numPr>
                 <w:ilvl w:val="0"/>
                 <w:numId w:val="21"/>
@@ -761,14 +752,18 @@
                 <w:rFonts w:ascii="Courier New" w:hAnsi="Courier New" w:cs="Courier New"/>
               </w:rPr>
             </w:pPr>
-            <w:proofErr w:type="spellStart"/>
-            <w:r>
-              <w:rPr>
-                <w:rFonts w:ascii="Courier New" w:hAnsi="Courier New" w:cs="Courier New"/>
-              </w:rPr>
-              <w:t>Tlist</w:t>
-            </w:r>
-            <w:proofErr w:type="spellEnd"/>
+            <w:r>
+              <w:rPr>
+                <w:rFonts w:ascii="Courier New" w:hAnsi="Courier New" w:cs="Courier New"/>
+              </w:rPr>
+              <w:t>T</w:t>
+            </w:r>
+            <w:r>
+              <w:rPr>
+                <w:rFonts w:ascii="Courier New" w:hAnsi="Courier New" w:cs="Courier New"/>
+              </w:rPr>
+              <w:t>ret</w:t>
+            </w:r>
             <w:r>
               <w:rPr>
                 <w:rFonts w:ascii="Courier New" w:hAnsi="Courier New" w:cs="Courier New"/>
@@ -852,7 +847,7 @@
           </w:p>
           <w:p>
             <w:pPr>
-              <w:pStyle w:val="Prrafodelista"/>
+              <w:pStyle w:val="ListParagraph"/>
               <w:numPr>
                 <w:ilvl w:val="0"/>
                 <w:numId w:val="21"/>
@@ -861,24 +856,16 @@
                 <w:rFonts w:ascii="Courier New" w:hAnsi="Courier New" w:cs="Courier New"/>
               </w:rPr>
             </w:pPr>
-            <w:proofErr w:type="gramStart"/>
-            <w:r>
-              <w:rPr>
-                <w:rFonts w:ascii="Courier New" w:hAnsi="Courier New" w:cs="Courier New"/>
-              </w:rPr>
-              <w:t>site  :</w:t>
-            </w:r>
-            <w:proofErr w:type="gramEnd"/>
-            <w:r>
-              <w:rPr>
-                <w:rFonts w:ascii="Courier New" w:hAnsi="Courier New" w:cs="Courier New"/>
-              </w:rPr>
-              <w:t xml:space="preserve"> site number as listed in Option 6</w:t>
-            </w:r>
-          </w:p>
-          <w:p>
-            <w:pPr>
-              <w:pStyle w:val="Prrafodelista"/>
+            <w:r>
+              <w:rPr>
+                <w:rFonts w:ascii="Courier New" w:hAnsi="Courier New" w:cs="Courier New"/>
+              </w:rPr>
+              <w:t>site  : site number as listed in Option 6</w:t>
+            </w:r>
+          </w:p>
+          <w:p>
+            <w:pPr>
+              <w:pStyle w:val="ListParagraph"/>
               <w:numPr>
                 <w:ilvl w:val="0"/>
                 <w:numId w:val="21"/>
@@ -888,7 +875,6 @@
               </w:rPr>
             </w:pPr>
             <w:proofErr w:type="spellStart"/>
-            <w:proofErr w:type="gramStart"/>
             <w:r>
               <w:rPr>
                 <w:rFonts w:ascii="Courier New" w:hAnsi="Courier New" w:cs="Courier New"/>
@@ -900,14 +886,7 @@
               <w:rPr>
                 <w:rFonts w:ascii="Courier New" w:hAnsi="Courier New" w:cs="Courier New"/>
               </w:rPr>
-              <w:t xml:space="preserve"> :</w:t>
-            </w:r>
-            <w:proofErr w:type="gramEnd"/>
-            <w:r>
-              <w:rPr>
-                <w:rFonts w:ascii="Courier New" w:hAnsi="Courier New" w:cs="Courier New"/>
-              </w:rPr>
-              <w:t xml:space="preserve"> string (</w:t>
+              <w:t xml:space="preserve"> : string (</w:t>
             </w:r>
             <w:proofErr w:type="spellStart"/>
             <w:r>
@@ -968,7 +947,7 @@
           </w:p>
           <w:p>
             <w:pPr>
-              <w:pStyle w:val="Prrafodelista"/>
+              <w:pStyle w:val="ListParagraph"/>
               <w:numPr>
                 <w:ilvl w:val="0"/>
                 <w:numId w:val="21"/>
@@ -977,38 +956,16 @@
                 <w:rFonts w:ascii="Courier New" w:hAnsi="Courier New" w:cs="Courier New"/>
               </w:rPr>
             </w:pPr>
-            <w:proofErr w:type="gramStart"/>
-            <w:r>
-              <w:rPr>
-                <w:rFonts w:ascii="Courier New" w:hAnsi="Courier New" w:cs="Courier New"/>
-              </w:rPr>
-              <w:t>IM :</w:t>
-            </w:r>
-            <w:proofErr w:type="gramEnd"/>
-            <w:r>
-              <w:rPr>
-                <w:rFonts w:ascii="Courier New" w:hAnsi="Courier New" w:cs="Courier New"/>
-              </w:rPr>
-              <w:t xml:space="preserve"> string indicating the intensity measure. Valid queries are: </w:t>
-            </w:r>
-            <w:proofErr w:type="gramStart"/>
-            <w:r>
-              <w:rPr>
-                <w:rFonts w:ascii="Courier New" w:hAnsi="Courier New" w:cs="Courier New"/>
-              </w:rPr>
-              <w:t>PGA,PGV</w:t>
-            </w:r>
-            <w:proofErr w:type="gramEnd"/>
-            <w:r>
-              <w:rPr>
-                <w:rFonts w:ascii="Courier New" w:hAnsi="Courier New" w:cs="Courier New"/>
-              </w:rPr>
-              <w:t>,PGD,CAV,AI,VGI,SA(T=To),SV(T=To), SD(T=To),V/H(T=To), where To is a vibration period.</w:t>
-            </w:r>
-          </w:p>
-          <w:p>
-            <w:pPr>
-              <w:pStyle w:val="Prrafodelista"/>
+            <w:r>
+              <w:rPr>
+                <w:rFonts w:ascii="Courier New" w:hAnsi="Courier New" w:cs="Courier New"/>
+              </w:rPr>
+              <w:t>IM : string indicating the intensity measure. Valid queries are: PGA,PGV,PGD,CAV,AI,VGI,SA(T=To),SV(T=To), SD(T=To),V/H(T=To), where To is a vibration period.</w:t>
+            </w:r>
+          </w:p>
+          <w:p>
+            <w:pPr>
+              <w:pStyle w:val="ListParagraph"/>
               <w:numPr>
                 <w:ilvl w:val="0"/>
                 <w:numId w:val="21"/>
@@ -1072,21 +1029,12 @@
                 <w:rFonts w:ascii="Courier New" w:hAnsi="Courier New" w:cs="Courier New"/>
                 <w:b/>
               </w:rPr>
-              <w:t xml:space="preserve"> IM </w:t>
-            </w:r>
-            <w:proofErr w:type="spellStart"/>
-            <w:r>
-              <w:rPr>
-                <w:rFonts w:ascii="Courier New" w:hAnsi="Courier New" w:cs="Courier New"/>
-                <w:b/>
-              </w:rPr>
-              <w:t>Tret</w:t>
-            </w:r>
-            <w:proofErr w:type="spellEnd"/>
-          </w:p>
-          <w:p>
-            <w:pPr>
-              <w:pStyle w:val="Prrafodelista"/>
+              <w:t xml:space="preserve"> IM Tret</w:t>
+            </w:r>
+          </w:p>
+          <w:p>
+            <w:pPr>
+              <w:pStyle w:val="ListParagraph"/>
               <w:numPr>
                 <w:ilvl w:val="0"/>
                 <w:numId w:val="22"/>
@@ -1112,7 +1060,7 @@
           </w:p>
           <w:p>
             <w:pPr>
-              <w:pStyle w:val="Prrafodelista"/>
+              <w:pStyle w:val="ListParagraph"/>
               <w:rPr>
                 <w:rFonts w:ascii="Courier New" w:hAnsi="Courier New" w:cs="Courier New"/>
               </w:rPr>
@@ -1270,7 +1218,7 @@
           </w:p>
           <w:p>
             <w:pPr>
-              <w:pStyle w:val="Prrafodelista"/>
+              <w:pStyle w:val="ListParagraph"/>
               <w:numPr>
                 <w:ilvl w:val="0"/>
                 <w:numId w:val="21"/>
@@ -1279,38 +1227,16 @@
                 <w:rFonts w:ascii="Courier New" w:hAnsi="Courier New" w:cs="Courier New"/>
               </w:rPr>
             </w:pPr>
-            <w:proofErr w:type="gramStart"/>
-            <w:r>
-              <w:rPr>
-                <w:rFonts w:ascii="Courier New" w:hAnsi="Courier New" w:cs="Courier New"/>
-              </w:rPr>
-              <w:t>IM :</w:t>
-            </w:r>
-            <w:proofErr w:type="gramEnd"/>
-            <w:r>
-              <w:rPr>
-                <w:rFonts w:ascii="Courier New" w:hAnsi="Courier New" w:cs="Courier New"/>
-              </w:rPr>
-              <w:t xml:space="preserve"> string indicating the intensity measure. Valid queries are: </w:t>
-            </w:r>
-            <w:proofErr w:type="gramStart"/>
-            <w:r>
-              <w:rPr>
-                <w:rFonts w:ascii="Courier New" w:hAnsi="Courier New" w:cs="Courier New"/>
-              </w:rPr>
-              <w:t>PGA,PGV</w:t>
-            </w:r>
-            <w:proofErr w:type="gramEnd"/>
-            <w:r>
-              <w:rPr>
-                <w:rFonts w:ascii="Courier New" w:hAnsi="Courier New" w:cs="Courier New"/>
-              </w:rPr>
-              <w:t>,PGD,CAV,AI,VGI,SA(T=To),SV(T=To), SD(T=To),V/H(T=To), where To is a vibration period.</w:t>
-            </w:r>
-          </w:p>
-          <w:p>
-            <w:pPr>
-              <w:pStyle w:val="Prrafodelista"/>
+            <w:r>
+              <w:rPr>
+                <w:rFonts w:ascii="Courier New" w:hAnsi="Courier New" w:cs="Courier New"/>
+              </w:rPr>
+              <w:t>IM : string indicating the intensity measure. Valid queries are: PGA,PGV,PGD,CAV,AI,VGI,SA(T=To),SV(T=To), SD(T=To),V/H(T=To), where To is a vibration period.</w:t>
+            </w:r>
+          </w:p>
+          <w:p>
+            <w:pPr>
+              <w:pStyle w:val="ListParagraph"/>
               <w:numPr>
                 <w:ilvl w:val="0"/>
                 <w:numId w:val="21"/>
@@ -1323,7 +1249,19 @@
               <w:rPr>
                 <w:rFonts w:ascii="Courier New" w:hAnsi="Courier New" w:cs="Courier New"/>
               </w:rPr>
-              <w:t>format: set to ‘auto’ (string) for automatic hazard curves generations. Or list the return periods on which the hazard curve is required, e.g., 50 100 250 500 1000…</w:t>
+              <w:t xml:space="preserve">format: </w:t>
+            </w:r>
+            <w:r>
+              <w:rPr>
+                <w:rFonts w:ascii="Courier New" w:hAnsi="Courier New" w:cs="Courier New"/>
+              </w:rPr>
+              <w:t xml:space="preserve">leave empty </w:t>
+            </w:r>
+            <w:r>
+              <w:rPr>
+                <w:rFonts w:ascii="Courier New" w:hAnsi="Courier New" w:cs="Courier New"/>
+              </w:rPr>
+              <w:t>for automatic hazard curves generations. Or list the return periods on which the hazard curve is required, e.g., 50 100 250 500 1000…</w:t>
             </w:r>
           </w:p>
         </w:tc>
@@ -1336,7 +1274,7 @@
     </w:p>
     <w:tbl>
       <w:tblPr>
-        <w:tblStyle w:val="Tablaconcuadrcula"/>
+        <w:tblStyle w:val="TableGrid"/>
         <w:tblW w:w="0" w:type="auto"/>
         <w:tblLook w:val="04A0" w:firstRow="1" w:lastRow="0" w:firstColumn="1" w:lastColumn="0" w:noHBand="0" w:noVBand="1"/>
       </w:tblPr>
@@ -1403,26 +1341,132 @@
               <w:rPr>
                 <w:rFonts w:ascii="Courier New" w:hAnsi="Courier New" w:cs="Courier New"/>
               </w:rPr>
+              <w:t xml:space="preserve"> param </w:t>
+            </w:r>
+          </w:p>
+          <w:p>
+            <w:pPr>
+              <w:pStyle w:val="ListParagraph"/>
+              <w:numPr>
+                <w:ilvl w:val="0"/>
+                <w:numId w:val="21"/>
+              </w:numPr>
+              <w:rPr>
+                <w:rFonts w:ascii="Courier New" w:hAnsi="Courier New" w:cs="Courier New"/>
+              </w:rPr>
+            </w:pPr>
+            <w:r>
+              <w:rPr>
+                <w:rFonts w:ascii="Courier New" w:hAnsi="Courier New" w:cs="Courier New"/>
+              </w:rPr>
+              <w:t>site   : site number as listed in Option 6</w:t>
+            </w:r>
+          </w:p>
+          <w:p>
+            <w:pPr>
+              <w:pStyle w:val="ListParagraph"/>
+              <w:numPr>
+                <w:ilvl w:val="0"/>
+                <w:numId w:val="21"/>
+              </w:numPr>
+              <w:rPr>
+                <w:rFonts w:ascii="Courier New" w:hAnsi="Courier New" w:cs="Courier New"/>
+              </w:rPr>
+            </w:pPr>
+            <w:r>
+              <w:rPr>
+                <w:rFonts w:ascii="Courier New" w:hAnsi="Courier New" w:cs="Courier New"/>
+              </w:rPr>
+              <w:t>method : string (BC2002,MVN,GaussCopula)</w:t>
+            </w:r>
+          </w:p>
+          <w:p>
+            <w:pPr>
+              <w:pStyle w:val="ListParagraph"/>
+              <w:numPr>
+                <w:ilvl w:val="0"/>
+                <w:numId w:val="21"/>
+              </w:numPr>
+              <w:rPr>
+                <w:rFonts w:ascii="Courier New" w:hAnsi="Courier New" w:cs="Courier New"/>
+              </w:rPr>
+            </w:pPr>
+            <w:r>
+              <w:rPr>
+                <w:rFonts w:ascii="Courier New" w:hAnsi="Courier New" w:cs="Courier New"/>
+              </w:rPr>
+              <w:t xml:space="preserve">branch : branch number in the logic tree </w:t>
+            </w:r>
+          </w:p>
+          <w:p>
+            <w:pPr>
+              <w:pStyle w:val="ListParagraph"/>
+              <w:numPr>
+                <w:ilvl w:val="0"/>
+                <w:numId w:val="21"/>
+              </w:numPr>
+              <w:rPr>
+                <w:rFonts w:ascii="Courier New" w:hAnsi="Courier New" w:cs="Courier New"/>
+              </w:rPr>
+            </w:pPr>
+            <w:r>
+              <w:rPr>
+                <w:rFonts w:ascii="Courier New" w:hAnsi="Courier New" w:cs="Courier New"/>
+              </w:rPr>
+              <w:t>IM</w:t>
+            </w:r>
+            <w:r>
+              <w:rPr>
+                <w:rFonts w:ascii="Courier New" w:hAnsi="Courier New" w:cs="Courier New"/>
+              </w:rPr>
+              <w:t>1, IM2</w:t>
+            </w:r>
+            <w:r>
+              <w:rPr>
+                <w:rFonts w:ascii="Courier New" w:hAnsi="Courier New" w:cs="Courier New"/>
+              </w:rPr>
+              <w:t xml:space="preserve"> : string</w:t>
+            </w:r>
+            <w:r>
+              <w:rPr>
+                <w:rFonts w:ascii="Courier New" w:hAnsi="Courier New" w:cs="Courier New"/>
+              </w:rPr>
+              <w:t>s</w:t>
+            </w:r>
+            <w:r>
+              <w:rPr>
+                <w:rFonts w:ascii="Courier New" w:hAnsi="Courier New" w:cs="Courier New"/>
+              </w:rPr>
+              <w:t xml:space="preserve"> indicating the intensity measure. Valid queries are:</w:t>
+            </w:r>
+            <w:r>
+              <w:rPr>
+                <w:rFonts w:ascii="Courier New" w:hAnsi="Courier New" w:cs="Courier New"/>
+              </w:rPr>
               <w:t xml:space="preserve"> </w:t>
             </w:r>
-            <w:proofErr w:type="spellStart"/>
-            <w:r>
-              <w:rPr>
-                <w:rFonts w:ascii="Courier New" w:hAnsi="Courier New" w:cs="Courier New"/>
-              </w:rPr>
-              <w:t>param</w:t>
-            </w:r>
-            <w:proofErr w:type="spellEnd"/>
+            <w:r>
+              <w:rPr>
+                <w:rFonts w:ascii="Courier New" w:hAnsi="Courier New" w:cs="Courier New"/>
+              </w:rPr>
+              <w:t>PGA,PGV,PGD,CAV,AI,VGI,SA(T=To),SV(T=To),SD(T=To),</w:t>
+            </w:r>
             <w:r>
               <w:rPr>
                 <w:rFonts w:ascii="Courier New" w:hAnsi="Courier New" w:cs="Courier New"/>
               </w:rPr>
               <w:t xml:space="preserve"> </w:t>
             </w:r>
-          </w:p>
-          <w:p>
-            <w:pPr>
-              <w:pStyle w:val="Prrafodelista"/>
+            <w:r>
+              <w:rPr>
+                <w:rFonts w:ascii="Courier New" w:hAnsi="Courier New" w:cs="Courier New"/>
+              </w:rPr>
+              <w:t>V/H(T=To), where To is a vibration period.</w:t>
+            </w:r>
+          </w:p>
+          <w:p>
+            <w:pPr>
+              <w:pStyle w:val="ListParagraph"/>
               <w:numPr>
                 <w:ilvl w:val="0"/>
                 <w:numId w:val="21"/>
@@ -1431,30 +1475,24 @@
                 <w:rFonts w:ascii="Courier New" w:hAnsi="Courier New" w:cs="Courier New"/>
               </w:rPr>
             </w:pPr>
-            <w:r>
-              <w:rPr>
-                <w:rFonts w:ascii="Courier New" w:hAnsi="Courier New" w:cs="Courier New"/>
-              </w:rPr>
-              <w:t xml:space="preserve">site </w:t>
-            </w:r>
-            <w:proofErr w:type="gramStart"/>
-            <w:r>
-              <w:rPr>
-                <w:rFonts w:ascii="Courier New" w:hAnsi="Courier New" w:cs="Courier New"/>
-              </w:rPr>
-              <w:t xml:space="preserve">  :</w:t>
-            </w:r>
-            <w:proofErr w:type="gramEnd"/>
-            <w:r>
-              <w:rPr>
-                <w:rFonts w:ascii="Courier New" w:hAnsi="Courier New" w:cs="Courier New"/>
-              </w:rPr>
-              <w:t xml:space="preserve"> site number as listed in Option 6</w:t>
-            </w:r>
-          </w:p>
-          <w:p>
-            <w:pPr>
-              <w:pStyle w:val="Prrafodelista"/>
+            <w:proofErr w:type="spellStart"/>
+            <w:r>
+              <w:rPr>
+                <w:rFonts w:ascii="Courier New" w:hAnsi="Courier New" w:cs="Courier New"/>
+              </w:rPr>
+              <w:t>gmc</w:t>
+            </w:r>
+            <w:proofErr w:type="spellEnd"/>
+            <w:r>
+              <w:rPr>
+                <w:rFonts w:ascii="Courier New" w:hAnsi="Courier New" w:cs="Courier New"/>
+              </w:rPr>
+              <w:t xml:space="preserve">     : ground motion correlation structure</w:t>
+            </w:r>
+          </w:p>
+          <w:p>
+            <w:pPr>
+              <w:pStyle w:val="ListParagraph"/>
               <w:numPr>
                 <w:ilvl w:val="0"/>
                 <w:numId w:val="21"/>
@@ -1463,205 +1501,11 @@
                 <w:rFonts w:ascii="Courier New" w:hAnsi="Courier New" w:cs="Courier New"/>
               </w:rPr>
             </w:pPr>
-            <w:proofErr w:type="gramStart"/>
-            <w:r>
-              <w:rPr>
-                <w:rFonts w:ascii="Courier New" w:hAnsi="Courier New" w:cs="Courier New"/>
-              </w:rPr>
-              <w:t>method :</w:t>
-            </w:r>
-            <w:proofErr w:type="gramEnd"/>
-            <w:r>
-              <w:rPr>
-                <w:rFonts w:ascii="Courier New" w:hAnsi="Courier New" w:cs="Courier New"/>
-              </w:rPr>
-              <w:t xml:space="preserve"> string (BC2002,MVN,GaussCopula)</w:t>
-            </w:r>
-          </w:p>
-          <w:p>
-            <w:pPr>
-              <w:pStyle w:val="Prrafodelista"/>
-              <w:numPr>
-                <w:ilvl w:val="0"/>
-                <w:numId w:val="21"/>
-              </w:numPr>
-              <w:rPr>
-                <w:rFonts w:ascii="Courier New" w:hAnsi="Courier New" w:cs="Courier New"/>
-              </w:rPr>
-            </w:pPr>
-            <w:proofErr w:type="gramStart"/>
-            <w:r>
-              <w:rPr>
-                <w:rFonts w:ascii="Courier New" w:hAnsi="Courier New" w:cs="Courier New"/>
-              </w:rPr>
-              <w:t>branch :</w:t>
-            </w:r>
-            <w:proofErr w:type="gramEnd"/>
-            <w:r>
-              <w:rPr>
-                <w:rFonts w:ascii="Courier New" w:hAnsi="Courier New" w:cs="Courier New"/>
-              </w:rPr>
-              <w:t xml:space="preserve"> branch number in the logic tree </w:t>
-            </w:r>
-          </w:p>
-          <w:p>
-            <w:pPr>
-              <w:pStyle w:val="Prrafodelista"/>
-              <w:numPr>
-                <w:ilvl w:val="0"/>
-                <w:numId w:val="21"/>
-              </w:numPr>
-              <w:rPr>
-                <w:rFonts w:ascii="Courier New" w:hAnsi="Courier New" w:cs="Courier New"/>
-              </w:rPr>
-            </w:pPr>
-            <w:r>
-              <w:rPr>
-                <w:rFonts w:ascii="Courier New" w:hAnsi="Courier New" w:cs="Courier New"/>
-              </w:rPr>
-              <w:t>IM</w:t>
-            </w:r>
-            <w:r>
-              <w:rPr>
-                <w:rFonts w:ascii="Courier New" w:hAnsi="Courier New" w:cs="Courier New"/>
-              </w:rPr>
-              <w:t>1, IM</w:t>
-            </w:r>
-            <w:proofErr w:type="gramStart"/>
-            <w:r>
-              <w:rPr>
-                <w:rFonts w:ascii="Courier New" w:hAnsi="Courier New" w:cs="Courier New"/>
-              </w:rPr>
-              <w:t>2</w:t>
-            </w:r>
-            <w:r>
-              <w:rPr>
-                <w:rFonts w:ascii="Courier New" w:hAnsi="Courier New" w:cs="Courier New"/>
-              </w:rPr>
-              <w:t xml:space="preserve"> :</w:t>
-            </w:r>
-            <w:proofErr w:type="gramEnd"/>
-            <w:r>
-              <w:rPr>
-                <w:rFonts w:ascii="Courier New" w:hAnsi="Courier New" w:cs="Courier New"/>
-              </w:rPr>
-              <w:t xml:space="preserve"> string</w:t>
-            </w:r>
-            <w:r>
-              <w:rPr>
-                <w:rFonts w:ascii="Courier New" w:hAnsi="Courier New" w:cs="Courier New"/>
-              </w:rPr>
-              <w:t>s</w:t>
-            </w:r>
-            <w:r>
-              <w:rPr>
-                <w:rFonts w:ascii="Courier New" w:hAnsi="Courier New" w:cs="Courier New"/>
-              </w:rPr>
-              <w:t xml:space="preserve"> indicating the intensity measure. Valid queries are:</w:t>
-            </w:r>
-            <w:r>
-              <w:rPr>
-                <w:rFonts w:ascii="Courier New" w:hAnsi="Courier New" w:cs="Courier New"/>
-              </w:rPr>
-              <w:t xml:space="preserve"> </w:t>
-            </w:r>
-            <w:proofErr w:type="gramStart"/>
-            <w:r>
-              <w:rPr>
-                <w:rFonts w:ascii="Courier New" w:hAnsi="Courier New" w:cs="Courier New"/>
-              </w:rPr>
-              <w:t>PGA,PGV</w:t>
-            </w:r>
-            <w:proofErr w:type="gramEnd"/>
-            <w:r>
-              <w:rPr>
-                <w:rFonts w:ascii="Courier New" w:hAnsi="Courier New" w:cs="Courier New"/>
-              </w:rPr>
-              <w:t>,PGD,CAV,AI,VGI,SA(T=To),SV(T=To),SD(T=To),</w:t>
-            </w:r>
-            <w:r>
-              <w:rPr>
-                <w:rFonts w:ascii="Courier New" w:hAnsi="Courier New" w:cs="Courier New"/>
-              </w:rPr>
-              <w:t xml:space="preserve"> </w:t>
-            </w:r>
-            <w:r>
-              <w:rPr>
-                <w:rFonts w:ascii="Courier New" w:hAnsi="Courier New" w:cs="Courier New"/>
-              </w:rPr>
-              <w:t>V/H(T=To), where To is a vibration period.</w:t>
-            </w:r>
-          </w:p>
-          <w:p>
-            <w:pPr>
-              <w:pStyle w:val="Prrafodelista"/>
-              <w:numPr>
-                <w:ilvl w:val="0"/>
-                <w:numId w:val="21"/>
-              </w:numPr>
-              <w:rPr>
-                <w:rFonts w:ascii="Courier New" w:hAnsi="Courier New" w:cs="Courier New"/>
-              </w:rPr>
-            </w:pPr>
-            <w:proofErr w:type="spellStart"/>
-            <w:r>
-              <w:rPr>
-                <w:rFonts w:ascii="Courier New" w:hAnsi="Courier New" w:cs="Courier New"/>
-              </w:rPr>
-              <w:t>gmc</w:t>
-            </w:r>
-            <w:proofErr w:type="spellEnd"/>
-            <w:r>
-              <w:rPr>
-                <w:rFonts w:ascii="Courier New" w:hAnsi="Courier New" w:cs="Courier New"/>
-              </w:rPr>
-              <w:t xml:space="preserve">   </w:t>
-            </w:r>
-            <w:proofErr w:type="gramStart"/>
-            <w:r>
-              <w:rPr>
-                <w:rFonts w:ascii="Courier New" w:hAnsi="Courier New" w:cs="Courier New"/>
-              </w:rPr>
-              <w:t xml:space="preserve">  :</w:t>
-            </w:r>
-            <w:proofErr w:type="gramEnd"/>
-            <w:r>
-              <w:rPr>
-                <w:rFonts w:ascii="Courier New" w:hAnsi="Courier New" w:cs="Courier New"/>
-              </w:rPr>
-              <w:t xml:space="preserve"> ground motion correlation structure</w:t>
-            </w:r>
-          </w:p>
-          <w:p>
-            <w:pPr>
-              <w:pStyle w:val="Prrafodelista"/>
-              <w:numPr>
-                <w:ilvl w:val="0"/>
-                <w:numId w:val="21"/>
-              </w:numPr>
-              <w:rPr>
-                <w:rFonts w:ascii="Courier New" w:hAnsi="Courier New" w:cs="Courier New"/>
-              </w:rPr>
-            </w:pPr>
-            <w:r>
-              <w:rPr>
-                <w:rFonts w:ascii="Courier New" w:hAnsi="Courier New" w:cs="Courier New"/>
-              </w:rPr>
-              <w:t xml:space="preserve">param </w:t>
-            </w:r>
-            <w:proofErr w:type="gramStart"/>
-            <w:r>
-              <w:rPr>
-                <w:rFonts w:ascii="Courier New" w:hAnsi="Courier New" w:cs="Courier New"/>
-              </w:rPr>
-              <w:t xml:space="preserve">  :</w:t>
-            </w:r>
-            <w:proofErr w:type="gramEnd"/>
-            <w:r>
-              <w:rPr>
-                <w:rFonts w:ascii="Courier New" w:hAnsi="Courier New" w:cs="Courier New"/>
-              </w:rPr>
-              <w:t xml:space="preserve"> additional parameters of </w:t>
+            <w:r>
+              <w:rPr>
+                <w:rFonts w:ascii="Courier New" w:hAnsi="Courier New" w:cs="Courier New"/>
+              </w:rPr>
+              <w:t xml:space="preserve">param   : additional parameters of </w:t>
             </w:r>
             <w:proofErr w:type="spellStart"/>
             <w:r>
@@ -1718,7 +1562,19 @@
               <w:rPr>
                 <w:rFonts w:ascii="Courier New" w:hAnsi="Courier New" w:cs="Courier New"/>
               </w:rPr>
-              <w:t xml:space="preserve">site method branch </w:t>
+              <w:t>site method branch T</w:t>
+            </w:r>
+            <w:r>
+              <w:rPr>
+                <w:rFonts w:ascii="Courier New" w:hAnsi="Courier New" w:cs="Courier New"/>
+              </w:rPr>
+              <w:t>ret</w:t>
+            </w:r>
+            <w:r>
+              <w:rPr>
+                <w:rFonts w:ascii="Courier New" w:hAnsi="Courier New" w:cs="Courier New"/>
+              </w:rPr>
+              <w:t xml:space="preserve"> </w:t>
             </w:r>
             <w:proofErr w:type="spellStart"/>
             <w:r>
@@ -1731,7 +1587,7 @@
               <w:rPr>
                 <w:rFonts w:ascii="Courier New" w:hAnsi="Courier New" w:cs="Courier New"/>
               </w:rPr>
-              <w:t>ret</w:t>
+              <w:t>cond</w:t>
             </w:r>
             <w:proofErr w:type="spellEnd"/>
             <w:r>
@@ -1745,13 +1601,7 @@
               <w:rPr>
                 <w:rFonts w:ascii="Courier New" w:hAnsi="Courier New" w:cs="Courier New"/>
               </w:rPr>
-              <w:t>T</w:t>
-            </w:r>
-            <w:r>
-              <w:rPr>
-                <w:rFonts w:ascii="Courier New" w:hAnsi="Courier New" w:cs="Courier New"/>
-              </w:rPr>
-              <w:t>cond</w:t>
+              <w:t>scentype</w:t>
             </w:r>
             <w:proofErr w:type="spellEnd"/>
             <w:r>
@@ -1765,6 +1615,130 @@
               <w:rPr>
                 <w:rFonts w:ascii="Courier New" w:hAnsi="Courier New" w:cs="Courier New"/>
               </w:rPr>
+              <w:t>gmc</w:t>
+            </w:r>
+            <w:proofErr w:type="spellEnd"/>
+            <w:r>
+              <w:rPr>
+                <w:rFonts w:ascii="Courier New" w:hAnsi="Courier New" w:cs="Courier New"/>
+              </w:rPr>
+              <w:t xml:space="preserve"> param</w:t>
+            </w:r>
+          </w:p>
+          <w:p>
+            <w:pPr>
+              <w:pStyle w:val="ListParagraph"/>
+              <w:numPr>
+                <w:ilvl w:val="0"/>
+                <w:numId w:val="21"/>
+              </w:numPr>
+              <w:rPr>
+                <w:rFonts w:ascii="Courier New" w:hAnsi="Courier New" w:cs="Courier New"/>
+              </w:rPr>
+            </w:pPr>
+            <w:r>
+              <w:rPr>
+                <w:rFonts w:ascii="Courier New" w:hAnsi="Courier New" w:cs="Courier New"/>
+              </w:rPr>
+              <w:t>site   : site number as listed in Option 6</w:t>
+            </w:r>
+          </w:p>
+          <w:p>
+            <w:pPr>
+              <w:pStyle w:val="ListParagraph"/>
+              <w:numPr>
+                <w:ilvl w:val="0"/>
+                <w:numId w:val="21"/>
+              </w:numPr>
+              <w:rPr>
+                <w:rFonts w:ascii="Courier New" w:hAnsi="Courier New" w:cs="Courier New"/>
+              </w:rPr>
+            </w:pPr>
+            <w:r>
+              <w:rPr>
+                <w:rFonts w:ascii="Courier New" w:hAnsi="Courier New" w:cs="Courier New"/>
+              </w:rPr>
+              <w:t>method : string (medthod1,method2,method3)</w:t>
+            </w:r>
+          </w:p>
+          <w:p>
+            <w:pPr>
+              <w:pStyle w:val="ListParagraph"/>
+              <w:numPr>
+                <w:ilvl w:val="0"/>
+                <w:numId w:val="21"/>
+              </w:numPr>
+              <w:rPr>
+                <w:rFonts w:ascii="Courier New" w:hAnsi="Courier New" w:cs="Courier New"/>
+              </w:rPr>
+            </w:pPr>
+            <w:r>
+              <w:rPr>
+                <w:rFonts w:ascii="Courier New" w:hAnsi="Courier New" w:cs="Courier New"/>
+              </w:rPr>
+              <w:t xml:space="preserve">branch : branch number in the logic tree </w:t>
+            </w:r>
+          </w:p>
+          <w:p>
+            <w:pPr>
+              <w:pStyle w:val="ListParagraph"/>
+              <w:numPr>
+                <w:ilvl w:val="0"/>
+                <w:numId w:val="21"/>
+              </w:numPr>
+              <w:rPr>
+                <w:rFonts w:ascii="Courier New" w:hAnsi="Courier New" w:cs="Courier New"/>
+              </w:rPr>
+            </w:pPr>
+            <w:r>
+              <w:rPr>
+                <w:rFonts w:ascii="Courier New" w:hAnsi="Courier New" w:cs="Courier New"/>
+              </w:rPr>
+              <w:t>Tret   : return period</w:t>
+            </w:r>
+          </w:p>
+          <w:p>
+            <w:pPr>
+              <w:pStyle w:val="ListParagraph"/>
+              <w:numPr>
+                <w:ilvl w:val="0"/>
+                <w:numId w:val="21"/>
+              </w:numPr>
+              <w:rPr>
+                <w:rFonts w:ascii="Courier New" w:hAnsi="Courier New" w:cs="Courier New"/>
+              </w:rPr>
+            </w:pPr>
+            <w:proofErr w:type="spellStart"/>
+            <w:r>
+              <w:rPr>
+                <w:rFonts w:ascii="Courier New" w:hAnsi="Courier New" w:cs="Courier New"/>
+              </w:rPr>
+              <w:t>Tcond</w:t>
+            </w:r>
+            <w:proofErr w:type="spellEnd"/>
+            <w:r>
+              <w:rPr>
+                <w:rFonts w:ascii="Courier New" w:hAnsi="Courier New" w:cs="Courier New"/>
+              </w:rPr>
+              <w:t xml:space="preserve">  : conditioning period</w:t>
+            </w:r>
+          </w:p>
+          <w:p>
+            <w:pPr>
+              <w:pStyle w:val="ListParagraph"/>
+              <w:numPr>
+                <w:ilvl w:val="0"/>
+                <w:numId w:val="21"/>
+              </w:numPr>
+              <w:rPr>
+                <w:rFonts w:ascii="Courier New" w:hAnsi="Courier New" w:cs="Courier New"/>
+              </w:rPr>
+            </w:pPr>
+            <w:proofErr w:type="spellStart"/>
+            <w:r>
+              <w:rPr>
+                <w:rFonts w:ascii="Courier New" w:hAnsi="Courier New" w:cs="Courier New"/>
+              </w:rPr>
               <w:t>scentype</w:t>
             </w:r>
             <w:proofErr w:type="spellEnd"/>
@@ -1772,8 +1746,34 @@
               <w:rPr>
                 <w:rFonts w:ascii="Courier New" w:hAnsi="Courier New" w:cs="Courier New"/>
               </w:rPr>
-              <w:t xml:space="preserve"> </w:t>
-            </w:r>
+              <w:t xml:space="preserve"> : string (</w:t>
+            </w:r>
+            <w:proofErr w:type="spellStart"/>
+            <w:r>
+              <w:rPr>
+                <w:rFonts w:ascii="Courier New" w:hAnsi="Courier New" w:cs="Courier New"/>
+              </w:rPr>
+              <w:t>mean,mode</w:t>
+            </w:r>
+            <w:proofErr w:type="spellEnd"/>
+            <w:r>
+              <w:rPr>
+                <w:rFonts w:ascii="Courier New" w:hAnsi="Courier New" w:cs="Courier New"/>
+              </w:rPr>
+              <w:t>)</w:t>
+            </w:r>
+          </w:p>
+          <w:p>
+            <w:pPr>
+              <w:pStyle w:val="ListParagraph"/>
+              <w:numPr>
+                <w:ilvl w:val="0"/>
+                <w:numId w:val="21"/>
+              </w:numPr>
+              <w:rPr>
+                <w:rFonts w:ascii="Courier New" w:hAnsi="Courier New" w:cs="Courier New"/>
+              </w:rPr>
+            </w:pPr>
             <w:proofErr w:type="spellStart"/>
             <w:r>
               <w:rPr>
@@ -1786,20 +1786,12 @@
               <w:rPr>
                 <w:rFonts w:ascii="Courier New" w:hAnsi="Courier New" w:cs="Courier New"/>
               </w:rPr>
-              <w:t xml:space="preserve"> </w:t>
-            </w:r>
-            <w:proofErr w:type="spellStart"/>
-            <w:r>
-              <w:rPr>
-                <w:rFonts w:ascii="Courier New" w:hAnsi="Courier New" w:cs="Courier New"/>
-              </w:rPr>
-              <w:t>param</w:t>
-            </w:r>
-            <w:proofErr w:type="spellEnd"/>
-          </w:p>
-          <w:p>
-            <w:pPr>
-              <w:pStyle w:val="Prrafodelista"/>
+              <w:t xml:space="preserve">     : ground motion correlation structure</w:t>
+            </w:r>
+          </w:p>
+          <w:p>
+            <w:pPr>
+              <w:pStyle w:val="ListParagraph"/>
               <w:numPr>
                 <w:ilvl w:val="0"/>
                 <w:numId w:val="21"/>
@@ -1812,259 +1804,7 @@
               <w:rPr>
                 <w:rFonts w:ascii="Courier New" w:hAnsi="Courier New" w:cs="Courier New"/>
               </w:rPr>
-              <w:t xml:space="preserve">site </w:t>
-            </w:r>
-            <w:proofErr w:type="gramStart"/>
-            <w:r>
-              <w:rPr>
-                <w:rFonts w:ascii="Courier New" w:hAnsi="Courier New" w:cs="Courier New"/>
-              </w:rPr>
-              <w:t xml:space="preserve">  :</w:t>
-            </w:r>
-            <w:proofErr w:type="gramEnd"/>
-            <w:r>
-              <w:rPr>
-                <w:rFonts w:ascii="Courier New" w:hAnsi="Courier New" w:cs="Courier New"/>
-              </w:rPr>
-              <w:t xml:space="preserve"> site number as listed in Option 6</w:t>
-            </w:r>
-          </w:p>
-          <w:p>
-            <w:pPr>
-              <w:pStyle w:val="Prrafodelista"/>
-              <w:numPr>
-                <w:ilvl w:val="0"/>
-                <w:numId w:val="21"/>
-              </w:numPr>
-              <w:rPr>
-                <w:rFonts w:ascii="Courier New" w:hAnsi="Courier New" w:cs="Courier New"/>
-              </w:rPr>
-            </w:pPr>
-            <w:proofErr w:type="gramStart"/>
-            <w:r>
-              <w:rPr>
-                <w:rFonts w:ascii="Courier New" w:hAnsi="Courier New" w:cs="Courier New"/>
-              </w:rPr>
-              <w:t>method :</w:t>
-            </w:r>
-            <w:proofErr w:type="gramEnd"/>
-            <w:r>
-              <w:rPr>
-                <w:rFonts w:ascii="Courier New" w:hAnsi="Courier New" w:cs="Courier New"/>
-              </w:rPr>
-              <w:t xml:space="preserve"> string (medthod1,method2,method3)</w:t>
-            </w:r>
-          </w:p>
-          <w:p>
-            <w:pPr>
-              <w:pStyle w:val="Prrafodelista"/>
-              <w:numPr>
-                <w:ilvl w:val="0"/>
-                <w:numId w:val="21"/>
-              </w:numPr>
-              <w:rPr>
-                <w:rFonts w:ascii="Courier New" w:hAnsi="Courier New" w:cs="Courier New"/>
-              </w:rPr>
-            </w:pPr>
-            <w:proofErr w:type="gramStart"/>
-            <w:r>
-              <w:rPr>
-                <w:rFonts w:ascii="Courier New" w:hAnsi="Courier New" w:cs="Courier New"/>
-              </w:rPr>
-              <w:t>branch :</w:t>
-            </w:r>
-            <w:proofErr w:type="gramEnd"/>
-            <w:r>
-              <w:rPr>
-                <w:rFonts w:ascii="Courier New" w:hAnsi="Courier New" w:cs="Courier New"/>
-              </w:rPr>
-              <w:t xml:space="preserve"> branch number in the logic tree </w:t>
-            </w:r>
-          </w:p>
-          <w:p>
-            <w:pPr>
-              <w:pStyle w:val="Prrafodelista"/>
-              <w:numPr>
-                <w:ilvl w:val="0"/>
-                <w:numId w:val="21"/>
-              </w:numPr>
-              <w:rPr>
-                <w:rFonts w:ascii="Courier New" w:hAnsi="Courier New" w:cs="Courier New"/>
-              </w:rPr>
-            </w:pPr>
-            <w:r>
-              <w:rPr>
-                <w:rFonts w:ascii="Courier New" w:hAnsi="Courier New" w:cs="Courier New"/>
-              </w:rPr>
-              <w:t xml:space="preserve">Tret </w:t>
-            </w:r>
-            <w:proofErr w:type="gramStart"/>
-            <w:r>
-              <w:rPr>
-                <w:rFonts w:ascii="Courier New" w:hAnsi="Courier New" w:cs="Courier New"/>
-              </w:rPr>
-              <w:t xml:space="preserve">  :</w:t>
-            </w:r>
-            <w:proofErr w:type="gramEnd"/>
-            <w:r>
-              <w:rPr>
-                <w:rFonts w:ascii="Courier New" w:hAnsi="Courier New" w:cs="Courier New"/>
-              </w:rPr>
-              <w:t xml:space="preserve"> return period</w:t>
-            </w:r>
-          </w:p>
-          <w:p>
-            <w:pPr>
-              <w:pStyle w:val="Prrafodelista"/>
-              <w:numPr>
-                <w:ilvl w:val="0"/>
-                <w:numId w:val="21"/>
-              </w:numPr>
-              <w:rPr>
-                <w:rFonts w:ascii="Courier New" w:hAnsi="Courier New" w:cs="Courier New"/>
-              </w:rPr>
-            </w:pPr>
-            <w:proofErr w:type="spellStart"/>
-            <w:proofErr w:type="gramStart"/>
-            <w:r>
-              <w:rPr>
-                <w:rFonts w:ascii="Courier New" w:hAnsi="Courier New" w:cs="Courier New"/>
-              </w:rPr>
-              <w:t>Tcond</w:t>
-            </w:r>
-            <w:proofErr w:type="spellEnd"/>
-            <w:r>
-              <w:rPr>
-                <w:rFonts w:ascii="Courier New" w:hAnsi="Courier New" w:cs="Courier New"/>
-              </w:rPr>
-              <w:t xml:space="preserve">  :</w:t>
-            </w:r>
-            <w:proofErr w:type="gramEnd"/>
-            <w:r>
-              <w:rPr>
-                <w:rFonts w:ascii="Courier New" w:hAnsi="Courier New" w:cs="Courier New"/>
-              </w:rPr>
-              <w:t xml:space="preserve"> conditioning period</w:t>
-            </w:r>
-          </w:p>
-          <w:p>
-            <w:pPr>
-              <w:pStyle w:val="Prrafodelista"/>
-              <w:numPr>
-                <w:ilvl w:val="0"/>
-                <w:numId w:val="21"/>
-              </w:numPr>
-              <w:rPr>
-                <w:rFonts w:ascii="Courier New" w:hAnsi="Courier New" w:cs="Courier New"/>
-              </w:rPr>
-            </w:pPr>
-            <w:proofErr w:type="spellStart"/>
-            <w:proofErr w:type="gramStart"/>
-            <w:r>
-              <w:rPr>
-                <w:rFonts w:ascii="Courier New" w:hAnsi="Courier New" w:cs="Courier New"/>
-              </w:rPr>
-              <w:t>scentype</w:t>
-            </w:r>
-            <w:proofErr w:type="spellEnd"/>
-            <w:r>
-              <w:rPr>
-                <w:rFonts w:ascii="Courier New" w:hAnsi="Courier New" w:cs="Courier New"/>
-              </w:rPr>
-              <w:t xml:space="preserve"> :</w:t>
-            </w:r>
-            <w:proofErr w:type="gramEnd"/>
-            <w:r>
-              <w:rPr>
-                <w:rFonts w:ascii="Courier New" w:hAnsi="Courier New" w:cs="Courier New"/>
-              </w:rPr>
-              <w:t xml:space="preserve"> string (</w:t>
-            </w:r>
-            <w:proofErr w:type="spellStart"/>
-            <w:r>
-              <w:rPr>
-                <w:rFonts w:ascii="Courier New" w:hAnsi="Courier New" w:cs="Courier New"/>
-              </w:rPr>
-              <w:t>mean,mode</w:t>
-            </w:r>
-            <w:proofErr w:type="spellEnd"/>
-            <w:r>
-              <w:rPr>
-                <w:rFonts w:ascii="Courier New" w:hAnsi="Courier New" w:cs="Courier New"/>
-              </w:rPr>
-              <w:t>)</w:t>
-            </w:r>
-          </w:p>
-          <w:p>
-            <w:pPr>
-              <w:pStyle w:val="Prrafodelista"/>
-              <w:numPr>
-                <w:ilvl w:val="0"/>
-                <w:numId w:val="21"/>
-              </w:numPr>
-              <w:rPr>
-                <w:rFonts w:ascii="Courier New" w:hAnsi="Courier New" w:cs="Courier New"/>
-              </w:rPr>
-            </w:pPr>
-            <w:proofErr w:type="spellStart"/>
-            <w:r>
-              <w:rPr>
-                <w:rFonts w:ascii="Courier New" w:hAnsi="Courier New" w:cs="Courier New"/>
-              </w:rPr>
-              <w:t>gmc</w:t>
-            </w:r>
-            <w:proofErr w:type="spellEnd"/>
-            <w:r>
-              <w:rPr>
-                <w:rFonts w:ascii="Courier New" w:hAnsi="Courier New" w:cs="Courier New"/>
-              </w:rPr>
-              <w:t xml:space="preserve">   </w:t>
-            </w:r>
-            <w:proofErr w:type="gramStart"/>
-            <w:r>
-              <w:rPr>
-                <w:rFonts w:ascii="Courier New" w:hAnsi="Courier New" w:cs="Courier New"/>
-              </w:rPr>
-              <w:t xml:space="preserve">  :</w:t>
-            </w:r>
-            <w:proofErr w:type="gramEnd"/>
-            <w:r>
-              <w:rPr>
-                <w:rFonts w:ascii="Courier New" w:hAnsi="Courier New" w:cs="Courier New"/>
-              </w:rPr>
-              <w:t xml:space="preserve"> ground motion correlation structure</w:t>
-            </w:r>
-          </w:p>
-          <w:p>
-            <w:pPr>
-              <w:pStyle w:val="Prrafodelista"/>
-              <w:numPr>
-                <w:ilvl w:val="0"/>
-                <w:numId w:val="21"/>
-              </w:numPr>
-              <w:rPr>
-                <w:rFonts w:ascii="Courier New" w:hAnsi="Courier New" w:cs="Courier New"/>
-              </w:rPr>
-            </w:pPr>
-            <w:r>
-              <w:rPr>
-                <w:rFonts w:ascii="Courier New" w:hAnsi="Courier New" w:cs="Courier New"/>
-              </w:rPr>
-              <w:t xml:space="preserve">param </w:t>
-            </w:r>
-            <w:proofErr w:type="gramStart"/>
-            <w:r>
-              <w:rPr>
-                <w:rFonts w:ascii="Courier New" w:hAnsi="Courier New" w:cs="Courier New"/>
-              </w:rPr>
-              <w:t xml:space="preserve">  :</w:t>
-            </w:r>
-            <w:proofErr w:type="gramEnd"/>
-            <w:r>
-              <w:rPr>
-                <w:rFonts w:ascii="Courier New" w:hAnsi="Courier New" w:cs="Courier New"/>
-              </w:rPr>
-              <w:t xml:space="preserve"> additional parameters of </w:t>
+              <w:t xml:space="preserve">param   : additional parameters of </w:t>
             </w:r>
             <w:proofErr w:type="spellStart"/>
             <w:r>
@@ -2128,7 +1868,7 @@
           </w:p>
           <w:p>
             <w:pPr>
-              <w:pStyle w:val="Prrafodelista"/>
+              <w:pStyle w:val="ListParagraph"/>
               <w:numPr>
                 <w:ilvl w:val="0"/>
                 <w:numId w:val="21"/>
@@ -2141,26 +1881,12 @@
               <w:rPr>
                 <w:rFonts w:ascii="Courier New" w:hAnsi="Courier New" w:cs="Courier New"/>
               </w:rPr>
-              <w:t xml:space="preserve">site </w:t>
-            </w:r>
-            <w:proofErr w:type="gramStart"/>
-            <w:r>
-              <w:rPr>
-                <w:rFonts w:ascii="Courier New" w:hAnsi="Courier New" w:cs="Courier New"/>
-              </w:rPr>
-              <w:t xml:space="preserve">  :</w:t>
-            </w:r>
-            <w:proofErr w:type="gramEnd"/>
-            <w:r>
-              <w:rPr>
-                <w:rFonts w:ascii="Courier New" w:hAnsi="Courier New" w:cs="Courier New"/>
-              </w:rPr>
-              <w:t xml:space="preserve"> site number as listed in Option 6</w:t>
-            </w:r>
-          </w:p>
-          <w:p>
-            <w:pPr>
-              <w:pStyle w:val="Prrafodelista"/>
+              <w:t>site   : site number as listed in Option 6</w:t>
+            </w:r>
+          </w:p>
+          <w:p>
+            <w:pPr>
+              <w:pStyle w:val="ListParagraph"/>
               <w:numPr>
                 <w:ilvl w:val="0"/>
                 <w:numId w:val="21"/>
@@ -2173,26 +1899,12 @@
               <w:rPr>
                 <w:rFonts w:ascii="Courier New" w:hAnsi="Courier New" w:cs="Courier New"/>
               </w:rPr>
-              <w:t xml:space="preserve">Tret </w:t>
-            </w:r>
-            <w:proofErr w:type="gramStart"/>
-            <w:r>
-              <w:rPr>
-                <w:rFonts w:ascii="Courier New" w:hAnsi="Courier New" w:cs="Courier New"/>
-              </w:rPr>
-              <w:t xml:space="preserve">  :</w:t>
-            </w:r>
-            <w:proofErr w:type="gramEnd"/>
-            <w:r>
-              <w:rPr>
-                <w:rFonts w:ascii="Courier New" w:hAnsi="Courier New" w:cs="Courier New"/>
-              </w:rPr>
-              <w:t xml:space="preserve"> return period</w:t>
-            </w:r>
-          </w:p>
-          <w:p>
-            <w:pPr>
-              <w:pStyle w:val="Prrafodelista"/>
+              <w:t>Tret   : return period</w:t>
+            </w:r>
+          </w:p>
+          <w:p>
+            <w:pPr>
+              <w:pStyle w:val="ListParagraph"/>
               <w:numPr>
                 <w:ilvl w:val="0"/>
                 <w:numId w:val="21"/>
@@ -2201,24 +1913,16 @@
                 <w:rFonts w:ascii="Courier New" w:hAnsi="Courier New" w:cs="Courier New"/>
               </w:rPr>
             </w:pPr>
-            <w:proofErr w:type="gramStart"/>
-            <w:r>
-              <w:rPr>
-                <w:rFonts w:ascii="Courier New" w:hAnsi="Courier New" w:cs="Courier New"/>
-              </w:rPr>
-              <w:t>branch :</w:t>
-            </w:r>
-            <w:proofErr w:type="gramEnd"/>
-            <w:r>
-              <w:rPr>
-                <w:rFonts w:ascii="Courier New" w:hAnsi="Courier New" w:cs="Courier New"/>
-              </w:rPr>
-              <w:t xml:space="preserve"> branch number in the logic tree </w:t>
-            </w:r>
-          </w:p>
-          <w:p>
-            <w:pPr>
-              <w:pStyle w:val="Prrafodelista"/>
+            <w:r>
+              <w:rPr>
+                <w:rFonts w:ascii="Courier New" w:hAnsi="Courier New" w:cs="Courier New"/>
+              </w:rPr>
+              <w:t xml:space="preserve">branch : branch number in the logic tree </w:t>
+            </w:r>
+          </w:p>
+          <w:p>
+            <w:pPr>
+              <w:pStyle w:val="ListParagraph"/>
               <w:numPr>
                 <w:ilvl w:val="0"/>
                 <w:numId w:val="21"/>
@@ -2227,19 +1931,11 @@
                 <w:rFonts w:ascii="Courier New" w:hAnsi="Courier New" w:cs="Courier New"/>
               </w:rPr>
             </w:pPr>
-            <w:proofErr w:type="gramStart"/>
-            <w:r>
-              <w:rPr>
-                <w:rFonts w:ascii="Courier New" w:hAnsi="Courier New" w:cs="Courier New"/>
-              </w:rPr>
-              <w:t>IM :</w:t>
-            </w:r>
-            <w:proofErr w:type="gramEnd"/>
-            <w:r>
-              <w:rPr>
-                <w:rFonts w:ascii="Courier New" w:hAnsi="Courier New" w:cs="Courier New"/>
-              </w:rPr>
-              <w:t xml:space="preserve"> string indicating the intensity measure. Valid queries are: PGA,PGV,PGD,CAV,AI,VGI,SA(T=To),SV(T=To), SD(T=To),V/H(T=To), where To is a vibration period.</w:t>
+            <w:r>
+              <w:rPr>
+                <w:rFonts w:ascii="Courier New" w:hAnsi="Courier New" w:cs="Courier New"/>
+              </w:rPr>
+              <w:t>IM : string indicating the intensity measure. Valid queries are: PGA,PGV,PGD,CAV,AI,VGI,SA(T=To),SV(T=To), SD(T=To),V/H(T=To), where To is a vibration period.</w:t>
             </w:r>
           </w:p>
         </w:tc>
@@ -2281,7 +1977,7 @@
     </w:p>
     <w:tbl>
       <w:tblPr>
-        <w:tblStyle w:val="Tablaconcuadrcula"/>
+        <w:tblStyle w:val="TableGrid"/>
         <w:tblW w:w="0" w:type="auto"/>
         <w:tblLook w:val="04A0" w:firstRow="1" w:lastRow="0" w:firstColumn="1" w:lastColumn="0" w:noHBand="0" w:noVBand="1"/>
       </w:tblPr>
@@ -2308,16 +2004,15 @@
                 <w:sz w:val="16"/>
                 <w:szCs w:val="16"/>
               </w:rPr>
-              <w:t>point</w:t>
-            </w:r>
-            <w:proofErr w:type="gramStart"/>
+              <w:t xml:space="preserve">point1 </w:t>
+            </w:r>
             <w:r>
               <w:rPr>
                 <w:rFonts w:ascii="Courier New" w:hAnsi="Courier New" w:cs="Courier New"/>
                 <w:sz w:val="16"/>
                 <w:szCs w:val="16"/>
               </w:rPr>
-              <w:t xml:space="preserve">1 </w:t>
+              <w:t xml:space="preserve"> </w:t>
             </w:r>
             <w:r>
               <w:rPr>
@@ -2325,17 +2020,18 @@
                 <w:sz w:val="16"/>
                 <w:szCs w:val="16"/>
               </w:rPr>
-              <w:t xml:space="preserve"> </w:t>
-            </w:r>
+              <w:t xml:space="preserve">label mech style RA </w:t>
+            </w:r>
+            <w:proofErr w:type="spellStart"/>
             <w:r>
               <w:rPr>
                 <w:rFonts w:ascii="Courier New" w:hAnsi="Courier New" w:cs="Courier New"/>
                 <w:sz w:val="16"/>
                 <w:szCs w:val="16"/>
               </w:rPr>
-              <w:t>label</w:t>
-            </w:r>
-            <w:proofErr w:type="gramEnd"/>
+              <w:t>sRA</w:t>
+            </w:r>
+            <w:proofErr w:type="spellEnd"/>
             <w:r>
               <w:rPr>
                 <w:rFonts w:ascii="Courier New" w:hAnsi="Courier New" w:cs="Courier New"/>
@@ -2351,7 +2047,7 @@
                 <w:sz w:val="16"/>
                 <w:szCs w:val="16"/>
               </w:rPr>
-              <w:t>mech</w:t>
+              <w:t>gmmptr</w:t>
             </w:r>
             <w:proofErr w:type="spellEnd"/>
             <w:r>
@@ -2360,43 +2056,40 @@
                 <w:sz w:val="16"/>
                 <w:szCs w:val="16"/>
               </w:rPr>
-              <w:t xml:space="preserve"> style RA </w:t>
-            </w:r>
-            <w:proofErr w:type="spellStart"/>
+              <w:t xml:space="preserve"> strike dip </w:t>
+            </w:r>
             <w:r>
               <w:rPr>
                 <w:rFonts w:ascii="Courier New" w:hAnsi="Courier New" w:cs="Courier New"/>
                 <w:sz w:val="16"/>
                 <w:szCs w:val="16"/>
               </w:rPr>
-              <w:t>sRA</w:t>
-            </w:r>
-            <w:proofErr w:type="spellEnd"/>
+              <w:t xml:space="preserve">                   </w:t>
+            </w:r>
             <w:r>
               <w:rPr>
                 <w:rFonts w:ascii="Courier New" w:hAnsi="Courier New" w:cs="Courier New"/>
                 <w:sz w:val="16"/>
                 <w:szCs w:val="16"/>
               </w:rPr>
-              <w:t xml:space="preserve"> </w:t>
-            </w:r>
-            <w:proofErr w:type="spellStart"/>
-            <w:r>
+              <w:t>vertices</w:t>
+            </w:r>
+          </w:p>
+          <w:p>
+            <w:pPr>
               <w:rPr>
                 <w:rFonts w:ascii="Courier New" w:hAnsi="Courier New" w:cs="Courier New"/>
                 <w:sz w:val="16"/>
                 <w:szCs w:val="16"/>
               </w:rPr>
-              <w:t>gmmptr</w:t>
-            </w:r>
-            <w:proofErr w:type="spellEnd"/>
+            </w:pPr>
             <w:r>
               <w:rPr>
                 <w:rFonts w:ascii="Courier New" w:hAnsi="Courier New" w:cs="Courier New"/>
                 <w:sz w:val="16"/>
                 <w:szCs w:val="16"/>
               </w:rPr>
-              <w:t xml:space="preserve"> strike dip </w:t>
+              <w:t>point</w:t>
             </w:r>
             <w:r>
               <w:rPr>
@@ -2404,7 +2097,7 @@
                 <w:sz w:val="16"/>
                 <w:szCs w:val="16"/>
               </w:rPr>
-              <w:t xml:space="preserve">                   </w:t>
+              <w:t>2</w:t>
             </w:r>
             <w:r>
               <w:rPr>
@@ -2412,42 +2105,42 @@
                 <w:sz w:val="16"/>
                 <w:szCs w:val="16"/>
               </w:rPr>
-              <w:t>vertices</w:t>
-            </w:r>
-          </w:p>
-          <w:p>
-            <w:pPr>
+              <w:t xml:space="preserve"> </w:t>
+            </w:r>
+            <w:r>
               <w:rPr>
                 <w:rFonts w:ascii="Courier New" w:hAnsi="Courier New" w:cs="Courier New"/>
                 <w:sz w:val="16"/>
                 <w:szCs w:val="16"/>
               </w:rPr>
-            </w:pPr>
+              <w:t xml:space="preserve"> </w:t>
+            </w:r>
             <w:r>
               <w:rPr>
                 <w:rFonts w:ascii="Courier New" w:hAnsi="Courier New" w:cs="Courier New"/>
                 <w:sz w:val="16"/>
                 <w:szCs w:val="16"/>
               </w:rPr>
-              <w:t>point</w:t>
-            </w:r>
-            <w:proofErr w:type="gramStart"/>
+              <w:t xml:space="preserve">label mech style </w:t>
+            </w:r>
             <w:r>
               <w:rPr>
                 <w:rFonts w:ascii="Courier New" w:hAnsi="Courier New" w:cs="Courier New"/>
                 <w:sz w:val="16"/>
                 <w:szCs w:val="16"/>
               </w:rPr>
-              <w:t>2</w:t>
-            </w:r>
+              <w:t xml:space="preserve">       </w:t>
+            </w:r>
+            <w:proofErr w:type="spellStart"/>
             <w:r>
               <w:rPr>
                 <w:rFonts w:ascii="Courier New" w:hAnsi="Courier New" w:cs="Courier New"/>
                 <w:sz w:val="16"/>
                 <w:szCs w:val="16"/>
               </w:rPr>
-              <w:t xml:space="preserve"> </w:t>
-            </w:r>
+              <w:t>gmmptr</w:t>
+            </w:r>
+            <w:proofErr w:type="spellEnd"/>
             <w:r>
               <w:rPr>
                 <w:rFonts w:ascii="Courier New" w:hAnsi="Courier New" w:cs="Courier New"/>
@@ -2462,68 +2155,66 @@
                 <w:sz w:val="16"/>
                 <w:szCs w:val="16"/>
               </w:rPr>
-              <w:t>label</w:t>
-            </w:r>
-            <w:proofErr w:type="gramEnd"/>
+              <w:t xml:space="preserve">hypocenter                    </w:t>
+            </w:r>
             <w:r>
               <w:rPr>
                 <w:rFonts w:ascii="Courier New" w:hAnsi="Courier New" w:cs="Courier New"/>
                 <w:sz w:val="16"/>
                 <w:szCs w:val="16"/>
               </w:rPr>
-              <w:t xml:space="preserve"> </w:t>
-            </w:r>
-            <w:proofErr w:type="spellStart"/>
-            <w:r>
+              <w:t>vertices</w:t>
+            </w:r>
+          </w:p>
+          <w:p>
+            <w:pPr>
               <w:rPr>
                 <w:rFonts w:ascii="Courier New" w:hAnsi="Courier New" w:cs="Courier New"/>
                 <w:sz w:val="16"/>
                 <w:szCs w:val="16"/>
               </w:rPr>
-              <w:t>mech</w:t>
-            </w:r>
-            <w:proofErr w:type="spellEnd"/>
-            <w:r>
+            </w:pPr>
+          </w:p>
+          <w:p>
+            <w:pPr>
               <w:rPr>
                 <w:rFonts w:ascii="Courier New" w:hAnsi="Courier New" w:cs="Courier New"/>
                 <w:sz w:val="16"/>
                 <w:szCs w:val="16"/>
               </w:rPr>
-              <w:t xml:space="preserve"> style </w:t>
-            </w:r>
+            </w:pPr>
             <w:r>
               <w:rPr>
                 <w:rFonts w:ascii="Courier New" w:hAnsi="Courier New" w:cs="Courier New"/>
                 <w:sz w:val="16"/>
                 <w:szCs w:val="16"/>
               </w:rPr>
-              <w:t xml:space="preserve">       </w:t>
-            </w:r>
-            <w:proofErr w:type="spellStart"/>
+              <w:t xml:space="preserve">line1 </w:t>
+            </w:r>
             <w:r>
               <w:rPr>
                 <w:rFonts w:ascii="Courier New" w:hAnsi="Courier New" w:cs="Courier New"/>
                 <w:sz w:val="16"/>
                 <w:szCs w:val="16"/>
               </w:rPr>
-              <w:t>gmmptr</w:t>
-            </w:r>
-            <w:proofErr w:type="spellEnd"/>
+              <w:t xml:space="preserve">  </w:t>
+            </w:r>
             <w:r>
               <w:rPr>
                 <w:rFonts w:ascii="Courier New" w:hAnsi="Courier New" w:cs="Courier New"/>
                 <w:sz w:val="16"/>
                 <w:szCs w:val="16"/>
               </w:rPr>
-              <w:t xml:space="preserve"> </w:t>
-            </w:r>
+              <w:t xml:space="preserve">label </w:t>
+            </w:r>
+            <w:proofErr w:type="spellStart"/>
             <w:r>
               <w:rPr>
                 <w:rFonts w:ascii="Courier New" w:hAnsi="Courier New" w:cs="Courier New"/>
                 <w:sz w:val="16"/>
                 <w:szCs w:val="16"/>
               </w:rPr>
-              <w:t xml:space="preserve">hypocenter                    </w:t>
+              <w:t>m</w:t>
             </w:r>
             <w:r>
               <w:rPr>
@@ -2531,49 +2222,52 @@
                 <w:sz w:val="16"/>
                 <w:szCs w:val="16"/>
               </w:rPr>
-              <w:t>vertices</w:t>
-            </w:r>
-          </w:p>
-          <w:p>
-            <w:pPr>
+              <w:t>cha</w:t>
+            </w:r>
+            <w:proofErr w:type="spellEnd"/>
+            <w:r>
               <w:rPr>
                 <w:rFonts w:ascii="Courier New" w:hAnsi="Courier New" w:cs="Courier New"/>
                 <w:sz w:val="16"/>
                 <w:szCs w:val="16"/>
               </w:rPr>
-            </w:pPr>
-          </w:p>
-          <w:p>
-            <w:pPr>
+              <w:t xml:space="preserve"> style RA </w:t>
+            </w:r>
+            <w:proofErr w:type="spellStart"/>
+            <w:r>
               <w:rPr>
                 <w:rFonts w:ascii="Courier New" w:hAnsi="Courier New" w:cs="Courier New"/>
                 <w:sz w:val="16"/>
                 <w:szCs w:val="16"/>
               </w:rPr>
-            </w:pPr>
+              <w:t>sRA</w:t>
+            </w:r>
+            <w:proofErr w:type="spellEnd"/>
             <w:r>
               <w:rPr>
                 <w:rFonts w:ascii="Courier New" w:hAnsi="Courier New" w:cs="Courier New"/>
                 <w:sz w:val="16"/>
                 <w:szCs w:val="16"/>
               </w:rPr>
-              <w:t xml:space="preserve">line1 </w:t>
-            </w:r>
+              <w:t xml:space="preserve"> </w:t>
+            </w:r>
+            <w:proofErr w:type="spellStart"/>
             <w:r>
               <w:rPr>
                 <w:rFonts w:ascii="Courier New" w:hAnsi="Courier New" w:cs="Courier New"/>
                 <w:sz w:val="16"/>
                 <w:szCs w:val="16"/>
               </w:rPr>
-              <w:t xml:space="preserve">  </w:t>
-            </w:r>
+              <w:t>gmmptr</w:t>
+            </w:r>
+            <w:proofErr w:type="spellEnd"/>
             <w:r>
               <w:rPr>
                 <w:rFonts w:ascii="Courier New" w:hAnsi="Courier New" w:cs="Courier New"/>
                 <w:sz w:val="16"/>
                 <w:szCs w:val="16"/>
               </w:rPr>
-              <w:t xml:space="preserve">label </w:t>
+              <w:t xml:space="preserve"> dip </w:t>
             </w:r>
             <w:proofErr w:type="spellStart"/>
             <w:r>
@@ -2582,138 +2276,136 @@
                 <w:sz w:val="16"/>
                 <w:szCs w:val="16"/>
               </w:rPr>
-              <w:t>m</w:t>
-            </w:r>
+              <w:t>lmax</w:t>
+            </w:r>
+            <w:proofErr w:type="spellEnd"/>
             <w:r>
               <w:rPr>
                 <w:rFonts w:ascii="Courier New" w:hAnsi="Courier New" w:cs="Courier New"/>
                 <w:sz w:val="16"/>
                 <w:szCs w:val="16"/>
               </w:rPr>
-              <w:t>cha</w:t>
-            </w:r>
-            <w:proofErr w:type="spellEnd"/>
+              <w:t xml:space="preserve"> </w:t>
+            </w:r>
+            <w:proofErr w:type="spellStart"/>
             <w:r>
               <w:rPr>
                 <w:rFonts w:ascii="Courier New" w:hAnsi="Courier New" w:cs="Courier New"/>
                 <w:sz w:val="16"/>
                 <w:szCs w:val="16"/>
               </w:rPr>
-              <w:t xml:space="preserve"> style RA </w:t>
-            </w:r>
-            <w:proofErr w:type="spellStart"/>
+              <w:t>nref</w:t>
+            </w:r>
+            <w:proofErr w:type="spellEnd"/>
             <w:r>
               <w:rPr>
                 <w:rFonts w:ascii="Courier New" w:hAnsi="Courier New" w:cs="Courier New"/>
                 <w:sz w:val="16"/>
                 <w:szCs w:val="16"/>
               </w:rPr>
-              <w:t>sRA</w:t>
-            </w:r>
-            <w:proofErr w:type="spellEnd"/>
+              <w:t xml:space="preserve"> </w:t>
+            </w:r>
             <w:r>
               <w:rPr>
                 <w:rFonts w:ascii="Courier New" w:hAnsi="Courier New" w:cs="Courier New"/>
                 <w:sz w:val="16"/>
                 <w:szCs w:val="16"/>
               </w:rPr>
-              <w:t xml:space="preserve"> </w:t>
-            </w:r>
-            <w:proofErr w:type="spellStart"/>
+              <w:t xml:space="preserve">                </w:t>
+            </w:r>
             <w:r>
               <w:rPr>
                 <w:rFonts w:ascii="Courier New" w:hAnsi="Courier New" w:cs="Courier New"/>
                 <w:sz w:val="16"/>
                 <w:szCs w:val="16"/>
               </w:rPr>
-              <w:t>gmmptr</w:t>
-            </w:r>
-            <w:proofErr w:type="spellEnd"/>
-            <w:r>
+              <w:t>vertices</w:t>
+            </w:r>
+          </w:p>
+          <w:p>
+            <w:pPr>
               <w:rPr>
                 <w:rFonts w:ascii="Courier New" w:hAnsi="Courier New" w:cs="Courier New"/>
                 <w:sz w:val="16"/>
                 <w:szCs w:val="16"/>
               </w:rPr>
-              <w:t xml:space="preserve"> dip </w:t>
-            </w:r>
-            <w:proofErr w:type="spellStart"/>
-            <w:r>
+            </w:pPr>
+          </w:p>
+          <w:p>
+            <w:pPr>
               <w:rPr>
                 <w:rFonts w:ascii="Courier New" w:hAnsi="Courier New" w:cs="Courier New"/>
                 <w:sz w:val="16"/>
                 <w:szCs w:val="16"/>
               </w:rPr>
-              <w:t>lmax</w:t>
-            </w:r>
-            <w:proofErr w:type="spellEnd"/>
+            </w:pPr>
             <w:r>
               <w:rPr>
                 <w:rFonts w:ascii="Courier New" w:hAnsi="Courier New" w:cs="Courier New"/>
                 <w:sz w:val="16"/>
                 <w:szCs w:val="16"/>
               </w:rPr>
-              <w:t xml:space="preserve"> </w:t>
-            </w:r>
-            <w:proofErr w:type="spellStart"/>
+              <w:t xml:space="preserve">area1 </w:t>
+            </w:r>
             <w:r>
               <w:rPr>
                 <w:rFonts w:ascii="Courier New" w:hAnsi="Courier New" w:cs="Courier New"/>
                 <w:sz w:val="16"/>
                 <w:szCs w:val="16"/>
               </w:rPr>
-              <w:t>nref</w:t>
-            </w:r>
-            <w:proofErr w:type="spellEnd"/>
+              <w:t xml:space="preserve">  </w:t>
+            </w:r>
             <w:r>
               <w:rPr>
                 <w:rFonts w:ascii="Courier New" w:hAnsi="Courier New" w:cs="Courier New"/>
                 <w:sz w:val="16"/>
                 <w:szCs w:val="16"/>
               </w:rPr>
-              <w:t xml:space="preserve"> </w:t>
-            </w:r>
+              <w:t xml:space="preserve">label mech style RA </w:t>
+            </w:r>
+            <w:proofErr w:type="spellStart"/>
             <w:r>
               <w:rPr>
                 <w:rFonts w:ascii="Courier New" w:hAnsi="Courier New" w:cs="Courier New"/>
                 <w:sz w:val="16"/>
                 <w:szCs w:val="16"/>
               </w:rPr>
-              <w:t xml:space="preserve">                </w:t>
-            </w:r>
+              <w:t>sRA</w:t>
+            </w:r>
+            <w:proofErr w:type="spellEnd"/>
             <w:r>
               <w:rPr>
                 <w:rFonts w:ascii="Courier New" w:hAnsi="Courier New" w:cs="Courier New"/>
                 <w:sz w:val="16"/>
                 <w:szCs w:val="16"/>
               </w:rPr>
-              <w:t>vertices</w:t>
-            </w:r>
-          </w:p>
-          <w:p>
-            <w:pPr>
+              <w:t xml:space="preserve"> </w:t>
+            </w:r>
+            <w:proofErr w:type="spellStart"/>
+            <w:r>
               <w:rPr>
                 <w:rFonts w:ascii="Courier New" w:hAnsi="Courier New" w:cs="Courier New"/>
                 <w:sz w:val="16"/>
                 <w:szCs w:val="16"/>
               </w:rPr>
-            </w:pPr>
-          </w:p>
-          <w:p>
-            <w:pPr>
+              <w:t>gmmptr</w:t>
+            </w:r>
+            <w:proofErr w:type="spellEnd"/>
+            <w:r>
               <w:rPr>
                 <w:rFonts w:ascii="Courier New" w:hAnsi="Courier New" w:cs="Courier New"/>
                 <w:sz w:val="16"/>
                 <w:szCs w:val="16"/>
               </w:rPr>
-            </w:pPr>
+              <w:t xml:space="preserve"> </w:t>
+            </w:r>
             <w:r>
               <w:rPr>
                 <w:rFonts w:ascii="Courier New" w:hAnsi="Courier New" w:cs="Courier New"/>
                 <w:sz w:val="16"/>
                 <w:szCs w:val="16"/>
               </w:rPr>
-              <w:t xml:space="preserve">area1 </w:t>
+              <w:t>len</w:t>
             </w:r>
             <w:r>
               <w:rPr>
@@ -2721,7 +2413,7 @@
                 <w:sz w:val="16"/>
                 <w:szCs w:val="16"/>
               </w:rPr>
-              <w:t xml:space="preserve">  </w:t>
+              <w:t>gth</w:t>
             </w:r>
             <w:r>
               <w:rPr>
@@ -2729,342 +2421,341 @@
                 <w:sz w:val="16"/>
                 <w:szCs w:val="16"/>
               </w:rPr>
-              <w:t xml:space="preserve">label </w:t>
-            </w:r>
-            <w:proofErr w:type="spellStart"/>
+              <w:t xml:space="preserve">    </w:t>
+            </w:r>
             <w:r>
               <w:rPr>
                 <w:rFonts w:ascii="Courier New" w:hAnsi="Courier New" w:cs="Courier New"/>
                 <w:sz w:val="16"/>
                 <w:szCs w:val="16"/>
               </w:rPr>
-              <w:t>mech</w:t>
-            </w:r>
-            <w:proofErr w:type="spellEnd"/>
+              <w:t xml:space="preserve">  </w:t>
+            </w:r>
+            <w:proofErr w:type="spellStart"/>
             <w:r>
               <w:rPr>
                 <w:rFonts w:ascii="Courier New" w:hAnsi="Courier New" w:cs="Courier New"/>
                 <w:sz w:val="16"/>
                 <w:szCs w:val="16"/>
               </w:rPr>
-              <w:t xml:space="preserve"> style RA </w:t>
-            </w:r>
-            <w:proofErr w:type="spellStart"/>
+              <w:t>lmax</w:t>
+            </w:r>
+            <w:proofErr w:type="spellEnd"/>
             <w:r>
               <w:rPr>
                 <w:rFonts w:ascii="Courier New" w:hAnsi="Courier New" w:cs="Courier New"/>
                 <w:sz w:val="16"/>
                 <w:szCs w:val="16"/>
               </w:rPr>
-              <w:t>sRA</w:t>
-            </w:r>
-            <w:proofErr w:type="spellEnd"/>
+              <w:t xml:space="preserve"> </w:t>
+            </w:r>
+            <w:proofErr w:type="spellStart"/>
             <w:r>
               <w:rPr>
                 <w:rFonts w:ascii="Courier New" w:hAnsi="Courier New" w:cs="Courier New"/>
                 <w:sz w:val="16"/>
                 <w:szCs w:val="16"/>
               </w:rPr>
-              <w:t xml:space="preserve"> </w:t>
-            </w:r>
-            <w:proofErr w:type="spellStart"/>
+              <w:t>nref</w:t>
+            </w:r>
+            <w:proofErr w:type="spellEnd"/>
             <w:r>
               <w:rPr>
                 <w:rFonts w:ascii="Courier New" w:hAnsi="Courier New" w:cs="Courier New"/>
                 <w:sz w:val="16"/>
                 <w:szCs w:val="16"/>
               </w:rPr>
-              <w:t>gmmptr</w:t>
-            </w:r>
-            <w:proofErr w:type="spellEnd"/>
+              <w:t xml:space="preserve"> </w:t>
+            </w:r>
+            <w:proofErr w:type="spellStart"/>
             <w:r>
               <w:rPr>
                 <w:rFonts w:ascii="Courier New" w:hAnsi="Courier New" w:cs="Courier New"/>
                 <w:sz w:val="16"/>
                 <w:szCs w:val="16"/>
               </w:rPr>
-              <w:t xml:space="preserve"> </w:t>
-            </w:r>
+              <w:t>davg</w:t>
+            </w:r>
+            <w:proofErr w:type="spellEnd"/>
             <w:r>
               <w:rPr>
                 <w:rFonts w:ascii="Courier New" w:hAnsi="Courier New" w:cs="Courier New"/>
                 <w:sz w:val="16"/>
                 <w:szCs w:val="16"/>
               </w:rPr>
-              <w:t>len</w:t>
-            </w:r>
+              <w:t xml:space="preserve"> </w:t>
+            </w:r>
+            <w:proofErr w:type="spellStart"/>
             <w:r>
               <w:rPr>
                 <w:rFonts w:ascii="Courier New" w:hAnsi="Courier New" w:cs="Courier New"/>
                 <w:sz w:val="16"/>
                 <w:szCs w:val="16"/>
               </w:rPr>
-              <w:t>gth</w:t>
-            </w:r>
+              <w:t>bc</w:t>
+            </w:r>
+            <w:proofErr w:type="spellEnd"/>
             <w:r>
               <w:rPr>
                 <w:rFonts w:ascii="Courier New" w:hAnsi="Courier New" w:cs="Courier New"/>
                 <w:sz w:val="16"/>
                 <w:szCs w:val="16"/>
               </w:rPr>
-              <w:t xml:space="preserve">    </w:t>
-            </w:r>
-            <w:r>
+              <w:t xml:space="preserve"> vertices</w:t>
+            </w:r>
+          </w:p>
+          <w:p>
+            <w:pPr>
               <w:rPr>
                 <w:rFonts w:ascii="Courier New" w:hAnsi="Courier New" w:cs="Courier New"/>
                 <w:sz w:val="16"/>
                 <w:szCs w:val="16"/>
               </w:rPr>
-              <w:t xml:space="preserve">  </w:t>
-            </w:r>
-            <w:proofErr w:type="spellStart"/>
+            </w:pPr>
             <w:r>
               <w:rPr>
                 <w:rFonts w:ascii="Courier New" w:hAnsi="Courier New" w:cs="Courier New"/>
                 <w:sz w:val="16"/>
                 <w:szCs w:val="16"/>
               </w:rPr>
-              <w:t>lmax</w:t>
-            </w:r>
-            <w:proofErr w:type="spellEnd"/>
+              <w:t xml:space="preserve">area1 </w:t>
+            </w:r>
             <w:r>
               <w:rPr>
                 <w:rFonts w:ascii="Courier New" w:hAnsi="Courier New" w:cs="Courier New"/>
                 <w:sz w:val="16"/>
                 <w:szCs w:val="16"/>
               </w:rPr>
-              <w:t xml:space="preserve"> </w:t>
-            </w:r>
-            <w:proofErr w:type="spellStart"/>
+              <w:t xml:space="preserve">  </w:t>
+            </w:r>
             <w:r>
               <w:rPr>
                 <w:rFonts w:ascii="Courier New" w:hAnsi="Courier New" w:cs="Courier New"/>
                 <w:sz w:val="16"/>
                 <w:szCs w:val="16"/>
               </w:rPr>
-              <w:t>nref</w:t>
-            </w:r>
-            <w:proofErr w:type="spellEnd"/>
+              <w:t xml:space="preserve">label mech style RA </w:t>
+            </w:r>
+            <w:proofErr w:type="spellStart"/>
             <w:r>
               <w:rPr>
                 <w:rFonts w:ascii="Courier New" w:hAnsi="Courier New" w:cs="Courier New"/>
                 <w:sz w:val="16"/>
                 <w:szCs w:val="16"/>
               </w:rPr>
-              <w:t xml:space="preserve"> </w:t>
-            </w:r>
-            <w:proofErr w:type="spellStart"/>
+              <w:t>sRA</w:t>
+            </w:r>
+            <w:proofErr w:type="spellEnd"/>
             <w:r>
               <w:rPr>
                 <w:rFonts w:ascii="Courier New" w:hAnsi="Courier New" w:cs="Courier New"/>
                 <w:sz w:val="16"/>
                 <w:szCs w:val="16"/>
               </w:rPr>
-              <w:t>davg</w:t>
-            </w:r>
-            <w:proofErr w:type="spellEnd"/>
+              <w:t xml:space="preserve"> </w:t>
+            </w:r>
+            <w:proofErr w:type="spellStart"/>
             <w:r>
               <w:rPr>
                 <w:rFonts w:ascii="Courier New" w:hAnsi="Courier New" w:cs="Courier New"/>
                 <w:sz w:val="16"/>
                 <w:szCs w:val="16"/>
               </w:rPr>
-              <w:t xml:space="preserve"> </w:t>
-            </w:r>
-            <w:proofErr w:type="spellStart"/>
+              <w:t>gmmptr</w:t>
+            </w:r>
+            <w:proofErr w:type="spellEnd"/>
             <w:r>
               <w:rPr>
                 <w:rFonts w:ascii="Courier New" w:hAnsi="Courier New" w:cs="Courier New"/>
                 <w:sz w:val="16"/>
                 <w:szCs w:val="16"/>
               </w:rPr>
-              <w:t>bc</w:t>
-            </w:r>
-            <w:proofErr w:type="spellEnd"/>
+              <w:t xml:space="preserve"> dip </w:t>
+            </w:r>
+            <w:proofErr w:type="spellStart"/>
             <w:r>
               <w:rPr>
                 <w:rFonts w:ascii="Courier New" w:hAnsi="Courier New" w:cs="Courier New"/>
                 <w:sz w:val="16"/>
                 <w:szCs w:val="16"/>
               </w:rPr>
-              <w:t xml:space="preserve"> vertices</w:t>
-            </w:r>
-          </w:p>
-          <w:p>
-            <w:pPr>
+              <w:t>usd</w:t>
+            </w:r>
+            <w:proofErr w:type="spellEnd"/>
+            <w:r>
               <w:rPr>
                 <w:rFonts w:ascii="Courier New" w:hAnsi="Courier New" w:cs="Courier New"/>
                 <w:sz w:val="16"/>
                 <w:szCs w:val="16"/>
               </w:rPr>
-            </w:pPr>
+              <w:t xml:space="preserve"> </w:t>
+            </w:r>
+            <w:proofErr w:type="spellStart"/>
             <w:r>
               <w:rPr>
                 <w:rFonts w:ascii="Courier New" w:hAnsi="Courier New" w:cs="Courier New"/>
                 <w:sz w:val="16"/>
                 <w:szCs w:val="16"/>
               </w:rPr>
-              <w:t xml:space="preserve">area1 </w:t>
-            </w:r>
+              <w:t>lsd</w:t>
+            </w:r>
+            <w:proofErr w:type="spellEnd"/>
             <w:r>
               <w:rPr>
                 <w:rFonts w:ascii="Courier New" w:hAnsi="Courier New" w:cs="Courier New"/>
                 <w:sz w:val="16"/>
                 <w:szCs w:val="16"/>
               </w:rPr>
-              <w:t xml:space="preserve">  </w:t>
-            </w:r>
+              <w:t xml:space="preserve"> </w:t>
+            </w:r>
+            <w:proofErr w:type="spellStart"/>
             <w:r>
               <w:rPr>
                 <w:rFonts w:ascii="Courier New" w:hAnsi="Courier New" w:cs="Courier New"/>
                 <w:sz w:val="16"/>
                 <w:szCs w:val="16"/>
               </w:rPr>
-              <w:t xml:space="preserve">label </w:t>
-            </w:r>
-            <w:proofErr w:type="spellStart"/>
+              <w:t>lmax</w:t>
+            </w:r>
+            <w:proofErr w:type="spellEnd"/>
             <w:r>
               <w:rPr>
                 <w:rFonts w:ascii="Courier New" w:hAnsi="Courier New" w:cs="Courier New"/>
                 <w:sz w:val="16"/>
                 <w:szCs w:val="16"/>
               </w:rPr>
-              <w:t>mech</w:t>
-            </w:r>
-            <w:proofErr w:type="spellEnd"/>
+              <w:t xml:space="preserve"> </w:t>
+            </w:r>
+            <w:proofErr w:type="spellStart"/>
             <w:r>
               <w:rPr>
                 <w:rFonts w:ascii="Courier New" w:hAnsi="Courier New" w:cs="Courier New"/>
                 <w:sz w:val="16"/>
                 <w:szCs w:val="16"/>
               </w:rPr>
-              <w:t xml:space="preserve"> style RA </w:t>
-            </w:r>
-            <w:proofErr w:type="spellStart"/>
+              <w:t>nref</w:t>
+            </w:r>
+            <w:proofErr w:type="spellEnd"/>
             <w:r>
               <w:rPr>
                 <w:rFonts w:ascii="Courier New" w:hAnsi="Courier New" w:cs="Courier New"/>
                 <w:sz w:val="16"/>
                 <w:szCs w:val="16"/>
               </w:rPr>
-              <w:t>sRA</w:t>
-            </w:r>
-            <w:proofErr w:type="spellEnd"/>
+              <w:t xml:space="preserve"> </w:t>
+            </w:r>
+            <w:proofErr w:type="spellStart"/>
             <w:r>
               <w:rPr>
                 <w:rFonts w:ascii="Courier New" w:hAnsi="Courier New" w:cs="Courier New"/>
                 <w:sz w:val="16"/>
                 <w:szCs w:val="16"/>
               </w:rPr>
-              <w:t xml:space="preserve"> </w:t>
-            </w:r>
-            <w:proofErr w:type="spellStart"/>
+              <w:t>davg</w:t>
+            </w:r>
+            <w:proofErr w:type="spellEnd"/>
             <w:r>
               <w:rPr>
                 <w:rFonts w:ascii="Courier New" w:hAnsi="Courier New" w:cs="Courier New"/>
                 <w:sz w:val="16"/>
                 <w:szCs w:val="16"/>
               </w:rPr>
-              <w:t>gmmptr</w:t>
-            </w:r>
-            <w:proofErr w:type="spellEnd"/>
+              <w:t xml:space="preserve"> </w:t>
+            </w:r>
+            <w:proofErr w:type="spellStart"/>
             <w:r>
               <w:rPr>
                 <w:rFonts w:ascii="Courier New" w:hAnsi="Courier New" w:cs="Courier New"/>
                 <w:sz w:val="16"/>
                 <w:szCs w:val="16"/>
               </w:rPr>
-              <w:t xml:space="preserve"> dip </w:t>
-            </w:r>
-            <w:proofErr w:type="spellStart"/>
+              <w:t>bc</w:t>
+            </w:r>
+            <w:proofErr w:type="spellEnd"/>
             <w:r>
               <w:rPr>
                 <w:rFonts w:ascii="Courier New" w:hAnsi="Courier New" w:cs="Courier New"/>
                 <w:sz w:val="16"/>
                 <w:szCs w:val="16"/>
               </w:rPr>
-              <w:t>usd</w:t>
-            </w:r>
-            <w:proofErr w:type="spellEnd"/>
-            <w:r>
+              <w:t xml:space="preserve"> vertices</w:t>
+            </w:r>
+          </w:p>
+          <w:p>
+            <w:pPr>
               <w:rPr>
                 <w:rFonts w:ascii="Courier New" w:hAnsi="Courier New" w:cs="Courier New"/>
                 <w:sz w:val="16"/>
                 <w:szCs w:val="16"/>
               </w:rPr>
-              <w:t xml:space="preserve"> </w:t>
-            </w:r>
-            <w:proofErr w:type="spellStart"/>
+            </w:pPr>
             <w:r>
               <w:rPr>
                 <w:rFonts w:ascii="Courier New" w:hAnsi="Courier New" w:cs="Courier New"/>
                 <w:sz w:val="16"/>
                 <w:szCs w:val="16"/>
               </w:rPr>
-              <w:t>lsd</w:t>
-            </w:r>
-            <w:proofErr w:type="spellEnd"/>
+              <w:t xml:space="preserve">area1 </w:t>
+            </w:r>
             <w:r>
               <w:rPr>
                 <w:rFonts w:ascii="Courier New" w:hAnsi="Courier New" w:cs="Courier New"/>
                 <w:sz w:val="16"/>
                 <w:szCs w:val="16"/>
               </w:rPr>
-              <w:t xml:space="preserve"> </w:t>
-            </w:r>
-            <w:proofErr w:type="spellStart"/>
+              <w:t xml:space="preserve">  </w:t>
+            </w:r>
             <w:r>
               <w:rPr>
                 <w:rFonts w:ascii="Courier New" w:hAnsi="Courier New" w:cs="Courier New"/>
                 <w:sz w:val="16"/>
                 <w:szCs w:val="16"/>
               </w:rPr>
-              <w:t>lmax</w:t>
-            </w:r>
-            <w:proofErr w:type="spellEnd"/>
+              <w:t xml:space="preserve">label mech style RA </w:t>
+            </w:r>
+            <w:proofErr w:type="spellStart"/>
             <w:r>
               <w:rPr>
                 <w:rFonts w:ascii="Courier New" w:hAnsi="Courier New" w:cs="Courier New"/>
                 <w:sz w:val="16"/>
                 <w:szCs w:val="16"/>
               </w:rPr>
-              <w:t xml:space="preserve"> </w:t>
-            </w:r>
-            <w:proofErr w:type="spellStart"/>
+              <w:t>sRA</w:t>
+            </w:r>
+            <w:proofErr w:type="spellEnd"/>
             <w:r>
               <w:rPr>
                 <w:rFonts w:ascii="Courier New" w:hAnsi="Courier New" w:cs="Courier New"/>
                 <w:sz w:val="16"/>
                 <w:szCs w:val="16"/>
               </w:rPr>
-              <w:t>nref</w:t>
-            </w:r>
-            <w:proofErr w:type="spellEnd"/>
+              <w:t xml:space="preserve"> </w:t>
+            </w:r>
+            <w:proofErr w:type="spellStart"/>
             <w:r>
               <w:rPr>
                 <w:rFonts w:ascii="Courier New" w:hAnsi="Courier New" w:cs="Courier New"/>
                 <w:sz w:val="16"/>
                 <w:szCs w:val="16"/>
               </w:rPr>
-              <w:t xml:space="preserve"> </w:t>
-            </w:r>
-            <w:proofErr w:type="spellStart"/>
+              <w:t>gmmptr</w:t>
+            </w:r>
+            <w:proofErr w:type="spellEnd"/>
             <w:r>
               <w:rPr>
                 <w:rFonts w:ascii="Courier New" w:hAnsi="Courier New" w:cs="Courier New"/>
                 <w:sz w:val="16"/>
                 <w:szCs w:val="16"/>
               </w:rPr>
-              <w:t>davg</w:t>
-            </w:r>
-            <w:proofErr w:type="spellEnd"/>
+              <w:t xml:space="preserve"> </w:t>
+            </w:r>
             <w:r>
               <w:rPr>
                 <w:rFonts w:ascii="Courier New" w:hAnsi="Courier New" w:cs="Courier New"/>
                 <w:sz w:val="16"/>
                 <w:szCs w:val="16"/>
               </w:rPr>
-              <w:t xml:space="preserve"> </w:t>
+              <w:t xml:space="preserve">                      </w:t>
             </w:r>
             <w:proofErr w:type="spellStart"/>
             <w:r>
@@ -3073,7 +2764,7 @@
                 <w:sz w:val="16"/>
                 <w:szCs w:val="16"/>
               </w:rPr>
-              <w:t>bc</w:t>
+              <w:t>davg</w:t>
             </w:r>
             <w:proofErr w:type="spellEnd"/>
             <w:r>
@@ -3082,102 +2773,103 @@
                 <w:sz w:val="16"/>
                 <w:szCs w:val="16"/>
               </w:rPr>
-              <w:t xml:space="preserve"> vertices</w:t>
-            </w:r>
-          </w:p>
-          <w:p>
-            <w:pPr>
+              <w:t xml:space="preserve"> </w:t>
+            </w:r>
+            <w:proofErr w:type="spellStart"/>
+            <w:r>
               <w:rPr>
                 <w:rFonts w:ascii="Courier New" w:hAnsi="Courier New" w:cs="Courier New"/>
                 <w:sz w:val="16"/>
                 <w:szCs w:val="16"/>
               </w:rPr>
-            </w:pPr>
+              <w:t>bc</w:t>
+            </w:r>
+            <w:proofErr w:type="spellEnd"/>
             <w:r>
               <w:rPr>
                 <w:rFonts w:ascii="Courier New" w:hAnsi="Courier New" w:cs="Courier New"/>
                 <w:sz w:val="16"/>
                 <w:szCs w:val="16"/>
               </w:rPr>
-              <w:t xml:space="preserve">area1 </w:t>
-            </w:r>
+              <w:t xml:space="preserve"> </w:t>
+            </w:r>
+            <w:proofErr w:type="spellStart"/>
             <w:r>
               <w:rPr>
                 <w:rFonts w:ascii="Courier New" w:hAnsi="Courier New" w:cs="Courier New"/>
                 <w:sz w:val="16"/>
                 <w:szCs w:val="16"/>
               </w:rPr>
-              <w:t xml:space="preserve">  </w:t>
-            </w:r>
-            <w:r>
+              <w:t>matfile</w:t>
+            </w:r>
+            <w:proofErr w:type="spellEnd"/>
+          </w:p>
+          <w:p>
+            <w:pPr>
               <w:rPr>
                 <w:rFonts w:ascii="Courier New" w:hAnsi="Courier New" w:cs="Courier New"/>
                 <w:sz w:val="16"/>
                 <w:szCs w:val="16"/>
               </w:rPr>
-              <w:t xml:space="preserve">label </w:t>
-            </w:r>
-            <w:proofErr w:type="spellStart"/>
-            <w:r>
+            </w:pPr>
+          </w:p>
+          <w:p>
+            <w:pPr>
               <w:rPr>
                 <w:rFonts w:ascii="Courier New" w:hAnsi="Courier New" w:cs="Courier New"/>
                 <w:sz w:val="16"/>
                 <w:szCs w:val="16"/>
               </w:rPr>
-              <w:t>mech</w:t>
-            </w:r>
-            <w:proofErr w:type="spellEnd"/>
+            </w:pPr>
             <w:r>
               <w:rPr>
                 <w:rFonts w:ascii="Courier New" w:hAnsi="Courier New" w:cs="Courier New"/>
                 <w:sz w:val="16"/>
                 <w:szCs w:val="16"/>
               </w:rPr>
-              <w:t xml:space="preserve"> style RA </w:t>
-            </w:r>
-            <w:proofErr w:type="spellStart"/>
+              <w:t>a</w:t>
+            </w:r>
             <w:r>
               <w:rPr>
                 <w:rFonts w:ascii="Courier New" w:hAnsi="Courier New" w:cs="Courier New"/>
                 <w:sz w:val="16"/>
                 <w:szCs w:val="16"/>
               </w:rPr>
-              <w:t>sRA</w:t>
-            </w:r>
-            <w:proofErr w:type="spellEnd"/>
+              <w:t xml:space="preserve">rea2 </w:t>
+            </w:r>
             <w:r>
               <w:rPr>
                 <w:rFonts w:ascii="Courier New" w:hAnsi="Courier New" w:cs="Courier New"/>
                 <w:sz w:val="16"/>
                 <w:szCs w:val="16"/>
               </w:rPr>
-              <w:t xml:space="preserve"> </w:t>
-            </w:r>
-            <w:proofErr w:type="spellStart"/>
+              <w:t xml:space="preserve">  </w:t>
+            </w:r>
             <w:r>
               <w:rPr>
                 <w:rFonts w:ascii="Courier New" w:hAnsi="Courier New" w:cs="Courier New"/>
                 <w:sz w:val="16"/>
                 <w:szCs w:val="16"/>
               </w:rPr>
-              <w:t>gmmptr</w:t>
-            </w:r>
-            <w:proofErr w:type="spellEnd"/>
+              <w:t xml:space="preserve">label mech style RA </w:t>
+            </w:r>
+            <w:proofErr w:type="spellStart"/>
             <w:r>
               <w:rPr>
                 <w:rFonts w:ascii="Courier New" w:hAnsi="Courier New" w:cs="Courier New"/>
                 <w:sz w:val="16"/>
                 <w:szCs w:val="16"/>
               </w:rPr>
-              <w:t xml:space="preserve"> </w:t>
-            </w:r>
+              <w:t>sRA</w:t>
+            </w:r>
+            <w:proofErr w:type="spellEnd"/>
             <w:r>
               <w:rPr>
                 <w:rFonts w:ascii="Courier New" w:hAnsi="Courier New" w:cs="Courier New"/>
                 <w:sz w:val="16"/>
                 <w:szCs w:val="16"/>
               </w:rPr>
-              <w:t xml:space="preserve">                      </w:t>
+              <w:t xml:space="preserve"> </w:t>
             </w:r>
             <w:proofErr w:type="spellStart"/>
             <w:r>
@@ -3186,7 +2878,7 @@
                 <w:sz w:val="16"/>
                 <w:szCs w:val="16"/>
               </w:rPr>
-              <w:t>davg</w:t>
+              <w:t>gmmptr</w:t>
             </w:r>
             <w:proofErr w:type="spellEnd"/>
             <w:r>
@@ -3195,7 +2887,7 @@
                 <w:sz w:val="16"/>
                 <w:szCs w:val="16"/>
               </w:rPr>
-              <w:t xml:space="preserve"> </w:t>
+              <w:t xml:space="preserve"> strike dip length width </w:t>
             </w:r>
             <w:proofErr w:type="spellStart"/>
             <w:r>
@@ -3204,7 +2896,7 @@
                 <w:sz w:val="16"/>
                 <w:szCs w:val="16"/>
               </w:rPr>
-              <w:t>bc</w:t>
+              <w:t>aratio</w:t>
             </w:r>
             <w:proofErr w:type="spellEnd"/>
             <w:r>
@@ -3213,206 +2905,46 @@
                 <w:sz w:val="16"/>
                 <w:szCs w:val="16"/>
               </w:rPr>
-              <w:t xml:space="preserve"> </w:t>
-            </w:r>
-            <w:proofErr w:type="spellStart"/>
+              <w:t xml:space="preserve"> dx </w:t>
+            </w:r>
             <w:r>
               <w:rPr>
                 <w:rFonts w:ascii="Courier New" w:hAnsi="Courier New" w:cs="Courier New"/>
                 <w:sz w:val="16"/>
                 <w:szCs w:val="16"/>
               </w:rPr>
-              <w:t>matfile</w:t>
-            </w:r>
-            <w:proofErr w:type="spellEnd"/>
-          </w:p>
-          <w:p>
-            <w:pPr>
+              <w:t xml:space="preserve"> </w:t>
+            </w:r>
+            <w:r>
               <w:rPr>
                 <w:rFonts w:ascii="Courier New" w:hAnsi="Courier New" w:cs="Courier New"/>
                 <w:sz w:val="16"/>
                 <w:szCs w:val="16"/>
               </w:rPr>
-            </w:pPr>
-          </w:p>
-          <w:p>
-            <w:pPr>
+              <w:t>vertices</w:t>
+            </w:r>
+          </w:p>
+          <w:p>
+            <w:pPr>
+              <w:rPr>
+                <w:rFonts w:ascii="Courier New" w:hAnsi="Courier New" w:cs="Courier New"/>
+              </w:rPr>
+            </w:pPr>
+            <w:r>
               <w:rPr>
                 <w:rFonts w:ascii="Courier New" w:hAnsi="Courier New" w:cs="Courier New"/>
                 <w:sz w:val="16"/>
                 <w:szCs w:val="16"/>
               </w:rPr>
-            </w:pPr>
+              <w:t>v</w:t>
+            </w:r>
             <w:r>
               <w:rPr>
                 <w:rFonts w:ascii="Courier New" w:hAnsi="Courier New" w:cs="Courier New"/>
                 <w:sz w:val="16"/>
                 <w:szCs w:val="16"/>
               </w:rPr>
-              <w:t>a</w:t>
-            </w:r>
-            <w:r>
-              <w:rPr>
-                <w:rFonts w:ascii="Courier New" w:hAnsi="Courier New" w:cs="Courier New"/>
-                <w:sz w:val="16"/>
-                <w:szCs w:val="16"/>
-              </w:rPr>
-              <w:t xml:space="preserve">rea2 </w:t>
-            </w:r>
-            <w:r>
-              <w:rPr>
-                <w:rFonts w:ascii="Courier New" w:hAnsi="Courier New" w:cs="Courier New"/>
-                <w:sz w:val="16"/>
-                <w:szCs w:val="16"/>
-              </w:rPr>
-              <w:t xml:space="preserve">  </w:t>
-            </w:r>
-            <w:r>
-              <w:rPr>
-                <w:rFonts w:ascii="Courier New" w:hAnsi="Courier New" w:cs="Courier New"/>
-                <w:sz w:val="16"/>
-                <w:szCs w:val="16"/>
-              </w:rPr>
-              <w:t xml:space="preserve">label </w:t>
-            </w:r>
-            <w:proofErr w:type="spellStart"/>
-            <w:r>
-              <w:rPr>
-                <w:rFonts w:ascii="Courier New" w:hAnsi="Courier New" w:cs="Courier New"/>
-                <w:sz w:val="16"/>
-                <w:szCs w:val="16"/>
-              </w:rPr>
-              <w:t>mech</w:t>
-            </w:r>
-            <w:proofErr w:type="spellEnd"/>
-            <w:r>
-              <w:rPr>
-                <w:rFonts w:ascii="Courier New" w:hAnsi="Courier New" w:cs="Courier New"/>
-                <w:sz w:val="16"/>
-                <w:szCs w:val="16"/>
-              </w:rPr>
-              <w:t xml:space="preserve"> style RA </w:t>
-            </w:r>
-            <w:proofErr w:type="spellStart"/>
-            <w:r>
-              <w:rPr>
-                <w:rFonts w:ascii="Courier New" w:hAnsi="Courier New" w:cs="Courier New"/>
-                <w:sz w:val="16"/>
-                <w:szCs w:val="16"/>
-              </w:rPr>
-              <w:t>sRA</w:t>
-            </w:r>
-            <w:proofErr w:type="spellEnd"/>
-            <w:r>
-              <w:rPr>
-                <w:rFonts w:ascii="Courier New" w:hAnsi="Courier New" w:cs="Courier New"/>
-                <w:sz w:val="16"/>
-                <w:szCs w:val="16"/>
-              </w:rPr>
-              <w:t xml:space="preserve"> </w:t>
-            </w:r>
-            <w:proofErr w:type="spellStart"/>
-            <w:r>
-              <w:rPr>
-                <w:rFonts w:ascii="Courier New" w:hAnsi="Courier New" w:cs="Courier New"/>
-                <w:sz w:val="16"/>
-                <w:szCs w:val="16"/>
-              </w:rPr>
-              <w:t>gmmptr</w:t>
-            </w:r>
-            <w:proofErr w:type="spellEnd"/>
-            <w:r>
-              <w:rPr>
-                <w:rFonts w:ascii="Courier New" w:hAnsi="Courier New" w:cs="Courier New"/>
-                <w:sz w:val="16"/>
-                <w:szCs w:val="16"/>
-              </w:rPr>
-              <w:t xml:space="preserve"> strike dip length width </w:t>
-            </w:r>
-            <w:proofErr w:type="spellStart"/>
-            <w:r>
-              <w:rPr>
-                <w:rFonts w:ascii="Courier New" w:hAnsi="Courier New" w:cs="Courier New"/>
-                <w:sz w:val="16"/>
-                <w:szCs w:val="16"/>
-              </w:rPr>
-              <w:t>aratio</w:t>
-            </w:r>
-            <w:proofErr w:type="spellEnd"/>
-            <w:r>
-              <w:rPr>
-                <w:rFonts w:ascii="Courier New" w:hAnsi="Courier New" w:cs="Courier New"/>
-                <w:sz w:val="16"/>
-                <w:szCs w:val="16"/>
-              </w:rPr>
-              <w:t xml:space="preserve"> </w:t>
-            </w:r>
-            <w:proofErr w:type="gramStart"/>
-            <w:r>
-              <w:rPr>
-                <w:rFonts w:ascii="Courier New" w:hAnsi="Courier New" w:cs="Courier New"/>
-                <w:sz w:val="16"/>
-                <w:szCs w:val="16"/>
-              </w:rPr>
-              <w:t xml:space="preserve">dx </w:t>
-            </w:r>
-            <w:r>
-              <w:rPr>
-                <w:rFonts w:ascii="Courier New" w:hAnsi="Courier New" w:cs="Courier New"/>
-                <w:sz w:val="16"/>
-                <w:szCs w:val="16"/>
-              </w:rPr>
-              <w:t xml:space="preserve"> </w:t>
-            </w:r>
-            <w:r>
-              <w:rPr>
-                <w:rFonts w:ascii="Courier New" w:hAnsi="Courier New" w:cs="Courier New"/>
-                <w:sz w:val="16"/>
-                <w:szCs w:val="16"/>
-              </w:rPr>
-              <w:t>vertices</w:t>
-            </w:r>
-            <w:proofErr w:type="gramEnd"/>
-          </w:p>
-          <w:p>
-            <w:pPr>
-              <w:rPr>
-                <w:rFonts w:ascii="Courier New" w:hAnsi="Courier New" w:cs="Courier New"/>
-              </w:rPr>
-            </w:pPr>
-            <w:r>
-              <w:rPr>
-                <w:rFonts w:ascii="Courier New" w:hAnsi="Courier New" w:cs="Courier New"/>
-                <w:sz w:val="16"/>
-                <w:szCs w:val="16"/>
-              </w:rPr>
-              <w:t>v</w:t>
-            </w:r>
-            <w:r>
-              <w:rPr>
-                <w:rFonts w:ascii="Courier New" w:hAnsi="Courier New" w:cs="Courier New"/>
-                <w:sz w:val="16"/>
-                <w:szCs w:val="16"/>
-              </w:rPr>
-              <w:t xml:space="preserve">olume1 label </w:t>
-            </w:r>
-            <w:proofErr w:type="spellStart"/>
-            <w:r>
-              <w:rPr>
-                <w:rFonts w:ascii="Courier New" w:hAnsi="Courier New" w:cs="Courier New"/>
-                <w:sz w:val="16"/>
-                <w:szCs w:val="16"/>
-              </w:rPr>
-              <w:t>mech</w:t>
-            </w:r>
-            <w:proofErr w:type="spellEnd"/>
-            <w:r>
-              <w:rPr>
-                <w:rFonts w:ascii="Courier New" w:hAnsi="Courier New" w:cs="Courier New"/>
-                <w:sz w:val="16"/>
-                <w:szCs w:val="16"/>
-              </w:rPr>
-              <w:t xml:space="preserve"> style RA </w:t>
+              <w:t xml:space="preserve">olume1 label mech style RA </w:t>
             </w:r>
             <w:proofErr w:type="spellStart"/>
             <w:r>
@@ -3609,7 +3141,7 @@
     </w:p>
     <w:tbl>
       <w:tblPr>
-        <w:tblStyle w:val="Tablaconcuadrcula"/>
+        <w:tblStyle w:val="TableGrid"/>
         <w:tblW w:w="0" w:type="auto"/>
         <w:tblLook w:val="04A0" w:firstRow="1" w:lastRow="0" w:firstColumn="1" w:lastColumn="0" w:noHBand="0" w:noVBand="1"/>
       </w:tblPr>
@@ -3634,21 +3166,7 @@
               <w:rPr>
                 <w:rFonts w:ascii="Courier New" w:hAnsi="Courier New" w:cs="Courier New"/>
               </w:rPr>
-              <w:t xml:space="preserve">point1 label </w:t>
-            </w:r>
-            <w:proofErr w:type="spellStart"/>
-            <w:r>
-              <w:rPr>
-                <w:rFonts w:ascii="Courier New" w:hAnsi="Courier New" w:cs="Courier New"/>
-              </w:rPr>
-              <w:t>mech</w:t>
-            </w:r>
-            <w:proofErr w:type="spellEnd"/>
-            <w:r>
-              <w:rPr>
-                <w:rFonts w:ascii="Courier New" w:hAnsi="Courier New" w:cs="Courier New"/>
-              </w:rPr>
-              <w:t xml:space="preserve"> style RA </w:t>
+              <w:t xml:space="preserve">point1 label mech style RA </w:t>
             </w:r>
             <w:proofErr w:type="spellStart"/>
             <w:r>
@@ -3769,7 +3287,7 @@
           </w:p>
           <w:p>
             <w:pPr>
-              <w:pStyle w:val="Prrafodelista"/>
+              <w:pStyle w:val="ListParagraph"/>
               <w:numPr>
                 <w:ilvl w:val="0"/>
                 <w:numId w:val="2"/>
@@ -3787,7 +3305,7 @@
           </w:p>
           <w:p>
             <w:pPr>
-              <w:pStyle w:val="Prrafodelista"/>
+              <w:pStyle w:val="ListParagraph"/>
               <w:numPr>
                 <w:ilvl w:val="0"/>
                 <w:numId w:val="2"/>
@@ -3796,6 +3314,7 @@
                 <w:rFonts w:ascii="Courier New" w:hAnsi="Courier New" w:cs="Courier New"/>
               </w:rPr>
             </w:pPr>
+            <w:proofErr w:type="spellStart"/>
             <w:r>
               <w:rPr>
                 <w:rFonts w:ascii="Courier New" w:hAnsi="Courier New" w:cs="Courier New"/>
@@ -3808,10 +3327,11 @@
               </w:rPr>
               <w:t>ntraslab</w:t>
             </w:r>
-          </w:p>
-          <w:p>
-            <w:pPr>
-              <w:pStyle w:val="Prrafodelista"/>
+            <w:proofErr w:type="spellEnd"/>
+          </w:p>
+          <w:p>
+            <w:pPr>
+              <w:pStyle w:val="ListParagraph"/>
               <w:numPr>
                 <w:ilvl w:val="0"/>
                 <w:numId w:val="2"/>
@@ -3867,7 +3387,7 @@
           </w:p>
           <w:p>
             <w:pPr>
-              <w:pStyle w:val="Prrafodelista"/>
+              <w:pStyle w:val="ListParagraph"/>
               <w:numPr>
                 <w:ilvl w:val="0"/>
                 <w:numId w:val="1"/>
@@ -3885,7 +3405,7 @@
           </w:p>
           <w:p>
             <w:pPr>
-              <w:pStyle w:val="Prrafodelista"/>
+              <w:pStyle w:val="ListParagraph"/>
               <w:numPr>
                 <w:ilvl w:val="0"/>
                 <w:numId w:val="1"/>
@@ -3903,7 +3423,7 @@
           </w:p>
           <w:p>
             <w:pPr>
-              <w:pStyle w:val="Prrafodelista"/>
+              <w:pStyle w:val="ListParagraph"/>
               <w:numPr>
                 <w:ilvl w:val="0"/>
                 <w:numId w:val="1"/>
@@ -3959,7 +3479,7 @@
           </w:p>
           <w:p>
             <w:pPr>
-              <w:pStyle w:val="Prrafodelista"/>
+              <w:pStyle w:val="ListParagraph"/>
               <w:numPr>
                 <w:ilvl w:val="0"/>
                 <w:numId w:val="4"/>
@@ -4017,7 +3537,7 @@
           </w:p>
           <w:p>
             <w:pPr>
-              <w:pStyle w:val="Prrafodelista"/>
+              <w:pStyle w:val="ListParagraph"/>
               <w:numPr>
                 <w:ilvl w:val="0"/>
                 <w:numId w:val="7"/>
@@ -4035,7 +3555,7 @@
           </w:p>
           <w:p>
             <w:pPr>
-              <w:pStyle w:val="Prrafodelista"/>
+              <w:pStyle w:val="ListParagraph"/>
               <w:numPr>
                 <w:ilvl w:val="0"/>
                 <w:numId w:val="7"/>
@@ -4285,7 +3805,7 @@
     </w:p>
     <w:tbl>
       <w:tblPr>
-        <w:tblStyle w:val="Tablaconcuadrcula"/>
+        <w:tblStyle w:val="TableGrid"/>
         <w:tblW w:w="0" w:type="auto"/>
         <w:tblLook w:val="04A0" w:firstRow="1" w:lastRow="0" w:firstColumn="1" w:lastColumn="0" w:noHBand="0" w:noVBand="1"/>
       </w:tblPr>
@@ -4328,21 +3848,7 @@
               <w:rPr>
                 <w:rFonts w:ascii="Courier New" w:hAnsi="Courier New" w:cs="Courier New"/>
               </w:rPr>
-              <w:t xml:space="preserve"> label </w:t>
-            </w:r>
-            <w:proofErr w:type="spellStart"/>
-            <w:r>
-              <w:rPr>
-                <w:rFonts w:ascii="Courier New" w:hAnsi="Courier New" w:cs="Courier New"/>
-              </w:rPr>
-              <w:t>mech</w:t>
-            </w:r>
-            <w:proofErr w:type="spellEnd"/>
-            <w:r>
-              <w:rPr>
-                <w:rFonts w:ascii="Courier New" w:hAnsi="Courier New" w:cs="Courier New"/>
-              </w:rPr>
-              <w:t xml:space="preserve"> style </w:t>
+              <w:t xml:space="preserve"> label mech style </w:t>
             </w:r>
             <w:proofErr w:type="spellStart"/>
             <w:r>
@@ -4457,7 +3963,7 @@
           </w:p>
           <w:p>
             <w:pPr>
-              <w:pStyle w:val="Prrafodelista"/>
+              <w:pStyle w:val="ListParagraph"/>
               <w:numPr>
                 <w:ilvl w:val="0"/>
                 <w:numId w:val="2"/>
@@ -4487,7 +3993,7 @@
           </w:p>
           <w:p>
             <w:pPr>
-              <w:pStyle w:val="Prrafodelista"/>
+              <w:pStyle w:val="ListParagraph"/>
               <w:numPr>
                 <w:ilvl w:val="0"/>
                 <w:numId w:val="2"/>
@@ -4496,6 +4002,7 @@
                 <w:rFonts w:ascii="Courier New" w:hAnsi="Courier New" w:cs="Courier New"/>
               </w:rPr>
             </w:pPr>
+            <w:proofErr w:type="spellStart"/>
             <w:r>
               <w:rPr>
                 <w:rFonts w:ascii="Courier New" w:hAnsi="Courier New" w:cs="Courier New"/>
@@ -4508,6 +4015,7 @@
               </w:rPr>
               <w:t>ntraslab</w:t>
             </w:r>
+            <w:proofErr w:type="spellEnd"/>
             <w:r>
               <w:rPr>
                 <w:rFonts w:ascii="Courier New" w:hAnsi="Courier New" w:cs="Courier New"/>
@@ -4517,7 +4025,7 @@
           </w:p>
           <w:p>
             <w:pPr>
-              <w:pStyle w:val="Prrafodelista"/>
+              <w:pStyle w:val="ListParagraph"/>
               <w:numPr>
                 <w:ilvl w:val="0"/>
                 <w:numId w:val="2"/>
@@ -4547,7 +4055,7 @@
           </w:p>
           <w:p>
             <w:pPr>
-              <w:pStyle w:val="Prrafodelista"/>
+              <w:pStyle w:val="ListParagraph"/>
               <w:numPr>
                 <w:ilvl w:val="0"/>
                 <w:numId w:val="2"/>
@@ -4603,7 +4111,7 @@
           </w:p>
           <w:p>
             <w:pPr>
-              <w:pStyle w:val="Prrafodelista"/>
+              <w:pStyle w:val="ListParagraph"/>
               <w:numPr>
                 <w:ilvl w:val="0"/>
                 <w:numId w:val="1"/>
@@ -4621,7 +4129,7 @@
           </w:p>
           <w:p>
             <w:pPr>
-              <w:pStyle w:val="Prrafodelista"/>
+              <w:pStyle w:val="ListParagraph"/>
               <w:numPr>
                 <w:ilvl w:val="0"/>
                 <w:numId w:val="1"/>
@@ -4639,7 +4147,7 @@
           </w:p>
           <w:p>
             <w:pPr>
-              <w:pStyle w:val="Prrafodelista"/>
+              <w:pStyle w:val="ListParagraph"/>
               <w:numPr>
                 <w:ilvl w:val="0"/>
                 <w:numId w:val="1"/>
@@ -4933,7 +4441,7 @@
     </w:p>
     <w:tbl>
       <w:tblPr>
-        <w:tblStyle w:val="Tablaconcuadrcula"/>
+        <w:tblStyle w:val="TableGrid"/>
         <w:tblW w:w="0" w:type="auto"/>
         <w:tblLook w:val="04A0" w:firstRow="1" w:lastRow="0" w:firstColumn="1" w:lastColumn="0" w:noHBand="0" w:noVBand="1"/>
       </w:tblPr>
@@ -5095,7 +4603,7 @@
           </w:p>
           <w:p>
             <w:pPr>
-              <w:pStyle w:val="Prrafodelista"/>
+              <w:pStyle w:val="ListParagraph"/>
               <w:numPr>
                 <w:ilvl w:val="0"/>
                 <w:numId w:val="3"/>
@@ -5113,7 +4621,7 @@
           </w:p>
           <w:p>
             <w:pPr>
-              <w:pStyle w:val="Prrafodelista"/>
+              <w:pStyle w:val="ListParagraph"/>
               <w:numPr>
                 <w:ilvl w:val="0"/>
                 <w:numId w:val="3"/>
@@ -5122,16 +4630,18 @@
                 <w:rFonts w:ascii="Courier New" w:hAnsi="Courier New" w:cs="Courier New"/>
               </w:rPr>
             </w:pPr>
+            <w:proofErr w:type="spellStart"/>
             <w:r>
               <w:rPr>
                 <w:rFonts w:ascii="Courier New" w:hAnsi="Courier New" w:cs="Courier New"/>
               </w:rPr>
               <w:t>intraslab</w:t>
             </w:r>
-          </w:p>
-          <w:p>
-            <w:pPr>
-              <w:pStyle w:val="Prrafodelista"/>
+            <w:proofErr w:type="spellEnd"/>
+          </w:p>
+          <w:p>
+            <w:pPr>
+              <w:pStyle w:val="ListParagraph"/>
               <w:numPr>
                 <w:ilvl w:val="0"/>
                 <w:numId w:val="3"/>
@@ -5187,7 +4697,7 @@
           </w:p>
           <w:p>
             <w:pPr>
-              <w:pStyle w:val="Prrafodelista"/>
+              <w:pStyle w:val="ListParagraph"/>
               <w:numPr>
                 <w:ilvl w:val="0"/>
                 <w:numId w:val="1"/>
@@ -5205,7 +4715,7 @@
           </w:p>
           <w:p>
             <w:pPr>
-              <w:pStyle w:val="Prrafodelista"/>
+              <w:pStyle w:val="ListParagraph"/>
               <w:numPr>
                 <w:ilvl w:val="0"/>
                 <w:numId w:val="1"/>
@@ -5223,7 +4733,7 @@
           </w:p>
           <w:p>
             <w:pPr>
-              <w:pStyle w:val="Prrafodelista"/>
+              <w:pStyle w:val="ListParagraph"/>
               <w:numPr>
                 <w:ilvl w:val="0"/>
                 <w:numId w:val="1"/>
@@ -5279,7 +4789,7 @@
           </w:p>
           <w:p>
             <w:pPr>
-              <w:pStyle w:val="Prrafodelista"/>
+              <w:pStyle w:val="ListParagraph"/>
               <w:numPr>
                 <w:ilvl w:val="0"/>
                 <w:numId w:val="4"/>
@@ -5337,7 +4847,7 @@
           </w:p>
           <w:p>
             <w:pPr>
-              <w:pStyle w:val="Prrafodelista"/>
+              <w:pStyle w:val="ListParagraph"/>
               <w:numPr>
                 <w:ilvl w:val="0"/>
                 <w:numId w:val="7"/>
@@ -5355,7 +4865,7 @@
           </w:p>
           <w:p>
             <w:pPr>
-              <w:pStyle w:val="Prrafodelista"/>
+              <w:pStyle w:val="ListParagraph"/>
               <w:numPr>
                 <w:ilvl w:val="0"/>
                 <w:numId w:val="7"/>
@@ -5707,7 +5217,7 @@
     </w:p>
     <w:tbl>
       <w:tblPr>
-        <w:tblStyle w:val="Tablaconcuadrcula"/>
+        <w:tblStyle w:val="TableGrid"/>
         <w:tblW w:w="0" w:type="auto"/>
         <w:tblLook w:val="04A0" w:firstRow="1" w:lastRow="0" w:firstColumn="1" w:lastColumn="0" w:noHBand="0" w:noVBand="1"/>
       </w:tblPr>
@@ -6191,7 +5701,7 @@
           </w:p>
           <w:p>
             <w:pPr>
-              <w:pStyle w:val="Prrafodelista"/>
+              <w:pStyle w:val="ListParagraph"/>
               <w:numPr>
                 <w:ilvl w:val="0"/>
                 <w:numId w:val="3"/>
@@ -6209,7 +5719,7 @@
           </w:p>
           <w:p>
             <w:pPr>
-              <w:pStyle w:val="Prrafodelista"/>
+              <w:pStyle w:val="ListParagraph"/>
               <w:numPr>
                 <w:ilvl w:val="0"/>
                 <w:numId w:val="3"/>
@@ -6218,16 +5728,18 @@
                 <w:rFonts w:ascii="Courier New" w:hAnsi="Courier New" w:cs="Courier New"/>
               </w:rPr>
             </w:pPr>
+            <w:proofErr w:type="spellStart"/>
             <w:r>
               <w:rPr>
                 <w:rFonts w:ascii="Courier New" w:hAnsi="Courier New" w:cs="Courier New"/>
               </w:rPr>
               <w:t>intraslab</w:t>
             </w:r>
-          </w:p>
-          <w:p>
-            <w:pPr>
-              <w:pStyle w:val="Prrafodelista"/>
+            <w:proofErr w:type="spellEnd"/>
+          </w:p>
+          <w:p>
+            <w:pPr>
+              <w:pStyle w:val="ListParagraph"/>
               <w:numPr>
                 <w:ilvl w:val="0"/>
                 <w:numId w:val="3"/>
@@ -6283,7 +5795,7 @@
           </w:p>
           <w:p>
             <w:pPr>
-              <w:pStyle w:val="Prrafodelista"/>
+              <w:pStyle w:val="ListParagraph"/>
               <w:numPr>
                 <w:ilvl w:val="0"/>
                 <w:numId w:val="1"/>
@@ -6301,7 +5813,7 @@
           </w:p>
           <w:p>
             <w:pPr>
-              <w:pStyle w:val="Prrafodelista"/>
+              <w:pStyle w:val="ListParagraph"/>
               <w:numPr>
                 <w:ilvl w:val="0"/>
                 <w:numId w:val="1"/>
@@ -6319,7 +5831,7 @@
           </w:p>
           <w:p>
             <w:pPr>
-              <w:pStyle w:val="Prrafodelista"/>
+              <w:pStyle w:val="ListParagraph"/>
               <w:numPr>
                 <w:ilvl w:val="0"/>
                 <w:numId w:val="1"/>
@@ -6375,7 +5887,7 @@
           </w:p>
           <w:p>
             <w:pPr>
-              <w:pStyle w:val="Prrafodelista"/>
+              <w:pStyle w:val="ListParagraph"/>
               <w:numPr>
                 <w:ilvl w:val="0"/>
                 <w:numId w:val="4"/>
@@ -6433,7 +5945,7 @@
           </w:p>
           <w:p>
             <w:pPr>
-              <w:pStyle w:val="Prrafodelista"/>
+              <w:pStyle w:val="ListParagraph"/>
               <w:numPr>
                 <w:ilvl w:val="0"/>
                 <w:numId w:val="7"/>
@@ -6451,7 +5963,7 @@
           </w:p>
           <w:p>
             <w:pPr>
-              <w:pStyle w:val="Prrafodelista"/>
+              <w:pStyle w:val="ListParagraph"/>
               <w:numPr>
                 <w:ilvl w:val="0"/>
                 <w:numId w:val="7"/>
@@ -6725,7 +6237,7 @@
           </w:p>
           <w:p>
             <w:pPr>
-              <w:pStyle w:val="Prrafodelista"/>
+              <w:pStyle w:val="ListParagraph"/>
               <w:numPr>
                 <w:ilvl w:val="0"/>
                 <w:numId w:val="1"/>
@@ -6749,7 +6261,7 @@
           </w:p>
           <w:p>
             <w:pPr>
-              <w:pStyle w:val="Prrafodelista"/>
+              <w:pStyle w:val="ListParagraph"/>
               <w:numPr>
                 <w:ilvl w:val="0"/>
                 <w:numId w:val="1"/>
@@ -7121,7 +6633,6 @@
               <w:t xml:space="preserve">    conn: [</w:t>
             </w:r>
             <w:proofErr w:type="spellStart"/>
-            <w:proofErr w:type="gramStart"/>
             <w:r>
               <w:rPr>
                 <w:rFonts w:ascii="Courier New" w:hAnsi="Courier New" w:cs="Courier New"/>
@@ -7133,14 +6644,7 @@
               <w:rPr>
                 <w:rFonts w:ascii="Courier New" w:hAnsi="Courier New" w:cs="Courier New"/>
               </w:rPr>
-              <w:t xml:space="preserve">  ×</w:t>
-            </w:r>
-            <w:proofErr w:type="gramEnd"/>
-            <w:r>
-              <w:rPr>
-                <w:rFonts w:ascii="Courier New" w:hAnsi="Courier New" w:cs="Courier New"/>
-              </w:rPr>
-              <w:t xml:space="preserve"> 3] (element connectivity matrix)</w:t>
+              <w:t xml:space="preserve">  × 3] (element connectivity matrix)</w:t>
             </w:r>
           </w:p>
           <w:p>
@@ -7211,7 +6715,6 @@
               <w:t>: [</w:t>
             </w:r>
             <w:proofErr w:type="spellStart"/>
-            <w:proofErr w:type="gramStart"/>
             <w:r>
               <w:rPr>
                 <w:rFonts w:ascii="Courier New" w:hAnsi="Courier New" w:cs="Courier New"/>
@@ -7223,14 +6726,7 @@
               <w:rPr>
                 <w:rFonts w:ascii="Courier New" w:hAnsi="Courier New" w:cs="Courier New"/>
               </w:rPr>
-              <w:t xml:space="preserve">  ×</w:t>
-            </w:r>
-            <w:proofErr w:type="gramEnd"/>
-            <w:r>
-              <w:rPr>
-                <w:rFonts w:ascii="Courier New" w:hAnsi="Courier New" w:cs="Courier New"/>
-              </w:rPr>
-              <w:t xml:space="preserve"> 1] (area of elements)</w:t>
+              <w:t xml:space="preserve">  × 1] (area of elements)</w:t>
             </w:r>
           </w:p>
           <w:p>
@@ -7261,7 +6757,6 @@
               <w:t>: [</w:t>
             </w:r>
             <w:proofErr w:type="spellStart"/>
-            <w:proofErr w:type="gramStart"/>
             <w:r>
               <w:rPr>
                 <w:rFonts w:ascii="Courier New" w:hAnsi="Courier New" w:cs="Courier New"/>
@@ -7273,14 +6768,7 @@
               <w:rPr>
                 <w:rFonts w:ascii="Courier New" w:hAnsi="Courier New" w:cs="Courier New"/>
               </w:rPr>
-              <w:t xml:space="preserve">  ×</w:t>
-            </w:r>
-            <w:proofErr w:type="gramEnd"/>
-            <w:r>
-              <w:rPr>
-                <w:rFonts w:ascii="Courier New" w:hAnsi="Courier New" w:cs="Courier New"/>
-              </w:rPr>
-              <w:t xml:space="preserve"> 3] (centroid coordinates)</w:t>
+              <w:t xml:space="preserve">  × 3] (centroid coordinates)</w:t>
             </w:r>
           </w:p>
           <w:p>
@@ -7296,7 +6784,6 @@
               <w:t xml:space="preserve">  normal: [</w:t>
             </w:r>
             <w:proofErr w:type="spellStart"/>
-            <w:proofErr w:type="gramStart"/>
             <w:r>
               <w:rPr>
                 <w:rFonts w:ascii="Courier New" w:hAnsi="Courier New" w:cs="Courier New"/>
@@ -7308,14 +6795,7 @@
               <w:rPr>
                 <w:rFonts w:ascii="Courier New" w:hAnsi="Courier New" w:cs="Courier New"/>
               </w:rPr>
-              <w:t xml:space="preserve">  ×</w:t>
-            </w:r>
-            <w:proofErr w:type="gramEnd"/>
-            <w:r>
-              <w:rPr>
-                <w:rFonts w:ascii="Courier New" w:hAnsi="Courier New" w:cs="Courier New"/>
-              </w:rPr>
-              <w:t xml:space="preserve"> 3] (unit vector normal to each element)</w:t>
+              <w:t xml:space="preserve">  × 3] (unit vector normal to each element)</w:t>
             </w:r>
           </w:p>
           <w:p>
@@ -7363,21 +6843,7 @@
               <w:rPr>
                 <w:rFonts w:ascii="Courier New" w:hAnsi="Courier New" w:cs="Courier New"/>
               </w:rPr>
-              <w:t xml:space="preserve"> is the number of triangular elements in the Delaunay </w:t>
-            </w:r>
-            <w:proofErr w:type="spellStart"/>
-            <w:r>
-              <w:rPr>
-                <w:rFonts w:ascii="Courier New" w:hAnsi="Courier New" w:cs="Courier New"/>
-              </w:rPr>
-              <w:t>triangularization</w:t>
-            </w:r>
-            <w:proofErr w:type="spellEnd"/>
-            <w:r>
-              <w:rPr>
-                <w:rFonts w:ascii="Courier New" w:hAnsi="Courier New" w:cs="Courier New"/>
-              </w:rPr>
-              <w:t xml:space="preserve">, </w:t>
+              <w:t xml:space="preserve"> is the number of triangular elements in the Delaunay triangularization, </w:t>
             </w:r>
             <w:proofErr w:type="spellStart"/>
             <w:r>
@@ -7527,7 +6993,7 @@
     </w:p>
     <w:tbl>
       <w:tblPr>
-        <w:tblStyle w:val="Tablaconcuadrcula"/>
+        <w:tblStyle w:val="TableGrid"/>
         <w:tblW w:w="0" w:type="auto"/>
         <w:tblLook w:val="04A0" w:firstRow="1" w:lastRow="0" w:firstColumn="1" w:lastColumn="0" w:noHBand="0" w:noVBand="1"/>
       </w:tblPr>
@@ -7693,7 +7159,7 @@
           </w:p>
           <w:p>
             <w:pPr>
-              <w:pStyle w:val="Prrafodelista"/>
+              <w:pStyle w:val="ListParagraph"/>
               <w:numPr>
                 <w:ilvl w:val="0"/>
                 <w:numId w:val="3"/>
@@ -7711,7 +7177,7 @@
           </w:p>
           <w:p>
             <w:pPr>
-              <w:pStyle w:val="Prrafodelista"/>
+              <w:pStyle w:val="ListParagraph"/>
               <w:numPr>
                 <w:ilvl w:val="0"/>
                 <w:numId w:val="3"/>
@@ -7720,16 +7186,18 @@
                 <w:rFonts w:ascii="Courier New" w:hAnsi="Courier New" w:cs="Courier New"/>
               </w:rPr>
             </w:pPr>
+            <w:proofErr w:type="spellStart"/>
             <w:r>
               <w:rPr>
                 <w:rFonts w:ascii="Courier New" w:hAnsi="Courier New" w:cs="Courier New"/>
               </w:rPr>
               <w:t>intraslab</w:t>
             </w:r>
-          </w:p>
-          <w:p>
-            <w:pPr>
-              <w:pStyle w:val="Prrafodelista"/>
+            <w:proofErr w:type="spellEnd"/>
+          </w:p>
+          <w:p>
+            <w:pPr>
+              <w:pStyle w:val="ListParagraph"/>
               <w:numPr>
                 <w:ilvl w:val="0"/>
                 <w:numId w:val="3"/>
@@ -7785,7 +7253,7 @@
           </w:p>
           <w:p>
             <w:pPr>
-              <w:pStyle w:val="Prrafodelista"/>
+              <w:pStyle w:val="ListParagraph"/>
               <w:numPr>
                 <w:ilvl w:val="0"/>
                 <w:numId w:val="1"/>
@@ -7803,7 +7271,7 @@
           </w:p>
           <w:p>
             <w:pPr>
-              <w:pStyle w:val="Prrafodelista"/>
+              <w:pStyle w:val="ListParagraph"/>
               <w:numPr>
                 <w:ilvl w:val="0"/>
                 <w:numId w:val="1"/>
@@ -7821,7 +7289,7 @@
           </w:p>
           <w:p>
             <w:pPr>
-              <w:pStyle w:val="Prrafodelista"/>
+              <w:pStyle w:val="ListParagraph"/>
               <w:numPr>
                 <w:ilvl w:val="0"/>
                 <w:numId w:val="1"/>
@@ -7877,7 +7345,7 @@
           </w:p>
           <w:p>
             <w:pPr>
-              <w:pStyle w:val="Prrafodelista"/>
+              <w:pStyle w:val="ListParagraph"/>
               <w:numPr>
                 <w:ilvl w:val="0"/>
                 <w:numId w:val="4"/>
@@ -7935,7 +7403,7 @@
           </w:p>
           <w:p>
             <w:pPr>
-              <w:pStyle w:val="Prrafodelista"/>
+              <w:pStyle w:val="ListParagraph"/>
               <w:numPr>
                 <w:ilvl w:val="0"/>
                 <w:numId w:val="7"/>
@@ -7953,7 +7421,7 @@
           </w:p>
           <w:p>
             <w:pPr>
-              <w:pStyle w:val="Prrafodelista"/>
+              <w:pStyle w:val="ListParagraph"/>
               <w:numPr>
                 <w:ilvl w:val="0"/>
                 <w:numId w:val="7"/>
@@ -8358,12 +7826,36 @@
         <w:rPr>
           <w:rFonts w:ascii="Courier New" w:hAnsi="Courier New" w:cs="Courier New"/>
         </w:rPr>
-        <w:t xml:space="preserve">normal to the plane in half a thickness along the positive and negative direction, see Figure x. </w:t>
+        <w:t xml:space="preserve">normal to the plane in </w:t>
+      </w:r>
+      <w:r>
+        <w:rPr>
+          <w:rFonts w:ascii="Courier New" w:hAnsi="Courier New" w:cs="Courier New"/>
+        </w:rPr>
+        <w:t xml:space="preserve">one </w:t>
+      </w:r>
+      <w:r>
+        <w:rPr>
+          <w:rFonts w:ascii="Courier New" w:hAnsi="Courier New" w:cs="Courier New"/>
+        </w:rPr>
+        <w:t xml:space="preserve">thickness along </w:t>
+      </w:r>
+      <w:r>
+        <w:rPr>
+          <w:rFonts w:ascii="Courier New" w:hAnsi="Courier New" w:cs="Courier New"/>
+        </w:rPr>
+        <w:t>the z-vector</w:t>
+      </w:r>
+      <w:r>
+        <w:rPr>
+          <w:rFonts w:ascii="Courier New" w:hAnsi="Courier New" w:cs="Courier New"/>
+        </w:rPr>
+        <w:t xml:space="preserve">, see Figure x. </w:t>
       </w:r>
     </w:p>
     <w:tbl>
       <w:tblPr>
-        <w:tblStyle w:val="Tablaconcuadrcula"/>
+        <w:tblStyle w:val="TableGrid"/>
         <w:tblW w:w="0" w:type="auto"/>
         <w:tblLook w:val="04A0" w:firstRow="1" w:lastRow="0" w:firstColumn="1" w:lastColumn="0" w:noHBand="0" w:noVBand="1"/>
       </w:tblPr>
@@ -8531,7 +8023,7 @@
           </w:p>
           <w:p>
             <w:pPr>
-              <w:pStyle w:val="Prrafodelista"/>
+              <w:pStyle w:val="ListParagraph"/>
               <w:numPr>
                 <w:ilvl w:val="0"/>
                 <w:numId w:val="3"/>
@@ -8549,7 +8041,7 @@
           </w:p>
           <w:p>
             <w:pPr>
-              <w:pStyle w:val="Prrafodelista"/>
+              <w:pStyle w:val="ListParagraph"/>
               <w:numPr>
                 <w:ilvl w:val="0"/>
                 <w:numId w:val="3"/>
@@ -8558,16 +8050,18 @@
                 <w:rFonts w:ascii="Courier New" w:hAnsi="Courier New" w:cs="Courier New"/>
               </w:rPr>
             </w:pPr>
+            <w:proofErr w:type="spellStart"/>
             <w:r>
               <w:rPr>
                 <w:rFonts w:ascii="Courier New" w:hAnsi="Courier New" w:cs="Courier New"/>
               </w:rPr>
               <w:t>intraslab</w:t>
             </w:r>
-          </w:p>
-          <w:p>
-            <w:pPr>
-              <w:pStyle w:val="Prrafodelista"/>
+            <w:proofErr w:type="spellEnd"/>
+          </w:p>
+          <w:p>
+            <w:pPr>
+              <w:pStyle w:val="ListParagraph"/>
               <w:numPr>
                 <w:ilvl w:val="0"/>
                 <w:numId w:val="3"/>
@@ -8623,7 +8117,7 @@
           </w:p>
           <w:p>
             <w:pPr>
-              <w:pStyle w:val="Prrafodelista"/>
+              <w:pStyle w:val="ListParagraph"/>
               <w:numPr>
                 <w:ilvl w:val="0"/>
                 <w:numId w:val="1"/>
@@ -8641,7 +8135,7 @@
           </w:p>
           <w:p>
             <w:pPr>
-              <w:pStyle w:val="Prrafodelista"/>
+              <w:pStyle w:val="ListParagraph"/>
               <w:numPr>
                 <w:ilvl w:val="0"/>
                 <w:numId w:val="1"/>
@@ -8659,7 +8153,7 @@
           </w:p>
           <w:p>
             <w:pPr>
-              <w:pStyle w:val="Prrafodelista"/>
+              <w:pStyle w:val="ListParagraph"/>
               <w:numPr>
                 <w:ilvl w:val="0"/>
                 <w:numId w:val="1"/>
@@ -8722,7 +8216,7 @@
           </w:p>
           <w:p>
             <w:pPr>
-              <w:pStyle w:val="Prrafodelista"/>
+              <w:pStyle w:val="ListParagraph"/>
               <w:numPr>
                 <w:ilvl w:val="0"/>
                 <w:numId w:val="4"/>
@@ -8780,7 +8274,7 @@
           </w:p>
           <w:p>
             <w:pPr>
-              <w:pStyle w:val="Prrafodelista"/>
+              <w:pStyle w:val="ListParagraph"/>
               <w:numPr>
                 <w:ilvl w:val="0"/>
                 <w:numId w:val="7"/>
@@ -8798,7 +8292,7 @@
           </w:p>
           <w:p>
             <w:pPr>
-              <w:pStyle w:val="Prrafodelista"/>
+              <w:pStyle w:val="ListParagraph"/>
               <w:numPr>
                 <w:ilvl w:val="0"/>
                 <w:numId w:val="7"/>
@@ -9106,7 +8600,7 @@
     </w:p>
     <w:tbl>
       <w:tblPr>
-        <w:tblStyle w:val="Tablaconcuadrcula"/>
+        <w:tblStyle w:val="TableGrid"/>
         <w:tblW w:w="0" w:type="auto"/>
         <w:tblLook w:val="04A0" w:firstRow="1" w:lastRow="0" w:firstColumn="1" w:lastColumn="0" w:noHBand="0" w:noVBand="1"/>
       </w:tblPr>
@@ -9216,7 +8710,7 @@
           </w:p>
           <w:p>
             <w:pPr>
-              <w:pStyle w:val="Prrafodelista"/>
+              <w:pStyle w:val="ListParagraph"/>
               <w:numPr>
                 <w:ilvl w:val="0"/>
                 <w:numId w:val="6"/>
@@ -9234,7 +8728,7 @@
           </w:p>
           <w:p>
             <w:pPr>
-              <w:pStyle w:val="Prrafodelista"/>
+              <w:pStyle w:val="ListParagraph"/>
               <w:numPr>
                 <w:ilvl w:val="0"/>
                 <w:numId w:val="6"/>
@@ -9379,7 +8873,7 @@
     </w:p>
     <w:tbl>
       <w:tblPr>
-        <w:tblStyle w:val="Tablaconcuadrcula"/>
+        <w:tblStyle w:val="TableGrid"/>
         <w:tblW w:w="0" w:type="auto"/>
         <w:tblLook w:val="04A0" w:firstRow="1" w:lastRow="0" w:firstColumn="1" w:lastColumn="0" w:noHBand="0" w:noVBand="1"/>
       </w:tblPr>
@@ -9587,7 +9081,7 @@
           </w:p>
           <w:p>
             <w:pPr>
-              <w:pStyle w:val="Prrafodelista"/>
+              <w:pStyle w:val="ListParagraph"/>
               <w:numPr>
                 <w:ilvl w:val="0"/>
                 <w:numId w:val="6"/>
@@ -9605,7 +9099,7 @@
           </w:p>
           <w:p>
             <w:pPr>
-              <w:pStyle w:val="Prrafodelista"/>
+              <w:pStyle w:val="ListParagraph"/>
               <w:numPr>
                 <w:ilvl w:val="0"/>
                 <w:numId w:val="6"/>
@@ -9936,7 +9430,7 @@
     </w:p>
     <w:tbl>
       <w:tblPr>
-        <w:tblStyle w:val="Tablaconcuadrcula"/>
+        <w:tblStyle w:val="TableGrid"/>
         <w:tblW w:w="0" w:type="auto"/>
         <w:tblLook w:val="04A0" w:firstRow="1" w:lastRow="0" w:firstColumn="1" w:lastColumn="0" w:noHBand="0" w:noVBand="1"/>
       </w:tblPr>
@@ -10130,7 +9624,7 @@
           </w:p>
           <w:p>
             <w:pPr>
-              <w:pStyle w:val="Prrafodelista"/>
+              <w:pStyle w:val="ListParagraph"/>
               <w:numPr>
                 <w:ilvl w:val="0"/>
                 <w:numId w:val="6"/>
@@ -10148,7 +9642,7 @@
           </w:p>
           <w:p>
             <w:pPr>
-              <w:pStyle w:val="Prrafodelista"/>
+              <w:pStyle w:val="ListParagraph"/>
               <w:numPr>
                 <w:ilvl w:val="0"/>
                 <w:numId w:val="6"/>
@@ -10513,7 +10007,7 @@
     </w:p>
     <w:tbl>
       <w:tblPr>
-        <w:tblStyle w:val="Tablaconcuadrcula"/>
+        <w:tblStyle w:val="TableGrid"/>
         <w:tblW w:w="0" w:type="auto"/>
         <w:tblLook w:val="04A0" w:firstRow="1" w:lastRow="0" w:firstColumn="1" w:lastColumn="0" w:noHBand="0" w:noVBand="1"/>
       </w:tblPr>
@@ -10685,7 +10179,7 @@
           </w:p>
           <w:p>
             <w:pPr>
-              <w:pStyle w:val="Prrafodelista"/>
+              <w:pStyle w:val="ListParagraph"/>
               <w:numPr>
                 <w:ilvl w:val="0"/>
                 <w:numId w:val="6"/>
@@ -10703,7 +10197,7 @@
           </w:p>
           <w:p>
             <w:pPr>
-              <w:pStyle w:val="Prrafodelista"/>
+              <w:pStyle w:val="ListParagraph"/>
               <w:numPr>
                 <w:ilvl w:val="0"/>
                 <w:numId w:val="6"/>
@@ -10945,8 +10439,6 @@
           <w:rFonts w:ascii="Courier New" w:hAnsi="Courier New" w:cs="Courier New"/>
         </w:rPr>
       </w:pPr>
-      <w:bookmarkStart w:id="0" w:name="_GoBack"/>
-      <w:bookmarkEnd w:id="0"/>
     </w:p>
     <w:p>
       <w:pPr>
@@ -10957,7 +10449,7 @@
     </w:p>
     <w:tbl>
       <w:tblPr>
-        <w:tblStyle w:val="Tablaconcuadrcula"/>
+        <w:tblStyle w:val="TableGrid"/>
         <w:tblW w:w="0" w:type="auto"/>
         <w:tblLook w:val="04A0" w:firstRow="1" w:lastRow="0" w:firstColumn="1" w:lastColumn="0" w:noHBand="0" w:noVBand="1"/>
       </w:tblPr>
@@ -11213,7 +10705,7 @@
     </w:p>
     <w:tbl>
       <w:tblPr>
-        <w:tblStyle w:val="Tablaconcuadrcula"/>
+        <w:tblStyle w:val="TableGrid"/>
         <w:tblW w:w="0" w:type="auto"/>
         <w:tblLook w:val="04A0" w:firstRow="1" w:lastRow="0" w:firstColumn="1" w:lastColumn="0" w:noHBand="0" w:noVBand="1"/>
       </w:tblPr>
@@ -11445,7 +10937,7 @@
     </w:p>
     <w:p>
       <w:pPr>
-        <w:pStyle w:val="Prrafodelista"/>
+        <w:pStyle w:val="ListParagraph"/>
         <w:numPr>
           <w:ilvl w:val="0"/>
           <w:numId w:val="8"/>
@@ -11484,7 +10976,7 @@
     </w:p>
     <w:p>
       <w:pPr>
-        <w:pStyle w:val="Prrafodelista"/>
+        <w:pStyle w:val="ListParagraph"/>
         <w:numPr>
           <w:ilvl w:val="0"/>
           <w:numId w:val="8"/>
@@ -11573,7 +11065,7 @@
     </w:p>
     <w:tbl>
       <w:tblPr>
-        <w:tblStyle w:val="Tablaconcuadrcula"/>
+        <w:tblStyle w:val="TableGrid"/>
         <w:tblW w:w="0" w:type="auto"/>
         <w:tblLook w:val="04A0" w:firstRow="1" w:lastRow="0" w:firstColumn="1" w:lastColumn="0" w:noHBand="0" w:noVBand="1"/>
       </w:tblPr>
@@ -11861,7 +11353,7 @@
           </w:tcPr>
           <w:p>
             <w:pPr>
-              <w:pStyle w:val="Prrafodelista"/>
+              <w:pStyle w:val="ListParagraph"/>
               <w:numPr>
                 <w:ilvl w:val="0"/>
                 <w:numId w:val="10"/>
@@ -11884,7 +11376,7 @@
           </w:p>
           <w:p>
             <w:pPr>
-              <w:pStyle w:val="Prrafodelista"/>
+              <w:pStyle w:val="ListParagraph"/>
               <w:numPr>
                 <w:ilvl w:val="0"/>
                 <w:numId w:val="10"/>
@@ -11896,6 +11388,7 @@
                 <w:lang w:eastAsia="es-CL"/>
               </w:rPr>
             </w:pPr>
+            <w:proofErr w:type="spellStart"/>
             <w:r>
               <w:rPr>
                 <w:rFonts w:ascii="Courier New" w:eastAsia="Times New Roman" w:hAnsi="Courier New" w:cs="Courier New"/>
@@ -11904,6 +11397,7 @@
               </w:rPr>
               <w:t>intraslab</w:t>
             </w:r>
+            <w:proofErr w:type="spellEnd"/>
           </w:p>
         </w:tc>
       </w:tr>
@@ -12007,7 +11501,7 @@
           </w:tcPr>
           <w:p>
             <w:pPr>
-              <w:pStyle w:val="Prrafodelista"/>
+              <w:pStyle w:val="ListParagraph"/>
               <w:numPr>
                 <w:ilvl w:val="0"/>
                 <w:numId w:val="10"/>
@@ -12030,7 +11524,7 @@
           </w:p>
           <w:p>
             <w:pPr>
-              <w:pStyle w:val="Prrafodelista"/>
+              <w:pStyle w:val="ListParagraph"/>
               <w:numPr>
                 <w:ilvl w:val="0"/>
                 <w:numId w:val="10"/>
@@ -12042,6 +11536,7 @@
                 <w:lang w:eastAsia="es-CL"/>
               </w:rPr>
             </w:pPr>
+            <w:proofErr w:type="spellStart"/>
             <w:r>
               <w:rPr>
                 <w:rFonts w:ascii="Courier New" w:eastAsia="Times New Roman" w:hAnsi="Courier New" w:cs="Courier New"/>
@@ -12050,6 +11545,7 @@
               </w:rPr>
               <w:t>intraslab</w:t>
             </w:r>
+            <w:proofErr w:type="spellEnd"/>
           </w:p>
         </w:tc>
       </w:tr>
@@ -12090,7 +11586,7 @@
           </w:tcPr>
           <w:p>
             <w:pPr>
-              <w:pStyle w:val="Prrafodelista"/>
+              <w:pStyle w:val="ListParagraph"/>
               <w:numPr>
                 <w:ilvl w:val="0"/>
                 <w:numId w:val="10"/>
@@ -12113,7 +11609,7 @@
           </w:p>
           <w:p>
             <w:pPr>
-              <w:pStyle w:val="Prrafodelista"/>
+              <w:pStyle w:val="ListParagraph"/>
               <w:numPr>
                 <w:ilvl w:val="0"/>
                 <w:numId w:val="10"/>
@@ -12138,7 +11634,7 @@
           </w:p>
           <w:p>
             <w:pPr>
-              <w:pStyle w:val="Prrafodelista"/>
+              <w:pStyle w:val="ListParagraph"/>
               <w:numPr>
                 <w:ilvl w:val="0"/>
                 <w:numId w:val="10"/>
@@ -12150,6 +11646,7 @@
                 <w:lang w:eastAsia="es-CL"/>
               </w:rPr>
             </w:pPr>
+            <w:proofErr w:type="spellStart"/>
             <w:r>
               <w:rPr>
                 <w:rFonts w:ascii="Courier New" w:eastAsia="Times New Roman" w:hAnsi="Courier New" w:cs="Courier New"/>
@@ -12158,6 +11655,7 @@
               </w:rPr>
               <w:t>japan</w:t>
             </w:r>
+            <w:proofErr w:type="spellEnd"/>
           </w:p>
         </w:tc>
       </w:tr>
@@ -12270,7 +11768,7 @@
           </w:tcPr>
           <w:p>
             <w:pPr>
-              <w:pStyle w:val="Prrafodelista"/>
+              <w:pStyle w:val="ListParagraph"/>
               <w:numPr>
                 <w:ilvl w:val="0"/>
                 <w:numId w:val="10"/>
@@ -12293,7 +11791,7 @@
           </w:p>
           <w:p>
             <w:pPr>
-              <w:pStyle w:val="Prrafodelista"/>
+              <w:pStyle w:val="ListParagraph"/>
               <w:numPr>
                 <w:ilvl w:val="0"/>
                 <w:numId w:val="10"/>
@@ -12305,6 +11803,7 @@
                 <w:lang w:eastAsia="es-CL"/>
               </w:rPr>
             </w:pPr>
+            <w:proofErr w:type="spellStart"/>
             <w:r>
               <w:rPr>
                 <w:rFonts w:ascii="Courier New" w:eastAsia="Times New Roman" w:hAnsi="Courier New" w:cs="Courier New"/>
@@ -12313,10 +11812,11 @@
               </w:rPr>
               <w:t>intraslab</w:t>
             </w:r>
-          </w:p>
-          <w:p>
-            <w:pPr>
-              <w:pStyle w:val="Prrafodelista"/>
+            <w:proofErr w:type="spellEnd"/>
+          </w:p>
+          <w:p>
+            <w:pPr>
+              <w:pStyle w:val="ListParagraph"/>
               <w:numPr>
                 <w:ilvl w:val="0"/>
                 <w:numId w:val="10"/>
@@ -12339,7 +11839,7 @@
           </w:p>
           <w:p>
             <w:pPr>
-              <w:pStyle w:val="Prrafodelista"/>
+              <w:pStyle w:val="ListParagraph"/>
               <w:numPr>
                 <w:ilvl w:val="0"/>
                 <w:numId w:val="10"/>
@@ -12362,7 +11862,7 @@
           </w:p>
           <w:p>
             <w:pPr>
-              <w:pStyle w:val="Prrafodelista"/>
+              <w:pStyle w:val="ListParagraph"/>
               <w:numPr>
                 <w:ilvl w:val="0"/>
                 <w:numId w:val="10"/>
@@ -12385,7 +11885,7 @@
           </w:p>
           <w:p>
             <w:pPr>
-              <w:pStyle w:val="Prrafodelista"/>
+              <w:pStyle w:val="ListParagraph"/>
               <w:numPr>
                 <w:ilvl w:val="0"/>
                 <w:numId w:val="10"/>
@@ -12408,7 +11908,7 @@
           </w:p>
           <w:p>
             <w:pPr>
-              <w:pStyle w:val="Prrafodelista"/>
+              <w:pStyle w:val="ListParagraph"/>
               <w:numPr>
                 <w:ilvl w:val="0"/>
                 <w:numId w:val="10"/>
@@ -12431,7 +11931,7 @@
           </w:p>
           <w:p>
             <w:pPr>
-              <w:pStyle w:val="Prrafodelista"/>
+              <w:pStyle w:val="ListParagraph"/>
               <w:numPr>
                 <w:ilvl w:val="0"/>
                 <w:numId w:val="10"/>
@@ -12583,7 +12083,7 @@
           </w:tcPr>
           <w:p>
             <w:pPr>
-              <w:pStyle w:val="Prrafodelista"/>
+              <w:pStyle w:val="ListParagraph"/>
               <w:numPr>
                 <w:ilvl w:val="0"/>
                 <w:numId w:val="10"/>
@@ -12606,7 +12106,7 @@
           </w:p>
           <w:p>
             <w:pPr>
-              <w:pStyle w:val="Prrafodelista"/>
+              <w:pStyle w:val="ListParagraph"/>
               <w:numPr>
                 <w:ilvl w:val="0"/>
                 <w:numId w:val="10"/>
@@ -12618,6 +12118,7 @@
                 <w:lang w:eastAsia="es-CL"/>
               </w:rPr>
             </w:pPr>
+            <w:proofErr w:type="spellStart"/>
             <w:r>
               <w:rPr>
                 <w:rFonts w:ascii="Courier New" w:eastAsia="Times New Roman" w:hAnsi="Courier New" w:cs="Courier New"/>
@@ -12626,10 +12127,11 @@
               </w:rPr>
               <w:t>intraslab</w:t>
             </w:r>
-          </w:p>
-          <w:p>
-            <w:pPr>
-              <w:pStyle w:val="Prrafodelista"/>
+            <w:proofErr w:type="spellEnd"/>
+          </w:p>
+          <w:p>
+            <w:pPr>
+              <w:pStyle w:val="ListParagraph"/>
               <w:numPr>
                 <w:ilvl w:val="0"/>
                 <w:numId w:val="10"/>
@@ -12652,7 +12154,7 @@
           </w:p>
           <w:p>
             <w:pPr>
-              <w:pStyle w:val="Prrafodelista"/>
+              <w:pStyle w:val="ListParagraph"/>
               <w:numPr>
                 <w:ilvl w:val="0"/>
                 <w:numId w:val="10"/>
@@ -12675,7 +12177,7 @@
           </w:p>
           <w:p>
             <w:pPr>
-              <w:pStyle w:val="Prrafodelista"/>
+              <w:pStyle w:val="ListParagraph"/>
               <w:numPr>
                 <w:ilvl w:val="0"/>
                 <w:numId w:val="10"/>
@@ -12698,7 +12200,7 @@
           </w:p>
           <w:p>
             <w:pPr>
-              <w:pStyle w:val="Prrafodelista"/>
+              <w:pStyle w:val="ListParagraph"/>
               <w:numPr>
                 <w:ilvl w:val="0"/>
                 <w:numId w:val="10"/>
@@ -12721,7 +12223,7 @@
           </w:p>
           <w:p>
             <w:pPr>
-              <w:pStyle w:val="Prrafodelista"/>
+              <w:pStyle w:val="ListParagraph"/>
               <w:numPr>
                 <w:ilvl w:val="0"/>
                 <w:numId w:val="10"/>
@@ -12744,7 +12246,7 @@
           </w:p>
           <w:p>
             <w:pPr>
-              <w:pStyle w:val="Prrafodelista"/>
+              <w:pStyle w:val="ListParagraph"/>
               <w:numPr>
                 <w:ilvl w:val="0"/>
                 <w:numId w:val="10"/>
@@ -13021,7 +12523,7 @@
           </w:tcPr>
           <w:p>
             <w:pPr>
-              <w:pStyle w:val="Prrafodelista"/>
+              <w:pStyle w:val="ListParagraph"/>
               <w:numPr>
                 <w:ilvl w:val="0"/>
                 <w:numId w:val="10"/>
@@ -13044,7 +12546,7 @@
           </w:p>
           <w:p>
             <w:pPr>
-              <w:pStyle w:val="Prrafodelista"/>
+              <w:pStyle w:val="ListParagraph"/>
               <w:numPr>
                 <w:ilvl w:val="0"/>
                 <w:numId w:val="10"/>
@@ -13056,6 +12558,7 @@
                 <w:lang w:eastAsia="es-CL"/>
               </w:rPr>
             </w:pPr>
+            <w:proofErr w:type="spellStart"/>
             <w:r>
               <w:rPr>
                 <w:rFonts w:ascii="Courier New" w:eastAsia="Times New Roman" w:hAnsi="Courier New" w:cs="Courier New"/>
@@ -13064,6 +12567,7 @@
               </w:rPr>
               <w:t>intraslab</w:t>
             </w:r>
+            <w:proofErr w:type="spellEnd"/>
           </w:p>
         </w:tc>
       </w:tr>
@@ -13104,7 +12608,7 @@
           </w:tcPr>
           <w:p>
             <w:pPr>
-              <w:pStyle w:val="Prrafodelista"/>
+              <w:pStyle w:val="ListParagraph"/>
               <w:numPr>
                 <w:ilvl w:val="0"/>
                 <w:numId w:val="10"/>
@@ -13130,7 +12634,7 @@
           </w:p>
           <w:p>
             <w:pPr>
-              <w:pStyle w:val="Prrafodelista"/>
+              <w:pStyle w:val="ListParagraph"/>
               <w:numPr>
                 <w:ilvl w:val="0"/>
                 <w:numId w:val="10"/>
@@ -13158,7 +12662,7 @@
           </w:p>
           <w:p>
             <w:pPr>
-              <w:pStyle w:val="Prrafodelista"/>
+              <w:pStyle w:val="ListParagraph"/>
               <w:numPr>
                 <w:ilvl w:val="0"/>
                 <w:numId w:val="10"/>
@@ -13221,7 +12725,7 @@
           </w:tcPr>
           <w:p>
             <w:pPr>
-              <w:pStyle w:val="Prrafodelista"/>
+              <w:pStyle w:val="ListParagraph"/>
               <w:numPr>
                 <w:ilvl w:val="0"/>
                 <w:numId w:val="10"/>
@@ -13247,7 +12751,7 @@
           </w:p>
           <w:p>
             <w:pPr>
-              <w:pStyle w:val="Prrafodelista"/>
+              <w:pStyle w:val="ListParagraph"/>
               <w:numPr>
                 <w:ilvl w:val="0"/>
                 <w:numId w:val="10"/>
@@ -13273,7 +12777,7 @@
           </w:p>
           <w:p>
             <w:pPr>
-              <w:pStyle w:val="Prrafodelista"/>
+              <w:pStyle w:val="ListParagraph"/>
               <w:numPr>
                 <w:ilvl w:val="0"/>
                 <w:numId w:val="10"/>
@@ -13299,7 +12803,7 @@
           </w:p>
           <w:p>
             <w:pPr>
-              <w:pStyle w:val="Prrafodelista"/>
+              <w:pStyle w:val="ListParagraph"/>
               <w:numPr>
                 <w:ilvl w:val="0"/>
                 <w:numId w:val="10"/>
@@ -13434,7 +12938,7 @@
           </w:tcPr>
           <w:p>
             <w:pPr>
-              <w:pStyle w:val="Prrafodelista"/>
+              <w:pStyle w:val="ListParagraph"/>
               <w:numPr>
                 <w:ilvl w:val="0"/>
                 <w:numId w:val="10"/>
@@ -13457,7 +12961,7 @@
           </w:p>
           <w:p>
             <w:pPr>
-              <w:pStyle w:val="Prrafodelista"/>
+              <w:pStyle w:val="ListParagraph"/>
               <w:numPr>
                 <w:ilvl w:val="0"/>
                 <w:numId w:val="10"/>
@@ -13469,6 +12973,7 @@
                 <w:lang w:eastAsia="es-CL"/>
               </w:rPr>
             </w:pPr>
+            <w:proofErr w:type="spellStart"/>
             <w:r>
               <w:rPr>
                 <w:rFonts w:ascii="Courier New" w:eastAsia="Times New Roman" w:hAnsi="Courier New" w:cs="Courier New"/>
@@ -13477,6 +12982,7 @@
               </w:rPr>
               <w:t>intraslab</w:t>
             </w:r>
+            <w:proofErr w:type="spellEnd"/>
           </w:p>
         </w:tc>
       </w:tr>
@@ -13693,7 +13199,7 @@
           </w:tcPr>
           <w:p>
             <w:pPr>
-              <w:pStyle w:val="Prrafodelista"/>
+              <w:pStyle w:val="ListParagraph"/>
               <w:numPr>
                 <w:ilvl w:val="0"/>
                 <w:numId w:val="10"/>
@@ -13716,7 +13222,7 @@
           </w:p>
           <w:p>
             <w:pPr>
-              <w:pStyle w:val="Prrafodelista"/>
+              <w:pStyle w:val="ListParagraph"/>
               <w:numPr>
                 <w:ilvl w:val="0"/>
                 <w:numId w:val="10"/>
@@ -13728,6 +13234,7 @@
                 <w:lang w:eastAsia="es-CL"/>
               </w:rPr>
             </w:pPr>
+            <w:proofErr w:type="spellStart"/>
             <w:r>
               <w:rPr>
                 <w:rFonts w:ascii="Courier New" w:eastAsia="Times New Roman" w:hAnsi="Courier New" w:cs="Courier New"/>
@@ -13736,6 +13243,7 @@
               </w:rPr>
               <w:t>intraslab</w:t>
             </w:r>
+            <w:proofErr w:type="spellEnd"/>
           </w:p>
         </w:tc>
       </w:tr>
@@ -13776,7 +13284,7 @@
           </w:tcPr>
           <w:p>
             <w:pPr>
-              <w:pStyle w:val="Prrafodelista"/>
+              <w:pStyle w:val="ListParagraph"/>
               <w:numPr>
                 <w:ilvl w:val="0"/>
                 <w:numId w:val="10"/>
@@ -13799,7 +13307,7 @@
           </w:p>
           <w:p>
             <w:pPr>
-              <w:pStyle w:val="Prrafodelista"/>
+              <w:pStyle w:val="ListParagraph"/>
               <w:numPr>
                 <w:ilvl w:val="0"/>
                 <w:numId w:val="10"/>
@@ -13824,7 +13332,7 @@
           </w:p>
           <w:p>
             <w:pPr>
-              <w:pStyle w:val="Prrafodelista"/>
+              <w:pStyle w:val="ListParagraph"/>
               <w:numPr>
                 <w:ilvl w:val="0"/>
                 <w:numId w:val="10"/>
@@ -13849,7 +13357,7 @@
           </w:p>
           <w:p>
             <w:pPr>
-              <w:pStyle w:val="Prrafodelista"/>
+              <w:pStyle w:val="ListParagraph"/>
               <w:numPr>
                 <w:ilvl w:val="0"/>
                 <w:numId w:val="10"/>
@@ -13874,7 +13382,7 @@
           </w:p>
           <w:p>
             <w:pPr>
-              <w:pStyle w:val="Prrafodelista"/>
+              <w:pStyle w:val="ListParagraph"/>
               <w:numPr>
                 <w:ilvl w:val="0"/>
                 <w:numId w:val="10"/>
@@ -13899,7 +13407,7 @@
           </w:p>
           <w:p>
             <w:pPr>
-              <w:pStyle w:val="Prrafodelista"/>
+              <w:pStyle w:val="ListParagraph"/>
               <w:numPr>
                 <w:ilvl w:val="0"/>
                 <w:numId w:val="10"/>
@@ -13924,7 +13432,7 @@
           </w:p>
           <w:p>
             <w:pPr>
-              <w:pStyle w:val="Prrafodelista"/>
+              <w:pStyle w:val="ListParagraph"/>
               <w:numPr>
                 <w:ilvl w:val="0"/>
                 <w:numId w:val="10"/>
@@ -13949,7 +13457,7 @@
           </w:p>
           <w:p>
             <w:pPr>
-              <w:pStyle w:val="Prrafodelista"/>
+              <w:pStyle w:val="ListParagraph"/>
               <w:numPr>
                 <w:ilvl w:val="0"/>
                 <w:numId w:val="10"/>
@@ -13974,7 +13482,7 @@
           </w:p>
           <w:p>
             <w:pPr>
-              <w:pStyle w:val="Prrafodelista"/>
+              <w:pStyle w:val="ListParagraph"/>
               <w:numPr>
                 <w:ilvl w:val="0"/>
                 <w:numId w:val="10"/>
@@ -13999,7 +13507,7 @@
           </w:p>
           <w:p>
             <w:pPr>
-              <w:pStyle w:val="Prrafodelista"/>
+              <w:pStyle w:val="ListParagraph"/>
               <w:numPr>
                 <w:ilvl w:val="0"/>
                 <w:numId w:val="10"/>
@@ -14024,7 +13532,7 @@
           </w:p>
           <w:p>
             <w:pPr>
-              <w:pStyle w:val="Prrafodelista"/>
+              <w:pStyle w:val="ListParagraph"/>
               <w:numPr>
                 <w:ilvl w:val="0"/>
                 <w:numId w:val="10"/>
@@ -14049,7 +13557,7 @@
           </w:p>
           <w:p>
             <w:pPr>
-              <w:pStyle w:val="Prrafodelista"/>
+              <w:pStyle w:val="ListParagraph"/>
               <w:numPr>
                 <w:ilvl w:val="0"/>
                 <w:numId w:val="10"/>
@@ -14074,7 +13582,7 @@
           </w:p>
           <w:p>
             <w:pPr>
-              <w:pStyle w:val="Prrafodelista"/>
+              <w:pStyle w:val="ListParagraph"/>
               <w:numPr>
                 <w:ilvl w:val="0"/>
                 <w:numId w:val="10"/>
@@ -14099,7 +13607,7 @@
           </w:p>
           <w:p>
             <w:pPr>
-              <w:pStyle w:val="Prrafodelista"/>
+              <w:pStyle w:val="ListParagraph"/>
               <w:numPr>
                 <w:ilvl w:val="0"/>
                 <w:numId w:val="10"/>
@@ -14281,25 +13789,7 @@
                 <w:color w:val="000000"/>
                 <w:lang w:eastAsia="es-CL"/>
               </w:rPr>
-              <w:t xml:space="preserve"> in </w:t>
-            </w:r>
-            <w:proofErr w:type="spellStart"/>
-            <w:r>
-              <w:rPr>
-                <w:rFonts w:ascii="Courier New" w:eastAsia="Times New Roman" w:hAnsi="Courier New" w:cs="Courier New"/>
-                <w:color w:val="000000"/>
-                <w:lang w:eastAsia="es-CL"/>
-              </w:rPr>
-              <w:t>Nankai</w:t>
-            </w:r>
-            <w:proofErr w:type="spellEnd"/>
-            <w:r>
-              <w:rPr>
-                <w:rFonts w:ascii="Courier New" w:eastAsia="Times New Roman" w:hAnsi="Courier New" w:cs="Courier New"/>
-                <w:color w:val="000000"/>
-                <w:lang w:eastAsia="es-CL"/>
-              </w:rPr>
-              <w:t xml:space="preserve"> Region (Japan only)</w:t>
+              <w:t xml:space="preserve"> in Nankai Region (Japan only)</w:t>
             </w:r>
           </w:p>
         </w:tc>
@@ -14591,7 +14081,7 @@
           </w:tcPr>
           <w:p>
             <w:pPr>
-              <w:pStyle w:val="Prrafodelista"/>
+              <w:pStyle w:val="ListParagraph"/>
               <w:numPr>
                 <w:ilvl w:val="0"/>
                 <w:numId w:val="10"/>
@@ -14614,7 +14104,7 @@
           </w:p>
           <w:p>
             <w:pPr>
-              <w:pStyle w:val="Prrafodelista"/>
+              <w:pStyle w:val="ListParagraph"/>
               <w:numPr>
                 <w:ilvl w:val="0"/>
                 <w:numId w:val="10"/>
@@ -14758,7 +14248,7 @@
           </w:tcPr>
           <w:p>
             <w:pPr>
-              <w:pStyle w:val="Prrafodelista"/>
+              <w:pStyle w:val="ListParagraph"/>
               <w:numPr>
                 <w:ilvl w:val="0"/>
                 <w:numId w:val="10"/>
@@ -14781,7 +14271,7 @@
           </w:p>
           <w:p>
             <w:pPr>
-              <w:pStyle w:val="Prrafodelista"/>
+              <w:pStyle w:val="ListParagraph"/>
               <w:numPr>
                 <w:ilvl w:val="0"/>
                 <w:numId w:val="10"/>
@@ -14793,6 +14283,7 @@
                 <w:lang w:eastAsia="es-CL"/>
               </w:rPr>
             </w:pPr>
+            <w:proofErr w:type="spellStart"/>
             <w:r>
               <w:rPr>
                 <w:rFonts w:ascii="Courier New" w:eastAsia="Times New Roman" w:hAnsi="Courier New" w:cs="Courier New"/>
@@ -14801,6 +14292,7 @@
               </w:rPr>
               <w:t>intraslab</w:t>
             </w:r>
+            <w:proofErr w:type="spellEnd"/>
           </w:p>
         </w:tc>
       </w:tr>
@@ -14843,7 +14335,7 @@
           </w:tcPr>
           <w:p>
             <w:pPr>
-              <w:pStyle w:val="Prrafodelista"/>
+              <w:pStyle w:val="ListParagraph"/>
               <w:numPr>
                 <w:ilvl w:val="0"/>
                 <w:numId w:val="10"/>
@@ -14868,7 +14360,7 @@
           </w:p>
           <w:p>
             <w:pPr>
-              <w:pStyle w:val="Prrafodelista"/>
+              <w:pStyle w:val="ListParagraph"/>
               <w:numPr>
                 <w:ilvl w:val="0"/>
                 <w:numId w:val="10"/>
@@ -14893,7 +14385,7 @@
           </w:p>
           <w:p>
             <w:pPr>
-              <w:pStyle w:val="Prrafodelista"/>
+              <w:pStyle w:val="ListParagraph"/>
               <w:numPr>
                 <w:ilvl w:val="0"/>
                 <w:numId w:val="10"/>
@@ -14918,7 +14410,7 @@
           </w:p>
           <w:p>
             <w:pPr>
-              <w:pStyle w:val="Prrafodelista"/>
+              <w:pStyle w:val="ListParagraph"/>
               <w:numPr>
                 <w:ilvl w:val="0"/>
                 <w:numId w:val="10"/>
@@ -14943,7 +14435,7 @@
           </w:p>
           <w:p>
             <w:pPr>
-              <w:pStyle w:val="Prrafodelista"/>
+              <w:pStyle w:val="ListParagraph"/>
               <w:numPr>
                 <w:ilvl w:val="0"/>
                 <w:numId w:val="10"/>
@@ -14968,7 +14460,7 @@
           </w:p>
           <w:p>
             <w:pPr>
-              <w:pStyle w:val="Prrafodelista"/>
+              <w:pStyle w:val="ListParagraph"/>
               <w:numPr>
                 <w:ilvl w:val="0"/>
                 <w:numId w:val="10"/>
@@ -15110,7 +14602,7 @@
           </w:tcPr>
           <w:p>
             <w:pPr>
-              <w:pStyle w:val="Prrafodelista"/>
+              <w:pStyle w:val="ListParagraph"/>
               <w:numPr>
                 <w:ilvl w:val="0"/>
                 <w:numId w:val="10"/>
@@ -15133,7 +14625,7 @@
           </w:p>
           <w:p>
             <w:pPr>
-              <w:pStyle w:val="Prrafodelista"/>
+              <w:pStyle w:val="ListParagraph"/>
               <w:numPr>
                 <w:ilvl w:val="0"/>
                 <w:numId w:val="10"/>
@@ -15145,6 +14637,7 @@
                 <w:lang w:eastAsia="es-CL"/>
               </w:rPr>
             </w:pPr>
+            <w:proofErr w:type="spellStart"/>
             <w:r>
               <w:rPr>
                 <w:rFonts w:ascii="Courier New" w:eastAsia="Times New Roman" w:hAnsi="Courier New" w:cs="Courier New"/>
@@ -15153,6 +14646,7 @@
               </w:rPr>
               <w:t>intraslab</w:t>
             </w:r>
+            <w:proofErr w:type="spellEnd"/>
           </w:p>
         </w:tc>
       </w:tr>
@@ -15193,7 +14687,7 @@
           </w:tcPr>
           <w:p>
             <w:pPr>
-              <w:pStyle w:val="Prrafodelista"/>
+              <w:pStyle w:val="ListParagraph"/>
               <w:numPr>
                 <w:ilvl w:val="0"/>
                 <w:numId w:val="10"/>
@@ -15219,7 +14713,7 @@
           </w:p>
           <w:p>
             <w:pPr>
-              <w:pStyle w:val="Prrafodelista"/>
+              <w:pStyle w:val="ListParagraph"/>
               <w:numPr>
                 <w:ilvl w:val="0"/>
                 <w:numId w:val="10"/>
@@ -15247,7 +14741,7 @@
           </w:p>
           <w:p>
             <w:pPr>
-              <w:pStyle w:val="Prrafodelista"/>
+              <w:pStyle w:val="ListParagraph"/>
               <w:numPr>
                 <w:ilvl w:val="0"/>
                 <w:numId w:val="10"/>
@@ -15390,7 +14884,7 @@
           </w:tcPr>
           <w:p>
             <w:pPr>
-              <w:pStyle w:val="Prrafodelista"/>
+              <w:pStyle w:val="ListParagraph"/>
               <w:numPr>
                 <w:ilvl w:val="0"/>
                 <w:numId w:val="10"/>
@@ -15413,7 +14907,7 @@
           </w:p>
           <w:p>
             <w:pPr>
-              <w:pStyle w:val="Prrafodelista"/>
+              <w:pStyle w:val="ListParagraph"/>
               <w:numPr>
                 <w:ilvl w:val="0"/>
                 <w:numId w:val="10"/>
@@ -15425,6 +14919,7 @@
                 <w:lang w:eastAsia="es-CL"/>
               </w:rPr>
             </w:pPr>
+            <w:proofErr w:type="spellStart"/>
             <w:r>
               <w:rPr>
                 <w:rFonts w:ascii="Courier New" w:eastAsia="Times New Roman" w:hAnsi="Courier New" w:cs="Courier New"/>
@@ -15433,6 +14928,7 @@
               </w:rPr>
               <w:t>intraslab</w:t>
             </w:r>
+            <w:proofErr w:type="spellEnd"/>
           </w:p>
         </w:tc>
       </w:tr>
@@ -15473,7 +14969,7 @@
           </w:tcPr>
           <w:p>
             <w:pPr>
-              <w:pStyle w:val="Prrafodelista"/>
+              <w:pStyle w:val="ListParagraph"/>
               <w:numPr>
                 <w:ilvl w:val="0"/>
                 <w:numId w:val="10"/>
@@ -15499,7 +14995,7 @@
           </w:p>
           <w:p>
             <w:pPr>
-              <w:pStyle w:val="Prrafodelista"/>
+              <w:pStyle w:val="ListParagraph"/>
               <w:numPr>
                 <w:ilvl w:val="0"/>
                 <w:numId w:val="10"/>
@@ -15527,7 +15023,7 @@
           </w:p>
           <w:p>
             <w:pPr>
-              <w:pStyle w:val="Prrafodelista"/>
+              <w:pStyle w:val="ListParagraph"/>
               <w:numPr>
                 <w:ilvl w:val="0"/>
                 <w:numId w:val="10"/>
@@ -15661,7 +15157,7 @@
           </w:tcPr>
           <w:p>
             <w:pPr>
-              <w:pStyle w:val="Prrafodelista"/>
+              <w:pStyle w:val="ListParagraph"/>
               <w:numPr>
                 <w:ilvl w:val="0"/>
                 <w:numId w:val="10"/>
@@ -15684,7 +15180,7 @@
           </w:p>
           <w:p>
             <w:pPr>
-              <w:pStyle w:val="Prrafodelista"/>
+              <w:pStyle w:val="ListParagraph"/>
               <w:numPr>
                 <w:ilvl w:val="0"/>
                 <w:numId w:val="10"/>
@@ -15696,6 +15192,7 @@
                 <w:lang w:eastAsia="es-CL"/>
               </w:rPr>
             </w:pPr>
+            <w:proofErr w:type="spellStart"/>
             <w:r>
               <w:rPr>
                 <w:rFonts w:ascii="Courier New" w:eastAsia="Times New Roman" w:hAnsi="Courier New" w:cs="Courier New"/>
@@ -15704,6 +15201,7 @@
               </w:rPr>
               <w:t>intraslab</w:t>
             </w:r>
+            <w:proofErr w:type="spellEnd"/>
           </w:p>
         </w:tc>
       </w:tr>
@@ -15815,7 +15313,7 @@
           </w:tcPr>
           <w:p>
             <w:pPr>
-              <w:pStyle w:val="Prrafodelista"/>
+              <w:pStyle w:val="ListParagraph"/>
               <w:numPr>
                 <w:ilvl w:val="0"/>
                 <w:numId w:val="10"/>
@@ -15838,7 +15336,7 @@
           </w:p>
           <w:p>
             <w:pPr>
-              <w:pStyle w:val="Prrafodelista"/>
+              <w:pStyle w:val="ListParagraph"/>
               <w:numPr>
                 <w:ilvl w:val="0"/>
                 <w:numId w:val="10"/>
@@ -15850,6 +15348,7 @@
                 <w:lang w:eastAsia="es-CL"/>
               </w:rPr>
             </w:pPr>
+            <w:proofErr w:type="spellStart"/>
             <w:r>
               <w:rPr>
                 <w:rFonts w:ascii="Courier New" w:eastAsia="Times New Roman" w:hAnsi="Courier New" w:cs="Courier New"/>
@@ -15858,6 +15357,7 @@
               </w:rPr>
               <w:t>intraslab</w:t>
             </w:r>
+            <w:proofErr w:type="spellEnd"/>
           </w:p>
         </w:tc>
       </w:tr>
@@ -15969,7 +15469,7 @@
           </w:tcPr>
           <w:p>
             <w:pPr>
-              <w:pStyle w:val="Prrafodelista"/>
+              <w:pStyle w:val="ListParagraph"/>
               <w:numPr>
                 <w:ilvl w:val="0"/>
                 <w:numId w:val="10"/>
@@ -15992,7 +15492,7 @@
           </w:p>
           <w:p>
             <w:pPr>
-              <w:pStyle w:val="Prrafodelista"/>
+              <w:pStyle w:val="ListParagraph"/>
               <w:numPr>
                 <w:ilvl w:val="0"/>
                 <w:numId w:val="10"/>
@@ -16184,7 +15684,7 @@
           </w:tcPr>
           <w:p>
             <w:pPr>
-              <w:pStyle w:val="Prrafodelista"/>
+              <w:pStyle w:val="ListParagraph"/>
               <w:numPr>
                 <w:ilvl w:val="0"/>
                 <w:numId w:val="10"/>
@@ -16207,7 +15707,7 @@
           </w:p>
           <w:p>
             <w:pPr>
-              <w:pStyle w:val="Prrafodelista"/>
+              <w:pStyle w:val="ListParagraph"/>
               <w:numPr>
                 <w:ilvl w:val="0"/>
                 <w:numId w:val="10"/>
@@ -16232,7 +15732,7 @@
           </w:p>
           <w:p>
             <w:pPr>
-              <w:pStyle w:val="Prrafodelista"/>
+              <w:pStyle w:val="ListParagraph"/>
               <w:numPr>
                 <w:ilvl w:val="0"/>
                 <w:numId w:val="10"/>
@@ -16425,7 +15925,7 @@
           </w:tcPr>
           <w:p>
             <w:pPr>
-              <w:pStyle w:val="Prrafodelista"/>
+              <w:pStyle w:val="ListParagraph"/>
               <w:numPr>
                 <w:ilvl w:val="0"/>
                 <w:numId w:val="10"/>
@@ -16448,7 +15948,7 @@
           </w:p>
           <w:p>
             <w:pPr>
-              <w:pStyle w:val="Prrafodelista"/>
+              <w:pStyle w:val="ListParagraph"/>
               <w:numPr>
                 <w:ilvl w:val="0"/>
                 <w:numId w:val="10"/>
@@ -16460,6 +15960,7 @@
                 <w:lang w:eastAsia="es-CL"/>
               </w:rPr>
             </w:pPr>
+            <w:proofErr w:type="spellStart"/>
             <w:r>
               <w:rPr>
                 <w:rFonts w:ascii="Courier New" w:eastAsia="Times New Roman" w:hAnsi="Courier New" w:cs="Courier New"/>
@@ -16468,6 +15969,7 @@
               </w:rPr>
               <w:t>intraslab</w:t>
             </w:r>
+            <w:proofErr w:type="spellEnd"/>
           </w:p>
         </w:tc>
       </w:tr>
@@ -16639,7 +16141,7 @@
           </w:tcPr>
           <w:p>
             <w:pPr>
-              <w:pStyle w:val="Prrafodelista"/>
+              <w:pStyle w:val="ListParagraph"/>
               <w:numPr>
                 <w:ilvl w:val="0"/>
                 <w:numId w:val="10"/>
@@ -16662,7 +16164,7 @@
           </w:p>
           <w:p>
             <w:pPr>
-              <w:pStyle w:val="Prrafodelista"/>
+              <w:pStyle w:val="ListParagraph"/>
               <w:numPr>
                 <w:ilvl w:val="0"/>
                 <w:numId w:val="10"/>
@@ -16674,6 +16176,7 @@
                 <w:lang w:eastAsia="es-CL"/>
               </w:rPr>
             </w:pPr>
+            <w:proofErr w:type="spellStart"/>
             <w:r>
               <w:rPr>
                 <w:rFonts w:ascii="Courier New" w:eastAsia="Times New Roman" w:hAnsi="Courier New" w:cs="Courier New"/>
@@ -16682,6 +16185,7 @@
               </w:rPr>
               <w:t>intraslab</w:t>
             </w:r>
+            <w:proofErr w:type="spellEnd"/>
           </w:p>
         </w:tc>
       </w:tr>
@@ -16793,7 +16297,7 @@
           </w:tcPr>
           <w:p>
             <w:pPr>
-              <w:pStyle w:val="Prrafodelista"/>
+              <w:pStyle w:val="ListParagraph"/>
               <w:numPr>
                 <w:ilvl w:val="0"/>
                 <w:numId w:val="10"/>
@@ -16816,7 +16320,7 @@
           </w:p>
           <w:p>
             <w:pPr>
-              <w:pStyle w:val="Prrafodelista"/>
+              <w:pStyle w:val="ListParagraph"/>
               <w:numPr>
                 <w:ilvl w:val="0"/>
                 <w:numId w:val="10"/>
@@ -16839,7 +16343,7 @@
           </w:p>
           <w:p>
             <w:pPr>
-              <w:pStyle w:val="Prrafodelista"/>
+              <w:pStyle w:val="ListParagraph"/>
               <w:numPr>
                 <w:ilvl w:val="0"/>
                 <w:numId w:val="10"/>
@@ -16862,7 +16366,7 @@
           </w:p>
           <w:p>
             <w:pPr>
-              <w:pStyle w:val="Prrafodelista"/>
+              <w:pStyle w:val="ListParagraph"/>
               <w:numPr>
                 <w:ilvl w:val="0"/>
                 <w:numId w:val="10"/>
@@ -16885,7 +16389,7 @@
           </w:p>
           <w:p>
             <w:pPr>
-              <w:pStyle w:val="Prrafodelista"/>
+              <w:pStyle w:val="ListParagraph"/>
               <w:numPr>
                 <w:ilvl w:val="0"/>
                 <w:numId w:val="10"/>
@@ -16908,7 +16412,7 @@
           </w:p>
           <w:p>
             <w:pPr>
-              <w:pStyle w:val="Prrafodelista"/>
+              <w:pStyle w:val="ListParagraph"/>
               <w:numPr>
                 <w:ilvl w:val="0"/>
                 <w:numId w:val="10"/>
@@ -17039,7 +16543,7 @@
           </w:tcPr>
           <w:p>
             <w:pPr>
-              <w:pStyle w:val="Prrafodelista"/>
+              <w:pStyle w:val="ListParagraph"/>
               <w:numPr>
                 <w:ilvl w:val="0"/>
                 <w:numId w:val="10"/>
@@ -17062,7 +16566,7 @@
           </w:p>
           <w:p>
             <w:pPr>
-              <w:pStyle w:val="Prrafodelista"/>
+              <w:pStyle w:val="ListParagraph"/>
               <w:numPr>
                 <w:ilvl w:val="0"/>
                 <w:numId w:val="10"/>
@@ -17085,7 +16589,7 @@
           </w:p>
           <w:p>
             <w:pPr>
-              <w:pStyle w:val="Prrafodelista"/>
+              <w:pStyle w:val="ListParagraph"/>
               <w:numPr>
                 <w:ilvl w:val="0"/>
                 <w:numId w:val="10"/>
@@ -17108,7 +16612,7 @@
           </w:p>
           <w:p>
             <w:pPr>
-              <w:pStyle w:val="Prrafodelista"/>
+              <w:pStyle w:val="ListParagraph"/>
               <w:numPr>
                 <w:ilvl w:val="0"/>
                 <w:numId w:val="10"/>
@@ -17131,7 +16635,7 @@
           </w:p>
           <w:p>
             <w:pPr>
-              <w:pStyle w:val="Prrafodelista"/>
+              <w:pStyle w:val="ListParagraph"/>
               <w:numPr>
                 <w:ilvl w:val="0"/>
                 <w:numId w:val="10"/>
@@ -17154,7 +16658,7 @@
           </w:p>
           <w:p>
             <w:pPr>
-              <w:pStyle w:val="Prrafodelista"/>
+              <w:pStyle w:val="ListParagraph"/>
               <w:numPr>
                 <w:ilvl w:val="0"/>
                 <w:numId w:val="10"/>
@@ -17395,7 +16899,7 @@
           </w:tcPr>
           <w:p>
             <w:pPr>
-              <w:pStyle w:val="Prrafodelista"/>
+              <w:pStyle w:val="ListParagraph"/>
               <w:numPr>
                 <w:ilvl w:val="0"/>
                 <w:numId w:val="10"/>
@@ -17418,7 +16922,7 @@
           </w:p>
           <w:p>
             <w:pPr>
-              <w:pStyle w:val="Prrafodelista"/>
+              <w:pStyle w:val="ListParagraph"/>
               <w:numPr>
                 <w:ilvl w:val="0"/>
                 <w:numId w:val="10"/>
@@ -17442,7 +16946,7 @@
           </w:p>
           <w:p>
             <w:pPr>
-              <w:pStyle w:val="Prrafodelista"/>
+              <w:pStyle w:val="ListParagraph"/>
               <w:numPr>
                 <w:ilvl w:val="0"/>
                 <w:numId w:val="10"/>
@@ -17465,7 +16969,7 @@
           </w:p>
           <w:p>
             <w:pPr>
-              <w:pStyle w:val="Prrafodelista"/>
+              <w:pStyle w:val="ListParagraph"/>
               <w:numPr>
                 <w:ilvl w:val="0"/>
                 <w:numId w:val="10"/>
@@ -17488,7 +16992,7 @@
           </w:p>
           <w:p>
             <w:pPr>
-              <w:pStyle w:val="Prrafodelista"/>
+              <w:pStyle w:val="ListParagraph"/>
               <w:numPr>
                 <w:ilvl w:val="0"/>
                 <w:numId w:val="10"/>
@@ -17511,7 +17015,7 @@
           </w:p>
           <w:p>
             <w:pPr>
-              <w:pStyle w:val="Prrafodelista"/>
+              <w:pStyle w:val="ListParagraph"/>
               <w:numPr>
                 <w:ilvl w:val="0"/>
                 <w:numId w:val="10"/>
@@ -17572,7 +17076,7 @@
           </w:tcPr>
           <w:p>
             <w:pPr>
-              <w:pStyle w:val="Prrafodelista"/>
+              <w:pStyle w:val="ListParagraph"/>
               <w:numPr>
                 <w:ilvl w:val="0"/>
                 <w:numId w:val="10"/>
@@ -17595,7 +17099,7 @@
           </w:p>
           <w:p>
             <w:pPr>
-              <w:pStyle w:val="Prrafodelista"/>
+              <w:pStyle w:val="ListParagraph"/>
               <w:numPr>
                 <w:ilvl w:val="0"/>
                 <w:numId w:val="10"/>
@@ -17655,7 +17159,7 @@
           </w:tcPr>
           <w:p>
             <w:pPr>
-              <w:pStyle w:val="Prrafodelista"/>
+              <w:pStyle w:val="ListParagraph"/>
               <w:numPr>
                 <w:ilvl w:val="0"/>
                 <w:numId w:val="10"/>
@@ -17678,7 +17182,7 @@
           </w:p>
           <w:p>
             <w:pPr>
-              <w:pStyle w:val="Prrafodelista"/>
+              <w:pStyle w:val="ListParagraph"/>
               <w:numPr>
                 <w:ilvl w:val="0"/>
                 <w:numId w:val="10"/>
@@ -17810,7 +17314,7 @@
           </w:tcPr>
           <w:p>
             <w:pPr>
-              <w:pStyle w:val="Prrafodelista"/>
+              <w:pStyle w:val="ListParagraph"/>
               <w:numPr>
                 <w:ilvl w:val="0"/>
                 <w:numId w:val="10"/>
@@ -17833,7 +17337,7 @@
           </w:p>
           <w:p>
             <w:pPr>
-              <w:pStyle w:val="Prrafodelista"/>
+              <w:pStyle w:val="ListParagraph"/>
               <w:numPr>
                 <w:ilvl w:val="0"/>
                 <w:numId w:val="10"/>
@@ -17856,7 +17360,7 @@
           </w:p>
           <w:p>
             <w:pPr>
-              <w:pStyle w:val="Prrafodelista"/>
+              <w:pStyle w:val="ListParagraph"/>
               <w:numPr>
                 <w:ilvl w:val="0"/>
                 <w:numId w:val="10"/>
@@ -17879,7 +17383,7 @@
           </w:p>
           <w:p>
             <w:pPr>
-              <w:pStyle w:val="Prrafodelista"/>
+              <w:pStyle w:val="ListParagraph"/>
               <w:numPr>
                 <w:ilvl w:val="0"/>
                 <w:numId w:val="10"/>
@@ -17902,7 +17406,7 @@
           </w:p>
           <w:p>
             <w:pPr>
-              <w:pStyle w:val="Prrafodelista"/>
+              <w:pStyle w:val="ListParagraph"/>
               <w:numPr>
                 <w:ilvl w:val="0"/>
                 <w:numId w:val="10"/>
@@ -17925,7 +17429,7 @@
           </w:p>
           <w:p>
             <w:pPr>
-              <w:pStyle w:val="Prrafodelista"/>
+              <w:pStyle w:val="ListParagraph"/>
               <w:numPr>
                 <w:ilvl w:val="0"/>
                 <w:numId w:val="10"/>
@@ -18181,7 +17685,7 @@
           </w:tcPr>
           <w:p>
             <w:pPr>
-              <w:pStyle w:val="Prrafodelista"/>
+              <w:pStyle w:val="ListParagraph"/>
               <w:numPr>
                 <w:ilvl w:val="0"/>
                 <w:numId w:val="10"/>
@@ -18204,7 +17708,7 @@
           </w:p>
           <w:p>
             <w:pPr>
-              <w:pStyle w:val="Prrafodelista"/>
+              <w:pStyle w:val="ListParagraph"/>
               <w:numPr>
                 <w:ilvl w:val="0"/>
                 <w:numId w:val="10"/>
@@ -18227,7 +17731,7 @@
           </w:p>
           <w:p>
             <w:pPr>
-              <w:pStyle w:val="Prrafodelista"/>
+              <w:pStyle w:val="ListParagraph"/>
               <w:numPr>
                 <w:ilvl w:val="0"/>
                 <w:numId w:val="10"/>
@@ -18250,7 +17754,7 @@
           </w:p>
           <w:p>
             <w:pPr>
-              <w:pStyle w:val="Prrafodelista"/>
+              <w:pStyle w:val="ListParagraph"/>
               <w:numPr>
                 <w:ilvl w:val="0"/>
                 <w:numId w:val="10"/>
@@ -18273,7 +17777,7 @@
           </w:p>
           <w:p>
             <w:pPr>
-              <w:pStyle w:val="Prrafodelista"/>
+              <w:pStyle w:val="ListParagraph"/>
               <w:numPr>
                 <w:ilvl w:val="0"/>
                 <w:numId w:val="10"/>
@@ -18296,7 +17800,7 @@
           </w:p>
           <w:p>
             <w:pPr>
-              <w:pStyle w:val="Prrafodelista"/>
+              <w:pStyle w:val="ListParagraph"/>
               <w:numPr>
                 <w:ilvl w:val="0"/>
                 <w:numId w:val="10"/>
@@ -18358,7 +17862,7 @@
           </w:tcPr>
           <w:p>
             <w:pPr>
-              <w:pStyle w:val="Prrafodelista"/>
+              <w:pStyle w:val="ListParagraph"/>
               <w:numPr>
                 <w:ilvl w:val="0"/>
                 <w:numId w:val="10"/>
@@ -18381,7 +17885,7 @@
           </w:p>
           <w:p>
             <w:pPr>
-              <w:pStyle w:val="Prrafodelista"/>
+              <w:pStyle w:val="ListParagraph"/>
               <w:numPr>
                 <w:ilvl w:val="0"/>
                 <w:numId w:val="10"/>
@@ -18635,7 +18139,7 @@
           </w:tcPr>
           <w:p>
             <w:pPr>
-              <w:pStyle w:val="Prrafodelista"/>
+              <w:pStyle w:val="ListParagraph"/>
               <w:numPr>
                 <w:ilvl w:val="0"/>
                 <w:numId w:val="10"/>
@@ -18658,7 +18162,7 @@
           </w:p>
           <w:p>
             <w:pPr>
-              <w:pStyle w:val="Prrafodelista"/>
+              <w:pStyle w:val="ListParagraph"/>
               <w:numPr>
                 <w:ilvl w:val="0"/>
                 <w:numId w:val="10"/>
@@ -18681,7 +18185,7 @@
           </w:p>
           <w:p>
             <w:pPr>
-              <w:pStyle w:val="Prrafodelista"/>
+              <w:pStyle w:val="ListParagraph"/>
               <w:numPr>
                 <w:ilvl w:val="0"/>
                 <w:numId w:val="10"/>
@@ -18704,7 +18208,7 @@
           </w:p>
           <w:p>
             <w:pPr>
-              <w:pStyle w:val="Prrafodelista"/>
+              <w:pStyle w:val="ListParagraph"/>
               <w:numPr>
                 <w:ilvl w:val="0"/>
                 <w:numId w:val="10"/>
@@ -18727,7 +18231,7 @@
           </w:p>
           <w:p>
             <w:pPr>
-              <w:pStyle w:val="Prrafodelista"/>
+              <w:pStyle w:val="ListParagraph"/>
               <w:numPr>
                 <w:ilvl w:val="0"/>
                 <w:numId w:val="10"/>
@@ -18750,7 +18254,7 @@
           </w:p>
           <w:p>
             <w:pPr>
-              <w:pStyle w:val="Prrafodelista"/>
+              <w:pStyle w:val="ListParagraph"/>
               <w:numPr>
                 <w:ilvl w:val="0"/>
                 <w:numId w:val="10"/>
@@ -18810,7 +18314,7 @@
           </w:tcPr>
           <w:p>
             <w:pPr>
-              <w:pStyle w:val="Prrafodelista"/>
+              <w:pStyle w:val="ListParagraph"/>
               <w:numPr>
                 <w:ilvl w:val="0"/>
                 <w:numId w:val="10"/>
@@ -18833,7 +18337,7 @@
           </w:p>
           <w:p>
             <w:pPr>
-              <w:pStyle w:val="Prrafodelista"/>
+              <w:pStyle w:val="ListParagraph"/>
               <w:numPr>
                 <w:ilvl w:val="0"/>
                 <w:numId w:val="10"/>
@@ -18856,7 +18360,7 @@
           </w:p>
           <w:p>
             <w:pPr>
-              <w:pStyle w:val="Prrafodelista"/>
+              <w:pStyle w:val="ListParagraph"/>
               <w:numPr>
                 <w:ilvl w:val="0"/>
                 <w:numId w:val="10"/>
@@ -18879,7 +18383,7 @@
           </w:p>
           <w:p>
             <w:pPr>
-              <w:pStyle w:val="Prrafodelista"/>
+              <w:pStyle w:val="ListParagraph"/>
               <w:numPr>
                 <w:ilvl w:val="0"/>
                 <w:numId w:val="10"/>
@@ -18941,7 +18445,7 @@
           </w:tcPr>
           <w:p>
             <w:pPr>
-              <w:pStyle w:val="Prrafodelista"/>
+              <w:pStyle w:val="ListParagraph"/>
               <w:numPr>
                 <w:ilvl w:val="0"/>
                 <w:numId w:val="10"/>
@@ -18964,7 +18468,7 @@
           </w:p>
           <w:p>
             <w:pPr>
-              <w:pStyle w:val="Prrafodelista"/>
+              <w:pStyle w:val="ListParagraph"/>
               <w:numPr>
                 <w:ilvl w:val="0"/>
                 <w:numId w:val="10"/>
@@ -19133,7 +18637,7 @@
           </w:tcPr>
           <w:p>
             <w:pPr>
-              <w:pStyle w:val="Prrafodelista"/>
+              <w:pStyle w:val="ListParagraph"/>
               <w:numPr>
                 <w:ilvl w:val="0"/>
                 <w:numId w:val="10"/>
@@ -19156,7 +18660,7 @@
           </w:p>
           <w:p>
             <w:pPr>
-              <w:pStyle w:val="Prrafodelista"/>
+              <w:pStyle w:val="ListParagraph"/>
               <w:numPr>
                 <w:ilvl w:val="0"/>
                 <w:numId w:val="10"/>
@@ -19179,7 +18683,7 @@
           </w:p>
           <w:p>
             <w:pPr>
-              <w:pStyle w:val="Prrafodelista"/>
+              <w:pStyle w:val="ListParagraph"/>
               <w:numPr>
                 <w:ilvl w:val="0"/>
                 <w:numId w:val="10"/>
@@ -19202,7 +18706,7 @@
           </w:p>
           <w:p>
             <w:pPr>
-              <w:pStyle w:val="Prrafodelista"/>
+              <w:pStyle w:val="ListParagraph"/>
               <w:numPr>
                 <w:ilvl w:val="0"/>
                 <w:numId w:val="10"/>
@@ -19225,7 +18729,7 @@
           </w:p>
           <w:p>
             <w:pPr>
-              <w:pStyle w:val="Prrafodelista"/>
+              <w:pStyle w:val="ListParagraph"/>
               <w:numPr>
                 <w:ilvl w:val="0"/>
                 <w:numId w:val="10"/>
@@ -19248,7 +18752,7 @@
           </w:p>
           <w:p>
             <w:pPr>
-              <w:pStyle w:val="Prrafodelista"/>
+              <w:pStyle w:val="ListParagraph"/>
               <w:numPr>
                 <w:ilvl w:val="0"/>
                 <w:numId w:val="10"/>
@@ -19308,7 +18812,7 @@
           </w:tcPr>
           <w:p>
             <w:pPr>
-              <w:pStyle w:val="Prrafodelista"/>
+              <w:pStyle w:val="ListParagraph"/>
               <w:numPr>
                 <w:ilvl w:val="0"/>
                 <w:numId w:val="10"/>
@@ -19333,7 +18837,7 @@
           </w:p>
           <w:p>
             <w:pPr>
-              <w:pStyle w:val="Prrafodelista"/>
+              <w:pStyle w:val="ListParagraph"/>
               <w:numPr>
                 <w:ilvl w:val="0"/>
                 <w:numId w:val="10"/>
@@ -19395,7 +18899,7 @@
           </w:tcPr>
           <w:p>
             <w:pPr>
-              <w:pStyle w:val="Prrafodelista"/>
+              <w:pStyle w:val="ListParagraph"/>
               <w:numPr>
                 <w:ilvl w:val="0"/>
                 <w:numId w:val="10"/>
@@ -19418,7 +18922,7 @@
           </w:p>
           <w:p>
             <w:pPr>
-              <w:pStyle w:val="Prrafodelista"/>
+              <w:pStyle w:val="ListParagraph"/>
               <w:numPr>
                 <w:ilvl w:val="0"/>
                 <w:numId w:val="10"/>
@@ -19549,7 +19053,7 @@
           </w:tcPr>
           <w:p>
             <w:pPr>
-              <w:pStyle w:val="Prrafodelista"/>
+              <w:pStyle w:val="ListParagraph"/>
               <w:numPr>
                 <w:ilvl w:val="0"/>
                 <w:numId w:val="10"/>
@@ -19572,7 +19076,7 @@
           </w:p>
           <w:p>
             <w:pPr>
-              <w:pStyle w:val="Prrafodelista"/>
+              <w:pStyle w:val="ListParagraph"/>
               <w:numPr>
                 <w:ilvl w:val="0"/>
                 <w:numId w:val="10"/>
@@ -19595,7 +19099,7 @@
           </w:p>
           <w:p>
             <w:pPr>
-              <w:pStyle w:val="Prrafodelista"/>
+              <w:pStyle w:val="ListParagraph"/>
               <w:numPr>
                 <w:ilvl w:val="0"/>
                 <w:numId w:val="10"/>
@@ -19618,7 +19122,7 @@
           </w:p>
           <w:p>
             <w:pPr>
-              <w:pStyle w:val="Prrafodelista"/>
+              <w:pStyle w:val="ListParagraph"/>
               <w:numPr>
                 <w:ilvl w:val="0"/>
                 <w:numId w:val="10"/>
@@ -19641,7 +19145,7 @@
           </w:p>
           <w:p>
             <w:pPr>
-              <w:pStyle w:val="Prrafodelista"/>
+              <w:pStyle w:val="ListParagraph"/>
               <w:numPr>
                 <w:ilvl w:val="0"/>
                 <w:numId w:val="10"/>
@@ -19664,7 +19168,7 @@
           </w:p>
           <w:p>
             <w:pPr>
-              <w:pStyle w:val="Prrafodelista"/>
+              <w:pStyle w:val="ListParagraph"/>
               <w:numPr>
                 <w:ilvl w:val="0"/>
                 <w:numId w:val="10"/>
@@ -19918,7 +19422,7 @@
           </w:tcPr>
           <w:p>
             <w:pPr>
-              <w:pStyle w:val="Prrafodelista"/>
+              <w:pStyle w:val="ListParagraph"/>
               <w:numPr>
                 <w:ilvl w:val="0"/>
                 <w:numId w:val="10"/>
@@ -19941,7 +19445,7 @@
           </w:p>
           <w:p>
             <w:pPr>
-              <w:pStyle w:val="Prrafodelista"/>
+              <w:pStyle w:val="ListParagraph"/>
               <w:numPr>
                 <w:ilvl w:val="0"/>
                 <w:numId w:val="10"/>
@@ -19964,7 +19468,7 @@
           </w:p>
           <w:p>
             <w:pPr>
-              <w:pStyle w:val="Prrafodelista"/>
+              <w:pStyle w:val="ListParagraph"/>
               <w:numPr>
                 <w:ilvl w:val="0"/>
                 <w:numId w:val="10"/>
@@ -19987,7 +19491,7 @@
           </w:p>
           <w:p>
             <w:pPr>
-              <w:pStyle w:val="Prrafodelista"/>
+              <w:pStyle w:val="ListParagraph"/>
               <w:numPr>
                 <w:ilvl w:val="0"/>
                 <w:numId w:val="10"/>
@@ -20010,7 +19514,7 @@
           </w:p>
           <w:p>
             <w:pPr>
-              <w:pStyle w:val="Prrafodelista"/>
+              <w:pStyle w:val="ListParagraph"/>
               <w:numPr>
                 <w:ilvl w:val="0"/>
                 <w:numId w:val="10"/>
@@ -20033,7 +19537,7 @@
           </w:p>
           <w:p>
             <w:pPr>
-              <w:pStyle w:val="Prrafodelista"/>
+              <w:pStyle w:val="ListParagraph"/>
               <w:numPr>
                 <w:ilvl w:val="0"/>
                 <w:numId w:val="10"/>
@@ -20093,7 +19597,7 @@
           </w:tcPr>
           <w:p>
             <w:pPr>
-              <w:pStyle w:val="Prrafodelista"/>
+              <w:pStyle w:val="ListParagraph"/>
               <w:numPr>
                 <w:ilvl w:val="0"/>
                 <w:numId w:val="10"/>
@@ -20116,7 +19620,7 @@
           </w:p>
           <w:p>
             <w:pPr>
-              <w:pStyle w:val="Prrafodelista"/>
+              <w:pStyle w:val="ListParagraph"/>
               <w:numPr>
                 <w:ilvl w:val="0"/>
                 <w:numId w:val="10"/>
@@ -20176,7 +19680,7 @@
           </w:tcPr>
           <w:p>
             <w:pPr>
-              <w:pStyle w:val="Prrafodelista"/>
+              <w:pStyle w:val="ListParagraph"/>
               <w:numPr>
                 <w:ilvl w:val="0"/>
                 <w:numId w:val="10"/>
@@ -20199,7 +19703,7 @@
           </w:p>
           <w:p>
             <w:pPr>
-              <w:pStyle w:val="Prrafodelista"/>
+              <w:pStyle w:val="ListParagraph"/>
               <w:numPr>
                 <w:ilvl w:val="0"/>
                 <w:numId w:val="10"/>
@@ -20224,7 +19728,7 @@
           </w:p>
           <w:p>
             <w:pPr>
-              <w:pStyle w:val="Prrafodelista"/>
+              <w:pStyle w:val="ListParagraph"/>
               <w:numPr>
                 <w:ilvl w:val="0"/>
                 <w:numId w:val="10"/>
@@ -20236,6 +19740,7 @@
                 <w:lang w:eastAsia="es-CL"/>
               </w:rPr>
             </w:pPr>
+            <w:proofErr w:type="spellStart"/>
             <w:r>
               <w:rPr>
                 <w:rFonts w:ascii="Courier New" w:eastAsia="Times New Roman" w:hAnsi="Courier New" w:cs="Courier New"/>
@@ -20244,10 +19749,11 @@
               </w:rPr>
               <w:t>japan</w:t>
             </w:r>
-          </w:p>
-          <w:p>
-            <w:pPr>
-              <w:pStyle w:val="Prrafodelista"/>
+            <w:proofErr w:type="spellEnd"/>
+          </w:p>
+          <w:p>
+            <w:pPr>
+              <w:pStyle w:val="ListParagraph"/>
               <w:numPr>
                 <w:ilvl w:val="0"/>
                 <w:numId w:val="10"/>
@@ -20259,6 +19765,7 @@
                 <w:lang w:eastAsia="es-CL"/>
               </w:rPr>
             </w:pPr>
+            <w:proofErr w:type="spellStart"/>
             <w:r>
               <w:rPr>
                 <w:rFonts w:ascii="Courier New" w:eastAsia="Times New Roman" w:hAnsi="Courier New" w:cs="Courier New"/>
@@ -20267,10 +19774,11 @@
               </w:rPr>
               <w:t>china</w:t>
             </w:r>
-          </w:p>
-          <w:p>
-            <w:pPr>
-              <w:pStyle w:val="Prrafodelista"/>
+            <w:proofErr w:type="spellEnd"/>
+          </w:p>
+          <w:p>
+            <w:pPr>
+              <w:pStyle w:val="ListParagraph"/>
               <w:numPr>
                 <w:ilvl w:val="0"/>
                 <w:numId w:val="10"/>
@@ -20295,7 +19803,7 @@
           </w:p>
           <w:p>
             <w:pPr>
-              <w:pStyle w:val="Prrafodelista"/>
+              <w:pStyle w:val="ListParagraph"/>
               <w:numPr>
                 <w:ilvl w:val="0"/>
                 <w:numId w:val="10"/>
@@ -20570,7 +20078,7 @@
           </w:tcPr>
           <w:p>
             <w:pPr>
-              <w:pStyle w:val="Prrafodelista"/>
+              <w:pStyle w:val="ListParagraph"/>
               <w:numPr>
                 <w:ilvl w:val="0"/>
                 <w:numId w:val="10"/>
@@ -20593,7 +20101,7 @@
           </w:p>
           <w:p>
             <w:pPr>
-              <w:pStyle w:val="Prrafodelista"/>
+              <w:pStyle w:val="ListParagraph"/>
               <w:numPr>
                 <w:ilvl w:val="0"/>
                 <w:numId w:val="10"/>
@@ -20616,7 +20124,7 @@
           </w:p>
           <w:p>
             <w:pPr>
-              <w:pStyle w:val="Prrafodelista"/>
+              <w:pStyle w:val="ListParagraph"/>
               <w:numPr>
                 <w:ilvl w:val="0"/>
                 <w:numId w:val="10"/>
@@ -20639,7 +20147,7 @@
           </w:p>
           <w:p>
             <w:pPr>
-              <w:pStyle w:val="Prrafodelista"/>
+              <w:pStyle w:val="ListParagraph"/>
               <w:numPr>
                 <w:ilvl w:val="0"/>
                 <w:numId w:val="10"/>
@@ -20662,7 +20170,7 @@
           </w:p>
           <w:p>
             <w:pPr>
-              <w:pStyle w:val="Prrafodelista"/>
+              <w:pStyle w:val="ListParagraph"/>
               <w:numPr>
                 <w:ilvl w:val="0"/>
                 <w:numId w:val="10"/>
@@ -20685,7 +20193,7 @@
           </w:p>
           <w:p>
             <w:pPr>
-              <w:pStyle w:val="Prrafodelista"/>
+              <w:pStyle w:val="ListParagraph"/>
               <w:numPr>
                 <w:ilvl w:val="0"/>
                 <w:numId w:val="10"/>
@@ -20747,7 +20255,7 @@
           </w:tcPr>
           <w:p>
             <w:pPr>
-              <w:pStyle w:val="Prrafodelista"/>
+              <w:pStyle w:val="ListParagraph"/>
               <w:numPr>
                 <w:ilvl w:val="0"/>
                 <w:numId w:val="10"/>
@@ -20770,7 +20278,7 @@
           </w:p>
           <w:p>
             <w:pPr>
-              <w:pStyle w:val="Prrafodelista"/>
+              <w:pStyle w:val="ListParagraph"/>
               <w:numPr>
                 <w:ilvl w:val="0"/>
                 <w:numId w:val="10"/>
@@ -20830,7 +20338,7 @@
           </w:tcPr>
           <w:p>
             <w:pPr>
-              <w:pStyle w:val="Prrafodelista"/>
+              <w:pStyle w:val="ListParagraph"/>
               <w:numPr>
                 <w:ilvl w:val="0"/>
                 <w:numId w:val="10"/>
@@ -20853,7 +20361,7 @@
           </w:p>
           <w:p>
             <w:pPr>
-              <w:pStyle w:val="Prrafodelista"/>
+              <w:pStyle w:val="ListParagraph"/>
               <w:numPr>
                 <w:ilvl w:val="0"/>
                 <w:numId w:val="10"/>
@@ -20878,7 +20386,7 @@
           </w:p>
           <w:p>
             <w:pPr>
-              <w:pStyle w:val="Prrafodelista"/>
+              <w:pStyle w:val="ListParagraph"/>
               <w:numPr>
                 <w:ilvl w:val="0"/>
                 <w:numId w:val="10"/>
@@ -20890,6 +20398,7 @@
                 <w:lang w:eastAsia="es-CL"/>
               </w:rPr>
             </w:pPr>
+            <w:proofErr w:type="spellStart"/>
             <w:r>
               <w:rPr>
                 <w:rFonts w:ascii="Courier New" w:eastAsia="Times New Roman" w:hAnsi="Courier New" w:cs="Courier New"/>
@@ -20898,10 +20407,11 @@
               </w:rPr>
               <w:t>japan</w:t>
             </w:r>
-          </w:p>
-          <w:p>
-            <w:pPr>
-              <w:pStyle w:val="Prrafodelista"/>
+            <w:proofErr w:type="spellEnd"/>
+          </w:p>
+          <w:p>
+            <w:pPr>
+              <w:pStyle w:val="ListParagraph"/>
               <w:numPr>
                 <w:ilvl w:val="0"/>
                 <w:numId w:val="10"/>
@@ -20913,6 +20423,7 @@
                 <w:lang w:eastAsia="es-CL"/>
               </w:rPr>
             </w:pPr>
+            <w:proofErr w:type="spellStart"/>
             <w:r>
               <w:rPr>
                 <w:rFonts w:ascii="Courier New" w:eastAsia="Times New Roman" w:hAnsi="Courier New" w:cs="Courier New"/>
@@ -20921,10 +20432,11 @@
               </w:rPr>
               <w:t>china</w:t>
             </w:r>
-          </w:p>
-          <w:p>
-            <w:pPr>
-              <w:pStyle w:val="Prrafodelista"/>
+            <w:proofErr w:type="spellEnd"/>
+          </w:p>
+          <w:p>
+            <w:pPr>
+              <w:pStyle w:val="ListParagraph"/>
               <w:numPr>
                 <w:ilvl w:val="0"/>
                 <w:numId w:val="10"/>
@@ -20949,7 +20461,7 @@
           </w:p>
           <w:p>
             <w:pPr>
-              <w:pStyle w:val="Prrafodelista"/>
+              <w:pStyle w:val="ListParagraph"/>
               <w:numPr>
                 <w:ilvl w:val="0"/>
                 <w:numId w:val="10"/>
@@ -21203,7 +20715,7 @@
           </w:tcPr>
           <w:p>
             <w:pPr>
-              <w:pStyle w:val="Prrafodelista"/>
+              <w:pStyle w:val="ListParagraph"/>
               <w:numPr>
                 <w:ilvl w:val="0"/>
                 <w:numId w:val="10"/>
@@ -21226,7 +20738,7 @@
           </w:p>
           <w:p>
             <w:pPr>
-              <w:pStyle w:val="Prrafodelista"/>
+              <w:pStyle w:val="ListParagraph"/>
               <w:numPr>
                 <w:ilvl w:val="0"/>
                 <w:numId w:val="10"/>
@@ -21249,7 +20761,7 @@
           </w:p>
           <w:p>
             <w:pPr>
-              <w:pStyle w:val="Prrafodelista"/>
+              <w:pStyle w:val="ListParagraph"/>
               <w:numPr>
                 <w:ilvl w:val="0"/>
                 <w:numId w:val="10"/>
@@ -21272,7 +20784,7 @@
           </w:p>
           <w:p>
             <w:pPr>
-              <w:pStyle w:val="Prrafodelista"/>
+              <w:pStyle w:val="ListParagraph"/>
               <w:numPr>
                 <w:ilvl w:val="0"/>
                 <w:numId w:val="10"/>
@@ -21295,7 +20807,7 @@
           </w:p>
           <w:p>
             <w:pPr>
-              <w:pStyle w:val="Prrafodelista"/>
+              <w:pStyle w:val="ListParagraph"/>
               <w:numPr>
                 <w:ilvl w:val="0"/>
                 <w:numId w:val="10"/>
@@ -21318,7 +20830,7 @@
           </w:p>
           <w:p>
             <w:pPr>
-              <w:pStyle w:val="Prrafodelista"/>
+              <w:pStyle w:val="ListParagraph"/>
               <w:numPr>
                 <w:ilvl w:val="0"/>
                 <w:numId w:val="10"/>
@@ -21378,7 +20890,7 @@
           </w:tcPr>
           <w:p>
             <w:pPr>
-              <w:pStyle w:val="Prrafodelista"/>
+              <w:pStyle w:val="ListParagraph"/>
               <w:numPr>
                 <w:ilvl w:val="0"/>
                 <w:numId w:val="10"/>
@@ -21401,7 +20913,7 @@
           </w:p>
           <w:p>
             <w:pPr>
-              <w:pStyle w:val="Prrafodelista"/>
+              <w:pStyle w:val="ListParagraph"/>
               <w:numPr>
                 <w:ilvl w:val="0"/>
                 <w:numId w:val="10"/>
@@ -21426,7 +20938,7 @@
           </w:p>
           <w:p>
             <w:pPr>
-              <w:pStyle w:val="Prrafodelista"/>
+              <w:pStyle w:val="ListParagraph"/>
               <w:numPr>
                 <w:ilvl w:val="0"/>
                 <w:numId w:val="10"/>
@@ -21438,6 +20950,7 @@
                 <w:lang w:eastAsia="es-CL"/>
               </w:rPr>
             </w:pPr>
+            <w:proofErr w:type="spellStart"/>
             <w:r>
               <w:rPr>
                 <w:rFonts w:ascii="Courier New" w:eastAsia="Times New Roman" w:hAnsi="Courier New" w:cs="Courier New"/>
@@ -21446,10 +20959,11 @@
               </w:rPr>
               <w:t>japan</w:t>
             </w:r>
-          </w:p>
-          <w:p>
-            <w:pPr>
-              <w:pStyle w:val="Prrafodelista"/>
+            <w:proofErr w:type="spellEnd"/>
+          </w:p>
+          <w:p>
+            <w:pPr>
+              <w:pStyle w:val="ListParagraph"/>
               <w:numPr>
                 <w:ilvl w:val="0"/>
                 <w:numId w:val="10"/>
@@ -21461,6 +20975,7 @@
                 <w:lang w:eastAsia="es-CL"/>
               </w:rPr>
             </w:pPr>
+            <w:proofErr w:type="spellStart"/>
             <w:r>
               <w:rPr>
                 <w:rFonts w:ascii="Courier New" w:eastAsia="Times New Roman" w:hAnsi="Courier New" w:cs="Courier New"/>
@@ -21469,10 +20984,11 @@
               </w:rPr>
               <w:t>china</w:t>
             </w:r>
-          </w:p>
-          <w:p>
-            <w:pPr>
-              <w:pStyle w:val="Prrafodelista"/>
+            <w:proofErr w:type="spellEnd"/>
+          </w:p>
+          <w:p>
+            <w:pPr>
+              <w:pStyle w:val="ListParagraph"/>
               <w:numPr>
                 <w:ilvl w:val="0"/>
                 <w:numId w:val="10"/>
@@ -21497,7 +21013,7 @@
           </w:p>
           <w:p>
             <w:pPr>
-              <w:pStyle w:val="Prrafodelista"/>
+              <w:pStyle w:val="ListParagraph"/>
               <w:numPr>
                 <w:ilvl w:val="0"/>
                 <w:numId w:val="10"/>
@@ -21787,7 +21303,7 @@
           </w:tcPr>
           <w:p>
             <w:pPr>
-              <w:pStyle w:val="Prrafodelista"/>
+              <w:pStyle w:val="ListParagraph"/>
               <w:numPr>
                 <w:ilvl w:val="0"/>
                 <w:numId w:val="10"/>
@@ -21810,7 +21326,7 @@
           </w:p>
           <w:p>
             <w:pPr>
-              <w:pStyle w:val="Prrafodelista"/>
+              <w:pStyle w:val="ListParagraph"/>
               <w:numPr>
                 <w:ilvl w:val="0"/>
                 <w:numId w:val="10"/>
@@ -21833,7 +21349,7 @@
           </w:p>
           <w:p>
             <w:pPr>
-              <w:pStyle w:val="Prrafodelista"/>
+              <w:pStyle w:val="ListParagraph"/>
               <w:numPr>
                 <w:ilvl w:val="0"/>
                 <w:numId w:val="10"/>
@@ -21856,7 +21372,7 @@
           </w:p>
           <w:p>
             <w:pPr>
-              <w:pStyle w:val="Prrafodelista"/>
+              <w:pStyle w:val="ListParagraph"/>
               <w:numPr>
                 <w:ilvl w:val="0"/>
                 <w:numId w:val="10"/>
@@ -21879,7 +21395,7 @@
           </w:p>
           <w:p>
             <w:pPr>
-              <w:pStyle w:val="Prrafodelista"/>
+              <w:pStyle w:val="ListParagraph"/>
               <w:numPr>
                 <w:ilvl w:val="0"/>
                 <w:numId w:val="10"/>
@@ -21902,7 +21418,7 @@
           </w:p>
           <w:p>
             <w:pPr>
-              <w:pStyle w:val="Prrafodelista"/>
+              <w:pStyle w:val="ListParagraph"/>
               <w:numPr>
                 <w:ilvl w:val="0"/>
                 <w:numId w:val="10"/>
@@ -21963,7 +21479,7 @@
           </w:tcPr>
           <w:p>
             <w:pPr>
-              <w:pStyle w:val="Prrafodelista"/>
+              <w:pStyle w:val="ListParagraph"/>
               <w:numPr>
                 <w:ilvl w:val="0"/>
                 <w:numId w:val="10"/>
@@ -21986,7 +21502,7 @@
           </w:p>
           <w:p>
             <w:pPr>
-              <w:pStyle w:val="Prrafodelista"/>
+              <w:pStyle w:val="ListParagraph"/>
               <w:numPr>
                 <w:ilvl w:val="0"/>
                 <w:numId w:val="10"/>
@@ -22046,7 +21562,7 @@
           </w:tcPr>
           <w:p>
             <w:pPr>
-              <w:pStyle w:val="Prrafodelista"/>
+              <w:pStyle w:val="ListParagraph"/>
               <w:numPr>
                 <w:ilvl w:val="0"/>
                 <w:numId w:val="10"/>
@@ -22069,7 +21585,7 @@
           </w:p>
           <w:p>
             <w:pPr>
-              <w:pStyle w:val="Prrafodelista"/>
+              <w:pStyle w:val="ListParagraph"/>
               <w:numPr>
                 <w:ilvl w:val="0"/>
                 <w:numId w:val="10"/>
@@ -22129,7 +21645,7 @@
           </w:tcPr>
           <w:p>
             <w:pPr>
-              <w:pStyle w:val="Prrafodelista"/>
+              <w:pStyle w:val="ListParagraph"/>
               <w:numPr>
                 <w:ilvl w:val="0"/>
                 <w:numId w:val="10"/>
@@ -22152,7 +21668,7 @@
           </w:p>
           <w:p>
             <w:pPr>
-              <w:pStyle w:val="Prrafodelista"/>
+              <w:pStyle w:val="ListParagraph"/>
               <w:numPr>
                 <w:ilvl w:val="0"/>
                 <w:numId w:val="10"/>
@@ -22177,7 +21693,7 @@
           </w:p>
           <w:p>
             <w:pPr>
-              <w:pStyle w:val="Prrafodelista"/>
+              <w:pStyle w:val="ListParagraph"/>
               <w:numPr>
                 <w:ilvl w:val="0"/>
                 <w:numId w:val="10"/>
@@ -22189,6 +21705,7 @@
                 <w:lang w:eastAsia="es-CL"/>
               </w:rPr>
             </w:pPr>
+            <w:proofErr w:type="spellStart"/>
             <w:r>
               <w:rPr>
                 <w:rFonts w:ascii="Courier New" w:eastAsia="Times New Roman" w:hAnsi="Courier New" w:cs="Courier New"/>
@@ -22197,10 +21714,11 @@
               </w:rPr>
               <w:t>japan</w:t>
             </w:r>
-          </w:p>
-          <w:p>
-            <w:pPr>
-              <w:pStyle w:val="Prrafodelista"/>
+            <w:proofErr w:type="spellEnd"/>
+          </w:p>
+          <w:p>
+            <w:pPr>
+              <w:pStyle w:val="ListParagraph"/>
               <w:numPr>
                 <w:ilvl w:val="0"/>
                 <w:numId w:val="10"/>
@@ -22212,6 +21730,7 @@
                 <w:lang w:eastAsia="es-CL"/>
               </w:rPr>
             </w:pPr>
+            <w:proofErr w:type="spellStart"/>
             <w:r>
               <w:rPr>
                 <w:rFonts w:ascii="Courier New" w:eastAsia="Times New Roman" w:hAnsi="Courier New" w:cs="Courier New"/>
@@ -22220,10 +21739,11 @@
               </w:rPr>
               <w:t>china</w:t>
             </w:r>
-          </w:p>
-          <w:p>
-            <w:pPr>
-              <w:pStyle w:val="Prrafodelista"/>
+            <w:proofErr w:type="spellEnd"/>
+          </w:p>
+          <w:p>
+            <w:pPr>
+              <w:pStyle w:val="ListParagraph"/>
               <w:numPr>
                 <w:ilvl w:val="0"/>
                 <w:numId w:val="10"/>
@@ -22248,7 +21768,7 @@
           </w:p>
           <w:p>
             <w:pPr>
-              <w:pStyle w:val="Prrafodelista"/>
+              <w:pStyle w:val="ListParagraph"/>
               <w:numPr>
                 <w:ilvl w:val="0"/>
                 <w:numId w:val="10"/>
@@ -22397,7 +21917,7 @@
           </w:tcPr>
           <w:p>
             <w:pPr>
-              <w:pStyle w:val="Prrafodelista"/>
+              <w:pStyle w:val="ListParagraph"/>
               <w:numPr>
                 <w:ilvl w:val="0"/>
                 <w:numId w:val="10"/>
@@ -22420,7 +21940,7 @@
           </w:p>
           <w:p>
             <w:pPr>
-              <w:pStyle w:val="Prrafodelista"/>
+              <w:pStyle w:val="ListParagraph"/>
               <w:numPr>
                 <w:ilvl w:val="0"/>
                 <w:numId w:val="10"/>
@@ -22443,7 +21963,7 @@
           </w:p>
           <w:p>
             <w:pPr>
-              <w:pStyle w:val="Prrafodelista"/>
+              <w:pStyle w:val="ListParagraph"/>
               <w:numPr>
                 <w:ilvl w:val="0"/>
                 <w:numId w:val="10"/>
@@ -22503,7 +22023,7 @@
           </w:tcPr>
           <w:p>
             <w:pPr>
-              <w:pStyle w:val="Prrafodelista"/>
+              <w:pStyle w:val="ListParagraph"/>
               <w:numPr>
                 <w:ilvl w:val="0"/>
                 <w:numId w:val="10"/>
@@ -22526,7 +22046,7 @@
           </w:p>
           <w:p>
             <w:pPr>
-              <w:pStyle w:val="Prrafodelista"/>
+              <w:pStyle w:val="ListParagraph"/>
               <w:numPr>
                 <w:ilvl w:val="0"/>
                 <w:numId w:val="10"/>
@@ -22549,7 +22069,7 @@
           </w:p>
           <w:p>
             <w:pPr>
-              <w:pStyle w:val="Prrafodelista"/>
+              <w:pStyle w:val="ListParagraph"/>
               <w:numPr>
                 <w:ilvl w:val="0"/>
                 <w:numId w:val="10"/>
@@ -22572,7 +22092,7 @@
           </w:p>
           <w:p>
             <w:pPr>
-              <w:pStyle w:val="Prrafodelista"/>
+              <w:pStyle w:val="ListParagraph"/>
               <w:numPr>
                 <w:ilvl w:val="0"/>
                 <w:numId w:val="10"/>
@@ -22595,7 +22115,7 @@
           </w:p>
           <w:p>
             <w:pPr>
-              <w:pStyle w:val="Prrafodelista"/>
+              <w:pStyle w:val="ListParagraph"/>
               <w:numPr>
                 <w:ilvl w:val="0"/>
                 <w:numId w:val="10"/>
@@ -22618,7 +22138,7 @@
           </w:p>
           <w:p>
             <w:pPr>
-              <w:pStyle w:val="Prrafodelista"/>
+              <w:pStyle w:val="ListParagraph"/>
               <w:numPr>
                 <w:ilvl w:val="0"/>
                 <w:numId w:val="10"/>
@@ -22822,7 +22342,7 @@
           </w:tcPr>
           <w:p>
             <w:pPr>
-              <w:pStyle w:val="Prrafodelista"/>
+              <w:pStyle w:val="ListParagraph"/>
               <w:numPr>
                 <w:ilvl w:val="0"/>
                 <w:numId w:val="10"/>
@@ -22845,7 +22365,7 @@
           </w:p>
           <w:p>
             <w:pPr>
-              <w:pStyle w:val="Prrafodelista"/>
+              <w:pStyle w:val="ListParagraph"/>
               <w:numPr>
                 <w:ilvl w:val="0"/>
                 <w:numId w:val="10"/>
@@ -22868,7 +22388,7 @@
           </w:p>
           <w:p>
             <w:pPr>
-              <w:pStyle w:val="Prrafodelista"/>
+              <w:pStyle w:val="ListParagraph"/>
               <w:numPr>
                 <w:ilvl w:val="0"/>
                 <w:numId w:val="10"/>
@@ -22928,7 +22448,7 @@
           </w:tcPr>
           <w:p>
             <w:pPr>
-              <w:pStyle w:val="Prrafodelista"/>
+              <w:pStyle w:val="ListParagraph"/>
               <w:numPr>
                 <w:ilvl w:val="0"/>
                 <w:numId w:val="10"/>
@@ -22951,7 +22471,7 @@
           </w:p>
           <w:p>
             <w:pPr>
-              <w:pStyle w:val="Prrafodelista"/>
+              <w:pStyle w:val="ListParagraph"/>
               <w:numPr>
                 <w:ilvl w:val="0"/>
                 <w:numId w:val="10"/>
@@ -22974,7 +22494,7 @@
           </w:p>
           <w:p>
             <w:pPr>
-              <w:pStyle w:val="Prrafodelista"/>
+              <w:pStyle w:val="ListParagraph"/>
               <w:numPr>
                 <w:ilvl w:val="0"/>
                 <w:numId w:val="10"/>
@@ -22997,7 +22517,7 @@
           </w:p>
           <w:p>
             <w:pPr>
-              <w:pStyle w:val="Prrafodelista"/>
+              <w:pStyle w:val="ListParagraph"/>
               <w:numPr>
                 <w:ilvl w:val="0"/>
                 <w:numId w:val="10"/>
@@ -23020,7 +22540,7 @@
           </w:p>
           <w:p>
             <w:pPr>
-              <w:pStyle w:val="Prrafodelista"/>
+              <w:pStyle w:val="ListParagraph"/>
               <w:numPr>
                 <w:ilvl w:val="0"/>
                 <w:numId w:val="10"/>
@@ -23043,7 +22563,7 @@
           </w:p>
           <w:p>
             <w:pPr>
-              <w:pStyle w:val="Prrafodelista"/>
+              <w:pStyle w:val="ListParagraph"/>
               <w:numPr>
                 <w:ilvl w:val="0"/>
                 <w:numId w:val="10"/>
@@ -23252,7 +22772,7 @@
           </w:tcPr>
           <w:p>
             <w:pPr>
-              <w:pStyle w:val="Prrafodelista"/>
+              <w:pStyle w:val="ListParagraph"/>
               <w:numPr>
                 <w:ilvl w:val="0"/>
                 <w:numId w:val="10"/>
@@ -23275,7 +22795,7 @@
           </w:p>
           <w:p>
             <w:pPr>
-              <w:pStyle w:val="Prrafodelista"/>
+              <w:pStyle w:val="ListParagraph"/>
               <w:numPr>
                 <w:ilvl w:val="0"/>
                 <w:numId w:val="10"/>
@@ -23298,7 +22818,7 @@
           </w:p>
           <w:p>
             <w:pPr>
-              <w:pStyle w:val="Prrafodelista"/>
+              <w:pStyle w:val="ListParagraph"/>
               <w:numPr>
                 <w:ilvl w:val="0"/>
                 <w:numId w:val="10"/>
@@ -23321,7 +22841,7 @@
           </w:p>
           <w:p>
             <w:pPr>
-              <w:pStyle w:val="Prrafodelista"/>
+              <w:pStyle w:val="ListParagraph"/>
               <w:numPr>
                 <w:ilvl w:val="0"/>
                 <w:numId w:val="10"/>
@@ -23345,7 +22865,7 @@
           </w:p>
           <w:p>
             <w:pPr>
-              <w:pStyle w:val="Prrafodelista"/>
+              <w:pStyle w:val="ListParagraph"/>
               <w:numPr>
                 <w:ilvl w:val="0"/>
                 <w:numId w:val="10"/>
@@ -23368,7 +22888,7 @@
           </w:p>
           <w:p>
             <w:pPr>
-              <w:pStyle w:val="Prrafodelista"/>
+              <w:pStyle w:val="ListParagraph"/>
               <w:numPr>
                 <w:ilvl w:val="0"/>
                 <w:numId w:val="10"/>
@@ -23429,7 +22949,7 @@
           </w:tcPr>
           <w:p>
             <w:pPr>
-              <w:pStyle w:val="Prrafodelista"/>
+              <w:pStyle w:val="ListParagraph"/>
               <w:numPr>
                 <w:ilvl w:val="0"/>
                 <w:numId w:val="10"/>
@@ -23454,7 +22974,7 @@
           </w:p>
           <w:p>
             <w:pPr>
-              <w:pStyle w:val="Prrafodelista"/>
+              <w:pStyle w:val="ListParagraph"/>
               <w:numPr>
                 <w:ilvl w:val="0"/>
                 <w:numId w:val="10"/>
@@ -23689,7 +23209,7 @@
           </w:p>
           <w:p>
             <w:pPr>
-              <w:pStyle w:val="Prrafodelista"/>
+              <w:pStyle w:val="ListParagraph"/>
               <w:numPr>
                 <w:ilvl w:val="0"/>
                 <w:numId w:val="10"/>
@@ -23707,30 +23227,12 @@
                 <w:color w:val="000000"/>
                 <w:lang w:eastAsia="es-CL"/>
               </w:rPr>
-              <w:t xml:space="preserve">1   Vs30 from </w:t>
-            </w:r>
-            <w:proofErr w:type="gramStart"/>
-            <w:r>
-              <w:rPr>
-                <w:rFonts w:ascii="Courier New" w:eastAsia="Times New Roman" w:hAnsi="Courier New" w:cs="Courier New"/>
-                <w:color w:val="000000"/>
-                <w:lang w:eastAsia="es-CL"/>
-              </w:rPr>
-              <w:t>eq(</w:t>
-            </w:r>
-            <w:proofErr w:type="gramEnd"/>
-            <w:r>
-              <w:rPr>
-                <w:rFonts w:ascii="Courier New" w:eastAsia="Times New Roman" w:hAnsi="Courier New" w:cs="Courier New"/>
-                <w:color w:val="000000"/>
-                <w:lang w:eastAsia="es-CL"/>
-              </w:rPr>
-              <w:t>5)</w:t>
-            </w:r>
-          </w:p>
-          <w:p>
-            <w:pPr>
-              <w:pStyle w:val="Prrafodelista"/>
+              <w:t>1   Vs30 from eq(5)</w:t>
+            </w:r>
+          </w:p>
+          <w:p>
+            <w:pPr>
+              <w:pStyle w:val="ListParagraph"/>
               <w:numPr>
                 <w:ilvl w:val="0"/>
                 <w:numId w:val="10"/>
@@ -23748,30 +23250,12 @@
                 <w:color w:val="000000"/>
                 <w:lang w:eastAsia="es-CL"/>
               </w:rPr>
-              <w:t xml:space="preserve">2   Vs30 from </w:t>
-            </w:r>
-            <w:proofErr w:type="gramStart"/>
-            <w:r>
-              <w:rPr>
-                <w:rFonts w:ascii="Courier New" w:eastAsia="Times New Roman" w:hAnsi="Courier New" w:cs="Courier New"/>
-                <w:color w:val="000000"/>
-                <w:lang w:eastAsia="es-CL"/>
-              </w:rPr>
-              <w:t>eq(</w:t>
-            </w:r>
-            <w:proofErr w:type="gramEnd"/>
-            <w:r>
-              <w:rPr>
-                <w:rFonts w:ascii="Courier New" w:eastAsia="Times New Roman" w:hAnsi="Courier New" w:cs="Courier New"/>
-                <w:color w:val="000000"/>
-                <w:lang w:eastAsia="es-CL"/>
-              </w:rPr>
-              <w:t>6)</w:t>
-            </w:r>
-          </w:p>
-          <w:p>
-            <w:pPr>
-              <w:pStyle w:val="Prrafodelista"/>
+              <w:t>2   Vs30 from eq(6)</w:t>
+            </w:r>
+          </w:p>
+          <w:p>
+            <w:pPr>
+              <w:pStyle w:val="ListParagraph"/>
               <w:numPr>
                 <w:ilvl w:val="0"/>
                 <w:numId w:val="10"/>
@@ -23831,7 +23315,7 @@
           </w:tcPr>
           <w:p>
             <w:pPr>
-              <w:pStyle w:val="Prrafodelista"/>
+              <w:pStyle w:val="ListParagraph"/>
               <w:numPr>
                 <w:ilvl w:val="0"/>
                 <w:numId w:val="10"/>
@@ -23854,7 +23338,7 @@
           </w:p>
           <w:p>
             <w:pPr>
-              <w:pStyle w:val="Prrafodelista"/>
+              <w:pStyle w:val="ListParagraph"/>
               <w:numPr>
                 <w:ilvl w:val="0"/>
                 <w:numId w:val="10"/>
@@ -23877,7 +23361,7 @@
           </w:p>
           <w:p>
             <w:pPr>
-              <w:pStyle w:val="Prrafodelista"/>
+              <w:pStyle w:val="ListParagraph"/>
               <w:numPr>
                 <w:ilvl w:val="0"/>
                 <w:numId w:val="10"/>
@@ -23900,7 +23384,7 @@
           </w:p>
           <w:p>
             <w:pPr>
-              <w:pStyle w:val="Prrafodelista"/>
+              <w:pStyle w:val="ListParagraph"/>
               <w:numPr>
                 <w:ilvl w:val="0"/>
                 <w:numId w:val="10"/>
@@ -23923,7 +23407,7 @@
           </w:p>
           <w:p>
             <w:pPr>
-              <w:pStyle w:val="Prrafodelista"/>
+              <w:pStyle w:val="ListParagraph"/>
               <w:numPr>
                 <w:ilvl w:val="0"/>
                 <w:numId w:val="10"/>
@@ -23946,7 +23430,7 @@
           </w:p>
           <w:p>
             <w:pPr>
-              <w:pStyle w:val="Prrafodelista"/>
+              <w:pStyle w:val="ListParagraph"/>
               <w:numPr>
                 <w:ilvl w:val="0"/>
                 <w:numId w:val="10"/>
@@ -24121,7 +23605,7 @@
           </w:p>
           <w:p>
             <w:pPr>
-              <w:pStyle w:val="Prrafodelista"/>
+              <w:pStyle w:val="ListParagraph"/>
               <w:numPr>
                 <w:ilvl w:val="0"/>
                 <w:numId w:val="13"/>
@@ -24144,7 +23628,7 @@
           </w:p>
           <w:p>
             <w:pPr>
-              <w:pStyle w:val="Prrafodelista"/>
+              <w:pStyle w:val="ListParagraph"/>
               <w:numPr>
                 <w:ilvl w:val="0"/>
                 <w:numId w:val="13"/>
@@ -24167,7 +23651,7 @@
           </w:p>
           <w:p>
             <w:pPr>
-              <w:pStyle w:val="Prrafodelista"/>
+              <w:pStyle w:val="ListParagraph"/>
               <w:numPr>
                 <w:ilvl w:val="0"/>
                 <w:numId w:val="13"/>
@@ -24227,7 +23711,7 @@
           </w:tcPr>
           <w:p>
             <w:pPr>
-              <w:pStyle w:val="Prrafodelista"/>
+              <w:pStyle w:val="ListParagraph"/>
               <w:numPr>
                 <w:ilvl w:val="0"/>
                 <w:numId w:val="10"/>
@@ -24250,7 +23734,7 @@
           </w:p>
           <w:p>
             <w:pPr>
-              <w:pStyle w:val="Prrafodelista"/>
+              <w:pStyle w:val="ListParagraph"/>
               <w:numPr>
                 <w:ilvl w:val="0"/>
                 <w:numId w:val="10"/>
@@ -24273,7 +23757,7 @@
           </w:p>
           <w:p>
             <w:pPr>
-              <w:pStyle w:val="Prrafodelista"/>
+              <w:pStyle w:val="ListParagraph"/>
               <w:numPr>
                 <w:ilvl w:val="0"/>
                 <w:numId w:val="10"/>
@@ -24296,7 +23780,7 @@
           </w:p>
           <w:p>
             <w:pPr>
-              <w:pStyle w:val="Prrafodelista"/>
+              <w:pStyle w:val="ListParagraph"/>
               <w:numPr>
                 <w:ilvl w:val="0"/>
                 <w:numId w:val="10"/>
@@ -24319,7 +23803,7 @@
           </w:p>
           <w:p>
             <w:pPr>
-              <w:pStyle w:val="Prrafodelista"/>
+              <w:pStyle w:val="ListParagraph"/>
               <w:numPr>
                 <w:ilvl w:val="0"/>
                 <w:numId w:val="10"/>
@@ -24342,7 +23826,7 @@
           </w:p>
           <w:p>
             <w:pPr>
-              <w:pStyle w:val="Prrafodelista"/>
+              <w:pStyle w:val="ListParagraph"/>
               <w:numPr>
                 <w:ilvl w:val="0"/>
                 <w:numId w:val="10"/>
@@ -24440,27 +23924,7 @@
                 <w:color w:val="000000"/>
                 <w:lang w:eastAsia="es-CL"/>
               </w:rPr>
-              <w:t xml:space="preserve"> </w:t>
-            </w:r>
-            <w:proofErr w:type="spellStart"/>
-            <w:r>
-              <w:rPr>
-                <w:rFonts w:ascii="Courier New" w:eastAsia="Times New Roman" w:hAnsi="Courier New" w:cs="Courier New"/>
-                <w:b/>
-                <w:color w:val="000000"/>
-                <w:lang w:eastAsia="es-CL"/>
-              </w:rPr>
-              <w:t>forearc</w:t>
-            </w:r>
-            <w:proofErr w:type="spellEnd"/>
-            <w:r>
-              <w:rPr>
-                <w:rFonts w:ascii="Courier New" w:eastAsia="Times New Roman" w:hAnsi="Courier New" w:cs="Courier New"/>
-                <w:b/>
-                <w:color w:val="000000"/>
-                <w:lang w:eastAsia="es-CL"/>
-              </w:rPr>
-              <w:t xml:space="preserve"> </w:t>
+              <w:t xml:space="preserve"> forearc </w:t>
             </w:r>
             <w:proofErr w:type="spellStart"/>
             <w:r>
@@ -24513,7 +23977,7 @@
           </w:tcPr>
           <w:p>
             <w:pPr>
-              <w:pStyle w:val="Prrafodelista"/>
+              <w:pStyle w:val="ListParagraph"/>
               <w:numPr>
                 <w:ilvl w:val="0"/>
                 <w:numId w:val="10"/>
@@ -24536,7 +24000,7 @@
           </w:p>
           <w:p>
             <w:pPr>
-              <w:pStyle w:val="Prrafodelista"/>
+              <w:pStyle w:val="ListParagraph"/>
               <w:numPr>
                 <w:ilvl w:val="0"/>
                 <w:numId w:val="10"/>
@@ -24548,6 +24012,7 @@
                 <w:lang w:eastAsia="es-CL"/>
               </w:rPr>
             </w:pPr>
+            <w:proofErr w:type="spellStart"/>
             <w:r>
               <w:rPr>
                 <w:rFonts w:ascii="Courier New" w:eastAsia="Times New Roman" w:hAnsi="Courier New" w:cs="Courier New"/>
@@ -24556,10 +24021,11 @@
               </w:rPr>
               <w:t>intraslab</w:t>
             </w:r>
-          </w:p>
-          <w:p>
-            <w:pPr>
-              <w:pStyle w:val="Prrafodelista"/>
+            <w:proofErr w:type="spellEnd"/>
+          </w:p>
+          <w:p>
+            <w:pPr>
+              <w:pStyle w:val="ListParagraph"/>
               <w:numPr>
                 <w:ilvl w:val="0"/>
                 <w:numId w:val="10"/>
@@ -24582,7 +24048,7 @@
           </w:p>
           <w:p>
             <w:pPr>
-              <w:pStyle w:val="Prrafodelista"/>
+              <w:pStyle w:val="ListParagraph"/>
               <w:numPr>
                 <w:ilvl w:val="0"/>
                 <w:numId w:val="10"/>
@@ -24605,7 +24071,7 @@
           </w:p>
           <w:p>
             <w:pPr>
-              <w:pStyle w:val="Prrafodelista"/>
+              <w:pStyle w:val="ListParagraph"/>
               <w:numPr>
                 <w:ilvl w:val="0"/>
                 <w:numId w:val="10"/>
@@ -24628,7 +24094,7 @@
           </w:p>
           <w:p>
             <w:pPr>
-              <w:pStyle w:val="Prrafodelista"/>
+              <w:pStyle w:val="ListParagraph"/>
               <w:numPr>
                 <w:ilvl w:val="0"/>
                 <w:numId w:val="10"/>
@@ -24651,7 +24117,7 @@
           </w:p>
           <w:p>
             <w:pPr>
-              <w:pStyle w:val="Prrafodelista"/>
+              <w:pStyle w:val="ListParagraph"/>
               <w:numPr>
                 <w:ilvl w:val="0"/>
                 <w:numId w:val="10"/>
@@ -24674,7 +24140,7 @@
           </w:p>
           <w:p>
             <w:pPr>
-              <w:pStyle w:val="Prrafodelista"/>
+              <w:pStyle w:val="ListParagraph"/>
               <w:numPr>
                 <w:ilvl w:val="0"/>
                 <w:numId w:val="10"/>
@@ -24735,7 +24201,7 @@
           </w:tcPr>
           <w:p>
             <w:pPr>
-              <w:pStyle w:val="Prrafodelista"/>
+              <w:pStyle w:val="ListParagraph"/>
               <w:numPr>
                 <w:ilvl w:val="0"/>
                 <w:numId w:val="10"/>
@@ -24758,7 +24224,7 @@
           </w:p>
           <w:p>
             <w:pPr>
-              <w:pStyle w:val="Prrafodelista"/>
+              <w:pStyle w:val="ListParagraph"/>
               <w:numPr>
                 <w:ilvl w:val="0"/>
                 <w:numId w:val="10"/>
@@ -24840,7 +24306,7 @@
           </w:p>
           <w:p>
             <w:pPr>
-              <w:pStyle w:val="Prrafodelista"/>
+              <w:pStyle w:val="ListParagraph"/>
               <w:numPr>
                 <w:ilvl w:val="0"/>
                 <w:numId w:val="14"/>
@@ -24863,7 +24329,7 @@
           </w:p>
           <w:p>
             <w:pPr>
-              <w:pStyle w:val="Prrafodelista"/>
+              <w:pStyle w:val="ListParagraph"/>
               <w:numPr>
                 <w:ilvl w:val="0"/>
                 <w:numId w:val="14"/>
@@ -25038,7 +24504,7 @@
           </w:p>
           <w:p>
             <w:pPr>
-              <w:pStyle w:val="Prrafodelista"/>
+              <w:pStyle w:val="ListParagraph"/>
               <w:numPr>
                 <w:ilvl w:val="0"/>
                 <w:numId w:val="13"/>
@@ -25061,7 +24527,7 @@
           </w:p>
           <w:p>
             <w:pPr>
-              <w:pStyle w:val="Prrafodelista"/>
+              <w:pStyle w:val="ListParagraph"/>
               <w:numPr>
                 <w:ilvl w:val="0"/>
                 <w:numId w:val="13"/>
@@ -25084,7 +24550,7 @@
           </w:p>
           <w:p>
             <w:pPr>
-              <w:pStyle w:val="Prrafodelista"/>
+              <w:pStyle w:val="ListParagraph"/>
               <w:numPr>
                 <w:ilvl w:val="0"/>
                 <w:numId w:val="13"/>
@@ -25144,7 +24610,7 @@
           </w:tcPr>
           <w:p>
             <w:pPr>
-              <w:pStyle w:val="Prrafodelista"/>
+              <w:pStyle w:val="ListParagraph"/>
               <w:numPr>
                 <w:ilvl w:val="0"/>
                 <w:numId w:val="10"/>
@@ -25167,7 +24633,7 @@
           </w:p>
           <w:p>
             <w:pPr>
-              <w:pStyle w:val="Prrafodelista"/>
+              <w:pStyle w:val="ListParagraph"/>
               <w:numPr>
                 <w:ilvl w:val="0"/>
                 <w:numId w:val="10"/>
@@ -25190,7 +24656,7 @@
           </w:p>
           <w:p>
             <w:pPr>
-              <w:pStyle w:val="Prrafodelista"/>
+              <w:pStyle w:val="ListParagraph"/>
               <w:numPr>
                 <w:ilvl w:val="0"/>
                 <w:numId w:val="10"/>
@@ -25213,7 +24679,7 @@
           </w:p>
           <w:p>
             <w:pPr>
-              <w:pStyle w:val="Prrafodelista"/>
+              <w:pStyle w:val="ListParagraph"/>
               <w:numPr>
                 <w:ilvl w:val="0"/>
                 <w:numId w:val="10"/>
@@ -25236,7 +24702,7 @@
           </w:p>
           <w:p>
             <w:pPr>
-              <w:pStyle w:val="Prrafodelista"/>
+              <w:pStyle w:val="ListParagraph"/>
               <w:numPr>
                 <w:ilvl w:val="0"/>
                 <w:numId w:val="10"/>
@@ -25259,7 +24725,7 @@
           </w:p>
           <w:p>
             <w:pPr>
-              <w:pStyle w:val="Prrafodelista"/>
+              <w:pStyle w:val="ListParagraph"/>
               <w:numPr>
                 <w:ilvl w:val="0"/>
                 <w:numId w:val="10"/>
@@ -25411,7 +24877,7 @@
           </w:tcPr>
           <w:p>
             <w:pPr>
-              <w:pStyle w:val="Prrafodelista"/>
+              <w:pStyle w:val="ListParagraph"/>
               <w:numPr>
                 <w:ilvl w:val="0"/>
                 <w:numId w:val="10"/>
@@ -25434,7 +24900,7 @@
           </w:p>
           <w:p>
             <w:pPr>
-              <w:pStyle w:val="Prrafodelista"/>
+              <w:pStyle w:val="ListParagraph"/>
               <w:numPr>
                 <w:ilvl w:val="0"/>
                 <w:numId w:val="10"/>
@@ -25457,7 +24923,7 @@
           </w:p>
           <w:p>
             <w:pPr>
-              <w:pStyle w:val="Prrafodelista"/>
+              <w:pStyle w:val="ListParagraph"/>
               <w:numPr>
                 <w:ilvl w:val="0"/>
                 <w:numId w:val="10"/>
@@ -25475,12 +24941,22 @@
                 <w:color w:val="000000"/>
                 <w:lang w:eastAsia="es-CL"/>
               </w:rPr>
-              <w:t>subduction-intraslab</w:t>
-            </w:r>
-          </w:p>
-          <w:p>
-            <w:pPr>
-              <w:pStyle w:val="Prrafodelista"/>
+              <w:t>subduction-</w:t>
+            </w:r>
+            <w:proofErr w:type="spellStart"/>
+            <w:r>
+              <w:rPr>
+                <w:rFonts w:ascii="Courier New" w:eastAsia="Times New Roman" w:hAnsi="Courier New" w:cs="Courier New"/>
+                <w:color w:val="000000"/>
+                <w:lang w:eastAsia="es-CL"/>
+              </w:rPr>
+              <w:t>intraslab</w:t>
+            </w:r>
+            <w:proofErr w:type="spellEnd"/>
+          </w:p>
+          <w:p>
+            <w:pPr>
+              <w:pStyle w:val="ListParagraph"/>
               <w:numPr>
                 <w:ilvl w:val="0"/>
                 <w:numId w:val="10"/>
@@ -25503,7 +24979,7 @@
           </w:p>
           <w:p>
             <w:pPr>
-              <w:pStyle w:val="Prrafodelista"/>
+              <w:pStyle w:val="ListParagraph"/>
               <w:numPr>
                 <w:ilvl w:val="0"/>
                 <w:numId w:val="10"/>
@@ -25526,7 +25002,7 @@
           </w:p>
           <w:p>
             <w:pPr>
-              <w:pStyle w:val="Prrafodelista"/>
+              <w:pStyle w:val="ListParagraph"/>
               <w:numPr>
                 <w:ilvl w:val="0"/>
                 <w:numId w:val="10"/>
@@ -25549,7 +25025,7 @@
           </w:p>
           <w:p>
             <w:pPr>
-              <w:pStyle w:val="Prrafodelista"/>
+              <w:pStyle w:val="ListParagraph"/>
               <w:numPr>
                 <w:ilvl w:val="0"/>
                 <w:numId w:val="10"/>
@@ -25572,7 +25048,7 @@
           </w:p>
           <w:p>
             <w:pPr>
-              <w:pStyle w:val="Prrafodelista"/>
+              <w:pStyle w:val="ListParagraph"/>
               <w:numPr>
                 <w:ilvl w:val="0"/>
                 <w:numId w:val="10"/>
@@ -25595,7 +25071,7 @@
           </w:p>
           <w:p>
             <w:pPr>
-              <w:pStyle w:val="Prrafodelista"/>
+              <w:pStyle w:val="ListParagraph"/>
               <w:numPr>
                 <w:ilvl w:val="0"/>
                 <w:numId w:val="10"/>
@@ -25618,7 +25094,7 @@
           </w:p>
           <w:p>
             <w:pPr>
-              <w:pStyle w:val="Prrafodelista"/>
+              <w:pStyle w:val="ListParagraph"/>
               <w:numPr>
                 <w:ilvl w:val="0"/>
                 <w:numId w:val="10"/>
@@ -25682,7 +25158,7 @@
           </w:tcPr>
           <w:p>
             <w:pPr>
-              <w:pStyle w:val="Prrafodelista"/>
+              <w:pStyle w:val="ListParagraph"/>
               <w:numPr>
                 <w:ilvl w:val="0"/>
                 <w:numId w:val="10"/>
@@ -25739,7 +25215,7 @@
           </w:tcPr>
           <w:p>
             <w:pPr>
-              <w:pStyle w:val="Prrafodelista"/>
+              <w:pStyle w:val="ListParagraph"/>
               <w:numPr>
                 <w:ilvl w:val="0"/>
                 <w:numId w:val="10"/>
@@ -25795,7 +25271,7 @@
           </w:tcPr>
           <w:p>
             <w:pPr>
-              <w:pStyle w:val="Prrafodelista"/>
+              <w:pStyle w:val="ListParagraph"/>
               <w:numPr>
                 <w:ilvl w:val="0"/>
                 <w:numId w:val="10"/>
@@ -26031,7 +25507,7 @@
           </w:tcPr>
           <w:p>
             <w:pPr>
-              <w:pStyle w:val="Prrafodelista"/>
+              <w:pStyle w:val="ListParagraph"/>
               <w:numPr>
                 <w:ilvl w:val="0"/>
                 <w:numId w:val="10"/>
@@ -26054,7 +25530,7 @@
           </w:p>
           <w:p>
             <w:pPr>
-              <w:pStyle w:val="Prrafodelista"/>
+              <w:pStyle w:val="ListParagraph"/>
               <w:numPr>
                 <w:ilvl w:val="0"/>
                 <w:numId w:val="10"/>
@@ -26077,7 +25553,7 @@
           </w:p>
           <w:p>
             <w:pPr>
-              <w:pStyle w:val="Prrafodelista"/>
+              <w:pStyle w:val="ListParagraph"/>
               <w:numPr>
                 <w:ilvl w:val="0"/>
                 <w:numId w:val="10"/>
@@ -26100,7 +25576,7 @@
           </w:p>
           <w:p>
             <w:pPr>
-              <w:pStyle w:val="Prrafodelista"/>
+              <w:pStyle w:val="ListParagraph"/>
               <w:numPr>
                 <w:ilvl w:val="0"/>
                 <w:numId w:val="10"/>
@@ -26123,7 +25599,7 @@
           </w:p>
           <w:p>
             <w:pPr>
-              <w:pStyle w:val="Prrafodelista"/>
+              <w:pStyle w:val="ListParagraph"/>
               <w:numPr>
                 <w:ilvl w:val="0"/>
                 <w:numId w:val="10"/>
@@ -26146,7 +25622,7 @@
           </w:p>
           <w:p>
             <w:pPr>
-              <w:pStyle w:val="Prrafodelista"/>
+              <w:pStyle w:val="ListParagraph"/>
               <w:numPr>
                 <w:ilvl w:val="0"/>
                 <w:numId w:val="10"/>
@@ -26382,7 +25858,7 @@
           </w:tcPr>
           <w:p>
             <w:pPr>
-              <w:pStyle w:val="Prrafodelista"/>
+              <w:pStyle w:val="ListParagraph"/>
               <w:numPr>
                 <w:ilvl w:val="0"/>
                 <w:numId w:val="10"/>
@@ -26405,7 +25881,7 @@
           </w:p>
           <w:p>
             <w:pPr>
-              <w:pStyle w:val="Prrafodelista"/>
+              <w:pStyle w:val="ListParagraph"/>
               <w:numPr>
                 <w:ilvl w:val="0"/>
                 <w:numId w:val="10"/>
@@ -26428,7 +25904,7 @@
           </w:p>
           <w:p>
             <w:pPr>
-              <w:pStyle w:val="Prrafodelista"/>
+              <w:pStyle w:val="ListParagraph"/>
               <w:numPr>
                 <w:ilvl w:val="0"/>
                 <w:numId w:val="10"/>
@@ -26451,7 +25927,7 @@
           </w:p>
           <w:p>
             <w:pPr>
-              <w:pStyle w:val="Prrafodelista"/>
+              <w:pStyle w:val="ListParagraph"/>
               <w:numPr>
                 <w:ilvl w:val="0"/>
                 <w:numId w:val="10"/>
@@ -26474,7 +25950,7 @@
           </w:p>
           <w:p>
             <w:pPr>
-              <w:pStyle w:val="Prrafodelista"/>
+              <w:pStyle w:val="ListParagraph"/>
               <w:numPr>
                 <w:ilvl w:val="0"/>
                 <w:numId w:val="10"/>
@@ -26497,7 +25973,7 @@
           </w:p>
           <w:p>
             <w:pPr>
-              <w:pStyle w:val="Prrafodelista"/>
+              <w:pStyle w:val="ListParagraph"/>
               <w:numPr>
                 <w:ilvl w:val="0"/>
                 <w:numId w:val="10"/>
@@ -26557,7 +26033,7 @@
           </w:tcPr>
           <w:p>
             <w:pPr>
-              <w:pStyle w:val="Prrafodelista"/>
+              <w:pStyle w:val="ListParagraph"/>
               <w:numPr>
                 <w:ilvl w:val="0"/>
                 <w:numId w:val="10"/>
@@ -26580,7 +26056,7 @@
           </w:p>
           <w:p>
             <w:pPr>
-              <w:pStyle w:val="Prrafodelista"/>
+              <w:pStyle w:val="ListParagraph"/>
               <w:numPr>
                 <w:ilvl w:val="0"/>
                 <w:numId w:val="10"/>
@@ -26603,7 +26079,7 @@
           </w:p>
           <w:p>
             <w:pPr>
-              <w:pStyle w:val="Prrafodelista"/>
+              <w:pStyle w:val="ListParagraph"/>
               <w:numPr>
                 <w:ilvl w:val="0"/>
                 <w:numId w:val="10"/>
@@ -26626,7 +26102,7 @@
           </w:p>
           <w:p>
             <w:pPr>
-              <w:pStyle w:val="Prrafodelista"/>
+              <w:pStyle w:val="ListParagraph"/>
               <w:numPr>
                 <w:ilvl w:val="0"/>
                 <w:numId w:val="10"/>
@@ -26881,7 +26357,7 @@
           </w:tcPr>
           <w:p>
             <w:pPr>
-              <w:pStyle w:val="Prrafodelista"/>
+              <w:pStyle w:val="ListParagraph"/>
               <w:numPr>
                 <w:ilvl w:val="0"/>
                 <w:numId w:val="10"/>
@@ -26904,7 +26380,7 @@
           </w:p>
           <w:p>
             <w:pPr>
-              <w:pStyle w:val="Prrafodelista"/>
+              <w:pStyle w:val="ListParagraph"/>
               <w:numPr>
                 <w:ilvl w:val="0"/>
                 <w:numId w:val="10"/>
@@ -26927,7 +26403,7 @@
           </w:p>
           <w:p>
             <w:pPr>
-              <w:pStyle w:val="Prrafodelista"/>
+              <w:pStyle w:val="ListParagraph"/>
               <w:numPr>
                 <w:ilvl w:val="0"/>
                 <w:numId w:val="10"/>
@@ -26950,7 +26426,7 @@
           </w:p>
           <w:p>
             <w:pPr>
-              <w:pStyle w:val="Prrafodelista"/>
+              <w:pStyle w:val="ListParagraph"/>
               <w:numPr>
                 <w:ilvl w:val="0"/>
                 <w:numId w:val="10"/>
@@ -26973,7 +26449,7 @@
           </w:p>
           <w:p>
             <w:pPr>
-              <w:pStyle w:val="Prrafodelista"/>
+              <w:pStyle w:val="ListParagraph"/>
               <w:numPr>
                 <w:ilvl w:val="0"/>
                 <w:numId w:val="10"/>
@@ -26996,7 +26472,7 @@
           </w:p>
           <w:p>
             <w:pPr>
-              <w:pStyle w:val="Prrafodelista"/>
+              <w:pStyle w:val="ListParagraph"/>
               <w:numPr>
                 <w:ilvl w:val="0"/>
                 <w:numId w:val="10"/>
@@ -27056,7 +26532,7 @@
           </w:tcPr>
           <w:p>
             <w:pPr>
-              <w:pStyle w:val="Prrafodelista"/>
+              <w:pStyle w:val="ListParagraph"/>
               <w:numPr>
                 <w:ilvl w:val="0"/>
                 <w:numId w:val="10"/>
@@ -27079,7 +26555,7 @@
           </w:p>
           <w:p>
             <w:pPr>
-              <w:pStyle w:val="Prrafodelista"/>
+              <w:pStyle w:val="ListParagraph"/>
               <w:numPr>
                 <w:ilvl w:val="0"/>
                 <w:numId w:val="10"/>
@@ -27104,7 +26580,7 @@
           </w:p>
           <w:p>
             <w:pPr>
-              <w:pStyle w:val="Prrafodelista"/>
+              <w:pStyle w:val="ListParagraph"/>
               <w:numPr>
                 <w:ilvl w:val="0"/>
                 <w:numId w:val="10"/>
@@ -27116,6 +26592,7 @@
                 <w:lang w:eastAsia="es-CL"/>
               </w:rPr>
             </w:pPr>
+            <w:proofErr w:type="spellStart"/>
             <w:r>
               <w:rPr>
                 <w:rFonts w:ascii="Courier New" w:eastAsia="Times New Roman" w:hAnsi="Courier New" w:cs="Courier New"/>
@@ -27124,10 +26601,11 @@
               </w:rPr>
               <w:t>japan</w:t>
             </w:r>
-          </w:p>
-          <w:p>
-            <w:pPr>
-              <w:pStyle w:val="Prrafodelista"/>
+            <w:proofErr w:type="spellEnd"/>
+          </w:p>
+          <w:p>
+            <w:pPr>
+              <w:pStyle w:val="ListParagraph"/>
               <w:numPr>
                 <w:ilvl w:val="0"/>
                 <w:numId w:val="10"/>
@@ -27139,6 +26617,7 @@
                 <w:lang w:eastAsia="es-CL"/>
               </w:rPr>
             </w:pPr>
+            <w:proofErr w:type="spellStart"/>
             <w:r>
               <w:rPr>
                 <w:rFonts w:ascii="Courier New" w:eastAsia="Times New Roman" w:hAnsi="Courier New" w:cs="Courier New"/>
@@ -27147,10 +26626,11 @@
               </w:rPr>
               <w:t>china</w:t>
             </w:r>
-          </w:p>
-          <w:p>
-            <w:pPr>
-              <w:pStyle w:val="Prrafodelista"/>
+            <w:proofErr w:type="spellEnd"/>
+          </w:p>
+          <w:p>
+            <w:pPr>
+              <w:pStyle w:val="ListParagraph"/>
               <w:numPr>
                 <w:ilvl w:val="0"/>
                 <w:numId w:val="10"/>
@@ -27175,7 +26655,7 @@
           </w:p>
           <w:p>
             <w:pPr>
-              <w:pStyle w:val="Prrafodelista"/>
+              <w:pStyle w:val="ListParagraph"/>
               <w:numPr>
                 <w:ilvl w:val="0"/>
                 <w:numId w:val="10"/>
@@ -27306,7 +26786,7 @@
           </w:tcPr>
           <w:p>
             <w:pPr>
-              <w:pStyle w:val="Prrafodelista"/>
+              <w:pStyle w:val="ListParagraph"/>
               <w:numPr>
                 <w:ilvl w:val="0"/>
                 <w:numId w:val="10"/>
@@ -27329,7 +26809,7 @@
           </w:p>
           <w:p>
             <w:pPr>
-              <w:pStyle w:val="Prrafodelista"/>
+              <w:pStyle w:val="ListParagraph"/>
               <w:numPr>
                 <w:ilvl w:val="0"/>
                 <w:numId w:val="10"/>
@@ -27352,7 +26832,7 @@
           </w:p>
           <w:p>
             <w:pPr>
-              <w:pStyle w:val="Prrafodelista"/>
+              <w:pStyle w:val="ListParagraph"/>
               <w:numPr>
                 <w:ilvl w:val="0"/>
                 <w:numId w:val="10"/>
@@ -27375,7 +26855,7 @@
           </w:p>
           <w:p>
             <w:pPr>
-              <w:pStyle w:val="Prrafodelista"/>
+              <w:pStyle w:val="ListParagraph"/>
               <w:numPr>
                 <w:ilvl w:val="0"/>
                 <w:numId w:val="10"/>
@@ -27398,7 +26878,7 @@
           </w:p>
           <w:p>
             <w:pPr>
-              <w:pStyle w:val="Prrafodelista"/>
+              <w:pStyle w:val="ListParagraph"/>
               <w:numPr>
                 <w:ilvl w:val="0"/>
                 <w:numId w:val="10"/>
@@ -27421,7 +26901,7 @@
           </w:p>
           <w:p>
             <w:pPr>
-              <w:pStyle w:val="Prrafodelista"/>
+              <w:pStyle w:val="ListParagraph"/>
               <w:numPr>
                 <w:ilvl w:val="0"/>
                 <w:numId w:val="10"/>
@@ -27484,7 +26964,7 @@
     </w:p>
     <w:tbl>
       <w:tblPr>
-        <w:tblStyle w:val="Tablaconcuadrcula"/>
+        <w:tblStyle w:val="TableGrid"/>
         <w:tblW w:w="0" w:type="auto"/>
         <w:tblLook w:val="04A0" w:firstRow="1" w:lastRow="0" w:firstColumn="1" w:lastColumn="0" w:noHBand="0" w:noVBand="1"/>
       </w:tblPr>
@@ -27616,7 +27096,7 @@
           </w:tcPr>
           <w:p>
             <w:pPr>
-              <w:pStyle w:val="Prrafodelista"/>
+              <w:pStyle w:val="ListParagraph"/>
               <w:numPr>
                 <w:ilvl w:val="0"/>
                 <w:numId w:val="15"/>
@@ -27634,7 +27114,7 @@
           </w:p>
           <w:p>
             <w:pPr>
-              <w:pStyle w:val="Prrafodelista"/>
+              <w:pStyle w:val="ListParagraph"/>
               <w:numPr>
                 <w:ilvl w:val="0"/>
                 <w:numId w:val="15"/>
@@ -27806,7 +27286,7 @@
     </w:p>
     <w:tbl>
       <w:tblPr>
-        <w:tblStyle w:val="Tablaconcuadrcula"/>
+        <w:tblStyle w:val="TableGrid"/>
         <w:tblW w:w="0" w:type="auto"/>
         <w:tblLook w:val="04A0" w:firstRow="1" w:lastRow="0" w:firstColumn="1" w:lastColumn="0" w:noHBand="0" w:noVBand="1"/>
       </w:tblPr>
@@ -27926,7 +27406,7 @@
           </w:tcPr>
           <w:p>
             <w:pPr>
-              <w:pStyle w:val="Prrafodelista"/>
+              <w:pStyle w:val="ListParagraph"/>
               <w:numPr>
                 <w:ilvl w:val="0"/>
                 <w:numId w:val="15"/>
@@ -27944,7 +27424,7 @@
           </w:p>
           <w:p>
             <w:pPr>
-              <w:pStyle w:val="Prrafodelista"/>
+              <w:pStyle w:val="ListParagraph"/>
               <w:numPr>
                 <w:ilvl w:val="0"/>
                 <w:numId w:val="15"/>
@@ -28062,7 +27542,7 @@
           </w:tcPr>
           <w:p>
             <w:pPr>
-              <w:pStyle w:val="Prrafodelista"/>
+              <w:pStyle w:val="ListParagraph"/>
               <w:numPr>
                 <w:ilvl w:val="0"/>
                 <w:numId w:val="16"/>
@@ -28080,7 +27560,7 @@
           </w:p>
           <w:p>
             <w:pPr>
-              <w:pStyle w:val="Prrafodelista"/>
+              <w:pStyle w:val="ListParagraph"/>
               <w:numPr>
                 <w:ilvl w:val="0"/>
                 <w:numId w:val="16"/>
@@ -28098,7 +27578,7 @@
           </w:p>
           <w:p>
             <w:pPr>
-              <w:pStyle w:val="Prrafodelista"/>
+              <w:pStyle w:val="ListParagraph"/>
               <w:numPr>
                 <w:ilvl w:val="0"/>
                 <w:numId w:val="16"/>
@@ -28107,12 +27587,14 @@
                 <w:rFonts w:ascii="Courier New" w:hAnsi="Courier New" w:cs="Courier New"/>
               </w:rPr>
             </w:pPr>
+            <w:proofErr w:type="spellStart"/>
             <w:r>
               <w:rPr>
                 <w:rFonts w:ascii="Courier New" w:hAnsi="Courier New" w:cs="Courier New"/>
               </w:rPr>
               <w:t>intraslab</w:t>
             </w:r>
+            <w:proofErr w:type="spellEnd"/>
           </w:p>
         </w:tc>
       </w:tr>
@@ -28183,7 +27665,7 @@
           </w:tcPr>
           <w:p>
             <w:pPr>
-              <w:pStyle w:val="Prrafodelista"/>
+              <w:pStyle w:val="ListParagraph"/>
               <w:numPr>
                 <w:ilvl w:val="0"/>
                 <w:numId w:val="17"/>
@@ -28203,7 +27685,7 @@
           </w:p>
           <w:p>
             <w:pPr>
-              <w:pStyle w:val="Prrafodelista"/>
+              <w:pStyle w:val="ListParagraph"/>
               <w:numPr>
                 <w:ilvl w:val="0"/>
                 <w:numId w:val="17"/>
@@ -28278,7 +27760,7 @@
           </w:tcPr>
           <w:p>
             <w:pPr>
-              <w:pStyle w:val="Prrafodelista"/>
+              <w:pStyle w:val="ListParagraph"/>
               <w:numPr>
                 <w:ilvl w:val="0"/>
                 <w:numId w:val="18"/>
@@ -28296,7 +27778,7 @@
           </w:p>
           <w:p>
             <w:pPr>
-              <w:pStyle w:val="Prrafodelista"/>
+              <w:pStyle w:val="ListParagraph"/>
               <w:numPr>
                 <w:ilvl w:val="0"/>
                 <w:numId w:val="18"/>
@@ -28517,7 +27999,7 @@
           </w:tcPr>
           <w:p>
             <w:pPr>
-              <w:pStyle w:val="Prrafodelista"/>
+              <w:pStyle w:val="ListParagraph"/>
               <w:numPr>
                 <w:ilvl w:val="0"/>
                 <w:numId w:val="16"/>
@@ -28535,7 +28017,7 @@
           </w:p>
           <w:p>
             <w:pPr>
-              <w:pStyle w:val="Prrafodelista"/>
+              <w:pStyle w:val="ListParagraph"/>
               <w:numPr>
                 <w:ilvl w:val="0"/>
                 <w:numId w:val="16"/>
@@ -28544,12 +28026,14 @@
                 <w:rFonts w:ascii="Courier New" w:hAnsi="Courier New" w:cs="Courier New"/>
               </w:rPr>
             </w:pPr>
+            <w:proofErr w:type="spellStart"/>
             <w:r>
               <w:rPr>
                 <w:rFonts w:ascii="Courier New" w:hAnsi="Courier New" w:cs="Courier New"/>
               </w:rPr>
               <w:t>intraslab</w:t>
             </w:r>
+            <w:proofErr w:type="spellEnd"/>
           </w:p>
         </w:tc>
       </w:tr>
@@ -28798,7 +28282,7 @@
 </file>
 
 <file path=word/endnotes.xml><?xml version="1.0" encoding="utf-8"?>
-<w:endnotes xmlns:wpc="http://schemas.microsoft.com/office/word/2010/wordprocessingCanvas" xmlns:cx="http://schemas.microsoft.com/office/drawing/2014/chartex" xmlns:mc="http://schemas.openxmlformats.org/markup-compatibility/2006" xmlns:o="urn:schemas-microsoft-com:office:office" xmlns:r="http://schemas.openxmlformats.org/officeDocument/2006/relationships" xmlns:m="http://schemas.openxmlformats.org/officeDocument/2006/math" xmlns:v="urn:schemas-microsoft-com:vml" xmlns:wp14="http://schemas.microsoft.com/office/word/2010/wordprocessingDrawing" xmlns:wp="http://schemas.openxmlformats.org/drawingml/2006/wordprocessingDrawing" xmlns:w10="urn:schemas-microsoft-com:office:word" xmlns:w="http://schemas.openxmlformats.org/wordprocessingml/2006/main" xmlns:w14="http://schemas.microsoft.com/office/word/2010/wordml" xmlns:w15="http://schemas.microsoft.com/office/word/2012/wordml" xmlns:w16se="http://schemas.microsoft.com/office/word/2015/wordml/symex" xmlns:wpg="http://schemas.microsoft.com/office/word/2010/wordprocessingGroup" xmlns:wpi="http://schemas.microsoft.com/office/word/2010/wordprocessingInk" xmlns:wne="http://schemas.microsoft.com/office/word/2006/wordml" xmlns:wps="http://schemas.microsoft.com/office/word/2010/wordprocessingShape" mc:Ignorable="w14 w15 w16se wp14">
+<w:endnotes xmlns:wpc="http://schemas.microsoft.com/office/word/2010/wordprocessingCanvas" xmlns:cx="http://schemas.microsoft.com/office/drawing/2014/chartex" xmlns:cx1="http://schemas.microsoft.com/office/drawing/2015/9/8/chartex" xmlns:cx2="http://schemas.microsoft.com/office/drawing/2015/10/21/chartex" xmlns:cx3="http://schemas.microsoft.com/office/drawing/2016/5/9/chartex" xmlns:cx4="http://schemas.microsoft.com/office/drawing/2016/5/10/chartex" xmlns:cx5="http://schemas.microsoft.com/office/drawing/2016/5/11/chartex" xmlns:cx6="http://schemas.microsoft.com/office/drawing/2016/5/12/chartex" xmlns:cx7="http://schemas.microsoft.com/office/drawing/2016/5/13/chartex" xmlns:cx8="http://schemas.microsoft.com/office/drawing/2016/5/14/chartex" xmlns:mc="http://schemas.openxmlformats.org/markup-compatibility/2006" xmlns:aink="http://schemas.microsoft.com/office/drawing/2016/ink" xmlns:am3d="http://schemas.microsoft.com/office/drawing/2017/model3d" xmlns:o="urn:schemas-microsoft-com:office:office" xmlns:oel="http://schemas.microsoft.com/office/2019/extlst" xmlns:r="http://schemas.openxmlformats.org/officeDocument/2006/relationships" xmlns:m="http://schemas.openxmlformats.org/officeDocument/2006/math" xmlns:v="urn:schemas-microsoft-com:vml" xmlns:wp14="http://schemas.microsoft.com/office/word/2010/wordprocessingDrawing" xmlns:wp="http://schemas.openxmlformats.org/drawingml/2006/wordprocessingDrawing" xmlns:w10="urn:schemas-microsoft-com:office:word" xmlns:w="http://schemas.openxmlformats.org/wordprocessingml/2006/main" xmlns:w14="http://schemas.microsoft.com/office/word/2010/wordml" xmlns:w15="http://schemas.microsoft.com/office/word/2012/wordml" xmlns:w16cex="http://schemas.microsoft.com/office/word/2018/wordml/cex" xmlns:w16cid="http://schemas.microsoft.com/office/word/2016/wordml/cid" xmlns:w16="http://schemas.microsoft.com/office/word/2018/wordml" xmlns:w16sdtdh="http://schemas.microsoft.com/office/word/2020/wordml/sdtdatahash" xmlns:w16se="http://schemas.microsoft.com/office/word/2015/wordml/symex" xmlns:wpg="http://schemas.microsoft.com/office/word/2010/wordprocessingGroup" xmlns:wpi="http://schemas.microsoft.com/office/word/2010/wordprocessingInk" xmlns:wne="http://schemas.microsoft.com/office/word/2006/wordml" xmlns:wps="http://schemas.microsoft.com/office/word/2010/wordprocessingShape" mc:Ignorable="w14 w15 w16se w16cid w16 w16cex w16sdtdh wp14">
   <w:endnote w:type="separator" w:id="-1">
     <w:p>
       <w:pPr>
@@ -28823,7 +28307,7 @@
 </file>
 
 <file path=word/footnotes.xml><?xml version="1.0" encoding="utf-8"?>
-<w:footnotes xmlns:wpc="http://schemas.microsoft.com/office/word/2010/wordprocessingCanvas" xmlns:cx="http://schemas.microsoft.com/office/drawing/2014/chartex" xmlns:mc="http://schemas.openxmlformats.org/markup-compatibility/2006" xmlns:o="urn:schemas-microsoft-com:office:office" xmlns:r="http://schemas.openxmlformats.org/officeDocument/2006/relationships" xmlns:m="http://schemas.openxmlformats.org/officeDocument/2006/math" xmlns:v="urn:schemas-microsoft-com:vml" xmlns:wp14="http://schemas.microsoft.com/office/word/2010/wordprocessingDrawing" xmlns:wp="http://schemas.openxmlformats.org/drawingml/2006/wordprocessingDrawing" xmlns:w10="urn:schemas-microsoft-com:office:word" xmlns:w="http://schemas.openxmlformats.org/wordprocessingml/2006/main" xmlns:w14="http://schemas.microsoft.com/office/word/2010/wordml" xmlns:w15="http://schemas.microsoft.com/office/word/2012/wordml" xmlns:w16se="http://schemas.microsoft.com/office/word/2015/wordml/symex" xmlns:wpg="http://schemas.microsoft.com/office/word/2010/wordprocessingGroup" xmlns:wpi="http://schemas.microsoft.com/office/word/2010/wordprocessingInk" xmlns:wne="http://schemas.microsoft.com/office/word/2006/wordml" xmlns:wps="http://schemas.microsoft.com/office/word/2010/wordprocessingShape" mc:Ignorable="w14 w15 w16se wp14">
+<w:footnotes xmlns:wpc="http://schemas.microsoft.com/office/word/2010/wordprocessingCanvas" xmlns:cx="http://schemas.microsoft.com/office/drawing/2014/chartex" xmlns:cx1="http://schemas.microsoft.com/office/drawing/2015/9/8/chartex" xmlns:cx2="http://schemas.microsoft.com/office/drawing/2015/10/21/chartex" xmlns:cx3="http://schemas.microsoft.com/office/drawing/2016/5/9/chartex" xmlns:cx4="http://schemas.microsoft.com/office/drawing/2016/5/10/chartex" xmlns:cx5="http://schemas.microsoft.com/office/drawing/2016/5/11/chartex" xmlns:cx6="http://schemas.microsoft.com/office/drawing/2016/5/12/chartex" xmlns:cx7="http://schemas.microsoft.com/office/drawing/2016/5/13/chartex" xmlns:cx8="http://schemas.microsoft.com/office/drawing/2016/5/14/chartex" xmlns:mc="http://schemas.openxmlformats.org/markup-compatibility/2006" xmlns:aink="http://schemas.microsoft.com/office/drawing/2016/ink" xmlns:am3d="http://schemas.microsoft.com/office/drawing/2017/model3d" xmlns:o="urn:schemas-microsoft-com:office:office" xmlns:oel="http://schemas.microsoft.com/office/2019/extlst" xmlns:r="http://schemas.openxmlformats.org/officeDocument/2006/relationships" xmlns:m="http://schemas.openxmlformats.org/officeDocument/2006/math" xmlns:v="urn:schemas-microsoft-com:vml" xmlns:wp14="http://schemas.microsoft.com/office/word/2010/wordprocessingDrawing" xmlns:wp="http://schemas.openxmlformats.org/drawingml/2006/wordprocessingDrawing" xmlns:w10="urn:schemas-microsoft-com:office:word" xmlns:w="http://schemas.openxmlformats.org/wordprocessingml/2006/main" xmlns:w14="http://schemas.microsoft.com/office/word/2010/wordml" xmlns:w15="http://schemas.microsoft.com/office/word/2012/wordml" xmlns:w16cex="http://schemas.microsoft.com/office/word/2018/wordml/cex" xmlns:w16cid="http://schemas.microsoft.com/office/word/2016/wordml/cid" xmlns:w16="http://schemas.microsoft.com/office/word/2018/wordml" xmlns:w16sdtdh="http://schemas.microsoft.com/office/word/2020/wordml/sdtdatahash" xmlns:w16se="http://schemas.microsoft.com/office/word/2015/wordml/symex" xmlns:wpg="http://schemas.microsoft.com/office/word/2010/wordprocessingGroup" xmlns:wpi="http://schemas.microsoft.com/office/word/2010/wordprocessingInk" xmlns:wne="http://schemas.microsoft.com/office/word/2006/wordml" xmlns:wps="http://schemas.microsoft.com/office/word/2010/wordprocessingShape" mc:Ignorable="w14 w15 w16se w16cid w16 w16cex w16sdtdh wp14">
   <w:footnote w:type="separator" w:id="-1">
     <w:p>
       <w:pPr>
@@ -28848,10 +28332,10 @@
 </file>
 
 <file path=word/header1.xml><?xml version="1.0" encoding="utf-8"?>
-<w:hdr xmlns:wpc="http://schemas.microsoft.com/office/word/2010/wordprocessingCanvas" xmlns:cx="http://schemas.microsoft.com/office/drawing/2014/chartex" xmlns:mc="http://schemas.openxmlformats.org/markup-compatibility/2006" xmlns:o="urn:schemas-microsoft-com:office:office" xmlns:r="http://schemas.openxmlformats.org/officeDocument/2006/relationships" xmlns:m="http://schemas.openxmlformats.org/officeDocument/2006/math" xmlns:v="urn:schemas-microsoft-com:vml" xmlns:wp14="http://schemas.microsoft.com/office/word/2010/wordprocessingDrawing" xmlns:wp="http://schemas.openxmlformats.org/drawingml/2006/wordprocessingDrawing" xmlns:w10="urn:schemas-microsoft-com:office:word" xmlns:w="http://schemas.openxmlformats.org/wordprocessingml/2006/main" xmlns:w14="http://schemas.microsoft.com/office/word/2010/wordml" xmlns:w15="http://schemas.microsoft.com/office/word/2012/wordml" xmlns:w16se="http://schemas.microsoft.com/office/word/2015/wordml/symex" xmlns:wpg="http://schemas.microsoft.com/office/word/2010/wordprocessingGroup" xmlns:wpi="http://schemas.microsoft.com/office/word/2010/wordprocessingInk" xmlns:wne="http://schemas.microsoft.com/office/word/2006/wordml" xmlns:wps="http://schemas.microsoft.com/office/word/2010/wordprocessingShape" mc:Ignorable="w14 w15 w16se wp14">
+<w:hdr xmlns:wpc="http://schemas.microsoft.com/office/word/2010/wordprocessingCanvas" xmlns:cx="http://schemas.microsoft.com/office/drawing/2014/chartex" xmlns:cx1="http://schemas.microsoft.com/office/drawing/2015/9/8/chartex" xmlns:cx2="http://schemas.microsoft.com/office/drawing/2015/10/21/chartex" xmlns:cx3="http://schemas.microsoft.com/office/drawing/2016/5/9/chartex" xmlns:cx4="http://schemas.microsoft.com/office/drawing/2016/5/10/chartex" xmlns:cx5="http://schemas.microsoft.com/office/drawing/2016/5/11/chartex" xmlns:cx6="http://schemas.microsoft.com/office/drawing/2016/5/12/chartex" xmlns:cx7="http://schemas.microsoft.com/office/drawing/2016/5/13/chartex" xmlns:cx8="http://schemas.microsoft.com/office/drawing/2016/5/14/chartex" xmlns:mc="http://schemas.openxmlformats.org/markup-compatibility/2006" xmlns:aink="http://schemas.microsoft.com/office/drawing/2016/ink" xmlns:am3d="http://schemas.microsoft.com/office/drawing/2017/model3d" xmlns:o="urn:schemas-microsoft-com:office:office" xmlns:oel="http://schemas.microsoft.com/office/2019/extlst" xmlns:r="http://schemas.openxmlformats.org/officeDocument/2006/relationships" xmlns:m="http://schemas.openxmlformats.org/officeDocument/2006/math" xmlns:v="urn:schemas-microsoft-com:vml" xmlns:wp14="http://schemas.microsoft.com/office/word/2010/wordprocessingDrawing" xmlns:wp="http://schemas.openxmlformats.org/drawingml/2006/wordprocessingDrawing" xmlns:w10="urn:schemas-microsoft-com:office:word" xmlns:w="http://schemas.openxmlformats.org/wordprocessingml/2006/main" xmlns:w14="http://schemas.microsoft.com/office/word/2010/wordml" xmlns:w15="http://schemas.microsoft.com/office/word/2012/wordml" xmlns:w16cex="http://schemas.microsoft.com/office/word/2018/wordml/cex" xmlns:w16cid="http://schemas.microsoft.com/office/word/2016/wordml/cid" xmlns:w16="http://schemas.microsoft.com/office/word/2018/wordml" xmlns:w16sdtdh="http://schemas.microsoft.com/office/word/2020/wordml/sdtdatahash" xmlns:w16se="http://schemas.microsoft.com/office/word/2015/wordml/symex" xmlns:wpg="http://schemas.microsoft.com/office/word/2010/wordprocessingGroup" xmlns:wpi="http://schemas.microsoft.com/office/word/2010/wordprocessingInk" xmlns:wne="http://schemas.microsoft.com/office/word/2006/wordml" xmlns:wps="http://schemas.microsoft.com/office/word/2010/wordprocessingShape" mc:Ignorable="w14 w15 w16se w16cid w16 w16cex w16sdtdh wp14">
   <w:p>
     <w:pPr>
-      <w:pStyle w:val="Encabezado"/>
+      <w:pStyle w:val="Header"/>
       <w:rPr>
         <w:rFonts w:ascii="Times New Roman" w:hAnsi="Times New Roman" w:cs="Times New Roman"/>
       </w:rPr>
@@ -28917,16 +28401,24 @@
         </wp:anchor>
       </w:drawing>
     </w:r>
+    <w:proofErr w:type="spellStart"/>
     <w:r>
       <w:rPr>
         <w:rFonts w:ascii="Times New Roman" w:hAnsi="Times New Roman" w:cs="Times New Roman"/>
       </w:rPr>
-      <w:t>SeismicHazard Platform</w:t>
+      <w:t>SeismicHazard</w:t>
+    </w:r>
+    <w:proofErr w:type="spellEnd"/>
+    <w:r>
+      <w:rPr>
+        <w:rFonts w:ascii="Times New Roman" w:hAnsi="Times New Roman" w:cs="Times New Roman"/>
+      </w:rPr>
+      <w:t xml:space="preserve"> Platform</w:t>
     </w:r>
   </w:p>
   <w:p>
     <w:pPr>
-      <w:pStyle w:val="Encabezado"/>
+      <w:pStyle w:val="Header"/>
       <w:rPr>
         <w:rFonts w:ascii="Times New Roman" w:hAnsi="Times New Roman" w:cs="Times New Roman"/>
       </w:rPr>
@@ -28940,7 +28432,7 @@
   </w:p>
   <w:p>
     <w:pPr>
-      <w:pStyle w:val="Encabezado"/>
+      <w:pStyle w:val="Header"/>
       <w:rPr>
         <w:rFonts w:ascii="Times New Roman" w:hAnsi="Times New Roman" w:cs="Times New Roman"/>
       </w:rPr>
@@ -28948,14 +28440,14 @@
   </w:p>
   <w:p>
     <w:pPr>
-      <w:pStyle w:val="Encabezado"/>
+      <w:pStyle w:val="Header"/>
     </w:pPr>
   </w:p>
 </w:hdr>
 </file>
 
 <file path=word/numbering.xml><?xml version="1.0" encoding="utf-8"?>
-<w:numbering xmlns:wpc="http://schemas.microsoft.com/office/word/2010/wordprocessingCanvas" xmlns:cx="http://schemas.microsoft.com/office/drawing/2014/chartex" xmlns:mc="http://schemas.openxmlformats.org/markup-compatibility/2006" xmlns:o="urn:schemas-microsoft-com:office:office" xmlns:r="http://schemas.openxmlformats.org/officeDocument/2006/relationships" xmlns:m="http://schemas.openxmlformats.org/officeDocument/2006/math" xmlns:v="urn:schemas-microsoft-com:vml" xmlns:wp14="http://schemas.microsoft.com/office/word/2010/wordprocessingDrawing" xmlns:wp="http://schemas.openxmlformats.org/drawingml/2006/wordprocessingDrawing" xmlns:w10="urn:schemas-microsoft-com:office:word" xmlns:w="http://schemas.openxmlformats.org/wordprocessingml/2006/main" xmlns:w14="http://schemas.microsoft.com/office/word/2010/wordml" xmlns:w15="http://schemas.microsoft.com/office/word/2012/wordml" xmlns:w16se="http://schemas.microsoft.com/office/word/2015/wordml/symex" xmlns:wpg="http://schemas.microsoft.com/office/word/2010/wordprocessingGroup" xmlns:wpi="http://schemas.microsoft.com/office/word/2010/wordprocessingInk" xmlns:wne="http://schemas.microsoft.com/office/word/2006/wordml" xmlns:wps="http://schemas.microsoft.com/office/word/2010/wordprocessingShape" mc:Ignorable="w14 w15 w16se wp14">
+<w:numbering xmlns:wpc="http://schemas.microsoft.com/office/word/2010/wordprocessingCanvas" xmlns:cx="http://schemas.microsoft.com/office/drawing/2014/chartex" xmlns:cx1="http://schemas.microsoft.com/office/drawing/2015/9/8/chartex" xmlns:cx2="http://schemas.microsoft.com/office/drawing/2015/10/21/chartex" xmlns:cx3="http://schemas.microsoft.com/office/drawing/2016/5/9/chartex" xmlns:cx4="http://schemas.microsoft.com/office/drawing/2016/5/10/chartex" xmlns:cx5="http://schemas.microsoft.com/office/drawing/2016/5/11/chartex" xmlns:cx6="http://schemas.microsoft.com/office/drawing/2016/5/12/chartex" xmlns:cx7="http://schemas.microsoft.com/office/drawing/2016/5/13/chartex" xmlns:cx8="http://schemas.microsoft.com/office/drawing/2016/5/14/chartex" xmlns:mc="http://schemas.openxmlformats.org/markup-compatibility/2006" xmlns:aink="http://schemas.microsoft.com/office/drawing/2016/ink" xmlns:am3d="http://schemas.microsoft.com/office/drawing/2017/model3d" xmlns:o="urn:schemas-microsoft-com:office:office" xmlns:oel="http://schemas.microsoft.com/office/2019/extlst" xmlns:r="http://schemas.openxmlformats.org/officeDocument/2006/relationships" xmlns:m="http://schemas.openxmlformats.org/officeDocument/2006/math" xmlns:v="urn:schemas-microsoft-com:vml" xmlns:wp14="http://schemas.microsoft.com/office/word/2010/wordprocessingDrawing" xmlns:wp="http://schemas.openxmlformats.org/drawingml/2006/wordprocessingDrawing" xmlns:w10="urn:schemas-microsoft-com:office:word" xmlns:w="http://schemas.openxmlformats.org/wordprocessingml/2006/main" xmlns:w14="http://schemas.microsoft.com/office/word/2010/wordml" xmlns:w15="http://schemas.microsoft.com/office/word/2012/wordml" xmlns:w16cex="http://schemas.microsoft.com/office/word/2018/wordml/cex" xmlns:w16cid="http://schemas.microsoft.com/office/word/2016/wordml/cid" xmlns:w16="http://schemas.microsoft.com/office/word/2018/wordml" xmlns:w16sdtdh="http://schemas.microsoft.com/office/word/2020/wordml/sdtdatahash" xmlns:w16se="http://schemas.microsoft.com/office/word/2015/wordml/symex" xmlns:wpg="http://schemas.microsoft.com/office/word/2010/wordprocessingGroup" xmlns:wpi="http://schemas.microsoft.com/office/word/2010/wordprocessingInk" xmlns:wne="http://schemas.microsoft.com/office/word/2006/wordml" xmlns:wps="http://schemas.microsoft.com/office/word/2010/wordprocessingShape" mc:Ignorable="w14 w15 w16se w16cid w16 w16cex w16sdtdh wp14">
   <w:abstractNum w:abstractNumId="0" w15:restartNumberingAfterBreak="0">
     <w:nsid w:val="021476E9"/>
     <w:multiLevelType w:val="hybridMultilevel"/>
@@ -31442,77 +30934,77 @@
       </w:rPr>
     </w:lvl>
   </w:abstractNum>
-  <w:num w:numId="1">
+  <w:num w:numId="1" w16cid:durableId="1906405903">
     <w:abstractNumId w:val="2"/>
   </w:num>
-  <w:num w:numId="2">
+  <w:num w:numId="2" w16cid:durableId="71048311">
     <w:abstractNumId w:val="16"/>
   </w:num>
-  <w:num w:numId="3">
+  <w:num w:numId="3" w16cid:durableId="837888396">
     <w:abstractNumId w:val="9"/>
   </w:num>
-  <w:num w:numId="4">
+  <w:num w:numId="4" w16cid:durableId="980842422">
     <w:abstractNumId w:val="5"/>
   </w:num>
-  <w:num w:numId="5">
+  <w:num w:numId="5" w16cid:durableId="812790511">
     <w:abstractNumId w:val="7"/>
   </w:num>
-  <w:num w:numId="6">
+  <w:num w:numId="6" w16cid:durableId="1162693563">
     <w:abstractNumId w:val="3"/>
   </w:num>
-  <w:num w:numId="7">
+  <w:num w:numId="7" w16cid:durableId="132916042">
     <w:abstractNumId w:val="17"/>
   </w:num>
-  <w:num w:numId="8">
+  <w:num w:numId="8" w16cid:durableId="1947233654">
     <w:abstractNumId w:val="21"/>
   </w:num>
-  <w:num w:numId="9">
+  <w:num w:numId="9" w16cid:durableId="1579248801">
     <w:abstractNumId w:val="6"/>
   </w:num>
-  <w:num w:numId="10">
+  <w:num w:numId="10" w16cid:durableId="1548184211">
     <w:abstractNumId w:val="1"/>
   </w:num>
-  <w:num w:numId="11">
+  <w:num w:numId="11" w16cid:durableId="1633974408">
     <w:abstractNumId w:val="0"/>
   </w:num>
-  <w:num w:numId="12">
+  <w:num w:numId="12" w16cid:durableId="126552081">
     <w:abstractNumId w:val="18"/>
   </w:num>
-  <w:num w:numId="13">
+  <w:num w:numId="13" w16cid:durableId="387993224">
     <w:abstractNumId w:val="10"/>
   </w:num>
-  <w:num w:numId="14">
+  <w:num w:numId="14" w16cid:durableId="1226601084">
     <w:abstractNumId w:val="20"/>
   </w:num>
-  <w:num w:numId="15">
+  <w:num w:numId="15" w16cid:durableId="176313485">
     <w:abstractNumId w:val="13"/>
   </w:num>
-  <w:num w:numId="16">
+  <w:num w:numId="16" w16cid:durableId="434907396">
     <w:abstractNumId w:val="15"/>
   </w:num>
-  <w:num w:numId="17">
+  <w:num w:numId="17" w16cid:durableId="1746874587">
     <w:abstractNumId w:val="11"/>
   </w:num>
-  <w:num w:numId="18">
+  <w:num w:numId="18" w16cid:durableId="1082066860">
     <w:abstractNumId w:val="19"/>
   </w:num>
-  <w:num w:numId="19">
+  <w:num w:numId="19" w16cid:durableId="2023703352">
     <w:abstractNumId w:val="14"/>
   </w:num>
-  <w:num w:numId="20">
+  <w:num w:numId="20" w16cid:durableId="535848086">
     <w:abstractNumId w:val="12"/>
   </w:num>
-  <w:num w:numId="21">
+  <w:num w:numId="21" w16cid:durableId="869490784">
     <w:abstractNumId w:val="4"/>
   </w:num>
-  <w:num w:numId="22">
+  <w:num w:numId="22" w16cid:durableId="1007027426">
     <w:abstractNumId w:val="8"/>
   </w:num>
 </w:numbering>
 </file>
 
 <file path=word/styles.xml><?xml version="1.0" encoding="utf-8"?>
-<w:styles xmlns:mc="http://schemas.openxmlformats.org/markup-compatibility/2006" xmlns:r="http://schemas.openxmlformats.org/officeDocument/2006/relationships" xmlns:w="http://schemas.openxmlformats.org/wordprocessingml/2006/main" xmlns:w14="http://schemas.microsoft.com/office/word/2010/wordml" xmlns:w15="http://schemas.microsoft.com/office/word/2012/wordml" xmlns:w16se="http://schemas.microsoft.com/office/word/2015/wordml/symex" mc:Ignorable="w14 w15 w16se">
+<w:styles xmlns:mc="http://schemas.openxmlformats.org/markup-compatibility/2006" xmlns:r="http://schemas.openxmlformats.org/officeDocument/2006/relationships" xmlns:w="http://schemas.openxmlformats.org/wordprocessingml/2006/main" xmlns:w14="http://schemas.microsoft.com/office/word/2010/wordml" xmlns:w15="http://schemas.microsoft.com/office/word/2012/wordml" xmlns:w16cex="http://schemas.microsoft.com/office/word/2018/wordml/cex" xmlns:w16cid="http://schemas.microsoft.com/office/word/2016/wordml/cid" xmlns:w16="http://schemas.microsoft.com/office/word/2018/wordml" xmlns:w16sdtdh="http://schemas.microsoft.com/office/word/2020/wordml/sdtdatahash" xmlns:w16se="http://schemas.microsoft.com/office/word/2015/wordml/symex" mc:Ignorable="w14 w15 w16se w16cid w16 w16cex w16sdtdh">
   <w:docDefaults>
     <w:rPrDefault>
       <w:rPr>
@@ -31528,7 +31020,7 @@
       </w:pPr>
     </w:pPrDefault>
   </w:docDefaults>
-  <w:latentStyles w:defLockedState="0" w:defUIPriority="99" w:defSemiHidden="0" w:defUnhideWhenUsed="0" w:defQFormat="0" w:count="371">
+  <w:latentStyles w:defLockedState="0" w:defUIPriority="99" w:defSemiHidden="0" w:defUnhideWhenUsed="0" w:defQFormat="0" w:count="376">
     <w:lsdException w:name="Normal" w:uiPriority="0" w:qFormat="1"/>
     <w:lsdException w:name="heading 1" w:uiPriority="9" w:qFormat="1"/>
     <w:lsdException w:name="heading 2" w:semiHidden="1" w:uiPriority="9" w:unhideWhenUsed="1" w:qFormat="1"/>
@@ -31900,18 +31392,23 @@
     <w:lsdException w:name="List Table 5 Dark Accent 6" w:uiPriority="50"/>
     <w:lsdException w:name="List Table 6 Colorful Accent 6" w:uiPriority="51"/>
     <w:lsdException w:name="List Table 7 Colorful Accent 6" w:uiPriority="52"/>
+    <w:lsdException w:name="Mention" w:semiHidden="1" w:unhideWhenUsed="1"/>
+    <w:lsdException w:name="Smart Hyperlink" w:semiHidden="1" w:unhideWhenUsed="1"/>
+    <w:lsdException w:name="Hashtag" w:semiHidden="1" w:unhideWhenUsed="1"/>
+    <w:lsdException w:name="Unresolved Mention" w:semiHidden="1" w:unhideWhenUsed="1"/>
+    <w:lsdException w:name="Smart Link" w:semiHidden="1" w:unhideWhenUsed="1"/>
   </w:latentStyles>
   <w:style w:type="paragraph" w:default="1" w:styleId="Normal">
     <w:name w:val="Normal"/>
     <w:qFormat/>
   </w:style>
-  <w:style w:type="character" w:default="1" w:styleId="Fuentedeprrafopredeter">
+  <w:style w:type="character" w:default="1" w:styleId="DefaultParagraphFont">
     <w:name w:val="Default Paragraph Font"/>
     <w:uiPriority w:val="1"/>
     <w:semiHidden/>
     <w:unhideWhenUsed/>
   </w:style>
-  <w:style w:type="table" w:default="1" w:styleId="Tablanormal">
+  <w:style w:type="table" w:default="1" w:styleId="TableNormal">
     <w:name w:val="Normal Table"/>
     <w:uiPriority w:val="99"/>
     <w:semiHidden/>
@@ -31926,15 +31423,15 @@
       </w:tblCellMar>
     </w:tblPr>
   </w:style>
-  <w:style w:type="numbering" w:default="1" w:styleId="Sinlista">
+  <w:style w:type="numbering" w:default="1" w:styleId="NoList">
     <w:name w:val="No List"/>
     <w:uiPriority w:val="99"/>
     <w:semiHidden/>
     <w:unhideWhenUsed/>
   </w:style>
-  <w:style w:type="table" w:styleId="Tablaconcuadrcula">
+  <w:style w:type="table" w:styleId="TableGrid">
     <w:name w:val="Table Grid"/>
-    <w:basedOn w:val="Tablanormal"/>
+    <w:basedOn w:val="TableNormal"/>
     <w:uiPriority w:val="39"/>
     <w:rsid w:val="00FD05FC"/>
     <w:pPr>
@@ -31951,10 +31448,10 @@
       </w:tblBorders>
     </w:tblPr>
   </w:style>
-  <w:style w:type="paragraph" w:styleId="Encabezado">
+  <w:style w:type="paragraph" w:styleId="Header">
     <w:name w:val="header"/>
     <w:basedOn w:val="Normal"/>
-    <w:link w:val="EncabezadoCar"/>
+    <w:link w:val="HeaderChar"/>
     <w:uiPriority w:val="99"/>
     <w:unhideWhenUsed/>
     <w:rsid w:val="00FD084A"/>
@@ -31966,17 +31463,17 @@
       <w:spacing w:after="0" w:line="240" w:lineRule="auto"/>
     </w:pPr>
   </w:style>
-  <w:style w:type="character" w:customStyle="1" w:styleId="EncabezadoCar">
-    <w:name w:val="Encabezado Car"/>
-    <w:basedOn w:val="Fuentedeprrafopredeter"/>
-    <w:link w:val="Encabezado"/>
+  <w:style w:type="character" w:customStyle="1" w:styleId="HeaderChar">
+    <w:name w:val="Header Char"/>
+    <w:basedOn w:val="DefaultParagraphFont"/>
+    <w:link w:val="Header"/>
     <w:uiPriority w:val="99"/>
     <w:rsid w:val="00FD084A"/>
   </w:style>
-  <w:style w:type="paragraph" w:styleId="Piedepgina">
+  <w:style w:type="paragraph" w:styleId="Footer">
     <w:name w:val="footer"/>
     <w:basedOn w:val="Normal"/>
-    <w:link w:val="PiedepginaCar"/>
+    <w:link w:val="FooterChar"/>
     <w:uiPriority w:val="99"/>
     <w:unhideWhenUsed/>
     <w:rsid w:val="00FD084A"/>
@@ -31988,14 +31485,14 @@
       <w:spacing w:after="0" w:line="240" w:lineRule="auto"/>
     </w:pPr>
   </w:style>
-  <w:style w:type="character" w:customStyle="1" w:styleId="PiedepginaCar">
-    <w:name w:val="Pie de página Car"/>
-    <w:basedOn w:val="Fuentedeprrafopredeter"/>
-    <w:link w:val="Piedepgina"/>
+  <w:style w:type="character" w:customStyle="1" w:styleId="FooterChar">
+    <w:name w:val="Footer Char"/>
+    <w:basedOn w:val="DefaultParagraphFont"/>
+    <w:link w:val="Footer"/>
     <w:uiPriority w:val="99"/>
     <w:rsid w:val="00FD084A"/>
   </w:style>
-  <w:style w:type="paragraph" w:styleId="Prrafodelista">
+  <w:style w:type="paragraph" w:styleId="ListParagraph">
     <w:name w:val="List Paragraph"/>
     <w:basedOn w:val="Normal"/>
     <w:uiPriority w:val="34"/>
@@ -32006,10 +31503,10 @@
       <w:contextualSpacing/>
     </w:pPr>
   </w:style>
-  <w:style w:type="paragraph" w:styleId="Textodeglobo">
+  <w:style w:type="paragraph" w:styleId="BalloonText">
     <w:name w:val="Balloon Text"/>
     <w:basedOn w:val="Normal"/>
-    <w:link w:val="TextodegloboCar"/>
+    <w:link w:val="BalloonTextChar"/>
     <w:uiPriority w:val="99"/>
     <w:semiHidden/>
     <w:unhideWhenUsed/>
@@ -32023,10 +31520,10 @@
       <w:szCs w:val="18"/>
     </w:rPr>
   </w:style>
-  <w:style w:type="character" w:customStyle="1" w:styleId="TextodegloboCar">
-    <w:name w:val="Texto de globo Car"/>
-    <w:basedOn w:val="Fuentedeprrafopredeter"/>
-    <w:link w:val="Textodeglobo"/>
+  <w:style w:type="character" w:customStyle="1" w:styleId="BalloonTextChar">
+    <w:name w:val="Balloon Text Char"/>
+    <w:basedOn w:val="DefaultParagraphFont"/>
+    <w:link w:val="BalloonText"/>
     <w:uiPriority w:val="99"/>
     <w:semiHidden/>
     <w:rsid w:val="00511DAB"/>
